--- a/Prememorias/Pre_2.docx
+++ b/Prememorias/Pre_2.docx
@@ -20462,6 +20462,8 @@
         <w:rPr>
           <w:rFonts w:ascii="Arial" w:eastAsia="Arial" w:hAnsi="Arial" w:cs="Arial"/>
           <w:color w:val="000000"/>
+          <w:sz w:val="24"/>
+          <w:szCs w:val="24"/>
         </w:rPr>
       </w:pPr>
       <w:r>
@@ -20470,14 +20472,1498 @@
           <w:b/>
           <w:bCs/>
           <w:color w:val="000000"/>
+          <w:sz w:val="24"/>
+          <w:szCs w:val="24"/>
         </w:rPr>
         <w:t>Desarrollo de la solución</w:t>
+      </w:r>
+    </w:p>
+    <w:p>
+      <w:pPr>
+        <w:pStyle w:val="Ttulo1"/>
+        <w:spacing w:before="240"/>
+        <w:rPr>
+          <w:sz w:val="24"/>
+          <w:szCs w:val="24"/>
+        </w:rPr>
+      </w:pPr>
+      <w:r>
+        <w:rPr>
+          <w:rFonts w:ascii="Arial" w:eastAsia="Arial" w:hAnsi="Arial" w:cs="Arial"/>
+          <w:sz w:val="24"/>
+          <w:szCs w:val="24"/>
+        </w:rPr>
+        <w:t>Despliegue e instalación</w:t>
+      </w:r>
+    </w:p>
+    <w:p>
+      <w:pPr>
+        <w:pStyle w:val="Ttulo2"/>
+        <w:spacing w:before="160"/>
+        <w:rPr>
+          <w:sz w:val="24"/>
+          <w:szCs w:val="24"/>
+        </w:rPr>
+      </w:pPr>
+      <w:r>
+        <w:rPr>
+          <w:rFonts w:ascii="Arial" w:eastAsia="Arial" w:hAnsi="Arial" w:cs="Arial"/>
+          <w:sz w:val="24"/>
+          <w:szCs w:val="24"/>
+        </w:rPr>
+        <w:t>Preparación del entorno de laboratorio</w:t>
+      </w:r>
+    </w:p>
+    <w:p>
+      <w:pPr>
+        <w:spacing w:after="60"/>
+        <w:rPr>
+          <w:sz w:val="24"/>
+          <w:szCs w:val="24"/>
+        </w:rPr>
+      </w:pPr>
+      <w:r>
+        <w:rPr>
+          <w:rFonts w:ascii="Arial" w:eastAsia="Arial" w:hAnsi="Arial" w:cs="Arial"/>
+          <w:b/>
+          <w:bCs/>
+          <w:sz w:val="24"/>
+          <w:szCs w:val="24"/>
+        </w:rPr>
+        <w:t xml:space="preserve">Objetivo: </w:t>
+      </w:r>
+      <w:r>
+        <w:rPr>
+          <w:rFonts w:ascii="Arial" w:eastAsia="Arial" w:hAnsi="Arial" w:cs="Arial"/>
+          <w:sz w:val="24"/>
+          <w:szCs w:val="24"/>
+        </w:rPr>
+        <w:t xml:space="preserve">montar el entorno de emulación de red (GNS3) y desplegar el cortafuegos </w:t>
+      </w:r>
+      <w:proofErr w:type="spellStart"/>
+      <w:r>
+        <w:rPr>
+          <w:rFonts w:ascii="Arial" w:eastAsia="Arial" w:hAnsi="Arial" w:cs="Arial"/>
+          <w:sz w:val="24"/>
+          <w:szCs w:val="24"/>
+        </w:rPr>
+        <w:t>pfSense</w:t>
+      </w:r>
+      <w:proofErr w:type="spellEnd"/>
+      <w:r>
+        <w:rPr>
+          <w:rFonts w:ascii="Arial" w:eastAsia="Arial" w:hAnsi="Arial" w:cs="Arial"/>
+          <w:sz w:val="24"/>
+          <w:szCs w:val="24"/>
+        </w:rPr>
+        <w:t>, base de la arquitectura Zero Trust.</w:t>
+      </w:r>
+    </w:p>
+    <w:p>
+      <w:pPr>
+        <w:spacing w:after="40"/>
+        <w:rPr>
+          <w:sz w:val="24"/>
+          <w:szCs w:val="24"/>
+        </w:rPr>
+      </w:pPr>
+      <w:r>
+        <w:rPr>
+          <w:rFonts w:ascii="Arial" w:eastAsia="Arial" w:hAnsi="Arial" w:cs="Arial"/>
+          <w:b/>
+          <w:bCs/>
+          <w:sz w:val="24"/>
+          <w:szCs w:val="24"/>
+        </w:rPr>
+        <w:t>Configuración realizada:</w:t>
+      </w:r>
+    </w:p>
+    <w:p>
+      <w:pPr>
+        <w:spacing w:after="40"/>
+        <w:ind w:left="454"/>
+        <w:rPr>
+          <w:rFonts w:ascii="Arial" w:eastAsia="Arial" w:hAnsi="Arial" w:cs="Arial"/>
+          <w:sz w:val="24"/>
+          <w:szCs w:val="24"/>
+        </w:rPr>
+      </w:pPr>
+      <w:r>
+        <w:rPr>
+          <w:rFonts w:ascii="Arial" w:eastAsia="Arial" w:hAnsi="Arial" w:cs="Arial"/>
+          <w:sz w:val="24"/>
+          <w:szCs w:val="24"/>
+        </w:rPr>
+        <w:t xml:space="preserve">– Instalación de GNS3 (GUI) + GNS3 VM en VirtualBox (6 GB RAM, 2 </w:t>
+      </w:r>
+      <w:proofErr w:type="spellStart"/>
+      <w:r>
+        <w:rPr>
+          <w:rFonts w:ascii="Arial" w:eastAsia="Arial" w:hAnsi="Arial" w:cs="Arial"/>
+          <w:sz w:val="24"/>
+          <w:szCs w:val="24"/>
+        </w:rPr>
+        <w:t>vCPU</w:t>
+      </w:r>
+      <w:proofErr w:type="spellEnd"/>
+      <w:r>
+        <w:rPr>
+          <w:rFonts w:ascii="Arial" w:eastAsia="Arial" w:hAnsi="Arial" w:cs="Arial"/>
+          <w:sz w:val="24"/>
+          <w:szCs w:val="24"/>
+        </w:rPr>
+        <w:t>, virtualización anidada activada).</w:t>
+      </w:r>
+    </w:p>
+    <w:p>
+      <w:pPr>
+        <w:spacing w:after="40"/>
+        <w:ind w:left="454"/>
+        <w:jc w:val="center"/>
+        <w:rPr>
+          <w:sz w:val="24"/>
+          <w:szCs w:val="24"/>
+        </w:rPr>
+      </w:pPr>
+      <w:r>
+        <w:rPr>
+          <w:noProof/>
+          <w:sz w:val="24"/>
+          <w:szCs w:val="24"/>
+        </w:rPr>
+        <w:drawing>
+          <wp:inline distT="0" distB="0" distL="0" distR="0">
+            <wp:extent cx="3209925" cy="2133600"/>
+            <wp:effectExtent l="0" t="0" r="9525" b="0"/>
+            <wp:docPr id="2" name="Imagen 2"/>
+            <wp:cNvGraphicFramePr>
+              <a:graphicFrameLocks xmlns:a="http://schemas.openxmlformats.org/drawingml/2006/main" noChangeAspect="1"/>
+            </wp:cNvGraphicFramePr>
+            <a:graphic xmlns:a="http://schemas.openxmlformats.org/drawingml/2006/main">
+              <a:graphicData uri="http://schemas.openxmlformats.org/drawingml/2006/picture">
+                <pic:pic xmlns:pic="http://schemas.openxmlformats.org/drawingml/2006/picture">
+                  <pic:nvPicPr>
+                    <pic:cNvPr id="2" name="en verde.JPG"/>
+                    <pic:cNvPicPr/>
+                  </pic:nvPicPr>
+                  <pic:blipFill>
+                    <a:blip r:embed="rId12">
+                      <a:extLst>
+                        <a:ext uri="{28A0092B-C50C-407E-A947-70E740481C1C}">
+                          <a14:useLocalDpi xmlns:a14="http://schemas.microsoft.com/office/drawing/2010/main" val="0"/>
+                        </a:ext>
+                      </a:extLst>
+                    </a:blip>
+                    <a:stretch>
+                      <a:fillRect/>
+                    </a:stretch>
+                  </pic:blipFill>
+                  <pic:spPr>
+                    <a:xfrm>
+                      <a:off x="0" y="0"/>
+                      <a:ext cx="3209925" cy="2133600"/>
+                    </a:xfrm>
+                    <a:prstGeom prst="rect">
+                      <a:avLst/>
+                    </a:prstGeom>
+                  </pic:spPr>
+                </pic:pic>
+              </a:graphicData>
+            </a:graphic>
+          </wp:inline>
+        </w:drawing>
+      </w:r>
+    </w:p>
+    <w:p>
+      <w:pPr>
+        <w:spacing w:line="360" w:lineRule="auto"/>
+        <w:jc w:val="center"/>
+        <w:rPr>
+          <w:color w:val="000000"/>
+        </w:rPr>
+      </w:pPr>
+      <w:r>
+        <w:rPr>
+          <w:color w:val="000000"/>
+        </w:rPr>
+        <w:t xml:space="preserve">Ilustración </w:t>
+      </w:r>
+      <w:r>
+        <w:rPr>
+          <w:color w:val="000000"/>
+        </w:rPr>
+        <w:t>5</w:t>
+      </w:r>
+      <w:r>
+        <w:rPr>
+          <w:color w:val="000000"/>
+        </w:rPr>
+        <w:t xml:space="preserve">: </w:t>
+      </w:r>
+      <w:r>
+        <w:rPr>
+          <w:color w:val="000000"/>
+        </w:rPr>
+        <w:t>GNS3</w:t>
+      </w:r>
+    </w:p>
+    <w:p>
+      <w:pPr>
+        <w:spacing w:after="40"/>
+        <w:ind w:left="454"/>
+        <w:rPr>
+          <w:sz w:val="24"/>
+          <w:szCs w:val="24"/>
+        </w:rPr>
+      </w:pPr>
+      <w:r>
+        <w:rPr>
+          <w:rFonts w:ascii="Arial" w:eastAsia="Arial" w:hAnsi="Arial" w:cs="Arial"/>
+          <w:sz w:val="24"/>
+          <w:szCs w:val="24"/>
+        </w:rPr>
+        <w:t xml:space="preserve">– Añadida la plantilla de </w:t>
+      </w:r>
+      <w:proofErr w:type="spellStart"/>
+      <w:r>
+        <w:rPr>
+          <w:rFonts w:ascii="Arial" w:eastAsia="Arial" w:hAnsi="Arial" w:cs="Arial"/>
+          <w:sz w:val="24"/>
+          <w:szCs w:val="24"/>
+        </w:rPr>
+        <w:t>pfSense</w:t>
+      </w:r>
+      <w:proofErr w:type="spellEnd"/>
+      <w:r>
+        <w:rPr>
+          <w:rFonts w:ascii="Arial" w:eastAsia="Arial" w:hAnsi="Arial" w:cs="Arial"/>
+          <w:sz w:val="24"/>
+          <w:szCs w:val="24"/>
+        </w:rPr>
+        <w:t xml:space="preserve"> (</w:t>
+      </w:r>
+      <w:proofErr w:type="spellStart"/>
+      <w:r>
+        <w:rPr>
+          <w:rFonts w:ascii="Arial" w:eastAsia="Arial" w:hAnsi="Arial" w:cs="Arial"/>
+          <w:sz w:val="24"/>
+          <w:szCs w:val="24"/>
+        </w:rPr>
+        <w:t>appliance</w:t>
+      </w:r>
+      <w:proofErr w:type="spellEnd"/>
+      <w:r>
+        <w:rPr>
+          <w:rFonts w:ascii="Arial" w:eastAsia="Arial" w:hAnsi="Arial" w:cs="Arial"/>
+          <w:sz w:val="24"/>
+          <w:szCs w:val="24"/>
+        </w:rPr>
+        <w:t xml:space="preserve"> QEMU) e instalación de </w:t>
+      </w:r>
+      <w:proofErr w:type="spellStart"/>
+      <w:r>
+        <w:rPr>
+          <w:rFonts w:ascii="Arial" w:eastAsia="Arial" w:hAnsi="Arial" w:cs="Arial"/>
+          <w:sz w:val="24"/>
+          <w:szCs w:val="24"/>
+        </w:rPr>
+        <w:t>pfSense</w:t>
+      </w:r>
+      <w:proofErr w:type="spellEnd"/>
+      <w:r>
+        <w:rPr>
+          <w:rFonts w:ascii="Arial" w:eastAsia="Arial" w:hAnsi="Arial" w:cs="Arial"/>
+          <w:sz w:val="24"/>
+          <w:szCs w:val="24"/>
+        </w:rPr>
+        <w:t xml:space="preserve"> CE 2.9.0.</w:t>
+      </w:r>
+    </w:p>
+    <w:p>
+      <w:pPr>
+        <w:spacing w:after="40"/>
+        <w:ind w:left="454"/>
+        <w:rPr>
+          <w:rFonts w:ascii="Arial" w:eastAsia="Arial" w:hAnsi="Arial" w:cs="Arial"/>
+          <w:sz w:val="24"/>
+          <w:szCs w:val="24"/>
+        </w:rPr>
+      </w:pPr>
+      <w:r>
+        <w:rPr>
+          <w:rFonts w:ascii="Arial" w:eastAsia="Arial" w:hAnsi="Arial" w:cs="Arial"/>
+          <w:sz w:val="24"/>
+          <w:szCs w:val="24"/>
+        </w:rPr>
+        <w:t xml:space="preserve">– Nodo </w:t>
+      </w:r>
+      <w:proofErr w:type="spellStart"/>
+      <w:r>
+        <w:rPr>
+          <w:rFonts w:ascii="Arial" w:eastAsia="Arial" w:hAnsi="Arial" w:cs="Arial"/>
+          <w:sz w:val="24"/>
+          <w:szCs w:val="24"/>
+        </w:rPr>
+        <w:t>pfSense</w:t>
+      </w:r>
+      <w:proofErr w:type="spellEnd"/>
+      <w:r>
+        <w:rPr>
+          <w:rFonts w:ascii="Arial" w:eastAsia="Arial" w:hAnsi="Arial" w:cs="Arial"/>
+          <w:sz w:val="24"/>
+          <w:szCs w:val="24"/>
+        </w:rPr>
+        <w:t xml:space="preserve"> con 6 interfaces (em0–em5): em0 = WAN conectada a un nodo NAT (salida a internet); em1 = LAN/troncal (192.168.1.1/24).</w:t>
+      </w:r>
+    </w:p>
+    <w:p>
+      <w:pPr>
+        <w:spacing w:after="40"/>
+        <w:ind w:left="454"/>
+        <w:jc w:val="center"/>
+        <w:rPr>
+          <w:sz w:val="24"/>
+          <w:szCs w:val="24"/>
+        </w:rPr>
+      </w:pPr>
+      <w:r>
+        <w:rPr>
+          <w:noProof/>
+          <w:sz w:val="24"/>
+          <w:szCs w:val="24"/>
+        </w:rPr>
+        <w:drawing>
+          <wp:inline distT="0" distB="0" distL="0" distR="0">
+            <wp:extent cx="3829050" cy="2424443"/>
+            <wp:effectExtent l="0" t="0" r="0" b="0"/>
+            <wp:docPr id="3" name="Imagen 3"/>
+            <wp:cNvGraphicFramePr>
+              <a:graphicFrameLocks xmlns:a="http://schemas.openxmlformats.org/drawingml/2006/main" noChangeAspect="1"/>
+            </wp:cNvGraphicFramePr>
+            <a:graphic xmlns:a="http://schemas.openxmlformats.org/drawingml/2006/main">
+              <a:graphicData uri="http://schemas.openxmlformats.org/drawingml/2006/picture">
+                <pic:pic xmlns:pic="http://schemas.openxmlformats.org/drawingml/2006/picture">
+                  <pic:nvPicPr>
+                    <pic:cNvPr id="3" name="qvm en verde.JPG"/>
+                    <pic:cNvPicPr/>
+                  </pic:nvPicPr>
+                  <pic:blipFill>
+                    <a:blip r:embed="rId13" cstate="print">
+                      <a:extLst>
+                        <a:ext uri="{28A0092B-C50C-407E-A947-70E740481C1C}">
+                          <a14:useLocalDpi xmlns:a14="http://schemas.microsoft.com/office/drawing/2010/main" val="0"/>
+                        </a:ext>
+                      </a:extLst>
+                    </a:blip>
+                    <a:stretch>
+                      <a:fillRect/>
+                    </a:stretch>
+                  </pic:blipFill>
+                  <pic:spPr>
+                    <a:xfrm>
+                      <a:off x="0" y="0"/>
+                      <a:ext cx="3841765" cy="2432494"/>
+                    </a:xfrm>
+                    <a:prstGeom prst="rect">
+                      <a:avLst/>
+                    </a:prstGeom>
+                  </pic:spPr>
+                </pic:pic>
+              </a:graphicData>
+            </a:graphic>
+          </wp:inline>
+        </w:drawing>
+      </w:r>
+    </w:p>
+    <w:p>
+      <w:pPr>
+        <w:spacing w:line="360" w:lineRule="auto"/>
+        <w:jc w:val="center"/>
+        <w:rPr>
+          <w:color w:val="000000"/>
+        </w:rPr>
+      </w:pPr>
+      <w:r>
+        <w:rPr>
+          <w:color w:val="000000"/>
+        </w:rPr>
+        <w:t xml:space="preserve">Ilustración </w:t>
+      </w:r>
+      <w:r>
+        <w:rPr>
+          <w:color w:val="000000"/>
+        </w:rPr>
+        <w:t>6</w:t>
+      </w:r>
+      <w:r>
+        <w:rPr>
+          <w:color w:val="000000"/>
+        </w:rPr>
+        <w:t xml:space="preserve">: </w:t>
+      </w:r>
+      <w:proofErr w:type="spellStart"/>
+      <w:r>
+        <w:rPr>
+          <w:color w:val="000000"/>
+        </w:rPr>
+        <w:t>Pfsense</w:t>
+      </w:r>
+      <w:proofErr w:type="spellEnd"/>
+    </w:p>
+    <w:p>
+      <w:pPr>
+        <w:spacing w:after="40"/>
+        <w:ind w:left="454"/>
+        <w:jc w:val="center"/>
+        <w:rPr>
+          <w:sz w:val="24"/>
+          <w:szCs w:val="24"/>
+        </w:rPr>
+      </w:pPr>
+    </w:p>
+    <w:p>
+      <w:pPr>
+        <w:spacing w:after="40"/>
+        <w:ind w:left="454"/>
+        <w:jc w:val="center"/>
+        <w:rPr>
+          <w:sz w:val="24"/>
+          <w:szCs w:val="24"/>
+        </w:rPr>
+      </w:pPr>
+      <w:r>
+        <w:rPr>
+          <w:noProof/>
+          <w:sz w:val="24"/>
+          <w:szCs w:val="24"/>
+        </w:rPr>
+        <w:drawing>
+          <wp:inline distT="0" distB="0" distL="0" distR="0">
+            <wp:extent cx="4292565" cy="2695575"/>
+            <wp:effectExtent l="0" t="0" r="0" b="0"/>
+            <wp:docPr id="4" name="Imagen 4"/>
+            <wp:cNvGraphicFramePr>
+              <a:graphicFrameLocks xmlns:a="http://schemas.openxmlformats.org/drawingml/2006/main" noChangeAspect="1"/>
+            </wp:cNvGraphicFramePr>
+            <a:graphic xmlns:a="http://schemas.openxmlformats.org/drawingml/2006/main">
+              <a:graphicData uri="http://schemas.openxmlformats.org/drawingml/2006/picture">
+                <pic:pic xmlns:pic="http://schemas.openxmlformats.org/drawingml/2006/picture">
+                  <pic:nvPicPr>
+                    <pic:cNvPr id="4" name="pfsense abierto.JPG"/>
+                    <pic:cNvPicPr/>
+                  </pic:nvPicPr>
+                  <pic:blipFill>
+                    <a:blip r:embed="rId14">
+                      <a:extLst>
+                        <a:ext uri="{28A0092B-C50C-407E-A947-70E740481C1C}">
+                          <a14:useLocalDpi xmlns:a14="http://schemas.microsoft.com/office/drawing/2010/main" val="0"/>
+                        </a:ext>
+                      </a:extLst>
+                    </a:blip>
+                    <a:stretch>
+                      <a:fillRect/>
+                    </a:stretch>
+                  </pic:blipFill>
+                  <pic:spPr>
+                    <a:xfrm>
+                      <a:off x="0" y="0"/>
+                      <a:ext cx="4303859" cy="2702667"/>
+                    </a:xfrm>
+                    <a:prstGeom prst="rect">
+                      <a:avLst/>
+                    </a:prstGeom>
+                  </pic:spPr>
+                </pic:pic>
+              </a:graphicData>
+            </a:graphic>
+          </wp:inline>
+        </w:drawing>
+      </w:r>
+    </w:p>
+    <w:p>
+      <w:pPr>
+        <w:spacing w:line="360" w:lineRule="auto"/>
+        <w:jc w:val="center"/>
+        <w:rPr>
+          <w:color w:val="000000"/>
+        </w:rPr>
+      </w:pPr>
+      <w:r>
+        <w:rPr>
+          <w:color w:val="000000"/>
+        </w:rPr>
+        <w:t xml:space="preserve">Ilustración </w:t>
+      </w:r>
+      <w:r>
+        <w:rPr>
+          <w:color w:val="000000"/>
+        </w:rPr>
+        <w:t>7</w:t>
+      </w:r>
+      <w:r>
+        <w:rPr>
+          <w:color w:val="000000"/>
+        </w:rPr>
+        <w:t xml:space="preserve">: </w:t>
+      </w:r>
+      <w:r>
+        <w:rPr>
+          <w:color w:val="000000"/>
+        </w:rPr>
+        <w:t xml:space="preserve">Instalación en </w:t>
+      </w:r>
+      <w:proofErr w:type="spellStart"/>
+      <w:r>
+        <w:rPr>
+          <w:color w:val="000000"/>
+        </w:rPr>
+        <w:t>pfsense</w:t>
+      </w:r>
+      <w:proofErr w:type="spellEnd"/>
+    </w:p>
+    <w:p>
+      <w:pPr>
+        <w:spacing w:after="40"/>
+        <w:ind w:left="454"/>
+        <w:jc w:val="center"/>
+        <w:rPr>
+          <w:sz w:val="24"/>
+          <w:szCs w:val="24"/>
+        </w:rPr>
+      </w:pPr>
+    </w:p>
+    <w:p>
+      <w:pPr>
+        <w:spacing w:after="40"/>
+        <w:rPr>
+          <w:sz w:val="24"/>
+          <w:szCs w:val="24"/>
+        </w:rPr>
+      </w:pPr>
+      <w:r>
+        <w:rPr>
+          <w:rFonts w:ascii="Arial" w:eastAsia="Arial" w:hAnsi="Arial" w:cs="Arial"/>
+          <w:b/>
+          <w:bCs/>
+          <w:sz w:val="24"/>
+          <w:szCs w:val="24"/>
+        </w:rPr>
+        <w:t>Incidencias controladas:</w:t>
+      </w:r>
+    </w:p>
+    <w:p>
+      <w:pPr>
+        <w:pStyle w:val="Prrafodelista"/>
+        <w:numPr>
+          <w:ilvl w:val="0"/>
+          <w:numId w:val="3"/>
+        </w:numPr>
+        <w:spacing w:after="40"/>
+        <w:rPr>
+          <w:rFonts w:ascii="Arial" w:eastAsia="Arial" w:hAnsi="Arial" w:cs="Arial"/>
+          <w:sz w:val="24"/>
+          <w:szCs w:val="24"/>
+        </w:rPr>
+      </w:pPr>
+      <w:r>
+        <w:rPr>
+          <w:rFonts w:ascii="Arial" w:eastAsia="Arial" w:hAnsi="Arial" w:cs="Arial"/>
+          <w:sz w:val="24"/>
+          <w:szCs w:val="24"/>
+        </w:rPr>
+        <w:t xml:space="preserve">"DHCP server </w:t>
+      </w:r>
+      <w:proofErr w:type="spellStart"/>
+      <w:r>
+        <w:rPr>
+          <w:rFonts w:ascii="Arial" w:eastAsia="Arial" w:hAnsi="Arial" w:cs="Arial"/>
+          <w:sz w:val="24"/>
+          <w:szCs w:val="24"/>
+        </w:rPr>
+        <w:t>already</w:t>
+      </w:r>
+      <w:proofErr w:type="spellEnd"/>
+      <w:r>
+        <w:rPr>
+          <w:rFonts w:ascii="Arial" w:eastAsia="Arial" w:hAnsi="Arial" w:cs="Arial"/>
+          <w:sz w:val="24"/>
+          <w:szCs w:val="24"/>
+        </w:rPr>
+        <w:t xml:space="preserve"> </w:t>
+      </w:r>
+      <w:proofErr w:type="spellStart"/>
+      <w:r>
+        <w:rPr>
+          <w:rFonts w:ascii="Arial" w:eastAsia="Arial" w:hAnsi="Arial" w:cs="Arial"/>
+          <w:sz w:val="24"/>
+          <w:szCs w:val="24"/>
+        </w:rPr>
+        <w:t>exists</w:t>
+      </w:r>
+      <w:proofErr w:type="spellEnd"/>
+      <w:r>
+        <w:rPr>
+          <w:rFonts w:ascii="Arial" w:eastAsia="Arial" w:hAnsi="Arial" w:cs="Arial"/>
+          <w:sz w:val="24"/>
+          <w:szCs w:val="24"/>
+        </w:rPr>
+        <w:t>" al habilitar el GNS3 VM (conflicto en el adaptador host-</w:t>
+      </w:r>
+      <w:proofErr w:type="spellStart"/>
+      <w:r>
+        <w:rPr>
+          <w:rFonts w:ascii="Arial" w:eastAsia="Arial" w:hAnsi="Arial" w:cs="Arial"/>
+          <w:sz w:val="24"/>
+          <w:szCs w:val="24"/>
+        </w:rPr>
+        <w:t>only</w:t>
+      </w:r>
+      <w:proofErr w:type="spellEnd"/>
+      <w:r>
+        <w:rPr>
+          <w:rFonts w:ascii="Arial" w:eastAsia="Arial" w:hAnsi="Arial" w:cs="Arial"/>
+          <w:sz w:val="24"/>
+          <w:szCs w:val="24"/>
+        </w:rPr>
+        <w:t xml:space="preserve"> de VirtualBox). Solución: eliminado el DHCP duplicado con </w:t>
+      </w:r>
+      <w:proofErr w:type="spellStart"/>
+      <w:r>
+        <w:rPr>
+          <w:rFonts w:ascii="Arial" w:eastAsia="Arial" w:hAnsi="Arial" w:cs="Arial"/>
+          <w:sz w:val="24"/>
+          <w:szCs w:val="24"/>
+        </w:rPr>
+        <w:t>VBoxManage</w:t>
+      </w:r>
+      <w:proofErr w:type="spellEnd"/>
+      <w:r>
+        <w:rPr>
+          <w:rFonts w:ascii="Arial" w:eastAsia="Arial" w:hAnsi="Arial" w:cs="Arial"/>
+          <w:sz w:val="24"/>
+          <w:szCs w:val="24"/>
+        </w:rPr>
+        <w:t xml:space="preserve"> </w:t>
+      </w:r>
+      <w:proofErr w:type="spellStart"/>
+      <w:r>
+        <w:rPr>
+          <w:rFonts w:ascii="Arial" w:eastAsia="Arial" w:hAnsi="Arial" w:cs="Arial"/>
+          <w:sz w:val="24"/>
+          <w:szCs w:val="24"/>
+        </w:rPr>
+        <w:t>dhcpserver</w:t>
+      </w:r>
+      <w:proofErr w:type="spellEnd"/>
+      <w:r>
+        <w:rPr>
+          <w:rFonts w:ascii="Arial" w:eastAsia="Arial" w:hAnsi="Arial" w:cs="Arial"/>
+          <w:sz w:val="24"/>
+          <w:szCs w:val="24"/>
+        </w:rPr>
+        <w:t xml:space="preserve"> </w:t>
+      </w:r>
+      <w:proofErr w:type="spellStart"/>
+      <w:r>
+        <w:rPr>
+          <w:rFonts w:ascii="Arial" w:eastAsia="Arial" w:hAnsi="Arial" w:cs="Arial"/>
+          <w:sz w:val="24"/>
+          <w:szCs w:val="24"/>
+        </w:rPr>
+        <w:t>remove</w:t>
+      </w:r>
+      <w:proofErr w:type="spellEnd"/>
+      <w:r>
+        <w:rPr>
+          <w:rFonts w:ascii="Arial" w:eastAsia="Arial" w:hAnsi="Arial" w:cs="Arial"/>
+          <w:sz w:val="24"/>
+          <w:szCs w:val="24"/>
+        </w:rPr>
+        <w:t xml:space="preserve"> para que GNS3 crease el suyo.</w:t>
+      </w:r>
+    </w:p>
+    <w:p>
+      <w:pPr>
+        <w:spacing w:after="40"/>
+        <w:ind w:left="454"/>
+        <w:rPr>
+          <w:sz w:val="24"/>
+          <w:szCs w:val="24"/>
+        </w:rPr>
+      </w:pPr>
+      <w:r>
+        <w:rPr>
+          <w:rFonts w:ascii="Arial" w:eastAsia="Arial" w:hAnsi="Arial" w:cs="Arial"/>
+          <w:sz w:val="24"/>
+          <w:szCs w:val="24"/>
+        </w:rPr>
+        <w:t>2. Sin aceleración KVM (/</w:t>
+      </w:r>
+      <w:proofErr w:type="spellStart"/>
+      <w:r>
+        <w:rPr>
+          <w:rFonts w:ascii="Arial" w:eastAsia="Arial" w:hAnsi="Arial" w:cs="Arial"/>
+          <w:sz w:val="24"/>
+          <w:szCs w:val="24"/>
+        </w:rPr>
+        <w:t>dev</w:t>
+      </w:r>
+      <w:proofErr w:type="spellEnd"/>
+      <w:r>
+        <w:rPr>
+          <w:rFonts w:ascii="Arial" w:eastAsia="Arial" w:hAnsi="Arial" w:cs="Arial"/>
+          <w:sz w:val="24"/>
+          <w:szCs w:val="24"/>
+        </w:rPr>
+        <w:t>/</w:t>
+      </w:r>
+      <w:proofErr w:type="spellStart"/>
+      <w:r>
+        <w:rPr>
+          <w:rFonts w:ascii="Arial" w:eastAsia="Arial" w:hAnsi="Arial" w:cs="Arial"/>
+          <w:sz w:val="24"/>
+          <w:szCs w:val="24"/>
+        </w:rPr>
+        <w:t>kvm</w:t>
+      </w:r>
+      <w:proofErr w:type="spellEnd"/>
+      <w:r>
+        <w:rPr>
+          <w:rFonts w:ascii="Arial" w:eastAsia="Arial" w:hAnsi="Arial" w:cs="Arial"/>
+          <w:sz w:val="24"/>
+          <w:szCs w:val="24"/>
+        </w:rPr>
+        <w:t xml:space="preserve"> inexistente; sin virtualización anidada efectiva en el host). Solución: </w:t>
+      </w:r>
+      <w:proofErr w:type="spellStart"/>
+      <w:r>
+        <w:rPr>
+          <w:rFonts w:ascii="Arial" w:eastAsia="Arial" w:hAnsi="Arial" w:cs="Arial"/>
+          <w:sz w:val="24"/>
+          <w:szCs w:val="24"/>
+        </w:rPr>
+        <w:t>enable_kvm</w:t>
+      </w:r>
+      <w:proofErr w:type="spellEnd"/>
+      <w:r>
+        <w:rPr>
+          <w:rFonts w:ascii="Arial" w:eastAsia="Arial" w:hAnsi="Arial" w:cs="Arial"/>
+          <w:sz w:val="24"/>
+          <w:szCs w:val="24"/>
+        </w:rPr>
+        <w:t xml:space="preserve"> = false en gns3_server.conf; </w:t>
+      </w:r>
+      <w:proofErr w:type="spellStart"/>
+      <w:r>
+        <w:rPr>
+          <w:rFonts w:ascii="Arial" w:eastAsia="Arial" w:hAnsi="Arial" w:cs="Arial"/>
+          <w:sz w:val="24"/>
+          <w:szCs w:val="24"/>
+        </w:rPr>
+        <w:t>pfSense</w:t>
+      </w:r>
+      <w:proofErr w:type="spellEnd"/>
+      <w:r>
+        <w:rPr>
+          <w:rFonts w:ascii="Arial" w:eastAsia="Arial" w:hAnsi="Arial" w:cs="Arial"/>
+          <w:sz w:val="24"/>
+          <w:szCs w:val="24"/>
+        </w:rPr>
+        <w:t xml:space="preserve"> se ejecuta por emulación (más lento pero funcional).</w:t>
+      </w:r>
+    </w:p>
+    <w:p>
+      <w:pPr>
+        <w:spacing w:after="40"/>
+        <w:ind w:left="454"/>
+        <w:rPr>
+          <w:rFonts w:ascii="Arial" w:eastAsia="Arial" w:hAnsi="Arial" w:cs="Arial"/>
+          <w:sz w:val="24"/>
+          <w:szCs w:val="24"/>
+        </w:rPr>
+      </w:pPr>
+      <w:r>
+        <w:rPr>
+          <w:rFonts w:ascii="Arial" w:eastAsia="Arial" w:hAnsi="Arial" w:cs="Arial"/>
+          <w:sz w:val="24"/>
+          <w:szCs w:val="24"/>
+        </w:rPr>
+        <w:t xml:space="preserve">3. El instalador de </w:t>
+      </w:r>
+      <w:proofErr w:type="spellStart"/>
+      <w:r>
+        <w:rPr>
+          <w:rFonts w:ascii="Arial" w:eastAsia="Arial" w:hAnsi="Arial" w:cs="Arial"/>
+          <w:sz w:val="24"/>
+          <w:szCs w:val="24"/>
+        </w:rPr>
+        <w:t>pfSense</w:t>
+      </w:r>
+      <w:proofErr w:type="spellEnd"/>
+      <w:r>
+        <w:rPr>
+          <w:rFonts w:ascii="Arial" w:eastAsia="Arial" w:hAnsi="Arial" w:cs="Arial"/>
+          <w:sz w:val="24"/>
+          <w:szCs w:val="24"/>
+        </w:rPr>
+        <w:t xml:space="preserve"> 2.9.0 es online y requería conexión con </w:t>
+      </w:r>
+      <w:proofErr w:type="spellStart"/>
+      <w:r>
+        <w:rPr>
+          <w:rFonts w:ascii="Arial" w:eastAsia="Arial" w:hAnsi="Arial" w:cs="Arial"/>
+          <w:sz w:val="24"/>
+          <w:szCs w:val="24"/>
+        </w:rPr>
+        <w:t>Netgate</w:t>
+      </w:r>
+      <w:proofErr w:type="spellEnd"/>
+      <w:r>
+        <w:rPr>
+          <w:rFonts w:ascii="Arial" w:eastAsia="Arial" w:hAnsi="Arial" w:cs="Arial"/>
+          <w:sz w:val="24"/>
+          <w:szCs w:val="24"/>
+        </w:rPr>
+        <w:t>. Solución: WAN (em0) conectada al nodo NAT para dar internet; instalada la edición CE (sin suscripción Plus).</w:t>
+      </w:r>
+    </w:p>
+    <w:p>
+      <w:pPr>
+        <w:spacing w:after="40"/>
+        <w:ind w:left="454"/>
+        <w:jc w:val="center"/>
+        <w:rPr>
+          <w:sz w:val="24"/>
+          <w:szCs w:val="24"/>
+        </w:rPr>
+      </w:pPr>
+      <w:r>
+        <w:rPr>
+          <w:noProof/>
+          <w:sz w:val="24"/>
+          <w:szCs w:val="24"/>
+        </w:rPr>
+        <w:drawing>
+          <wp:inline distT="0" distB="0" distL="0" distR="0">
+            <wp:extent cx="4276725" cy="2712162"/>
+            <wp:effectExtent l="0" t="0" r="0" b="0"/>
+            <wp:docPr id="5" name="Imagen 5"/>
+            <wp:cNvGraphicFramePr>
+              <a:graphicFrameLocks xmlns:a="http://schemas.openxmlformats.org/drawingml/2006/main" noChangeAspect="1"/>
+            </wp:cNvGraphicFramePr>
+            <a:graphic xmlns:a="http://schemas.openxmlformats.org/drawingml/2006/main">
+              <a:graphicData uri="http://schemas.openxmlformats.org/drawingml/2006/picture">
+                <pic:pic xmlns:pic="http://schemas.openxmlformats.org/drawingml/2006/picture">
+                  <pic:nvPicPr>
+                    <pic:cNvPr id="5" name="no funciona la red.JPG"/>
+                    <pic:cNvPicPr/>
+                  </pic:nvPicPr>
+                  <pic:blipFill>
+                    <a:blip r:embed="rId15">
+                      <a:extLst>
+                        <a:ext uri="{28A0092B-C50C-407E-A947-70E740481C1C}">
+                          <a14:useLocalDpi xmlns:a14="http://schemas.microsoft.com/office/drawing/2010/main" val="0"/>
+                        </a:ext>
+                      </a:extLst>
+                    </a:blip>
+                    <a:stretch>
+                      <a:fillRect/>
+                    </a:stretch>
+                  </pic:blipFill>
+                  <pic:spPr>
+                    <a:xfrm>
+                      <a:off x="0" y="0"/>
+                      <a:ext cx="4292008" cy="2721854"/>
+                    </a:xfrm>
+                    <a:prstGeom prst="rect">
+                      <a:avLst/>
+                    </a:prstGeom>
+                  </pic:spPr>
+                </pic:pic>
+              </a:graphicData>
+            </a:graphic>
+          </wp:inline>
+        </w:drawing>
+      </w:r>
+    </w:p>
+    <w:p>
+      <w:pPr>
+        <w:spacing w:line="360" w:lineRule="auto"/>
+        <w:jc w:val="center"/>
+        <w:rPr>
+          <w:color w:val="000000"/>
+        </w:rPr>
+      </w:pPr>
+      <w:r>
+        <w:rPr>
+          <w:color w:val="000000"/>
+        </w:rPr>
+        <w:t xml:space="preserve">Ilustración </w:t>
+      </w:r>
+      <w:r>
+        <w:rPr>
+          <w:color w:val="000000"/>
+        </w:rPr>
+        <w:t>8</w:t>
+      </w:r>
+      <w:r>
+        <w:rPr>
+          <w:color w:val="000000"/>
+        </w:rPr>
+        <w:t xml:space="preserve">: </w:t>
+      </w:r>
+      <w:r>
+        <w:rPr>
+          <w:color w:val="000000"/>
+        </w:rPr>
+        <w:t xml:space="preserve">Conexión red </w:t>
+      </w:r>
+      <w:proofErr w:type="spellStart"/>
+      <w:r>
+        <w:rPr>
+          <w:color w:val="000000"/>
+        </w:rPr>
+        <w:t>pfsense</w:t>
+      </w:r>
+      <w:proofErr w:type="spellEnd"/>
+    </w:p>
+    <w:p>
+      <w:pPr>
+        <w:spacing w:after="40"/>
+        <w:ind w:left="454"/>
+        <w:rPr>
+          <w:sz w:val="24"/>
+          <w:szCs w:val="24"/>
+        </w:rPr>
+      </w:pPr>
+    </w:p>
+    <w:p>
+      <w:pPr>
+        <w:spacing w:after="60"/>
+        <w:rPr>
+          <w:sz w:val="24"/>
+          <w:szCs w:val="24"/>
+        </w:rPr>
+      </w:pPr>
+      <w:r>
+        <w:rPr>
+          <w:rFonts w:ascii="Arial" w:eastAsia="Arial" w:hAnsi="Arial" w:cs="Arial"/>
+          <w:b/>
+          <w:bCs/>
+          <w:sz w:val="24"/>
+          <w:szCs w:val="24"/>
+        </w:rPr>
+        <w:t xml:space="preserve">Requisitos mínimos: </w:t>
+      </w:r>
+      <w:r>
+        <w:rPr>
+          <w:rFonts w:ascii="Arial" w:eastAsia="Arial" w:hAnsi="Arial" w:cs="Arial"/>
+          <w:sz w:val="24"/>
+          <w:szCs w:val="24"/>
+        </w:rPr>
+        <w:t xml:space="preserve">VirtualBox + GNS3 3.x, GNS3 VM (6 GB / 2 </w:t>
+      </w:r>
+      <w:proofErr w:type="spellStart"/>
+      <w:r>
+        <w:rPr>
+          <w:rFonts w:ascii="Arial" w:eastAsia="Arial" w:hAnsi="Arial" w:cs="Arial"/>
+          <w:sz w:val="24"/>
+          <w:szCs w:val="24"/>
+        </w:rPr>
+        <w:t>vCPU</w:t>
+      </w:r>
+      <w:proofErr w:type="spellEnd"/>
+      <w:r>
+        <w:rPr>
+          <w:rFonts w:ascii="Arial" w:eastAsia="Arial" w:hAnsi="Arial" w:cs="Arial"/>
+          <w:sz w:val="24"/>
+          <w:szCs w:val="24"/>
+        </w:rPr>
+        <w:t xml:space="preserve">), </w:t>
+      </w:r>
+      <w:proofErr w:type="spellStart"/>
+      <w:r>
+        <w:rPr>
+          <w:rFonts w:ascii="Arial" w:eastAsia="Arial" w:hAnsi="Arial" w:cs="Arial"/>
+          <w:sz w:val="24"/>
+          <w:szCs w:val="24"/>
+        </w:rPr>
+        <w:t>pfSense</w:t>
+      </w:r>
+      <w:proofErr w:type="spellEnd"/>
+      <w:r>
+        <w:rPr>
+          <w:rFonts w:ascii="Arial" w:eastAsia="Arial" w:hAnsi="Arial" w:cs="Arial"/>
+          <w:sz w:val="24"/>
+          <w:szCs w:val="24"/>
+        </w:rPr>
+        <w:t xml:space="preserve"> CE 2.9.0, ~8 GB de RAM libres.</w:t>
+      </w:r>
+    </w:p>
+    <w:p>
+      <w:pPr>
+        <w:pStyle w:val="Ttulo1"/>
+        <w:spacing w:before="240"/>
+        <w:rPr>
+          <w:sz w:val="24"/>
+          <w:szCs w:val="24"/>
+        </w:rPr>
+      </w:pPr>
+      <w:r>
+        <w:rPr>
+          <w:rFonts w:ascii="Arial" w:eastAsia="Arial" w:hAnsi="Arial" w:cs="Arial"/>
+          <w:sz w:val="24"/>
+          <w:szCs w:val="24"/>
+        </w:rPr>
+        <w:t>Desarrollo de la solución</w:t>
+      </w:r>
+    </w:p>
+    <w:p>
+      <w:pPr>
+        <w:pStyle w:val="Ttulo2"/>
+        <w:spacing w:before="160"/>
+        <w:rPr>
+          <w:sz w:val="24"/>
+          <w:szCs w:val="24"/>
+        </w:rPr>
+      </w:pPr>
+      <w:r>
+        <w:rPr>
+          <w:rFonts w:ascii="Arial" w:eastAsia="Arial" w:hAnsi="Arial" w:cs="Arial"/>
+          <w:sz w:val="24"/>
+          <w:szCs w:val="24"/>
+        </w:rPr>
+        <w:t>R01F01T02 — Etiquetado 802.1Q en el conmutador</w:t>
+      </w:r>
+    </w:p>
+    <w:p>
+      <w:pPr>
+        <w:spacing w:after="60"/>
+        <w:rPr>
+          <w:sz w:val="24"/>
+          <w:szCs w:val="24"/>
+        </w:rPr>
+      </w:pPr>
+      <w:r>
+        <w:rPr>
+          <w:rFonts w:ascii="Arial" w:eastAsia="Arial" w:hAnsi="Arial" w:cs="Arial"/>
+          <w:b/>
+          <w:bCs/>
+          <w:sz w:val="24"/>
+          <w:szCs w:val="24"/>
+        </w:rPr>
+        <w:t xml:space="preserve">Objetivo: </w:t>
+      </w:r>
+      <w:r>
+        <w:rPr>
+          <w:rFonts w:ascii="Arial" w:eastAsia="Arial" w:hAnsi="Arial" w:cs="Arial"/>
+          <w:sz w:val="24"/>
+          <w:szCs w:val="24"/>
+        </w:rPr>
+        <w:t xml:space="preserve">transportar las </w:t>
+      </w:r>
+      <w:proofErr w:type="spellStart"/>
+      <w:r>
+        <w:rPr>
+          <w:rFonts w:ascii="Arial" w:eastAsia="Arial" w:hAnsi="Arial" w:cs="Arial"/>
+          <w:sz w:val="24"/>
+          <w:szCs w:val="24"/>
+        </w:rPr>
+        <w:t>VLANs</w:t>
+      </w:r>
+      <w:proofErr w:type="spellEnd"/>
+      <w:r>
+        <w:rPr>
+          <w:rFonts w:ascii="Arial" w:eastAsia="Arial" w:hAnsi="Arial" w:cs="Arial"/>
+          <w:sz w:val="24"/>
+          <w:szCs w:val="24"/>
+        </w:rPr>
+        <w:t xml:space="preserve"> de las zonas de confianza hacia el cortafuegos por un enlace troncal 802.1Q.</w:t>
+      </w:r>
+    </w:p>
+    <w:p>
+      <w:pPr>
+        <w:spacing w:after="40"/>
+        <w:rPr>
+          <w:sz w:val="24"/>
+          <w:szCs w:val="24"/>
+        </w:rPr>
+      </w:pPr>
+      <w:r>
+        <w:rPr>
+          <w:rFonts w:ascii="Arial" w:eastAsia="Arial" w:hAnsi="Arial" w:cs="Arial"/>
+          <w:b/>
+          <w:bCs/>
+          <w:sz w:val="24"/>
+          <w:szCs w:val="24"/>
+        </w:rPr>
+        <w:t>Configuración realizada:</w:t>
+      </w:r>
+    </w:p>
+    <w:p>
+      <w:pPr>
+        <w:spacing w:after="40"/>
+        <w:ind w:left="454"/>
+        <w:rPr>
+          <w:sz w:val="24"/>
+          <w:szCs w:val="24"/>
+        </w:rPr>
+      </w:pPr>
+      <w:r>
+        <w:rPr>
+          <w:rFonts w:ascii="Arial" w:eastAsia="Arial" w:hAnsi="Arial" w:cs="Arial"/>
+          <w:sz w:val="24"/>
+          <w:szCs w:val="24"/>
+        </w:rPr>
+        <w:t xml:space="preserve">– Ethernet </w:t>
+      </w:r>
+      <w:proofErr w:type="spellStart"/>
+      <w:r>
+        <w:rPr>
+          <w:rFonts w:ascii="Arial" w:eastAsia="Arial" w:hAnsi="Arial" w:cs="Arial"/>
+          <w:sz w:val="24"/>
+          <w:szCs w:val="24"/>
+        </w:rPr>
+        <w:t>switch</w:t>
+      </w:r>
+      <w:proofErr w:type="spellEnd"/>
+      <w:r>
+        <w:rPr>
+          <w:rFonts w:ascii="Arial" w:eastAsia="Arial" w:hAnsi="Arial" w:cs="Arial"/>
+          <w:sz w:val="24"/>
+          <w:szCs w:val="24"/>
+        </w:rPr>
+        <w:t xml:space="preserve"> (Switch1) en GNS3.</w:t>
+      </w:r>
+    </w:p>
+    <w:p>
+      <w:pPr>
+        <w:spacing w:after="40"/>
+        <w:ind w:left="454"/>
+        <w:rPr>
+          <w:sz w:val="24"/>
+          <w:szCs w:val="24"/>
+        </w:rPr>
+      </w:pPr>
+      <w:r>
+        <w:rPr>
+          <w:rFonts w:ascii="Arial" w:eastAsia="Arial" w:hAnsi="Arial" w:cs="Arial"/>
+          <w:sz w:val="24"/>
+          <w:szCs w:val="24"/>
+        </w:rPr>
+        <w:t xml:space="preserve">– Puerto hacia </w:t>
+      </w:r>
+      <w:proofErr w:type="spellStart"/>
+      <w:r>
+        <w:rPr>
+          <w:rFonts w:ascii="Arial" w:eastAsia="Arial" w:hAnsi="Arial" w:cs="Arial"/>
+          <w:sz w:val="24"/>
+          <w:szCs w:val="24"/>
+        </w:rPr>
+        <w:t>pfSense</w:t>
+      </w:r>
+      <w:proofErr w:type="spellEnd"/>
+      <w:r>
+        <w:rPr>
+          <w:rFonts w:ascii="Arial" w:eastAsia="Arial" w:hAnsi="Arial" w:cs="Arial"/>
+          <w:sz w:val="24"/>
+          <w:szCs w:val="24"/>
+        </w:rPr>
+        <w:t xml:space="preserve"> (em1): tipo dot1q (troncal) — transporta todas las </w:t>
+      </w:r>
+      <w:proofErr w:type="spellStart"/>
+      <w:r>
+        <w:rPr>
+          <w:rFonts w:ascii="Arial" w:eastAsia="Arial" w:hAnsi="Arial" w:cs="Arial"/>
+          <w:sz w:val="24"/>
+          <w:szCs w:val="24"/>
+        </w:rPr>
+        <w:t>VLANs</w:t>
+      </w:r>
+      <w:proofErr w:type="spellEnd"/>
+      <w:r>
+        <w:rPr>
+          <w:rFonts w:ascii="Arial" w:eastAsia="Arial" w:hAnsi="Arial" w:cs="Arial"/>
+          <w:sz w:val="24"/>
+          <w:szCs w:val="24"/>
+        </w:rPr>
+        <w:t xml:space="preserve"> etiquetadas.</w:t>
+      </w:r>
+    </w:p>
+    <w:p>
+      <w:pPr>
+        <w:spacing w:after="40"/>
+        <w:ind w:left="454"/>
+        <w:rPr>
+          <w:sz w:val="24"/>
+          <w:szCs w:val="24"/>
+        </w:rPr>
+      </w:pPr>
+      <w:r>
+        <w:rPr>
+          <w:rFonts w:ascii="Arial" w:eastAsia="Arial" w:hAnsi="Arial" w:cs="Arial"/>
+          <w:sz w:val="24"/>
+          <w:szCs w:val="24"/>
+        </w:rPr>
+        <w:t xml:space="preserve">– Puerto hacia PC1 (VPCS): tipo </w:t>
+      </w:r>
+      <w:proofErr w:type="spellStart"/>
+      <w:r>
+        <w:rPr>
+          <w:rFonts w:ascii="Arial" w:eastAsia="Arial" w:hAnsi="Arial" w:cs="Arial"/>
+          <w:sz w:val="24"/>
+          <w:szCs w:val="24"/>
+        </w:rPr>
+        <w:t>access</w:t>
+      </w:r>
+      <w:proofErr w:type="spellEnd"/>
+      <w:r>
+        <w:rPr>
+          <w:rFonts w:ascii="Arial" w:eastAsia="Arial" w:hAnsi="Arial" w:cs="Arial"/>
+          <w:sz w:val="24"/>
+          <w:szCs w:val="24"/>
+        </w:rPr>
+        <w:t>, VLAN 10 (zona Usuarios).</w:t>
+      </w:r>
+    </w:p>
+    <w:p>
+      <w:pPr>
+        <w:spacing w:after="60"/>
+        <w:rPr>
+          <w:rFonts w:ascii="Arial" w:eastAsia="Arial" w:hAnsi="Arial" w:cs="Arial"/>
+          <w:sz w:val="24"/>
+          <w:szCs w:val="24"/>
+        </w:rPr>
+      </w:pPr>
+      <w:r>
+        <w:rPr>
+          <w:rFonts w:ascii="Arial" w:eastAsia="Arial" w:hAnsi="Arial" w:cs="Arial"/>
+          <w:b/>
+          <w:bCs/>
+          <w:sz w:val="24"/>
+          <w:szCs w:val="24"/>
+        </w:rPr>
+        <w:t xml:space="preserve">Evidencia: </w:t>
+      </w:r>
+      <w:r>
+        <w:rPr>
+          <w:rFonts w:ascii="Arial" w:eastAsia="Arial" w:hAnsi="Arial" w:cs="Arial"/>
+          <w:sz w:val="24"/>
+          <w:szCs w:val="24"/>
+        </w:rPr>
+        <w:t xml:space="preserve">configuración de puertos del </w:t>
+      </w:r>
+      <w:proofErr w:type="spellStart"/>
+      <w:r>
+        <w:rPr>
+          <w:rFonts w:ascii="Arial" w:eastAsia="Arial" w:hAnsi="Arial" w:cs="Arial"/>
+          <w:sz w:val="24"/>
+          <w:szCs w:val="24"/>
+        </w:rPr>
+        <w:t>switch</w:t>
+      </w:r>
+      <w:proofErr w:type="spellEnd"/>
+      <w:r>
+        <w:rPr>
+          <w:rFonts w:ascii="Arial" w:eastAsia="Arial" w:hAnsi="Arial" w:cs="Arial"/>
+          <w:sz w:val="24"/>
+          <w:szCs w:val="24"/>
+        </w:rPr>
+        <w:t xml:space="preserve"> en GNS3 </w:t>
+      </w:r>
+    </w:p>
+    <w:p>
+      <w:pPr>
+        <w:spacing w:after="60"/>
+        <w:rPr>
+          <w:sz w:val="24"/>
+          <w:szCs w:val="24"/>
+        </w:rPr>
+      </w:pPr>
+      <w:r>
+        <w:rPr>
+          <w:noProof/>
+          <w:sz w:val="24"/>
+          <w:szCs w:val="24"/>
+        </w:rPr>
+        <w:drawing>
+          <wp:inline distT="0" distB="0" distL="0" distR="0">
+            <wp:extent cx="4905375" cy="2603229"/>
+            <wp:effectExtent l="0" t="0" r="0" b="6985"/>
+            <wp:docPr id="6" name="Imagen 6"/>
+            <wp:cNvGraphicFramePr>
+              <a:graphicFrameLocks xmlns:a="http://schemas.openxmlformats.org/drawingml/2006/main" noChangeAspect="1"/>
+            </wp:cNvGraphicFramePr>
+            <a:graphic xmlns:a="http://schemas.openxmlformats.org/drawingml/2006/main">
+              <a:graphicData uri="http://schemas.openxmlformats.org/drawingml/2006/picture">
+                <pic:pic xmlns:pic="http://schemas.openxmlformats.org/drawingml/2006/picture">
+                  <pic:nvPicPr>
+                    <pic:cNvPr id="6" name="Topologia.JPG"/>
+                    <pic:cNvPicPr/>
+                  </pic:nvPicPr>
+                  <pic:blipFill>
+                    <a:blip r:embed="rId16" cstate="print">
+                      <a:extLst>
+                        <a:ext uri="{28A0092B-C50C-407E-A947-70E740481C1C}">
+                          <a14:useLocalDpi xmlns:a14="http://schemas.microsoft.com/office/drawing/2010/main" val="0"/>
+                        </a:ext>
+                      </a:extLst>
+                    </a:blip>
+                    <a:stretch>
+                      <a:fillRect/>
+                    </a:stretch>
+                  </pic:blipFill>
+                  <pic:spPr>
+                    <a:xfrm>
+                      <a:off x="0" y="0"/>
+                      <a:ext cx="4911229" cy="2606335"/>
+                    </a:xfrm>
+                    <a:prstGeom prst="rect">
+                      <a:avLst/>
+                    </a:prstGeom>
+                  </pic:spPr>
+                </pic:pic>
+              </a:graphicData>
+            </a:graphic>
+          </wp:inline>
+        </w:drawing>
+      </w:r>
+    </w:p>
+    <w:p>
+      <w:pPr>
+        <w:spacing w:line="360" w:lineRule="auto"/>
+        <w:jc w:val="center"/>
+        <w:rPr>
+          <w:color w:val="000000"/>
+        </w:rPr>
+      </w:pPr>
+      <w:r>
+        <w:rPr>
+          <w:color w:val="000000"/>
+        </w:rPr>
+        <w:t xml:space="preserve">Ilustración </w:t>
+      </w:r>
+      <w:r>
+        <w:rPr>
+          <w:color w:val="000000"/>
+        </w:rPr>
+        <w:t>9</w:t>
+      </w:r>
+      <w:r>
+        <w:rPr>
+          <w:color w:val="000000"/>
+        </w:rPr>
+        <w:t xml:space="preserve">: </w:t>
+      </w:r>
+      <w:r>
+        <w:rPr>
+          <w:color w:val="000000"/>
+        </w:rPr>
+        <w:t>Proceso topología</w:t>
       </w:r>
       <w:bookmarkStart w:id="0" w:name="_GoBack"/>
       <w:bookmarkEnd w:id="0"/>
     </w:p>
     <w:p>
       <w:pPr>
+        <w:spacing w:after="60"/>
+        <w:rPr>
+          <w:sz w:val="24"/>
+          <w:szCs w:val="24"/>
+        </w:rPr>
+      </w:pPr>
+      <w:r>
+        <w:rPr>
+          <w:rFonts w:ascii="Arial" w:eastAsia="Arial" w:hAnsi="Arial" w:cs="Arial"/>
+          <w:b/>
+          <w:bCs/>
+          <w:sz w:val="24"/>
+          <w:szCs w:val="24"/>
+        </w:rPr>
+        <w:t xml:space="preserve">Prueba (P): </w:t>
+      </w:r>
+      <w:r>
+        <w:rPr>
+          <w:rFonts w:ascii="Arial" w:eastAsia="Arial" w:hAnsi="Arial" w:cs="Arial"/>
+          <w:sz w:val="24"/>
+          <w:szCs w:val="24"/>
+        </w:rPr>
+        <w:t>Se</w:t>
+      </w:r>
+      <w:r>
+        <w:rPr>
+          <w:rFonts w:ascii="Arial" w:eastAsia="Arial" w:hAnsi="Arial" w:cs="Arial"/>
+          <w:sz w:val="24"/>
+          <w:szCs w:val="24"/>
+        </w:rPr>
+        <w:t xml:space="preserve"> validará con el ping de PC1 a su </w:t>
+      </w:r>
+      <w:proofErr w:type="spellStart"/>
+      <w:r>
+        <w:rPr>
+          <w:rFonts w:ascii="Arial" w:eastAsia="Arial" w:hAnsi="Arial" w:cs="Arial"/>
+          <w:sz w:val="24"/>
+          <w:szCs w:val="24"/>
+        </w:rPr>
+        <w:t>gateway</w:t>
+      </w:r>
+      <w:proofErr w:type="spellEnd"/>
+      <w:r>
+        <w:rPr>
+          <w:rFonts w:ascii="Arial" w:eastAsia="Arial" w:hAnsi="Arial" w:cs="Arial"/>
+          <w:sz w:val="24"/>
+          <w:szCs w:val="24"/>
+        </w:rPr>
+        <w:t xml:space="preserve"> tras crear la VLAN 10 en </w:t>
+      </w:r>
+      <w:proofErr w:type="spellStart"/>
+      <w:r>
+        <w:rPr>
+          <w:rFonts w:ascii="Arial" w:eastAsia="Arial" w:hAnsi="Arial" w:cs="Arial"/>
+          <w:sz w:val="24"/>
+          <w:szCs w:val="24"/>
+        </w:rPr>
+        <w:t>pfSense</w:t>
+      </w:r>
+      <w:proofErr w:type="spellEnd"/>
+      <w:r>
+        <w:rPr>
+          <w:rFonts w:ascii="Arial" w:eastAsia="Arial" w:hAnsi="Arial" w:cs="Arial"/>
+          <w:sz w:val="24"/>
+          <w:szCs w:val="24"/>
+        </w:rPr>
+        <w:t xml:space="preserve"> (R01F01T01).</w:t>
+      </w:r>
+    </w:p>
+    <w:p>
+      <w:pPr>
+        <w:spacing w:after="60"/>
+        <w:rPr>
+          <w:sz w:val="24"/>
+          <w:szCs w:val="24"/>
+        </w:rPr>
+      </w:pPr>
+      <w:r>
+        <w:rPr>
+          <w:rFonts w:ascii="Arial" w:eastAsia="Arial" w:hAnsi="Arial" w:cs="Arial"/>
+          <w:b/>
+          <w:bCs/>
+          <w:sz w:val="24"/>
+          <w:szCs w:val="24"/>
+        </w:rPr>
+        <w:t xml:space="preserve">Incidencias: </w:t>
+      </w:r>
+      <w:r>
+        <w:rPr>
+          <w:rFonts w:ascii="Arial" w:eastAsia="Arial" w:hAnsi="Arial" w:cs="Arial"/>
+          <w:sz w:val="24"/>
+          <w:szCs w:val="24"/>
+        </w:rPr>
+        <w:t>ninguna.</w:t>
+      </w:r>
+    </w:p>
+    <w:p>
+      <w:pPr>
         <w:spacing w:line="360" w:lineRule="auto"/>
         <w:jc w:val="both"/>
         <w:rPr>
@@ -20487,13 +21973,6 @@
           <w:szCs w:val="32"/>
         </w:rPr>
       </w:pPr>
-      <w:r>
-        <w:rPr>
-          <w:rFonts w:ascii="Arial" w:eastAsia="Arial" w:hAnsi="Arial" w:cs="Arial"/>
-          <w:color w:val="000000"/>
-        </w:rPr>
-        <w:t>La metodología seguida es iterativa</w:t>
-      </w:r>
     </w:p>
     <w:p>
       <w:pPr>
@@ -20686,46 +22165,52 @@
           <w:szCs w:val="32"/>
         </w:rPr>
       </w:pPr>
-    </w:p>
-    <w:p>
-      <w:pPr>
-        <w:spacing w:line="360" w:lineRule="auto"/>
-        <w:jc w:val="both"/>
+      <w:r>
         <w:rPr>
           <w:rFonts w:ascii="Arial" w:eastAsia="Arial" w:hAnsi="Arial" w:cs="Arial"/>
           <w:color w:val="000000"/>
           <w:sz w:val="32"/>
           <w:szCs w:val="32"/>
         </w:rPr>
-      </w:pPr>
-      <w:r>
+        <w:t>DESPLIEGUE E INSTALACIÓN</w:t>
+      </w:r>
+    </w:p>
+    <w:p>
+      <w:pPr>
+        <w:spacing w:line="360" w:lineRule="auto"/>
+        <w:jc w:val="both"/>
+        <w:rPr>
+          <w:rFonts w:ascii="Arial" w:eastAsia="Arial" w:hAnsi="Arial" w:cs="Arial"/>
+          <w:color w:val="000000"/>
+        </w:rPr>
+      </w:pPr>
+      <w:r>
+        <w:rPr>
+          <w:rFonts w:ascii="Arial" w:eastAsia="Arial" w:hAnsi="Arial" w:cs="Arial"/>
+          <w:b/>
+          <w:bCs/>
+          <w:color w:val="000000"/>
+        </w:rPr>
+        <w:t>Metodología usada</w:t>
+      </w:r>
+    </w:p>
+    <w:p>
+      <w:pPr>
+        <w:spacing w:line="360" w:lineRule="auto"/>
+        <w:jc w:val="both"/>
         <w:rPr>
           <w:rFonts w:ascii="Arial" w:eastAsia="Arial" w:hAnsi="Arial" w:cs="Arial"/>
           <w:color w:val="000000"/>
           <w:sz w:val="32"/>
           <w:szCs w:val="32"/>
         </w:rPr>
-        <w:lastRenderedPageBreak/>
-        <w:t>DESPLIEGUE E INSTALACIÓN</w:t>
-      </w:r>
-    </w:p>
-    <w:p>
-      <w:pPr>
-        <w:spacing w:line="360" w:lineRule="auto"/>
-        <w:jc w:val="both"/>
-        <w:rPr>
-          <w:rFonts w:ascii="Arial" w:eastAsia="Arial" w:hAnsi="Arial" w:cs="Arial"/>
-          <w:color w:val="000000"/>
-        </w:rPr>
-      </w:pPr>
-      <w:r>
-        <w:rPr>
-          <w:rFonts w:ascii="Arial" w:eastAsia="Arial" w:hAnsi="Arial" w:cs="Arial"/>
-          <w:b/>
-          <w:bCs/>
-          <w:color w:val="000000"/>
-        </w:rPr>
-        <w:t>Metodología usada</w:t>
+      </w:pPr>
+      <w:r>
+        <w:rPr>
+          <w:rFonts w:ascii="Arial" w:eastAsia="Arial" w:hAnsi="Arial" w:cs="Arial"/>
+          <w:color w:val="000000"/>
+        </w:rPr>
+        <w:t>La metodología seguida es iterativa</w:t>
       </w:r>
     </w:p>
     <w:p>
@@ -20739,13 +22224,6 @@
           <w:szCs w:val="32"/>
         </w:rPr>
       </w:pPr>
-      <w:r>
-        <w:rPr>
-          <w:rFonts w:ascii="Arial" w:eastAsia="Arial" w:hAnsi="Arial" w:cs="Arial"/>
-          <w:color w:val="000000"/>
-        </w:rPr>
-        <w:t>La metodología seguida es iterativa</w:t>
-      </w:r>
     </w:p>
     <w:p>
       <w:pPr>
@@ -20938,125 +22416,112 @@
           <w:szCs w:val="32"/>
         </w:rPr>
       </w:pPr>
-    </w:p>
-    <w:p>
-      <w:pPr>
-        <w:spacing w:line="360" w:lineRule="auto"/>
-        <w:jc w:val="both"/>
+      <w:r>
         <w:rPr>
           <w:rFonts w:ascii="Arial" w:eastAsia="Arial" w:hAnsi="Arial" w:cs="Arial"/>
           <w:color w:val="000000"/>
           <w:sz w:val="32"/>
           <w:szCs w:val="32"/>
         </w:rPr>
-      </w:pPr>
-      <w:r>
+        <w:t>TRABAJOS FUTUROS</w:t>
+      </w:r>
+    </w:p>
+    <w:p>
+      <w:pPr>
+        <w:spacing w:line="360" w:lineRule="auto"/>
+        <w:jc w:val="both"/>
+        <w:rPr>
+          <w:rFonts w:ascii="Arial" w:eastAsia="Arial" w:hAnsi="Arial" w:cs="Arial"/>
+          <w:color w:val="000000"/>
+        </w:rPr>
+      </w:pPr>
+      <w:r>
+        <w:rPr>
+          <w:rFonts w:ascii="Arial" w:eastAsia="Arial" w:hAnsi="Arial" w:cs="Arial"/>
+          <w:color w:val="000000"/>
+        </w:rPr>
+        <w:t>Trabajos de ampliación y mejora proyectados.</w:t>
+      </w:r>
+    </w:p>
+    <w:p>
+      <w:pPr>
+        <w:spacing w:line="360" w:lineRule="auto"/>
+        <w:rPr>
+          <w:color w:val="000000"/>
+        </w:rPr>
+      </w:pPr>
+      <w:r>
+        <w:br w:type="page"/>
+      </w:r>
+    </w:p>
+    <w:p>
+      <w:pPr>
+        <w:spacing w:line="360" w:lineRule="auto"/>
+        <w:jc w:val="both"/>
         <w:rPr>
           <w:rFonts w:ascii="Arial" w:eastAsia="Arial" w:hAnsi="Arial" w:cs="Arial"/>
           <w:color w:val="000000"/>
           <w:sz w:val="32"/>
           <w:szCs w:val="32"/>
         </w:rPr>
-        <w:lastRenderedPageBreak/>
-        <w:t>TRABAJOS FUTUROS</w:t>
-      </w:r>
-    </w:p>
-    <w:p>
-      <w:pPr>
-        <w:spacing w:line="360" w:lineRule="auto"/>
-        <w:jc w:val="both"/>
-        <w:rPr>
-          <w:rFonts w:ascii="Arial" w:eastAsia="Arial" w:hAnsi="Arial" w:cs="Arial"/>
-          <w:color w:val="000000"/>
-        </w:rPr>
-      </w:pPr>
-      <w:r>
-        <w:rPr>
-          <w:rFonts w:ascii="Arial" w:eastAsia="Arial" w:hAnsi="Arial" w:cs="Arial"/>
-          <w:color w:val="000000"/>
-        </w:rPr>
-        <w:t>Trabajos de ampliación y mejora proyectados.</w:t>
-      </w:r>
-    </w:p>
-    <w:p>
-      <w:pPr>
-        <w:spacing w:line="360" w:lineRule="auto"/>
-        <w:rPr>
-          <w:color w:val="000000"/>
-        </w:rPr>
-      </w:pPr>
-      <w:r>
-        <w:br w:type="page"/>
-      </w:r>
-    </w:p>
-    <w:p>
-      <w:pPr>
-        <w:spacing w:line="360" w:lineRule="auto"/>
-        <w:jc w:val="both"/>
+      </w:pPr>
+      <w:r>
         <w:rPr>
           <w:rFonts w:ascii="Arial" w:eastAsia="Arial" w:hAnsi="Arial" w:cs="Arial"/>
           <w:color w:val="000000"/>
           <w:sz w:val="32"/>
           <w:szCs w:val="32"/>
         </w:rPr>
-      </w:pPr>
-      <w:r>
+        <w:lastRenderedPageBreak/>
+        <w:t>CONCLUSIONES</w:t>
+      </w:r>
+    </w:p>
+    <w:p>
+      <w:pPr>
+        <w:spacing w:line="360" w:lineRule="auto"/>
+        <w:jc w:val="both"/>
+        <w:rPr>
+          <w:rFonts w:ascii="Arial" w:eastAsia="Arial" w:hAnsi="Arial" w:cs="Arial"/>
+          <w:color w:val="000000"/>
+        </w:rPr>
+      </w:pPr>
+      <w:r>
+        <w:rPr>
+          <w:rFonts w:ascii="Arial" w:eastAsia="Arial" w:hAnsi="Arial" w:cs="Arial"/>
+          <w:color w:val="000000"/>
+        </w:rPr>
+        <w:t>Conclusión profesional del proyecto.</w:t>
+      </w:r>
+    </w:p>
+    <w:p>
+      <w:pPr>
+        <w:spacing w:line="360" w:lineRule="auto"/>
+        <w:rPr>
+          <w:color w:val="000000"/>
+        </w:rPr>
+      </w:pPr>
+      <w:r>
+        <w:br w:type="page"/>
+      </w:r>
+    </w:p>
+    <w:p>
+      <w:pPr>
+        <w:spacing w:line="360" w:lineRule="auto"/>
+        <w:jc w:val="both"/>
         <w:rPr>
           <w:rFonts w:ascii="Arial" w:eastAsia="Arial" w:hAnsi="Arial" w:cs="Arial"/>
           <w:color w:val="000000"/>
           <w:sz w:val="32"/>
           <w:szCs w:val="32"/>
         </w:rPr>
-        <w:lastRenderedPageBreak/>
-        <w:t>CONCLUSIONES</w:t>
-      </w:r>
-    </w:p>
-    <w:p>
-      <w:pPr>
-        <w:spacing w:line="360" w:lineRule="auto"/>
-        <w:jc w:val="both"/>
-        <w:rPr>
-          <w:rFonts w:ascii="Arial" w:eastAsia="Arial" w:hAnsi="Arial" w:cs="Arial"/>
-          <w:color w:val="000000"/>
-        </w:rPr>
-      </w:pPr>
-      <w:r>
-        <w:rPr>
-          <w:rFonts w:ascii="Arial" w:eastAsia="Arial" w:hAnsi="Arial" w:cs="Arial"/>
-          <w:color w:val="000000"/>
-        </w:rPr>
-        <w:t>Conclusión profesional del proyecto.</w:t>
-      </w:r>
-    </w:p>
-    <w:p>
-      <w:pPr>
-        <w:spacing w:line="360" w:lineRule="auto"/>
-        <w:rPr>
-          <w:color w:val="000000"/>
-        </w:rPr>
-      </w:pPr>
-      <w:r>
-        <w:br w:type="page"/>
-      </w:r>
-    </w:p>
-    <w:p>
-      <w:pPr>
-        <w:spacing w:line="360" w:lineRule="auto"/>
-        <w:jc w:val="both"/>
+      </w:pPr>
+      <w:r>
         <w:rPr>
           <w:rFonts w:ascii="Arial" w:eastAsia="Arial" w:hAnsi="Arial" w:cs="Arial"/>
           <w:color w:val="000000"/>
           <w:sz w:val="32"/>
           <w:szCs w:val="32"/>
         </w:rPr>
-      </w:pPr>
-      <w:r>
-        <w:rPr>
-          <w:rFonts w:ascii="Arial" w:eastAsia="Arial" w:hAnsi="Arial" w:cs="Arial"/>
-          <w:color w:val="000000"/>
-          <w:sz w:val="32"/>
-          <w:szCs w:val="32"/>
-        </w:rPr>
         <w:lastRenderedPageBreak/>
         <w:t>REFERENCIAS</w:t>
       </w:r>
@@ -22029,8 +23494,8 @@
       </w:r>
     </w:p>
     <w:sectPr>
-      <w:headerReference w:type="default" r:id="rId12"/>
-      <w:footerReference w:type="default" r:id="rId13"/>
+      <w:headerReference w:type="default" r:id="rId17"/>
+      <w:footerReference w:type="default" r:id="rId18"/>
       <w:pgSz w:w="11906" w:h="16838"/>
       <w:pgMar w:top="1440" w:right="1440" w:bottom="1440" w:left="1440" w:header="426" w:footer="720" w:gutter="0"/>
       <w:pgNumType w:start="1"/>
@@ -22641,11 +24106,103 @@
       </w:rPr>
     </w:lvl>
   </w:abstractNum>
+  <w:abstractNum w:abstractNumId="2" w15:restartNumberingAfterBreak="0">
+    <w:nsid w:val="619321DB"/>
+    <w:multiLevelType w:val="hybridMultilevel"/>
+    <w:tmpl w:val="F72CDAE4"/>
+    <w:lvl w:ilvl="0" w:tplc="E244E3A6">
+      <w:start w:val="1"/>
+      <w:numFmt w:val="decimal"/>
+      <w:lvlText w:val="%1."/>
+      <w:lvlJc w:val="left"/>
+      <w:pPr>
+        <w:ind w:left="814" w:hanging="360"/>
+      </w:pPr>
+      <w:rPr>
+        <w:rFonts w:hint="default"/>
+      </w:rPr>
+    </w:lvl>
+    <w:lvl w:ilvl="1" w:tplc="0C0A0019" w:tentative="1">
+      <w:start w:val="1"/>
+      <w:numFmt w:val="lowerLetter"/>
+      <w:lvlText w:val="%2."/>
+      <w:lvlJc w:val="left"/>
+      <w:pPr>
+        <w:ind w:left="1534" w:hanging="360"/>
+      </w:pPr>
+    </w:lvl>
+    <w:lvl w:ilvl="2" w:tplc="0C0A001B" w:tentative="1">
+      <w:start w:val="1"/>
+      <w:numFmt w:val="lowerRoman"/>
+      <w:lvlText w:val="%3."/>
+      <w:lvlJc w:val="right"/>
+      <w:pPr>
+        <w:ind w:left="2254" w:hanging="180"/>
+      </w:pPr>
+    </w:lvl>
+    <w:lvl w:ilvl="3" w:tplc="0C0A000F" w:tentative="1">
+      <w:start w:val="1"/>
+      <w:numFmt w:val="decimal"/>
+      <w:lvlText w:val="%4."/>
+      <w:lvlJc w:val="left"/>
+      <w:pPr>
+        <w:ind w:left="2974" w:hanging="360"/>
+      </w:pPr>
+    </w:lvl>
+    <w:lvl w:ilvl="4" w:tplc="0C0A0019" w:tentative="1">
+      <w:start w:val="1"/>
+      <w:numFmt w:val="lowerLetter"/>
+      <w:lvlText w:val="%5."/>
+      <w:lvlJc w:val="left"/>
+      <w:pPr>
+        <w:ind w:left="3694" w:hanging="360"/>
+      </w:pPr>
+    </w:lvl>
+    <w:lvl w:ilvl="5" w:tplc="0C0A001B" w:tentative="1">
+      <w:start w:val="1"/>
+      <w:numFmt w:val="lowerRoman"/>
+      <w:lvlText w:val="%6."/>
+      <w:lvlJc w:val="right"/>
+      <w:pPr>
+        <w:ind w:left="4414" w:hanging="180"/>
+      </w:pPr>
+    </w:lvl>
+    <w:lvl w:ilvl="6" w:tplc="0C0A000F" w:tentative="1">
+      <w:start w:val="1"/>
+      <w:numFmt w:val="decimal"/>
+      <w:lvlText w:val="%7."/>
+      <w:lvlJc w:val="left"/>
+      <w:pPr>
+        <w:ind w:left="5134" w:hanging="360"/>
+      </w:pPr>
+    </w:lvl>
+    <w:lvl w:ilvl="7" w:tplc="0C0A0019" w:tentative="1">
+      <w:start w:val="1"/>
+      <w:numFmt w:val="lowerLetter"/>
+      <w:lvlText w:val="%8."/>
+      <w:lvlJc w:val="left"/>
+      <w:pPr>
+        <w:ind w:left="5854" w:hanging="360"/>
+      </w:pPr>
+    </w:lvl>
+    <w:lvl w:ilvl="8" w:tplc="0C0A001B" w:tentative="1">
+      <w:start w:val="1"/>
+      <w:numFmt w:val="lowerRoman"/>
+      <w:lvlText w:val="%9."/>
+      <w:lvlJc w:val="right"/>
+      <w:pPr>
+        <w:ind w:left="6574" w:hanging="180"/>
+      </w:pPr>
+    </w:lvl>
+  </w:abstractNum>
   <w:num w:numId="1">
     <w:abstractNumId w:val="1"/>
   </w:num>
   <w:num w:numId="2">
     <w:abstractNumId w:val="0"/>
+  </w:num>
+  <w:num w:numId="3">
+    <w:abstractNumId w:val="2"/>
   </w:num>
 </w:numbering>
 </file>

--- a/Prememorias/Pre_2.docx
+++ b/Prememorias/Pre_2.docx
@@ -21502,21 +21502,14 @@
     </w:p>
     <w:p>
       <w:pPr>
-        <w:pStyle w:val="Ttulo1"/>
-        <w:spacing w:before="240"/>
-        <w:rPr>
-          <w:sz w:val="24"/>
-          <w:szCs w:val="24"/>
-        </w:rPr>
-      </w:pPr>
-      <w:r>
-        <w:rPr>
-          <w:rFonts w:ascii="Arial" w:eastAsia="Arial" w:hAnsi="Arial" w:cs="Arial"/>
-          <w:sz w:val="24"/>
-          <w:szCs w:val="24"/>
-        </w:rPr>
-        <w:t>Desarrollo de la solución</w:t>
-      </w:r>
+        <w:pStyle w:val="Ttulo2"/>
+        <w:spacing w:before="160"/>
+        <w:rPr>
+          <w:rFonts w:ascii="Arial" w:eastAsia="Arial" w:hAnsi="Arial" w:cs="Arial"/>
+          <w:sz w:val="24"/>
+          <w:szCs w:val="24"/>
+        </w:rPr>
+      </w:pPr>
     </w:p>
     <w:p>
       <w:pPr>
@@ -21861,8 +21854,382 @@
         </w:rPr>
         <w:t>Proceso topología</w:t>
       </w:r>
+    </w:p>
+    <w:p>
+      <w:pPr>
+        <w:spacing w:after="60"/>
+        <w:rPr>
+          <w:sz w:val="24"/>
+          <w:szCs w:val="24"/>
+        </w:rPr>
+      </w:pPr>
+      <w:r>
+        <w:rPr>
+          <w:rFonts w:ascii="Arial" w:eastAsia="Arial" w:hAnsi="Arial" w:cs="Arial"/>
+          <w:b/>
+          <w:bCs/>
+          <w:sz w:val="24"/>
+          <w:szCs w:val="24"/>
+        </w:rPr>
+        <w:t xml:space="preserve">Prueba (P): </w:t>
+      </w:r>
+      <w:r>
+        <w:rPr>
+          <w:rFonts w:ascii="Arial" w:eastAsia="Arial" w:hAnsi="Arial" w:cs="Arial"/>
+          <w:sz w:val="24"/>
+          <w:szCs w:val="24"/>
+        </w:rPr>
+        <w:t>Se</w:t>
+      </w:r>
+      <w:r>
+        <w:rPr>
+          <w:rFonts w:ascii="Arial" w:eastAsia="Arial" w:hAnsi="Arial" w:cs="Arial"/>
+          <w:sz w:val="24"/>
+          <w:szCs w:val="24"/>
+        </w:rPr>
+        <w:t xml:space="preserve"> validará con el ping de PC1 a su </w:t>
+      </w:r>
+      <w:proofErr w:type="spellStart"/>
+      <w:r>
+        <w:rPr>
+          <w:rFonts w:ascii="Arial" w:eastAsia="Arial" w:hAnsi="Arial" w:cs="Arial"/>
+          <w:sz w:val="24"/>
+          <w:szCs w:val="24"/>
+        </w:rPr>
+        <w:t>gateway</w:t>
+      </w:r>
+      <w:proofErr w:type="spellEnd"/>
+      <w:r>
+        <w:rPr>
+          <w:rFonts w:ascii="Arial" w:eastAsia="Arial" w:hAnsi="Arial" w:cs="Arial"/>
+          <w:sz w:val="24"/>
+          <w:szCs w:val="24"/>
+        </w:rPr>
+        <w:t xml:space="preserve"> tras crear la VLAN 10 en </w:t>
+      </w:r>
+      <w:proofErr w:type="spellStart"/>
+      <w:r>
+        <w:rPr>
+          <w:rFonts w:ascii="Arial" w:eastAsia="Arial" w:hAnsi="Arial" w:cs="Arial"/>
+          <w:sz w:val="24"/>
+          <w:szCs w:val="24"/>
+        </w:rPr>
+        <w:t>pfSense</w:t>
+      </w:r>
+      <w:proofErr w:type="spellEnd"/>
+      <w:r>
+        <w:rPr>
+          <w:rFonts w:ascii="Arial" w:eastAsia="Arial" w:hAnsi="Arial" w:cs="Arial"/>
+          <w:sz w:val="24"/>
+          <w:szCs w:val="24"/>
+        </w:rPr>
+        <w:t xml:space="preserve"> (R01F01T01).</w:t>
+      </w:r>
+    </w:p>
+    <w:p>
+      <w:pPr>
+        <w:spacing w:after="60"/>
+        <w:rPr>
+          <w:sz w:val="24"/>
+          <w:szCs w:val="24"/>
+        </w:rPr>
+      </w:pPr>
+      <w:r>
+        <w:rPr>
+          <w:rFonts w:ascii="Arial" w:eastAsia="Arial" w:hAnsi="Arial" w:cs="Arial"/>
+          <w:b/>
+          <w:bCs/>
+          <w:sz w:val="24"/>
+          <w:szCs w:val="24"/>
+        </w:rPr>
+        <w:t xml:space="preserve">Incidencias: </w:t>
+      </w:r>
+      <w:r>
+        <w:rPr>
+          <w:rFonts w:ascii="Arial" w:eastAsia="Arial" w:hAnsi="Arial" w:cs="Arial"/>
+          <w:sz w:val="24"/>
+          <w:szCs w:val="24"/>
+        </w:rPr>
+        <w:t>ninguna.</w:t>
+      </w:r>
+    </w:p>
+    <w:p>
+      <w:pPr>
+        <w:spacing w:line="360" w:lineRule="auto"/>
+        <w:jc w:val="both"/>
+        <w:rPr>
+          <w:rFonts w:ascii="Arial" w:eastAsia="Arial" w:hAnsi="Arial" w:cs="Arial"/>
+          <w:color w:val="000000"/>
+          <w:sz w:val="32"/>
+          <w:szCs w:val="32"/>
+          <w:u w:val="single"/>
+        </w:rPr>
+      </w:pPr>
+    </w:p>
+    <w:p>
+      <w:pPr>
+        <w:pStyle w:val="Ttulo2"/>
+        <w:spacing w:before="160"/>
+        <w:rPr>
+          <w:sz w:val="24"/>
+          <w:szCs w:val="24"/>
+        </w:rPr>
+      </w:pPr>
+      <w:r>
+        <w:rPr>
+          <w:rFonts w:ascii="Arial" w:eastAsia="Arial" w:hAnsi="Arial" w:cs="Arial"/>
+          <w:sz w:val="24"/>
+          <w:szCs w:val="24"/>
+        </w:rPr>
+        <w:t xml:space="preserve">R01F01T01 Creación de </w:t>
+      </w:r>
+      <w:proofErr w:type="spellStart"/>
+      <w:r>
+        <w:rPr>
+          <w:rFonts w:ascii="Arial" w:eastAsia="Arial" w:hAnsi="Arial" w:cs="Arial"/>
+          <w:sz w:val="24"/>
+          <w:szCs w:val="24"/>
+        </w:rPr>
+        <w:t>VLANs</w:t>
+      </w:r>
+      <w:proofErr w:type="spellEnd"/>
+      <w:r>
+        <w:rPr>
+          <w:rFonts w:ascii="Arial" w:eastAsia="Arial" w:hAnsi="Arial" w:cs="Arial"/>
+          <w:sz w:val="24"/>
+          <w:szCs w:val="24"/>
+        </w:rPr>
+        <w:t xml:space="preserve"> y direccionamiento (VLAN 10)</w:t>
+      </w:r>
+    </w:p>
+    <w:p>
+      <w:pPr>
+        <w:spacing w:after="60"/>
+        <w:rPr>
+          <w:sz w:val="24"/>
+          <w:szCs w:val="24"/>
+        </w:rPr>
+      </w:pPr>
+      <w:r>
+        <w:rPr>
+          <w:rFonts w:ascii="Arial" w:eastAsia="Arial" w:hAnsi="Arial" w:cs="Arial"/>
+          <w:b/>
+          <w:bCs/>
+          <w:sz w:val="24"/>
+          <w:szCs w:val="24"/>
+        </w:rPr>
+        <w:t xml:space="preserve">Objetivo: </w:t>
+      </w:r>
+      <w:r>
+        <w:rPr>
+          <w:rFonts w:ascii="Arial" w:eastAsia="Arial" w:hAnsi="Arial" w:cs="Arial"/>
+          <w:sz w:val="24"/>
+          <w:szCs w:val="24"/>
+        </w:rPr>
+        <w:t>crear la VLAN 10 (Usuarios) sobre em1 y asignarle direccionamiento 10.10.10.1/24.</w:t>
+      </w:r>
+    </w:p>
+    <w:p>
+      <w:pPr>
+        <w:spacing w:after="40"/>
+        <w:rPr>
+          <w:sz w:val="24"/>
+          <w:szCs w:val="24"/>
+        </w:rPr>
+      </w:pPr>
+      <w:r>
+        <w:rPr>
+          <w:rFonts w:ascii="Arial" w:eastAsia="Arial" w:hAnsi="Arial" w:cs="Arial"/>
+          <w:b/>
+          <w:bCs/>
+          <w:sz w:val="24"/>
+          <w:szCs w:val="24"/>
+        </w:rPr>
+        <w:t>Configuración realizada:</w:t>
+      </w:r>
+    </w:p>
+    <w:p>
+      <w:pPr>
+        <w:spacing w:after="40"/>
+        <w:ind w:left="454"/>
+        <w:rPr>
+          <w:sz w:val="24"/>
+          <w:szCs w:val="24"/>
+        </w:rPr>
+      </w:pPr>
+      <w:r>
+        <w:rPr>
+          <w:rFonts w:ascii="Arial" w:eastAsia="Arial" w:hAnsi="Arial" w:cs="Arial"/>
+          <w:sz w:val="24"/>
+          <w:szCs w:val="24"/>
+        </w:rPr>
+        <w:t xml:space="preserve">– </w:t>
+      </w:r>
+      <w:proofErr w:type="spellStart"/>
+      <w:r>
+        <w:rPr>
+          <w:rFonts w:ascii="Arial" w:eastAsia="Arial" w:hAnsi="Arial" w:cs="Arial"/>
+          <w:sz w:val="24"/>
+          <w:szCs w:val="24"/>
+        </w:rPr>
+        <w:t>pfSense</w:t>
+      </w:r>
+      <w:proofErr w:type="spellEnd"/>
+      <w:r>
+        <w:rPr>
+          <w:rFonts w:ascii="Arial" w:eastAsia="Arial" w:hAnsi="Arial" w:cs="Arial"/>
+          <w:sz w:val="24"/>
+          <w:szCs w:val="24"/>
+        </w:rPr>
+        <w:t xml:space="preserve"> (consola) opción 1 "</w:t>
+      </w:r>
+      <w:proofErr w:type="spellStart"/>
+      <w:r>
+        <w:rPr>
+          <w:rFonts w:ascii="Arial" w:eastAsia="Arial" w:hAnsi="Arial" w:cs="Arial"/>
+          <w:sz w:val="24"/>
+          <w:szCs w:val="24"/>
+        </w:rPr>
+        <w:t>Assign</w:t>
+      </w:r>
+      <w:proofErr w:type="spellEnd"/>
+      <w:r>
+        <w:rPr>
+          <w:rFonts w:ascii="Arial" w:eastAsia="Arial" w:hAnsi="Arial" w:cs="Arial"/>
+          <w:sz w:val="24"/>
+          <w:szCs w:val="24"/>
+        </w:rPr>
+        <w:t xml:space="preserve"> Interfaces": VLAN con </w:t>
+      </w:r>
+      <w:proofErr w:type="spellStart"/>
+      <w:r>
+        <w:rPr>
+          <w:rFonts w:ascii="Arial" w:eastAsia="Arial" w:hAnsi="Arial" w:cs="Arial"/>
+          <w:sz w:val="24"/>
+          <w:szCs w:val="24"/>
+        </w:rPr>
+        <w:t>parent</w:t>
+      </w:r>
+      <w:proofErr w:type="spellEnd"/>
+      <w:r>
+        <w:rPr>
+          <w:rFonts w:ascii="Arial" w:eastAsia="Arial" w:hAnsi="Arial" w:cs="Arial"/>
+          <w:sz w:val="24"/>
+          <w:szCs w:val="24"/>
+        </w:rPr>
+        <w:t xml:space="preserve"> em1, tag 10, asignada como LAN (em1.10).</w:t>
+      </w:r>
+    </w:p>
+    <w:p>
+      <w:pPr>
+        <w:spacing w:after="40"/>
+        <w:ind w:left="454"/>
+        <w:rPr>
+          <w:sz w:val="24"/>
+          <w:szCs w:val="24"/>
+        </w:rPr>
+      </w:pPr>
+      <w:r>
+        <w:rPr>
+          <w:rFonts w:ascii="Arial" w:eastAsia="Arial" w:hAnsi="Arial" w:cs="Arial"/>
+          <w:sz w:val="24"/>
+          <w:szCs w:val="24"/>
+        </w:rPr>
+        <w:lastRenderedPageBreak/>
+        <w:t xml:space="preserve">– </w:t>
+      </w:r>
+      <w:proofErr w:type="spellStart"/>
+      <w:r>
+        <w:rPr>
+          <w:rFonts w:ascii="Arial" w:eastAsia="Arial" w:hAnsi="Arial" w:cs="Arial"/>
+          <w:sz w:val="24"/>
+          <w:szCs w:val="24"/>
+        </w:rPr>
+        <w:t>pfSense</w:t>
+      </w:r>
+      <w:proofErr w:type="spellEnd"/>
+      <w:r>
+        <w:rPr>
+          <w:rFonts w:ascii="Arial" w:eastAsia="Arial" w:hAnsi="Arial" w:cs="Arial"/>
+          <w:sz w:val="24"/>
+          <w:szCs w:val="24"/>
+        </w:rPr>
+        <w:t xml:space="preserve"> (consola) opción 2 "Set interface IP": em1.10 = 10.10.10.1/24; servidor DHCP habilitado (rango 10.10.10.100–200).</w:t>
+      </w:r>
+    </w:p>
+    <w:p>
+      <w:pPr>
+        <w:spacing w:after="40"/>
+        <w:ind w:left="454"/>
+        <w:rPr>
+          <w:sz w:val="24"/>
+          <w:szCs w:val="24"/>
+        </w:rPr>
+      </w:pPr>
+      <w:r>
+        <w:rPr>
+          <w:rFonts w:ascii="Arial" w:eastAsia="Arial" w:hAnsi="Arial" w:cs="Arial"/>
+          <w:sz w:val="24"/>
+          <w:szCs w:val="24"/>
+        </w:rPr>
+        <w:t xml:space="preserve">– </w:t>
+      </w:r>
+      <w:proofErr w:type="spellStart"/>
+      <w:r>
+        <w:rPr>
+          <w:rFonts w:ascii="Arial" w:eastAsia="Arial" w:hAnsi="Arial" w:cs="Arial"/>
+          <w:sz w:val="24"/>
+          <w:szCs w:val="24"/>
+        </w:rPr>
+        <w:t>Switch</w:t>
+      </w:r>
+      <w:proofErr w:type="spellEnd"/>
+      <w:r>
+        <w:rPr>
+          <w:rFonts w:ascii="Arial" w:eastAsia="Arial" w:hAnsi="Arial" w:cs="Arial"/>
+          <w:sz w:val="24"/>
+          <w:szCs w:val="24"/>
+        </w:rPr>
+        <w:t xml:space="preserve"> (GNS3): puerto a </w:t>
+      </w:r>
+      <w:proofErr w:type="spellStart"/>
+      <w:r>
+        <w:rPr>
+          <w:rFonts w:ascii="Arial" w:eastAsia="Arial" w:hAnsi="Arial" w:cs="Arial"/>
+          <w:sz w:val="24"/>
+          <w:szCs w:val="24"/>
+        </w:rPr>
+        <w:t>pfSense</w:t>
+      </w:r>
+      <w:proofErr w:type="spellEnd"/>
+      <w:r>
+        <w:rPr>
+          <w:rFonts w:ascii="Arial" w:eastAsia="Arial" w:hAnsi="Arial" w:cs="Arial"/>
+          <w:sz w:val="24"/>
+          <w:szCs w:val="24"/>
+        </w:rPr>
+        <w:t xml:space="preserve"> = dot1q VLAN 1 (troncal); puerto a PC1 = </w:t>
+      </w:r>
       <w:bookmarkStart w:id="0" w:name="_GoBack"/>
       <w:bookmarkEnd w:id="0"/>
+      <w:proofErr w:type="spellStart"/>
+      <w:r>
+        <w:rPr>
+          <w:rFonts w:ascii="Arial" w:eastAsia="Arial" w:hAnsi="Arial" w:cs="Arial"/>
+          <w:sz w:val="24"/>
+          <w:szCs w:val="24"/>
+        </w:rPr>
+        <w:t>access</w:t>
+      </w:r>
+      <w:proofErr w:type="spellEnd"/>
+      <w:r>
+        <w:rPr>
+          <w:rFonts w:ascii="Arial" w:eastAsia="Arial" w:hAnsi="Arial" w:cs="Arial"/>
+          <w:sz w:val="24"/>
+          <w:szCs w:val="24"/>
+        </w:rPr>
+        <w:t xml:space="preserve"> VLAN 10.</w:t>
+      </w:r>
     </w:p>
     <w:p>
       <w:pPr>
@@ -21880,59 +22247,69 @@
           <w:sz w:val="24"/>
           <w:szCs w:val="24"/>
         </w:rPr>
-        <w:t xml:space="preserve">Prueba (P): </w:t>
-      </w:r>
-      <w:r>
-        <w:rPr>
-          <w:rFonts w:ascii="Arial" w:eastAsia="Arial" w:hAnsi="Arial" w:cs="Arial"/>
-          <w:sz w:val="24"/>
-          <w:szCs w:val="24"/>
-        </w:rPr>
-        <w:t>Se</w:t>
-      </w:r>
-      <w:r>
-        <w:rPr>
-          <w:rFonts w:ascii="Arial" w:eastAsia="Arial" w:hAnsi="Arial" w:cs="Arial"/>
-          <w:sz w:val="24"/>
-          <w:szCs w:val="24"/>
-        </w:rPr>
-        <w:t xml:space="preserve"> validará con el ping de PC1 a su </w:t>
-      </w:r>
-      <w:proofErr w:type="spellStart"/>
-      <w:r>
-        <w:rPr>
-          <w:rFonts w:ascii="Arial" w:eastAsia="Arial" w:hAnsi="Arial" w:cs="Arial"/>
-          <w:sz w:val="24"/>
-          <w:szCs w:val="24"/>
-        </w:rPr>
-        <w:t>gateway</w:t>
-      </w:r>
-      <w:proofErr w:type="spellEnd"/>
-      <w:r>
-        <w:rPr>
-          <w:rFonts w:ascii="Arial" w:eastAsia="Arial" w:hAnsi="Arial" w:cs="Arial"/>
-          <w:sz w:val="24"/>
-          <w:szCs w:val="24"/>
-        </w:rPr>
-        <w:t xml:space="preserve"> tras crear la VLAN 10 en </w:t>
-      </w:r>
-      <w:proofErr w:type="spellStart"/>
-      <w:r>
-        <w:rPr>
-          <w:rFonts w:ascii="Arial" w:eastAsia="Arial" w:hAnsi="Arial" w:cs="Arial"/>
-          <w:sz w:val="24"/>
-          <w:szCs w:val="24"/>
-        </w:rPr>
-        <w:t>pfSense</w:t>
-      </w:r>
-      <w:proofErr w:type="spellEnd"/>
-      <w:r>
-        <w:rPr>
-          <w:rFonts w:ascii="Arial" w:eastAsia="Arial" w:hAnsi="Arial" w:cs="Arial"/>
-          <w:sz w:val="24"/>
-          <w:szCs w:val="24"/>
-        </w:rPr>
-        <w:t xml:space="preserve"> (R01F01T01).</w:t>
+        <w:t xml:space="preserve">Evidencia: </w:t>
+      </w:r>
+      <w:r>
+        <w:rPr>
+          <w:rFonts w:ascii="Arial" w:eastAsia="Arial" w:hAnsi="Arial" w:cs="Arial"/>
+          <w:sz w:val="24"/>
+          <w:szCs w:val="24"/>
+        </w:rPr>
+        <w:t xml:space="preserve">configuración de puertos del </w:t>
+      </w:r>
+      <w:proofErr w:type="spellStart"/>
+      <w:r>
+        <w:rPr>
+          <w:rFonts w:ascii="Arial" w:eastAsia="Arial" w:hAnsi="Arial" w:cs="Arial"/>
+          <w:sz w:val="24"/>
+          <w:szCs w:val="24"/>
+        </w:rPr>
+        <w:t>switch</w:t>
+      </w:r>
+      <w:proofErr w:type="spellEnd"/>
+      <w:r>
+        <w:rPr>
+          <w:rFonts w:ascii="Arial" w:eastAsia="Arial" w:hAnsi="Arial" w:cs="Arial"/>
+          <w:sz w:val="24"/>
+          <w:szCs w:val="24"/>
+        </w:rPr>
+        <w:t>; salida de "</w:t>
+      </w:r>
+      <w:proofErr w:type="spellStart"/>
+      <w:r>
+        <w:rPr>
+          <w:rFonts w:ascii="Arial" w:eastAsia="Arial" w:hAnsi="Arial" w:cs="Arial"/>
+          <w:sz w:val="24"/>
+          <w:szCs w:val="24"/>
+        </w:rPr>
+        <w:t>ip</w:t>
+      </w:r>
+      <w:proofErr w:type="spellEnd"/>
+      <w:r>
+        <w:rPr>
+          <w:rFonts w:ascii="Arial" w:eastAsia="Arial" w:hAnsi="Arial" w:cs="Arial"/>
+          <w:sz w:val="24"/>
+          <w:szCs w:val="24"/>
+        </w:rPr>
+        <w:t xml:space="preserve"> </w:t>
+      </w:r>
+      <w:proofErr w:type="spellStart"/>
+      <w:r>
+        <w:rPr>
+          <w:rFonts w:ascii="Arial" w:eastAsia="Arial" w:hAnsi="Arial" w:cs="Arial"/>
+          <w:sz w:val="24"/>
+          <w:szCs w:val="24"/>
+        </w:rPr>
+        <w:t>dhcp</w:t>
+      </w:r>
+      <w:proofErr w:type="spellEnd"/>
+      <w:r>
+        <w:rPr>
+          <w:rFonts w:ascii="Arial" w:eastAsia="Arial" w:hAnsi="Arial" w:cs="Arial"/>
+          <w:sz w:val="24"/>
+          <w:szCs w:val="24"/>
+        </w:rPr>
+        <w:t>" y "ping" en PC1 (Ilustración X).</w:t>
       </w:r>
     </w:p>
     <w:p>
@@ -21951,15 +22328,341 @@
           <w:sz w:val="24"/>
           <w:szCs w:val="24"/>
         </w:rPr>
-        <w:t xml:space="preserve">Incidencias: </w:t>
-      </w:r>
-      <w:r>
-        <w:rPr>
-          <w:rFonts w:ascii="Arial" w:eastAsia="Arial" w:hAnsi="Arial" w:cs="Arial"/>
-          <w:sz w:val="24"/>
-          <w:szCs w:val="24"/>
-        </w:rPr>
-        <w:t>ninguna.</w:t>
+        <w:t xml:space="preserve">Prueba (P): </w:t>
+      </w:r>
+      <w:r>
+        <w:rPr>
+          <w:rFonts w:ascii="Arial" w:eastAsia="Arial" w:hAnsi="Arial" w:cs="Arial"/>
+          <w:sz w:val="24"/>
+          <w:szCs w:val="24"/>
+        </w:rPr>
+        <w:t>PC1 (VPCS) obtiene 10.10.10.100 por DHCP y hace ping a 10.10.10.1 → Resultado: correcto (~3–5 ms).</w:t>
+      </w:r>
+    </w:p>
+    <w:p>
+      <w:pPr>
+        <w:spacing w:after="40"/>
+        <w:rPr>
+          <w:sz w:val="24"/>
+          <w:szCs w:val="24"/>
+        </w:rPr>
+      </w:pPr>
+      <w:r>
+        <w:rPr>
+          <w:rFonts w:ascii="Arial" w:eastAsia="Arial" w:hAnsi="Arial" w:cs="Arial"/>
+          <w:b/>
+          <w:bCs/>
+          <w:sz w:val="24"/>
+          <w:szCs w:val="24"/>
+        </w:rPr>
+        <w:t>Incidencias controladas:</w:t>
+      </w:r>
+    </w:p>
+    <w:p>
+      <w:pPr>
+        <w:spacing w:after="40"/>
+        <w:ind w:left="454"/>
+        <w:rPr>
+          <w:sz w:val="24"/>
+          <w:szCs w:val="24"/>
+        </w:rPr>
+      </w:pPr>
+      <w:r>
+        <w:rPr>
+          <w:rFonts w:ascii="Arial" w:eastAsia="Arial" w:hAnsi="Arial" w:cs="Arial"/>
+          <w:sz w:val="24"/>
+          <w:szCs w:val="24"/>
+        </w:rPr>
+        <w:t>1. Al fijar la IP se respondió "y" a "</w:t>
+      </w:r>
+      <w:proofErr w:type="spellStart"/>
+      <w:r>
+        <w:rPr>
+          <w:rFonts w:ascii="Arial" w:eastAsia="Arial" w:hAnsi="Arial" w:cs="Arial"/>
+          <w:sz w:val="24"/>
+          <w:szCs w:val="24"/>
+        </w:rPr>
+        <w:t>via</w:t>
+      </w:r>
+      <w:proofErr w:type="spellEnd"/>
+      <w:r>
+        <w:rPr>
+          <w:rFonts w:ascii="Arial" w:eastAsia="Arial" w:hAnsi="Arial" w:cs="Arial"/>
+          <w:sz w:val="24"/>
+          <w:szCs w:val="24"/>
+        </w:rPr>
+        <w:t xml:space="preserve"> DHCP?" en vez de "n"; la interfaz quedó como cliente DHCP sin IP fija. Solución: repetir la opción 2 con "n" y fijar 10.10.10.1/24 + rango DHCP.</w:t>
+      </w:r>
+    </w:p>
+    <w:p>
+      <w:pPr>
+        <w:spacing w:after="40"/>
+        <w:ind w:left="454"/>
+        <w:rPr>
+          <w:sz w:val="24"/>
+          <w:szCs w:val="24"/>
+        </w:rPr>
+      </w:pPr>
+      <w:r>
+        <w:rPr>
+          <w:rFonts w:ascii="Arial" w:eastAsia="Arial" w:hAnsi="Arial" w:cs="Arial"/>
+          <w:sz w:val="24"/>
+          <w:szCs w:val="24"/>
+        </w:rPr>
+        <w:t xml:space="preserve">2. Sin conectividad inicial: los puertos del </w:t>
+      </w:r>
+      <w:proofErr w:type="spellStart"/>
+      <w:r>
+        <w:rPr>
+          <w:rFonts w:ascii="Arial" w:eastAsia="Arial" w:hAnsi="Arial" w:cs="Arial"/>
+          <w:sz w:val="24"/>
+          <w:szCs w:val="24"/>
+        </w:rPr>
+        <w:t>switch</w:t>
+      </w:r>
+      <w:proofErr w:type="spellEnd"/>
+      <w:r>
+        <w:rPr>
+          <w:rFonts w:ascii="Arial" w:eastAsia="Arial" w:hAnsi="Arial" w:cs="Arial"/>
+          <w:sz w:val="24"/>
+          <w:szCs w:val="24"/>
+        </w:rPr>
+        <w:t xml:space="preserve"> estaban en </w:t>
+      </w:r>
+      <w:proofErr w:type="spellStart"/>
+      <w:r>
+        <w:rPr>
+          <w:rFonts w:ascii="Arial" w:eastAsia="Arial" w:hAnsi="Arial" w:cs="Arial"/>
+          <w:sz w:val="24"/>
+          <w:szCs w:val="24"/>
+        </w:rPr>
+        <w:t>access</w:t>
+      </w:r>
+      <w:proofErr w:type="spellEnd"/>
+      <w:r>
+        <w:rPr>
+          <w:rFonts w:ascii="Arial" w:eastAsia="Arial" w:hAnsi="Arial" w:cs="Arial"/>
+          <w:sz w:val="24"/>
+          <w:szCs w:val="24"/>
+        </w:rPr>
+        <w:t xml:space="preserve"> VLAN 1 por defecto y, al configurarlos, quedaron invertidos (dot1q/</w:t>
+      </w:r>
+      <w:proofErr w:type="spellStart"/>
+      <w:r>
+        <w:rPr>
+          <w:rFonts w:ascii="Arial" w:eastAsia="Arial" w:hAnsi="Arial" w:cs="Arial"/>
+          <w:sz w:val="24"/>
+          <w:szCs w:val="24"/>
+        </w:rPr>
+        <w:t>access</w:t>
+      </w:r>
+      <w:proofErr w:type="spellEnd"/>
+      <w:r>
+        <w:rPr>
+          <w:rFonts w:ascii="Arial" w:eastAsia="Arial" w:hAnsi="Arial" w:cs="Arial"/>
+          <w:sz w:val="24"/>
+          <w:szCs w:val="24"/>
+        </w:rPr>
+        <w:t xml:space="preserve"> en el puerto equivocado). Detectado con el </w:t>
+      </w:r>
+      <w:proofErr w:type="spellStart"/>
+      <w:r>
+        <w:rPr>
+          <w:rFonts w:ascii="Arial" w:eastAsia="Arial" w:hAnsi="Arial" w:cs="Arial"/>
+          <w:sz w:val="24"/>
+          <w:szCs w:val="24"/>
+        </w:rPr>
+        <w:t>tooltip</w:t>
+      </w:r>
+      <w:proofErr w:type="spellEnd"/>
+      <w:r>
+        <w:rPr>
+          <w:rFonts w:ascii="Arial" w:eastAsia="Arial" w:hAnsi="Arial" w:cs="Arial"/>
+          <w:sz w:val="24"/>
+          <w:szCs w:val="24"/>
+        </w:rPr>
+        <w:t xml:space="preserve"> del enlace (</w:t>
+      </w:r>
+      <w:proofErr w:type="spellStart"/>
+      <w:r>
+        <w:rPr>
+          <w:rFonts w:ascii="Arial" w:eastAsia="Arial" w:hAnsi="Arial" w:cs="Arial"/>
+          <w:sz w:val="24"/>
+          <w:szCs w:val="24"/>
+        </w:rPr>
+        <w:t>pfSense</w:t>
+      </w:r>
+      <w:proofErr w:type="spellEnd"/>
+      <w:r>
+        <w:rPr>
+          <w:rFonts w:ascii="Arial" w:eastAsia="Arial" w:hAnsi="Arial" w:cs="Arial"/>
+          <w:sz w:val="24"/>
+          <w:szCs w:val="24"/>
+        </w:rPr>
+        <w:t xml:space="preserve"> em1 = </w:t>
+      </w:r>
+      <w:proofErr w:type="spellStart"/>
+      <w:r>
+        <w:rPr>
+          <w:rFonts w:ascii="Arial" w:eastAsia="Arial" w:hAnsi="Arial" w:cs="Arial"/>
+          <w:sz w:val="24"/>
+          <w:szCs w:val="24"/>
+        </w:rPr>
+        <w:t>switch</w:t>
+      </w:r>
+      <w:proofErr w:type="spellEnd"/>
+      <w:r>
+        <w:rPr>
+          <w:rFonts w:ascii="Arial" w:eastAsia="Arial" w:hAnsi="Arial" w:cs="Arial"/>
+          <w:sz w:val="24"/>
+          <w:szCs w:val="24"/>
+        </w:rPr>
+        <w:t xml:space="preserve"> </w:t>
+      </w:r>
+      <w:proofErr w:type="spellStart"/>
+      <w:r>
+        <w:rPr>
+          <w:rFonts w:ascii="Arial" w:eastAsia="Arial" w:hAnsi="Arial" w:cs="Arial"/>
+          <w:sz w:val="24"/>
+          <w:szCs w:val="24"/>
+        </w:rPr>
+        <w:t>port</w:t>
+      </w:r>
+      <w:proofErr w:type="spellEnd"/>
+      <w:r>
+        <w:rPr>
+          <w:rFonts w:ascii="Arial" w:eastAsia="Arial" w:hAnsi="Arial" w:cs="Arial"/>
+          <w:sz w:val="24"/>
+          <w:szCs w:val="24"/>
+        </w:rPr>
+        <w:t xml:space="preserve"> 0; PC1 = </w:t>
+      </w:r>
+      <w:proofErr w:type="spellStart"/>
+      <w:r>
+        <w:rPr>
+          <w:rFonts w:ascii="Arial" w:eastAsia="Arial" w:hAnsi="Arial" w:cs="Arial"/>
+          <w:sz w:val="24"/>
+          <w:szCs w:val="24"/>
+        </w:rPr>
+        <w:t>switch</w:t>
+      </w:r>
+      <w:proofErr w:type="spellEnd"/>
+      <w:r>
+        <w:rPr>
+          <w:rFonts w:ascii="Arial" w:eastAsia="Arial" w:hAnsi="Arial" w:cs="Arial"/>
+          <w:sz w:val="24"/>
+          <w:szCs w:val="24"/>
+        </w:rPr>
+        <w:t xml:space="preserve"> </w:t>
+      </w:r>
+      <w:proofErr w:type="spellStart"/>
+      <w:r>
+        <w:rPr>
+          <w:rFonts w:ascii="Arial" w:eastAsia="Arial" w:hAnsi="Arial" w:cs="Arial"/>
+          <w:sz w:val="24"/>
+          <w:szCs w:val="24"/>
+        </w:rPr>
+        <w:t>port</w:t>
+      </w:r>
+      <w:proofErr w:type="spellEnd"/>
+      <w:r>
+        <w:rPr>
+          <w:rFonts w:ascii="Arial" w:eastAsia="Arial" w:hAnsi="Arial" w:cs="Arial"/>
+          <w:sz w:val="24"/>
+          <w:szCs w:val="24"/>
+        </w:rPr>
+        <w:t xml:space="preserve"> 1). Solución: </w:t>
+      </w:r>
+      <w:proofErr w:type="spellStart"/>
+      <w:r>
+        <w:rPr>
+          <w:rFonts w:ascii="Arial" w:eastAsia="Arial" w:hAnsi="Arial" w:cs="Arial"/>
+          <w:sz w:val="24"/>
+          <w:szCs w:val="24"/>
+        </w:rPr>
+        <w:t>port</w:t>
+      </w:r>
+      <w:proofErr w:type="spellEnd"/>
+      <w:r>
+        <w:rPr>
+          <w:rFonts w:ascii="Arial" w:eastAsia="Arial" w:hAnsi="Arial" w:cs="Arial"/>
+          <w:sz w:val="24"/>
+          <w:szCs w:val="24"/>
+        </w:rPr>
+        <w:t xml:space="preserve"> 0 = dot1q VLAN 1, </w:t>
+      </w:r>
+      <w:proofErr w:type="spellStart"/>
+      <w:r>
+        <w:rPr>
+          <w:rFonts w:ascii="Arial" w:eastAsia="Arial" w:hAnsi="Arial" w:cs="Arial"/>
+          <w:sz w:val="24"/>
+          <w:szCs w:val="24"/>
+        </w:rPr>
+        <w:t>port</w:t>
+      </w:r>
+      <w:proofErr w:type="spellEnd"/>
+      <w:r>
+        <w:rPr>
+          <w:rFonts w:ascii="Arial" w:eastAsia="Arial" w:hAnsi="Arial" w:cs="Arial"/>
+          <w:sz w:val="24"/>
+          <w:szCs w:val="24"/>
+        </w:rPr>
+        <w:t xml:space="preserve"> 1 = </w:t>
+      </w:r>
+      <w:proofErr w:type="spellStart"/>
+      <w:r>
+        <w:rPr>
+          <w:rFonts w:ascii="Arial" w:eastAsia="Arial" w:hAnsi="Arial" w:cs="Arial"/>
+          <w:sz w:val="24"/>
+          <w:szCs w:val="24"/>
+        </w:rPr>
+        <w:t>access</w:t>
+      </w:r>
+      <w:proofErr w:type="spellEnd"/>
+      <w:r>
+        <w:rPr>
+          <w:rFonts w:ascii="Arial" w:eastAsia="Arial" w:hAnsi="Arial" w:cs="Arial"/>
+          <w:sz w:val="24"/>
+          <w:szCs w:val="24"/>
+        </w:rPr>
+        <w:t xml:space="preserve"> VLAN 10.</w:t>
+      </w:r>
+    </w:p>
+    <w:p>
+      <w:pPr>
+        <w:spacing w:after="60"/>
+        <w:rPr>
+          <w:sz w:val="24"/>
+          <w:szCs w:val="24"/>
+        </w:rPr>
+      </w:pPr>
+      <w:r>
+        <w:rPr>
+          <w:rFonts w:ascii="Arial" w:eastAsia="Arial" w:hAnsi="Arial" w:cs="Arial"/>
+          <w:b/>
+          <w:bCs/>
+          <w:sz w:val="24"/>
+          <w:szCs w:val="24"/>
+        </w:rPr>
+        <w:t xml:space="preserve">Pendiente: </w:t>
+      </w:r>
+      <w:proofErr w:type="spellStart"/>
+      <w:r>
+        <w:rPr>
+          <w:rFonts w:ascii="Arial" w:eastAsia="Arial" w:hAnsi="Arial" w:cs="Arial"/>
+          <w:sz w:val="24"/>
+          <w:szCs w:val="24"/>
+        </w:rPr>
+        <w:t>VLANs</w:t>
+      </w:r>
+      <w:proofErr w:type="spellEnd"/>
+      <w:r>
+        <w:rPr>
+          <w:rFonts w:ascii="Arial" w:eastAsia="Arial" w:hAnsi="Arial" w:cs="Arial"/>
+          <w:sz w:val="24"/>
+          <w:szCs w:val="24"/>
+        </w:rPr>
+        <w:t xml:space="preserve"> 20, 30, 40 y 50 (mismo patrón, vía interfaz web).</w:t>
       </w:r>
     </w:p>
     <w:p>
@@ -21968,9 +22671,77 @@
         <w:jc w:val="both"/>
         <w:rPr>
           <w:rFonts w:ascii="Arial" w:eastAsia="Arial" w:hAnsi="Arial" w:cs="Arial"/>
-          <w:color w:val="000000"/>
+          <w:i/>
+          <w:color w:val="FF0000"/>
           <w:sz w:val="32"/>
           <w:szCs w:val="32"/>
+        </w:rPr>
+      </w:pPr>
+    </w:p>
+    <w:p>
+      <w:pPr>
+        <w:pStyle w:val="Ttulo2"/>
+        <w:spacing w:before="160"/>
+        <w:rPr>
+          <w:i/>
+          <w:color w:val="FF0000"/>
+          <w:sz w:val="24"/>
+          <w:szCs w:val="24"/>
+        </w:rPr>
+      </w:pPr>
+      <w:r>
+        <w:rPr>
+          <w:rFonts w:ascii="Arial" w:eastAsia="Arial" w:hAnsi="Arial" w:cs="Arial"/>
+          <w:i/>
+          <w:color w:val="FF0000"/>
+          <w:sz w:val="32"/>
+          <w:szCs w:val="32"/>
+        </w:rPr>
+        <w:t xml:space="preserve">Meter las imágenes con sus pies, desde </w:t>
+      </w:r>
+      <w:r>
+        <w:rPr>
+          <w:rFonts w:ascii="Arial" w:eastAsia="Arial" w:hAnsi="Arial" w:cs="Arial"/>
+          <w:i/>
+          <w:color w:val="FF0000"/>
+          <w:sz w:val="24"/>
+          <w:szCs w:val="24"/>
+        </w:rPr>
+        <w:t xml:space="preserve">R01F01T01 Creación de </w:t>
+      </w:r>
+      <w:proofErr w:type="spellStart"/>
+      <w:r>
+        <w:rPr>
+          <w:rFonts w:ascii="Arial" w:eastAsia="Arial" w:hAnsi="Arial" w:cs="Arial"/>
+          <w:i/>
+          <w:color w:val="FF0000"/>
+          <w:sz w:val="24"/>
+          <w:szCs w:val="24"/>
+        </w:rPr>
+        <w:t>VLANs</w:t>
+      </w:r>
+      <w:proofErr w:type="spellEnd"/>
+      <w:r>
+        <w:rPr>
+          <w:rFonts w:ascii="Arial" w:eastAsia="Arial" w:hAnsi="Arial" w:cs="Arial"/>
+          <w:i/>
+          <w:color w:val="FF0000"/>
+          <w:sz w:val="24"/>
+          <w:szCs w:val="24"/>
+        </w:rPr>
+        <w:t xml:space="preserve"> y direccionamiento (VLAN 10)</w:t>
+      </w:r>
+    </w:p>
+    <w:p>
+      <w:pPr>
+        <w:spacing w:line="360" w:lineRule="auto"/>
+        <w:jc w:val="both"/>
+        <w:rPr>
+          <w:rFonts w:ascii="Arial" w:eastAsia="Arial" w:hAnsi="Arial" w:cs="Arial"/>
+          <w:color w:val="000000"/>
+          <w:sz w:val="32"/>
+          <w:szCs w:val="32"/>
+          <w:u w:val="single"/>
         </w:rPr>
       </w:pPr>
     </w:p>

--- a/Prememorias/Pre_2.docx
+++ b/Prememorias/Pre_2.docx
@@ -116,16 +116,16 @@
         <w:rPr>
           <w:rFonts w:ascii="Arial" w:eastAsia="Arial" w:hAnsi="Arial" w:cs="Arial"/>
           <w:color w:val="000000"/>
-          <w:sz w:val="28"/>
-          <w:szCs w:val="28"/>
-        </w:rPr>
-      </w:pPr>
-      <w:r>
-        <w:rPr>
-          <w:rFonts w:ascii="Arial" w:eastAsia="Arial" w:hAnsi="Arial" w:cs="Arial"/>
-          <w:color w:val="000000"/>
-          <w:sz w:val="28"/>
-          <w:szCs w:val="28"/>
+          <w:sz w:val="24"/>
+          <w:szCs w:val="24"/>
+        </w:rPr>
+      </w:pPr>
+      <w:r>
+        <w:rPr>
+          <w:rFonts w:ascii="Arial" w:eastAsia="Arial" w:hAnsi="Arial" w:cs="Arial"/>
+          <w:color w:val="000000"/>
+          <w:sz w:val="24"/>
+          <w:szCs w:val="24"/>
         </w:rPr>
         <w:t>Diseño e implementación de una arquitectura de red segura basada en el modelo Zero Trust para la protección de infraestructuras críticas.</w:t>
       </w:r>
@@ -137,16 +137,16 @@
         <w:rPr>
           <w:rFonts w:ascii="Arial" w:eastAsia="Arial" w:hAnsi="Arial" w:cs="Arial"/>
           <w:color w:val="000000"/>
-          <w:sz w:val="28"/>
-          <w:szCs w:val="28"/>
-        </w:rPr>
-      </w:pPr>
-      <w:r>
-        <w:rPr>
-          <w:rFonts w:ascii="Arial" w:eastAsia="Arial" w:hAnsi="Arial" w:cs="Arial"/>
-          <w:color w:val="000000"/>
-          <w:sz w:val="28"/>
-          <w:szCs w:val="28"/>
+          <w:sz w:val="24"/>
+          <w:szCs w:val="24"/>
+        </w:rPr>
+      </w:pPr>
+      <w:r>
+        <w:rPr>
+          <w:rFonts w:ascii="Arial" w:eastAsia="Arial" w:hAnsi="Arial" w:cs="Arial"/>
+          <w:color w:val="000000"/>
+          <w:sz w:val="24"/>
+          <w:szCs w:val="24"/>
         </w:rPr>
         <w:t>Grado Superior en Administración de Sistemas informáticos en Red. Modalidad Online</w:t>
       </w:r>
@@ -158,8 +158,8 @@
         <w:rPr>
           <w:rFonts w:ascii="Arial" w:eastAsia="Arial" w:hAnsi="Arial" w:cs="Arial"/>
           <w:color w:val="000000"/>
-          <w:sz w:val="32"/>
-          <w:szCs w:val="32"/>
+          <w:sz w:val="24"/>
+          <w:szCs w:val="24"/>
         </w:rPr>
       </w:pPr>
     </w:p>
@@ -170,8 +170,8 @@
         <w:rPr>
           <w:rFonts w:ascii="Arial" w:eastAsia="Arial" w:hAnsi="Arial" w:cs="Arial"/>
           <w:color w:val="000000"/>
-          <w:sz w:val="32"/>
-          <w:szCs w:val="32"/>
+          <w:sz w:val="24"/>
+          <w:szCs w:val="24"/>
         </w:rPr>
       </w:pPr>
     </w:p>
@@ -182,8 +182,8 @@
         <w:rPr>
           <w:rFonts w:ascii="Arial" w:eastAsia="Arial" w:hAnsi="Arial" w:cs="Arial"/>
           <w:color w:val="000000"/>
-          <w:sz w:val="32"/>
-          <w:szCs w:val="32"/>
+          <w:sz w:val="24"/>
+          <w:szCs w:val="24"/>
         </w:rPr>
       </w:pPr>
     </w:p>
@@ -194,8 +194,8 @@
         <w:rPr>
           <w:rFonts w:ascii="Arial" w:eastAsia="Arial" w:hAnsi="Arial" w:cs="Arial"/>
           <w:color w:val="000000"/>
-          <w:sz w:val="32"/>
-          <w:szCs w:val="32"/>
+          <w:sz w:val="24"/>
+          <w:szCs w:val="24"/>
         </w:rPr>
       </w:pPr>
     </w:p>
@@ -206,16 +206,16 @@
         <w:rPr>
           <w:rFonts w:ascii="Arial" w:eastAsia="Arial" w:hAnsi="Arial" w:cs="Arial"/>
           <w:color w:val="000000"/>
-          <w:sz w:val="32"/>
-          <w:szCs w:val="32"/>
-        </w:rPr>
-      </w:pPr>
-      <w:r>
-        <w:rPr>
-          <w:rFonts w:ascii="Arial" w:eastAsia="Arial" w:hAnsi="Arial" w:cs="Arial"/>
-          <w:color w:val="000000"/>
-          <w:sz w:val="32"/>
-          <w:szCs w:val="32"/>
+          <w:sz w:val="24"/>
+          <w:szCs w:val="24"/>
+        </w:rPr>
+      </w:pPr>
+      <w:r>
+        <w:rPr>
+          <w:rFonts w:ascii="Arial" w:eastAsia="Arial" w:hAnsi="Arial" w:cs="Arial"/>
+          <w:color w:val="000000"/>
+          <w:sz w:val="24"/>
+          <w:szCs w:val="24"/>
         </w:rPr>
         <w:t>Francisco de Asís Sierra de la Rosa</w:t>
       </w:r>
@@ -227,27 +227,36 @@
         <w:rPr>
           <w:rFonts w:ascii="Arial" w:eastAsia="Arial" w:hAnsi="Arial" w:cs="Arial"/>
           <w:color w:val="000000"/>
-          <w:sz w:val="32"/>
-          <w:szCs w:val="32"/>
-        </w:rPr>
-      </w:pPr>
-      <w:r>
-        <w:rPr>
-          <w:rFonts w:ascii="Arial" w:eastAsia="Arial" w:hAnsi="Arial" w:cs="Arial"/>
-          <w:color w:val="000000"/>
-          <w:sz w:val="32"/>
-          <w:szCs w:val="32"/>
+          <w:sz w:val="24"/>
+          <w:szCs w:val="24"/>
+        </w:rPr>
+      </w:pPr>
+      <w:r>
+        <w:rPr>
+          <w:rFonts w:ascii="Arial" w:eastAsia="Arial" w:hAnsi="Arial" w:cs="Arial"/>
+          <w:color w:val="000000"/>
+          <w:sz w:val="24"/>
+          <w:szCs w:val="24"/>
         </w:rPr>
         <w:t>Tutor del TFG</w:t>
       </w:r>
     </w:p>
     <w:p>
       <w:pPr>
-        <w:rPr>
-          <w:color w:val="000000"/>
-        </w:rPr>
-      </w:pPr>
-      <w:r>
+        <w:spacing w:line="360" w:lineRule="auto"/>
+        <w:rPr>
+          <w:rFonts w:ascii="Arial" w:hAnsi="Arial" w:cs="Arial"/>
+          <w:color w:val="000000"/>
+          <w:sz w:val="24"/>
+          <w:szCs w:val="24"/>
+        </w:rPr>
+      </w:pPr>
+      <w:r>
+        <w:rPr>
+          <w:rFonts w:ascii="Arial" w:hAnsi="Arial" w:cs="Arial"/>
+          <w:sz w:val="24"/>
+          <w:szCs w:val="24"/>
+        </w:rPr>
         <w:br w:type="page"/>
       </w:r>
     </w:p>
@@ -258,8 +267,8 @@
         <w:rPr>
           <w:rFonts w:ascii="Arial" w:eastAsia="Arial" w:hAnsi="Arial" w:cs="Arial"/>
           <w:color w:val="000000"/>
-          <w:sz w:val="32"/>
-          <w:szCs w:val="32"/>
+          <w:sz w:val="24"/>
+          <w:szCs w:val="24"/>
         </w:rPr>
       </w:pPr>
     </w:p>
@@ -270,16 +279,16 @@
         <w:rPr>
           <w:rFonts w:ascii="Arial" w:eastAsia="Arial" w:hAnsi="Arial" w:cs="Arial"/>
           <w:color w:val="000000"/>
-          <w:sz w:val="32"/>
-          <w:szCs w:val="32"/>
-        </w:rPr>
-      </w:pPr>
-      <w:r>
-        <w:rPr>
-          <w:rFonts w:ascii="Arial" w:eastAsia="Arial" w:hAnsi="Arial" w:cs="Arial"/>
-          <w:color w:val="000000"/>
-          <w:sz w:val="32"/>
-          <w:szCs w:val="32"/>
+          <w:sz w:val="24"/>
+          <w:szCs w:val="24"/>
+        </w:rPr>
+      </w:pPr>
+      <w:r>
+        <w:rPr>
+          <w:rFonts w:ascii="Arial" w:eastAsia="Arial" w:hAnsi="Arial" w:cs="Arial"/>
+          <w:color w:val="000000"/>
+          <w:sz w:val="24"/>
+          <w:szCs w:val="24"/>
         </w:rPr>
         <w:t>DEDICATORIA (OPCIONAL)</w:t>
       </w:r>
@@ -288,10 +297,18 @@
       <w:pPr>
         <w:spacing w:line="360" w:lineRule="auto"/>
         <w:rPr>
-          <w:color w:val="000000"/>
-        </w:rPr>
-      </w:pPr>
-      <w:r>
+          <w:rFonts w:ascii="Arial" w:hAnsi="Arial" w:cs="Arial"/>
+          <w:color w:val="000000"/>
+          <w:sz w:val="24"/>
+          <w:szCs w:val="24"/>
+        </w:rPr>
+      </w:pPr>
+      <w:r>
+        <w:rPr>
+          <w:rFonts w:ascii="Arial" w:hAnsi="Arial" w:cs="Arial"/>
+          <w:sz w:val="24"/>
+          <w:szCs w:val="24"/>
+        </w:rPr>
         <w:br w:type="page"/>
       </w:r>
     </w:p>
@@ -302,16 +319,16 @@
         <w:rPr>
           <w:rFonts w:ascii="Arial" w:eastAsia="Arial" w:hAnsi="Arial" w:cs="Arial"/>
           <w:color w:val="000000"/>
-          <w:sz w:val="32"/>
-          <w:szCs w:val="32"/>
-        </w:rPr>
-      </w:pPr>
-      <w:r>
-        <w:rPr>
-          <w:rFonts w:ascii="Arial" w:eastAsia="Arial" w:hAnsi="Arial" w:cs="Arial"/>
-          <w:color w:val="000000"/>
-          <w:sz w:val="32"/>
-          <w:szCs w:val="32"/>
+          <w:sz w:val="24"/>
+          <w:szCs w:val="24"/>
+        </w:rPr>
+      </w:pPr>
+      <w:r>
+        <w:rPr>
+          <w:rFonts w:ascii="Arial" w:eastAsia="Arial" w:hAnsi="Arial" w:cs="Arial"/>
+          <w:color w:val="000000"/>
+          <w:sz w:val="24"/>
+          <w:szCs w:val="24"/>
         </w:rPr>
         <w:lastRenderedPageBreak/>
         <w:t>ÍNDICES</w:t>
@@ -342,10 +359,18 @@
       <w:pPr>
         <w:spacing w:line="360" w:lineRule="auto"/>
         <w:rPr>
-          <w:color w:val="000000"/>
-        </w:rPr>
-      </w:pPr>
-      <w:r>
+          <w:rFonts w:ascii="Arial" w:hAnsi="Arial" w:cs="Arial"/>
+          <w:color w:val="000000"/>
+          <w:sz w:val="24"/>
+          <w:szCs w:val="24"/>
+        </w:rPr>
+      </w:pPr>
+      <w:r>
+        <w:rPr>
+          <w:rFonts w:ascii="Arial" w:hAnsi="Arial" w:cs="Arial"/>
+          <w:sz w:val="24"/>
+          <w:szCs w:val="24"/>
+        </w:rPr>
         <w:br w:type="page"/>
       </w:r>
     </w:p>
@@ -356,21 +381,26 @@
         <w:rPr>
           <w:rFonts w:ascii="Arial" w:eastAsia="Arial" w:hAnsi="Arial" w:cs="Arial"/>
           <w:color w:val="000000"/>
-          <w:sz w:val="32"/>
-          <w:szCs w:val="32"/>
-        </w:rPr>
-      </w:pPr>
-      <w:r>
-        <w:rPr>
-          <w:rFonts w:ascii="Arial" w:eastAsia="Arial" w:hAnsi="Arial" w:cs="Arial"/>
-          <w:color w:val="000000"/>
-          <w:sz w:val="32"/>
-          <w:szCs w:val="32"/>
+          <w:sz w:val="24"/>
+          <w:szCs w:val="24"/>
+        </w:rPr>
+      </w:pPr>
+      <w:r>
+        <w:rPr>
+          <w:rFonts w:ascii="Arial" w:eastAsia="Arial" w:hAnsi="Arial" w:cs="Arial"/>
+          <w:color w:val="000000"/>
+          <w:sz w:val="24"/>
+          <w:szCs w:val="24"/>
         </w:rPr>
         <w:lastRenderedPageBreak/>
         <w:t>ABSTRACT</w:t>
       </w:r>
       <w:r>
+        <w:rPr>
+          <w:rFonts w:ascii="Arial" w:hAnsi="Arial" w:cs="Arial"/>
+          <w:sz w:val="24"/>
+          <w:szCs w:val="24"/>
+        </w:rPr>
         <w:tab/>
       </w:r>
     </w:p>
@@ -2970,176 +3000,188 @@
     </w:p>
     <w:p>
       <w:pPr>
-        <w:rPr>
-          <w:rFonts w:ascii="Arial" w:eastAsia="Arial" w:hAnsi="Arial" w:cs="Arial"/>
-          <w:color w:val="000000"/>
-        </w:rPr>
-      </w:pPr>
-    </w:p>
-    <w:p>
-      <w:pPr>
-        <w:rPr>
-          <w:rFonts w:ascii="Arial" w:eastAsia="Arial" w:hAnsi="Arial" w:cs="Arial"/>
-          <w:color w:val="000000"/>
-        </w:rPr>
-      </w:pPr>
-    </w:p>
-    <w:p>
-      <w:pPr>
-        <w:rPr>
-          <w:rFonts w:ascii="Arial" w:eastAsia="Arial" w:hAnsi="Arial" w:cs="Arial"/>
-          <w:color w:val="000000"/>
-        </w:rPr>
-      </w:pPr>
-    </w:p>
-    <w:p>
-      <w:pPr>
-        <w:rPr>
-          <w:rFonts w:ascii="Arial" w:eastAsia="Arial" w:hAnsi="Arial" w:cs="Arial"/>
-          <w:color w:val="000000"/>
-        </w:rPr>
-      </w:pPr>
-    </w:p>
-    <w:p>
-      <w:pPr>
-        <w:rPr>
-          <w:rFonts w:ascii="Arial" w:eastAsia="Arial" w:hAnsi="Arial" w:cs="Arial"/>
-          <w:color w:val="000000"/>
-        </w:rPr>
-      </w:pPr>
-    </w:p>
-    <w:p>
-      <w:pPr>
-        <w:rPr>
-          <w:rFonts w:ascii="Arial" w:eastAsia="Arial" w:hAnsi="Arial" w:cs="Arial"/>
-          <w:color w:val="000000"/>
-        </w:rPr>
-      </w:pPr>
-    </w:p>
-    <w:p>
-      <w:pPr>
-        <w:rPr>
-          <w:rFonts w:ascii="Arial" w:eastAsia="Arial" w:hAnsi="Arial" w:cs="Arial"/>
-          <w:color w:val="000000"/>
-        </w:rPr>
-      </w:pPr>
-    </w:p>
-    <w:p>
-      <w:pPr>
-        <w:rPr>
-          <w:rFonts w:ascii="Arial" w:eastAsia="Arial" w:hAnsi="Arial" w:cs="Arial"/>
-          <w:color w:val="000000"/>
-        </w:rPr>
-      </w:pPr>
-    </w:p>
-    <w:p>
-      <w:pPr>
-        <w:rPr>
-          <w:rFonts w:ascii="Arial" w:eastAsia="Arial" w:hAnsi="Arial" w:cs="Arial"/>
-          <w:color w:val="000000"/>
-        </w:rPr>
-      </w:pPr>
-    </w:p>
-    <w:p>
-      <w:pPr>
-        <w:rPr>
-          <w:rFonts w:ascii="Arial" w:eastAsia="Arial" w:hAnsi="Arial" w:cs="Arial"/>
-          <w:color w:val="000000"/>
-        </w:rPr>
-      </w:pPr>
-    </w:p>
-    <w:p>
-      <w:pPr>
-        <w:rPr>
-          <w:rFonts w:ascii="Arial" w:eastAsia="Arial" w:hAnsi="Arial" w:cs="Arial"/>
-          <w:color w:val="000000"/>
-        </w:rPr>
-      </w:pPr>
-    </w:p>
-    <w:p>
-      <w:pPr>
-        <w:rPr>
-          <w:rFonts w:ascii="Arial" w:eastAsia="Arial" w:hAnsi="Arial" w:cs="Arial"/>
-          <w:color w:val="000000"/>
-        </w:rPr>
-      </w:pPr>
-    </w:p>
-    <w:p>
-      <w:pPr>
-        <w:rPr>
-          <w:rFonts w:ascii="Arial" w:eastAsia="Arial" w:hAnsi="Arial" w:cs="Arial"/>
-          <w:color w:val="000000"/>
-        </w:rPr>
-      </w:pPr>
-    </w:p>
-    <w:p>
-      <w:pPr>
-        <w:rPr>
-          <w:rFonts w:ascii="Arial" w:eastAsia="Arial" w:hAnsi="Arial" w:cs="Arial"/>
-          <w:color w:val="000000"/>
-        </w:rPr>
-      </w:pPr>
-    </w:p>
-    <w:p>
-      <w:pPr>
-        <w:rPr>
-          <w:rFonts w:ascii="Arial" w:eastAsia="Arial" w:hAnsi="Arial" w:cs="Arial"/>
-          <w:color w:val="000000"/>
-        </w:rPr>
-      </w:pPr>
-    </w:p>
-    <w:p>
-      <w:pPr>
-        <w:rPr>
-          <w:rFonts w:ascii="Arial" w:eastAsia="Arial" w:hAnsi="Arial" w:cs="Arial"/>
-          <w:color w:val="000000"/>
-        </w:rPr>
-      </w:pPr>
-    </w:p>
-    <w:p>
-      <w:pPr>
-        <w:rPr>
-          <w:rFonts w:ascii="Arial" w:eastAsia="Arial" w:hAnsi="Arial" w:cs="Arial"/>
-          <w:color w:val="000000"/>
-        </w:rPr>
-      </w:pPr>
-    </w:p>
-    <w:p>
-      <w:pPr>
-        <w:rPr>
-          <w:rFonts w:ascii="Arial" w:eastAsia="Arial" w:hAnsi="Arial" w:cs="Arial"/>
-          <w:color w:val="000000"/>
-        </w:rPr>
-      </w:pPr>
-    </w:p>
-    <w:p>
-      <w:pPr>
-        <w:rPr>
-          <w:rFonts w:ascii="Arial" w:eastAsia="Arial" w:hAnsi="Arial" w:cs="Arial"/>
-          <w:color w:val="000000"/>
-        </w:rPr>
-      </w:pPr>
-    </w:p>
-    <w:p>
-      <w:pPr>
-        <w:rPr>
-          <w:rFonts w:ascii="Arial" w:eastAsia="Arial" w:hAnsi="Arial" w:cs="Arial"/>
-          <w:color w:val="000000"/>
-        </w:rPr>
-      </w:pPr>
-    </w:p>
-    <w:p>
-      <w:pPr>
-        <w:rPr>
-          <w:rFonts w:ascii="Arial" w:eastAsia="Arial" w:hAnsi="Arial" w:cs="Arial"/>
-          <w:color w:val="000000"/>
-        </w:rPr>
-      </w:pPr>
-    </w:p>
-    <w:p>
-      <w:pPr>
-        <w:rPr>
-          <w:color w:val="000000"/>
+        <w:spacing w:line="360" w:lineRule="auto"/>
+        <w:rPr>
+          <w:rFonts w:ascii="Arial" w:eastAsia="Arial" w:hAnsi="Arial" w:cs="Arial"/>
+          <w:color w:val="000000"/>
+          <w:sz w:val="24"/>
+          <w:szCs w:val="24"/>
+        </w:rPr>
+      </w:pPr>
+    </w:p>
+    <w:p>
+      <w:pPr>
+        <w:spacing w:line="360" w:lineRule="auto"/>
+        <w:rPr>
+          <w:rFonts w:ascii="Arial" w:eastAsia="Arial" w:hAnsi="Arial" w:cs="Arial"/>
+          <w:color w:val="000000"/>
+          <w:sz w:val="24"/>
+          <w:szCs w:val="24"/>
+        </w:rPr>
+      </w:pPr>
+    </w:p>
+    <w:p>
+      <w:pPr>
+        <w:spacing w:line="360" w:lineRule="auto"/>
+        <w:rPr>
+          <w:rFonts w:ascii="Arial" w:eastAsia="Arial" w:hAnsi="Arial" w:cs="Arial"/>
+          <w:color w:val="000000"/>
+          <w:sz w:val="24"/>
+          <w:szCs w:val="24"/>
+        </w:rPr>
+      </w:pPr>
+    </w:p>
+    <w:p>
+      <w:pPr>
+        <w:spacing w:line="360" w:lineRule="auto"/>
+        <w:rPr>
+          <w:rFonts w:ascii="Arial" w:eastAsia="Arial" w:hAnsi="Arial" w:cs="Arial"/>
+          <w:color w:val="000000"/>
+          <w:sz w:val="24"/>
+          <w:szCs w:val="24"/>
+        </w:rPr>
+      </w:pPr>
+    </w:p>
+    <w:p>
+      <w:pPr>
+        <w:spacing w:line="360" w:lineRule="auto"/>
+        <w:rPr>
+          <w:rFonts w:ascii="Arial" w:eastAsia="Arial" w:hAnsi="Arial" w:cs="Arial"/>
+          <w:color w:val="000000"/>
+          <w:sz w:val="24"/>
+          <w:szCs w:val="24"/>
+        </w:rPr>
+      </w:pPr>
+    </w:p>
+    <w:p>
+      <w:pPr>
+        <w:spacing w:line="360" w:lineRule="auto"/>
+        <w:rPr>
+          <w:rFonts w:ascii="Arial" w:eastAsia="Arial" w:hAnsi="Arial" w:cs="Arial"/>
+          <w:color w:val="000000"/>
+          <w:sz w:val="24"/>
+          <w:szCs w:val="24"/>
+        </w:rPr>
+      </w:pPr>
+    </w:p>
+    <w:p>
+      <w:pPr>
+        <w:spacing w:line="360" w:lineRule="auto"/>
+        <w:rPr>
+          <w:rFonts w:ascii="Arial" w:eastAsia="Arial" w:hAnsi="Arial" w:cs="Arial"/>
+          <w:color w:val="000000"/>
+          <w:sz w:val="24"/>
+          <w:szCs w:val="24"/>
+        </w:rPr>
+      </w:pPr>
+    </w:p>
+    <w:p>
+      <w:pPr>
+        <w:spacing w:line="360" w:lineRule="auto"/>
+        <w:rPr>
+          <w:rFonts w:ascii="Arial" w:eastAsia="Arial" w:hAnsi="Arial" w:cs="Arial"/>
+          <w:color w:val="000000"/>
+          <w:sz w:val="24"/>
+          <w:szCs w:val="24"/>
+        </w:rPr>
+      </w:pPr>
+    </w:p>
+    <w:p>
+      <w:pPr>
+        <w:spacing w:line="360" w:lineRule="auto"/>
+        <w:rPr>
+          <w:rFonts w:ascii="Arial" w:eastAsia="Arial" w:hAnsi="Arial" w:cs="Arial"/>
+          <w:color w:val="000000"/>
+          <w:sz w:val="24"/>
+          <w:szCs w:val="24"/>
+        </w:rPr>
+      </w:pPr>
+    </w:p>
+    <w:p>
+      <w:pPr>
+        <w:spacing w:line="360" w:lineRule="auto"/>
+        <w:rPr>
+          <w:rFonts w:ascii="Arial" w:eastAsia="Arial" w:hAnsi="Arial" w:cs="Arial"/>
+          <w:color w:val="000000"/>
+          <w:sz w:val="24"/>
+          <w:szCs w:val="24"/>
+        </w:rPr>
+      </w:pPr>
+    </w:p>
+    <w:p>
+      <w:pPr>
+        <w:spacing w:line="360" w:lineRule="auto"/>
+        <w:rPr>
+          <w:rFonts w:ascii="Arial" w:eastAsia="Arial" w:hAnsi="Arial" w:cs="Arial"/>
+          <w:color w:val="000000"/>
+          <w:sz w:val="24"/>
+          <w:szCs w:val="24"/>
+        </w:rPr>
+      </w:pPr>
+    </w:p>
+    <w:p>
+      <w:pPr>
+        <w:spacing w:line="360" w:lineRule="auto"/>
+        <w:rPr>
+          <w:rFonts w:ascii="Arial" w:eastAsia="Arial" w:hAnsi="Arial" w:cs="Arial"/>
+          <w:color w:val="000000"/>
+          <w:sz w:val="24"/>
+          <w:szCs w:val="24"/>
+        </w:rPr>
+      </w:pPr>
+    </w:p>
+    <w:p>
+      <w:pPr>
+        <w:spacing w:line="360" w:lineRule="auto"/>
+        <w:rPr>
+          <w:rFonts w:ascii="Arial" w:eastAsia="Arial" w:hAnsi="Arial" w:cs="Arial"/>
+          <w:color w:val="000000"/>
+          <w:sz w:val="24"/>
+          <w:szCs w:val="24"/>
+        </w:rPr>
+      </w:pPr>
+    </w:p>
+    <w:p>
+      <w:pPr>
+        <w:spacing w:line="360" w:lineRule="auto"/>
+        <w:rPr>
+          <w:rFonts w:ascii="Arial" w:eastAsia="Arial" w:hAnsi="Arial" w:cs="Arial"/>
+          <w:color w:val="000000"/>
+          <w:sz w:val="24"/>
+          <w:szCs w:val="24"/>
+        </w:rPr>
+      </w:pPr>
+    </w:p>
+    <w:p>
+      <w:pPr>
+        <w:spacing w:line="360" w:lineRule="auto"/>
+        <w:rPr>
+          <w:rFonts w:ascii="Arial" w:eastAsia="Arial" w:hAnsi="Arial" w:cs="Arial"/>
+          <w:color w:val="000000"/>
+          <w:sz w:val="24"/>
+          <w:szCs w:val="24"/>
+        </w:rPr>
+      </w:pPr>
+    </w:p>
+    <w:p>
+      <w:pPr>
+        <w:spacing w:line="360" w:lineRule="auto"/>
+        <w:rPr>
+          <w:rFonts w:ascii="Arial" w:eastAsia="Arial" w:hAnsi="Arial" w:cs="Arial"/>
+          <w:color w:val="000000"/>
+          <w:sz w:val="24"/>
+          <w:szCs w:val="24"/>
+        </w:rPr>
+      </w:pPr>
+    </w:p>
+    <w:p>
+      <w:pPr>
+        <w:spacing w:line="360" w:lineRule="auto"/>
+        <w:rPr>
+          <w:rFonts w:ascii="Arial" w:hAnsi="Arial" w:cs="Arial"/>
+          <w:color w:val="000000"/>
+          <w:sz w:val="24"/>
+          <w:szCs w:val="24"/>
         </w:rPr>
       </w:pPr>
     </w:p>
@@ -3150,26 +3192,19 @@
         <w:rPr>
           <w:rFonts w:ascii="Arial" w:eastAsia="Arial" w:hAnsi="Arial" w:cs="Arial"/>
           <w:color w:val="000000"/>
-          <w:sz w:val="32"/>
-          <w:szCs w:val="32"/>
-        </w:rPr>
-      </w:pPr>
-      <w:r>
-        <w:rPr>
-          <w:rFonts w:ascii="Arial" w:eastAsia="Arial" w:hAnsi="Arial" w:cs="Arial"/>
-          <w:color w:val="000000"/>
+          <w:sz w:val="24"/>
+          <w:szCs w:val="24"/>
+        </w:rPr>
+      </w:pPr>
+      <w:r>
+        <w:rPr>
+          <w:rFonts w:ascii="Arial" w:eastAsia="Arial" w:hAnsi="Arial" w:cs="Arial"/>
+          <w:color w:val="000000"/>
+          <w:sz w:val="24"/>
+          <w:szCs w:val="24"/>
         </w:rPr>
         <w:lastRenderedPageBreak/>
-        <w:t xml:space="preserve"> </w:t>
-      </w:r>
-      <w:r>
-        <w:rPr>
-          <w:rFonts w:ascii="Arial" w:eastAsia="Arial" w:hAnsi="Arial" w:cs="Arial"/>
-          <w:color w:val="000000"/>
-          <w:sz w:val="32"/>
-          <w:szCs w:val="32"/>
-        </w:rPr>
-        <w:t>JUSTIFICACIÓN DEL PROYECTO</w:t>
+        <w:t xml:space="preserve"> JUSTIFICACIÓN DEL PROYECTO</w:t>
       </w:r>
     </w:p>
     <w:p>
@@ -5175,12 +5210,18 @@
         <w:spacing w:line="360" w:lineRule="auto"/>
         <w:jc w:val="center"/>
         <w:rPr>
-          <w:color w:val="000000"/>
-        </w:rPr>
-      </w:pPr>
-      <w:r>
-        <w:rPr>
-          <w:color w:val="000000"/>
+          <w:rFonts w:ascii="Arial" w:hAnsi="Arial" w:cs="Arial"/>
+          <w:color w:val="000000"/>
+          <w:sz w:val="24"/>
+          <w:szCs w:val="24"/>
+        </w:rPr>
+      </w:pPr>
+      <w:r>
+        <w:rPr>
+          <w:rFonts w:ascii="Arial" w:hAnsi="Arial" w:cs="Arial"/>
+          <w:color w:val="000000"/>
+          <w:sz w:val="24"/>
+          <w:szCs w:val="24"/>
         </w:rPr>
         <w:t>Tabla 1: Comparativa</w:t>
       </w:r>
@@ -5334,14 +5375,17 @@
     </w:p>
     <w:p>
       <w:pPr>
-        <w:rPr>
-          <w:color w:val="000000"/>
-          <w:sz w:val="24"/>
-          <w:szCs w:val="24"/>
-        </w:rPr>
-      </w:pPr>
-      <w:r>
-        <w:rPr>
+        <w:spacing w:line="360" w:lineRule="auto"/>
+        <w:rPr>
+          <w:rFonts w:ascii="Arial" w:hAnsi="Arial" w:cs="Arial"/>
+          <w:color w:val="000000"/>
+          <w:sz w:val="24"/>
+          <w:szCs w:val="24"/>
+        </w:rPr>
+      </w:pPr>
+      <w:r>
+        <w:rPr>
+          <w:rFonts w:ascii="Arial" w:hAnsi="Arial" w:cs="Arial"/>
           <w:sz w:val="24"/>
           <w:szCs w:val="24"/>
         </w:rPr>
@@ -5355,16 +5399,16 @@
         <w:rPr>
           <w:rFonts w:ascii="Arial" w:eastAsia="Arial" w:hAnsi="Arial" w:cs="Arial"/>
           <w:color w:val="000000"/>
-          <w:sz w:val="32"/>
-          <w:szCs w:val="32"/>
-        </w:rPr>
-      </w:pPr>
-      <w:r>
-        <w:rPr>
-          <w:rFonts w:ascii="Arial" w:eastAsia="Arial" w:hAnsi="Arial" w:cs="Arial"/>
-          <w:color w:val="000000"/>
-          <w:sz w:val="32"/>
-          <w:szCs w:val="32"/>
+          <w:sz w:val="24"/>
+          <w:szCs w:val="24"/>
+        </w:rPr>
+      </w:pPr>
+      <w:r>
+        <w:rPr>
+          <w:rFonts w:ascii="Arial" w:eastAsia="Arial" w:hAnsi="Arial" w:cs="Arial"/>
+          <w:color w:val="000000"/>
+          <w:sz w:val="24"/>
+          <w:szCs w:val="24"/>
         </w:rPr>
         <w:lastRenderedPageBreak/>
         <w:t>INTRODUCCIÓN</w:t>
@@ -5600,6 +5644,8 @@
         <w:rPr>
           <w:rFonts w:ascii="Arial" w:eastAsia="Arial" w:hAnsi="Arial" w:cs="Arial"/>
           <w:color w:val="000000"/>
+          <w:sz w:val="24"/>
+          <w:szCs w:val="24"/>
         </w:rPr>
       </w:pPr>
     </w:p>
@@ -5610,6 +5656,8 @@
         <w:rPr>
           <w:rFonts w:ascii="Arial" w:eastAsia="Arial" w:hAnsi="Arial" w:cs="Arial"/>
           <w:color w:val="000000"/>
+          <w:sz w:val="24"/>
+          <w:szCs w:val="24"/>
         </w:rPr>
       </w:pPr>
     </w:p>
@@ -5620,6 +5668,8 @@
         <w:rPr>
           <w:rFonts w:ascii="Arial" w:eastAsia="Arial" w:hAnsi="Arial" w:cs="Arial"/>
           <w:color w:val="000000"/>
+          <w:sz w:val="24"/>
+          <w:szCs w:val="24"/>
         </w:rPr>
       </w:pPr>
     </w:p>
@@ -6079,12 +6129,18 @@
         <w:spacing w:line="360" w:lineRule="auto"/>
         <w:jc w:val="center"/>
         <w:rPr>
-          <w:color w:val="000000"/>
-        </w:rPr>
-      </w:pPr>
-      <w:r>
-        <w:rPr>
-          <w:color w:val="000000"/>
+          <w:rFonts w:ascii="Arial" w:hAnsi="Arial" w:cs="Arial"/>
+          <w:color w:val="000000"/>
+          <w:sz w:val="24"/>
+          <w:szCs w:val="24"/>
+        </w:rPr>
+      </w:pPr>
+      <w:r>
+        <w:rPr>
+          <w:rFonts w:ascii="Arial" w:hAnsi="Arial" w:cs="Arial"/>
+          <w:color w:val="000000"/>
+          <w:sz w:val="24"/>
+          <w:szCs w:val="24"/>
         </w:rPr>
         <w:t>Tabla 2: Resolución de problemas</w:t>
       </w:r>
@@ -6672,10 +6728,18 @@
         <w:spacing w:line="360" w:lineRule="auto"/>
         <w:jc w:val="both"/>
         <w:rPr>
-          <w:color w:val="000000"/>
-        </w:rPr>
-      </w:pPr>
-      <w:r>
+          <w:rFonts w:ascii="Arial" w:hAnsi="Arial" w:cs="Arial"/>
+          <w:color w:val="000000"/>
+          <w:sz w:val="24"/>
+          <w:szCs w:val="24"/>
+        </w:rPr>
+      </w:pPr>
+      <w:r>
+        <w:rPr>
+          <w:rFonts w:ascii="Arial" w:hAnsi="Arial" w:cs="Arial"/>
+          <w:sz w:val="24"/>
+          <w:szCs w:val="24"/>
+        </w:rPr>
         <w:br w:type="page"/>
       </w:r>
     </w:p>
@@ -6686,16 +6750,16 @@
         <w:rPr>
           <w:rFonts w:ascii="Arial" w:eastAsia="Arial" w:hAnsi="Arial" w:cs="Arial"/>
           <w:color w:val="000000"/>
-          <w:sz w:val="32"/>
-          <w:szCs w:val="32"/>
-        </w:rPr>
-      </w:pPr>
-      <w:r>
-        <w:rPr>
-          <w:rFonts w:ascii="Arial" w:eastAsia="Arial" w:hAnsi="Arial" w:cs="Arial"/>
-          <w:color w:val="000000"/>
-          <w:sz w:val="32"/>
-          <w:szCs w:val="32"/>
+          <w:sz w:val="24"/>
+          <w:szCs w:val="24"/>
+        </w:rPr>
+      </w:pPr>
+      <w:r>
+        <w:rPr>
+          <w:rFonts w:ascii="Arial" w:eastAsia="Arial" w:hAnsi="Arial" w:cs="Arial"/>
+          <w:color w:val="000000"/>
+          <w:sz w:val="24"/>
+          <w:szCs w:val="24"/>
         </w:rPr>
         <w:lastRenderedPageBreak/>
         <w:t>OBJETIVOS</w:t>
@@ -9223,7 +9287,10 @@
       <w:pPr>
         <w:spacing w:line="360" w:lineRule="auto"/>
         <w:rPr>
-          <w:color w:val="000000"/>
+          <w:rFonts w:ascii="Arial" w:hAnsi="Arial" w:cs="Arial"/>
+          <w:color w:val="000000"/>
+          <w:sz w:val="24"/>
+          <w:szCs w:val="24"/>
         </w:rPr>
       </w:pPr>
     </w:p>
@@ -9234,16 +9301,16 @@
         <w:rPr>
           <w:rFonts w:ascii="Arial" w:eastAsia="Arial" w:hAnsi="Arial" w:cs="Arial"/>
           <w:color w:val="000000"/>
-          <w:sz w:val="32"/>
-          <w:szCs w:val="32"/>
-        </w:rPr>
-      </w:pPr>
-      <w:r>
-        <w:rPr>
-          <w:rFonts w:ascii="Arial" w:eastAsia="Arial" w:hAnsi="Arial" w:cs="Arial"/>
-          <w:color w:val="000000"/>
-          <w:sz w:val="32"/>
-          <w:szCs w:val="32"/>
+          <w:sz w:val="24"/>
+          <w:szCs w:val="24"/>
+        </w:rPr>
+      </w:pPr>
+      <w:r>
+        <w:rPr>
+          <w:rFonts w:ascii="Arial" w:eastAsia="Arial" w:hAnsi="Arial" w:cs="Arial"/>
+          <w:color w:val="000000"/>
+          <w:sz w:val="24"/>
+          <w:szCs w:val="24"/>
         </w:rPr>
         <w:lastRenderedPageBreak/>
         <w:t>DESCRIPCIÓN</w:t>
@@ -9256,6 +9323,8 @@
         <w:rPr>
           <w:rFonts w:ascii="Arial" w:eastAsia="Arial" w:hAnsi="Arial" w:cs="Arial"/>
           <w:color w:val="000000"/>
+          <w:sz w:val="24"/>
+          <w:szCs w:val="24"/>
         </w:rPr>
       </w:pPr>
       <w:r>
@@ -9264,6 +9333,8 @@
           <w:b/>
           <w:bCs/>
           <w:color w:val="000000"/>
+          <w:sz w:val="24"/>
+          <w:szCs w:val="24"/>
         </w:rPr>
         <w:t>Arquitectura de la solución.</w:t>
       </w:r>
@@ -9271,6 +9342,8 @@
         <w:rPr>
           <w:rFonts w:ascii="Arial" w:eastAsia="Arial" w:hAnsi="Arial" w:cs="Arial"/>
           <w:color w:val="000000"/>
+          <w:sz w:val="24"/>
+          <w:szCs w:val="24"/>
         </w:rPr>
         <w:t xml:space="preserve"> </w:t>
       </w:r>
@@ -9279,13 +9352,19 @@
       <w:pPr>
         <w:spacing w:line="360" w:lineRule="auto"/>
         <w:rPr>
-          <w:color w:val="000000"/>
-        </w:rPr>
-      </w:pPr>
-      <w:r>
-        <w:rPr>
+          <w:rFonts w:ascii="Arial" w:hAnsi="Arial" w:cs="Arial"/>
+          <w:color w:val="000000"/>
+          <w:sz w:val="24"/>
+          <w:szCs w:val="24"/>
+        </w:rPr>
+      </w:pPr>
+      <w:r>
+        <w:rPr>
+          <w:rFonts w:ascii="Arial" w:hAnsi="Arial" w:cs="Arial"/>
           <w:noProof/>
           <w:color w:val="000000"/>
+          <w:sz w:val="24"/>
+          <w:szCs w:val="24"/>
         </w:rPr>
         <w:drawing>
           <wp:inline distT="0" distB="0" distL="0" distR="0">
@@ -9335,12 +9414,18 @@
         <w:spacing w:line="360" w:lineRule="auto"/>
         <w:jc w:val="center"/>
         <w:rPr>
-          <w:color w:val="000000"/>
-        </w:rPr>
-      </w:pPr>
-      <w:r>
-        <w:rPr>
-          <w:color w:val="000000"/>
+          <w:rFonts w:ascii="Arial" w:hAnsi="Arial" w:cs="Arial"/>
+          <w:color w:val="000000"/>
+          <w:sz w:val="24"/>
+          <w:szCs w:val="24"/>
+        </w:rPr>
+      </w:pPr>
+      <w:r>
+        <w:rPr>
+          <w:rFonts w:ascii="Arial" w:hAnsi="Arial" w:cs="Arial"/>
+          <w:color w:val="000000"/>
+          <w:sz w:val="24"/>
+          <w:szCs w:val="24"/>
         </w:rPr>
         <w:t>Ilustración 1: Arquitectura de la solución</w:t>
       </w:r>
@@ -9351,12 +9436,16 @@
         <w:rPr>
           <w:rFonts w:ascii="Arial" w:eastAsia="Arial" w:hAnsi="Arial" w:cs="Arial"/>
           <w:color w:val="000000"/>
-        </w:rPr>
-      </w:pPr>
-      <w:r>
-        <w:rPr>
-          <w:rFonts w:ascii="Arial" w:eastAsia="Arial" w:hAnsi="Arial" w:cs="Arial"/>
-          <w:color w:val="000000"/>
+          <w:sz w:val="24"/>
+          <w:szCs w:val="24"/>
+        </w:rPr>
+      </w:pPr>
+      <w:r>
+        <w:rPr>
+          <w:rFonts w:ascii="Arial" w:eastAsia="Arial" w:hAnsi="Arial" w:cs="Arial"/>
+          <w:color w:val="000000"/>
+          <w:sz w:val="24"/>
+          <w:szCs w:val="24"/>
         </w:rPr>
         <w:t>Leyenda de colores: púrpura = punto de control Zero Trust (</w:t>
       </w:r>
@@ -9365,6 +9454,8 @@
         <w:rPr>
           <w:rFonts w:ascii="Arial" w:eastAsia="Arial" w:hAnsi="Arial" w:cs="Arial"/>
           <w:color w:val="000000"/>
+          <w:sz w:val="24"/>
+          <w:szCs w:val="24"/>
         </w:rPr>
         <w:t>pfSense</w:t>
       </w:r>
@@ -9373,6 +9464,8 @@
         <w:rPr>
           <w:rFonts w:ascii="Arial" w:eastAsia="Arial" w:hAnsi="Arial" w:cs="Arial"/>
           <w:color w:val="000000"/>
+          <w:sz w:val="24"/>
+          <w:szCs w:val="24"/>
         </w:rPr>
         <w:t xml:space="preserve">/conmutador) · gris </w:t>
       </w:r>
@@ -9380,6 +9473,8 @@
         <w:rPr>
           <w:rFonts w:ascii="Arial" w:eastAsia="Arial" w:hAnsi="Arial" w:cs="Arial"/>
           <w:color w:val="000000"/>
+          <w:sz w:val="24"/>
+          <w:szCs w:val="24"/>
         </w:rPr>
         <w:t xml:space="preserve">= </w:t>
       </w:r>
@@ -9387,6 +9482,8 @@
         <w:rPr>
           <w:rFonts w:ascii="Arial" w:eastAsia="Arial" w:hAnsi="Arial" w:cs="Arial"/>
           <w:color w:val="000000"/>
+          <w:sz w:val="24"/>
+          <w:szCs w:val="24"/>
         </w:rPr>
         <w:t>zonas y entorno · rojo = zona crítica protegida.</w:t>
       </w:r>
@@ -9394,6 +9491,8 @@
         <w:rPr>
           <w:rFonts w:ascii="Arial" w:eastAsia="Arial" w:hAnsi="Arial" w:cs="Arial"/>
           <w:color w:val="000000"/>
+          <w:sz w:val="24"/>
+          <w:szCs w:val="24"/>
         </w:rPr>
         <w:t xml:space="preserve"> </w:t>
       </w:r>
@@ -9404,21 +9503,27 @@
         <w:rPr>
           <w:rFonts w:ascii="Arial" w:eastAsia="Arial" w:hAnsi="Arial" w:cs="Arial"/>
           <w:color w:val="000000"/>
-        </w:rPr>
-      </w:pPr>
-    </w:p>
-    <w:p>
-      <w:pPr>
-        <w:spacing w:line="360" w:lineRule="auto"/>
-        <w:rPr>
-          <w:rFonts w:ascii="Arial" w:eastAsia="Arial" w:hAnsi="Arial" w:cs="Arial"/>
-          <w:color w:val="000000"/>
-        </w:rPr>
-      </w:pPr>
-      <w:r>
-        <w:rPr>
-          <w:rFonts w:ascii="Arial" w:eastAsia="Arial" w:hAnsi="Arial" w:cs="Arial"/>
-          <w:color w:val="000000"/>
+          <w:sz w:val="24"/>
+          <w:szCs w:val="24"/>
+        </w:rPr>
+      </w:pPr>
+    </w:p>
+    <w:p>
+      <w:pPr>
+        <w:spacing w:line="360" w:lineRule="auto"/>
+        <w:rPr>
+          <w:rFonts w:ascii="Arial" w:eastAsia="Arial" w:hAnsi="Arial" w:cs="Arial"/>
+          <w:color w:val="000000"/>
+          <w:sz w:val="24"/>
+          <w:szCs w:val="24"/>
+        </w:rPr>
+      </w:pPr>
+      <w:r>
+        <w:rPr>
+          <w:rFonts w:ascii="Arial" w:eastAsia="Arial" w:hAnsi="Arial" w:cs="Arial"/>
+          <w:color w:val="000000"/>
+          <w:sz w:val="24"/>
+          <w:szCs w:val="24"/>
         </w:rPr>
         <w:t xml:space="preserve">La solución se estructura en torno a un cortafuegos </w:t>
       </w:r>
@@ -9427,6 +9532,8 @@
         <w:rPr>
           <w:rFonts w:ascii="Arial" w:eastAsia="Arial" w:hAnsi="Arial" w:cs="Arial"/>
           <w:color w:val="000000"/>
+          <w:sz w:val="24"/>
+          <w:szCs w:val="24"/>
         </w:rPr>
         <w:t>pfSense</w:t>
       </w:r>
@@ -9435,6 +9542,8 @@
         <w:rPr>
           <w:rFonts w:ascii="Arial" w:eastAsia="Arial" w:hAnsi="Arial" w:cs="Arial"/>
           <w:color w:val="000000"/>
+          <w:sz w:val="24"/>
+          <w:szCs w:val="24"/>
         </w:rPr>
         <w:t xml:space="preserve"> que centraliza el enrutamiento y el control del tráfico entre cinco zonas de confianza, implementadas como </w:t>
       </w:r>
@@ -9443,6 +9552,8 @@
         <w:rPr>
           <w:rFonts w:ascii="Arial" w:eastAsia="Arial" w:hAnsi="Arial" w:cs="Arial"/>
           <w:color w:val="000000"/>
+          <w:sz w:val="24"/>
+          <w:szCs w:val="24"/>
         </w:rPr>
         <w:t>VLANs</w:t>
       </w:r>
@@ -9451,6 +9562,8 @@
         <w:rPr>
           <w:rFonts w:ascii="Arial" w:eastAsia="Arial" w:hAnsi="Arial" w:cs="Arial"/>
           <w:color w:val="000000"/>
+          <w:sz w:val="24"/>
+          <w:szCs w:val="24"/>
         </w:rPr>
         <w:t>. El cortafuegos actúa como punto de aplicación de políticas (PEP) del modelo Zero Trust: agrupa cada conjunto de activos según su nivel de exposición y criticidad (usuarios, servidores internos, DMZ, gestión y zona crítica) y es el único punto por el que puede circular tráfico entre ellas.</w:t>
       </w:r>
@@ -9461,21 +9574,27 @@
         <w:rPr>
           <w:rFonts w:ascii="Arial" w:eastAsia="Arial" w:hAnsi="Arial" w:cs="Arial"/>
           <w:color w:val="000000"/>
-        </w:rPr>
-      </w:pPr>
-    </w:p>
-    <w:p>
-      <w:pPr>
-        <w:spacing w:line="360" w:lineRule="auto"/>
-        <w:rPr>
-          <w:rFonts w:ascii="Arial" w:eastAsia="Arial" w:hAnsi="Arial" w:cs="Arial"/>
-          <w:color w:val="000000"/>
-        </w:rPr>
-      </w:pPr>
-      <w:r>
-        <w:rPr>
-          <w:rFonts w:ascii="Arial" w:eastAsia="Arial" w:hAnsi="Arial" w:cs="Arial"/>
-          <w:color w:val="000000"/>
+          <w:sz w:val="24"/>
+          <w:szCs w:val="24"/>
+        </w:rPr>
+      </w:pPr>
+    </w:p>
+    <w:p>
+      <w:pPr>
+        <w:spacing w:line="360" w:lineRule="auto"/>
+        <w:rPr>
+          <w:rFonts w:ascii="Arial" w:eastAsia="Arial" w:hAnsi="Arial" w:cs="Arial"/>
+          <w:color w:val="000000"/>
+          <w:sz w:val="24"/>
+          <w:szCs w:val="24"/>
+        </w:rPr>
+      </w:pPr>
+      <w:r>
+        <w:rPr>
+          <w:rFonts w:ascii="Arial" w:eastAsia="Arial" w:hAnsi="Arial" w:cs="Arial"/>
+          <w:color w:val="000000"/>
+          <w:sz w:val="24"/>
+          <w:szCs w:val="24"/>
         </w:rPr>
         <w:lastRenderedPageBreak/>
         <w:t>El tráfico entre zonas no está permitido por defecto. Solo los flujos explícitamente autorizados recogidos en la matriz de flujos</w:t>
@@ -9484,6 +9603,8 @@
         <w:rPr>
           <w:rFonts w:ascii="Arial" w:eastAsia="Arial" w:hAnsi="Arial" w:cs="Arial"/>
           <w:color w:val="000000"/>
+          <w:sz w:val="24"/>
+          <w:szCs w:val="24"/>
         </w:rPr>
         <w:t>,</w:t>
       </w:r>
@@ -9491,6 +9612,8 @@
         <w:rPr>
           <w:rFonts w:ascii="Arial" w:eastAsia="Arial" w:hAnsi="Arial" w:cs="Arial"/>
           <w:color w:val="000000"/>
+          <w:sz w:val="24"/>
+          <w:szCs w:val="24"/>
         </w:rPr>
         <w:t xml:space="preserve"> atraviesan el cortafuegos, aplicando el principio de mínimo privilegio. El acceso remoto de usuarios externos se realiza mediante una VPN </w:t>
       </w:r>
@@ -9499,6 +9622,8 @@
         <w:rPr>
           <w:rFonts w:ascii="Arial" w:eastAsia="Arial" w:hAnsi="Arial" w:cs="Arial"/>
           <w:color w:val="000000"/>
+          <w:sz w:val="24"/>
+          <w:szCs w:val="24"/>
         </w:rPr>
         <w:t>WireGuard</w:t>
       </w:r>
@@ -9507,6 +9632,8 @@
         <w:rPr>
           <w:rFonts w:ascii="Arial" w:eastAsia="Arial" w:hAnsi="Arial" w:cs="Arial"/>
           <w:color w:val="000000"/>
+          <w:sz w:val="24"/>
+          <w:szCs w:val="24"/>
         </w:rPr>
         <w:t xml:space="preserve"> que da entrada únicamente a un segmento acotado, nunca a la red completa. El motor </w:t>
       </w:r>
@@ -9515,6 +9642,8 @@
         <w:rPr>
           <w:rFonts w:ascii="Arial" w:eastAsia="Arial" w:hAnsi="Arial" w:cs="Arial"/>
           <w:color w:val="000000"/>
+          <w:sz w:val="24"/>
+          <w:szCs w:val="24"/>
         </w:rPr>
         <w:t>Suricata</w:t>
       </w:r>
@@ -9523,6 +9652,8 @@
         <w:rPr>
           <w:rFonts w:ascii="Arial" w:eastAsia="Arial" w:hAnsi="Arial" w:cs="Arial"/>
           <w:color w:val="000000"/>
+          <w:sz w:val="24"/>
+          <w:szCs w:val="24"/>
         </w:rPr>
         <w:t xml:space="preserve"> inspecciona el tráfico en el punto de control y registra los intentos de acceso no autorizados, aportando la verificación continua propia del modelo.</w:t>
       </w:r>
@@ -9533,21 +9664,27 @@
         <w:rPr>
           <w:rFonts w:ascii="Arial" w:eastAsia="Arial" w:hAnsi="Arial" w:cs="Arial"/>
           <w:color w:val="000000"/>
-        </w:rPr>
-      </w:pPr>
-    </w:p>
-    <w:p>
-      <w:pPr>
-        <w:spacing w:line="360" w:lineRule="auto"/>
-        <w:rPr>
-          <w:rFonts w:ascii="Arial" w:eastAsia="Arial" w:hAnsi="Arial" w:cs="Arial"/>
-          <w:color w:val="000000"/>
-        </w:rPr>
-      </w:pPr>
-      <w:r>
-        <w:rPr>
-          <w:rFonts w:ascii="Arial" w:eastAsia="Arial" w:hAnsi="Arial" w:cs="Arial"/>
-          <w:color w:val="000000"/>
+          <w:sz w:val="24"/>
+          <w:szCs w:val="24"/>
+        </w:rPr>
+      </w:pPr>
+    </w:p>
+    <w:p>
+      <w:pPr>
+        <w:spacing w:line="360" w:lineRule="auto"/>
+        <w:rPr>
+          <w:rFonts w:ascii="Arial" w:eastAsia="Arial" w:hAnsi="Arial" w:cs="Arial"/>
+          <w:color w:val="000000"/>
+          <w:sz w:val="24"/>
+          <w:szCs w:val="24"/>
+        </w:rPr>
+      </w:pPr>
+      <w:r>
+        <w:rPr>
+          <w:rFonts w:ascii="Arial" w:eastAsia="Arial" w:hAnsi="Arial" w:cs="Arial"/>
+          <w:color w:val="000000"/>
+          <w:sz w:val="24"/>
+          <w:szCs w:val="24"/>
         </w:rPr>
         <w:t>La zona crítica (VLAN 50) concentra los activos sensibles y recibe el trato más restrictivo: solo es accesible desde la zona de gestión mediante SSH y carece de salida a internet. De este modo, un atacante que lograse comprometer otra zona no podría alcanzarla, conteniéndose el movimiento lateral. El diseño se apoya en los componentes lógicos de NIST SP 800-207 y en los principios de segmentación y mínimo privilegio que exige el Esquema Nacional de Seguridad.</w:t>
       </w:r>
@@ -9558,6 +9695,8 @@
         <w:rPr>
           <w:rFonts w:ascii="Arial" w:eastAsia="Arial" w:hAnsi="Arial" w:cs="Arial"/>
           <w:color w:val="000000"/>
+          <w:sz w:val="24"/>
+          <w:szCs w:val="24"/>
         </w:rPr>
       </w:pPr>
     </w:p>
@@ -9568,6 +9707,8 @@
           <w:rFonts w:ascii="Arial" w:eastAsia="Arial" w:hAnsi="Arial" w:cs="Arial"/>
           <w:b/>
           <w:color w:val="000000"/>
+          <w:sz w:val="24"/>
+          <w:szCs w:val="24"/>
         </w:rPr>
       </w:pPr>
       <w:r>
@@ -9575,6 +9716,8 @@
           <w:rFonts w:ascii="Arial" w:eastAsia="Arial" w:hAnsi="Arial" w:cs="Arial"/>
           <w:b/>
           <w:color w:val="000000"/>
+          <w:sz w:val="24"/>
+          <w:szCs w:val="24"/>
         </w:rPr>
         <w:t>Matriz de flujos permitidos (todo lo no listado, denegado)</w:t>
       </w:r>
@@ -10655,6 +10798,7 @@
                 <w:sz w:val="24"/>
                 <w:szCs w:val="24"/>
               </w:rPr>
+              <w:lastRenderedPageBreak/>
               <w:t>Regla final</w:t>
             </w:r>
           </w:p>
@@ -10739,12 +10883,18 @@
         <w:spacing w:line="360" w:lineRule="auto"/>
         <w:jc w:val="center"/>
         <w:rPr>
-          <w:color w:val="000000"/>
-        </w:rPr>
-      </w:pPr>
-      <w:r>
-        <w:rPr>
-          <w:color w:val="000000"/>
+          <w:rFonts w:ascii="Arial" w:hAnsi="Arial" w:cs="Arial"/>
+          <w:color w:val="000000"/>
+          <w:sz w:val="24"/>
+          <w:szCs w:val="24"/>
+        </w:rPr>
+      </w:pPr>
+      <w:r>
+        <w:rPr>
+          <w:rFonts w:ascii="Arial" w:hAnsi="Arial" w:cs="Arial"/>
+          <w:color w:val="000000"/>
+          <w:sz w:val="24"/>
+          <w:szCs w:val="24"/>
         </w:rPr>
         <w:t>Tabla 3: Flujos permitidos</w:t>
       </w:r>
@@ -10758,6 +10908,8 @@
           <w:i/>
           <w:iCs/>
           <w:color w:val="000000"/>
+          <w:sz w:val="24"/>
+          <w:szCs w:val="24"/>
         </w:rPr>
       </w:pPr>
     </w:p>
@@ -10770,6 +10922,8 @@
           <w:b/>
           <w:iCs/>
           <w:color w:val="000000"/>
+          <w:sz w:val="24"/>
+          <w:szCs w:val="24"/>
         </w:rPr>
       </w:pPr>
       <w:r>
@@ -10778,6 +10932,8 @@
           <w:b/>
           <w:iCs/>
           <w:color w:val="000000"/>
+          <w:sz w:val="24"/>
+          <w:szCs w:val="24"/>
         </w:rPr>
         <w:t>Diagrama de casos de uso</w:t>
       </w:r>
@@ -10790,6 +10946,8 @@
           <w:rFonts w:ascii="Arial" w:eastAsia="Arial" w:hAnsi="Arial" w:cs="Arial"/>
           <w:iCs/>
           <w:color w:val="000000"/>
+          <w:sz w:val="24"/>
+          <w:szCs w:val="24"/>
         </w:rPr>
       </w:pPr>
       <w:r>
@@ -10798,6 +10956,8 @@
           <w:iCs/>
           <w:noProof/>
           <w:color w:val="000000"/>
+          <w:sz w:val="24"/>
+          <w:szCs w:val="24"/>
         </w:rPr>
         <w:drawing>
           <wp:inline distT="0" distB="0" distL="0" distR="0">
@@ -10847,12 +11007,18 @@
         <w:spacing w:line="360" w:lineRule="auto"/>
         <w:jc w:val="center"/>
         <w:rPr>
-          <w:color w:val="000000"/>
-        </w:rPr>
-      </w:pPr>
-      <w:r>
-        <w:rPr>
-          <w:color w:val="000000"/>
+          <w:rFonts w:ascii="Arial" w:hAnsi="Arial" w:cs="Arial"/>
+          <w:color w:val="000000"/>
+          <w:sz w:val="24"/>
+          <w:szCs w:val="24"/>
+        </w:rPr>
+      </w:pPr>
+      <w:r>
+        <w:rPr>
+          <w:rFonts w:ascii="Arial" w:hAnsi="Arial" w:cs="Arial"/>
+          <w:color w:val="000000"/>
+          <w:sz w:val="24"/>
+          <w:szCs w:val="24"/>
         </w:rPr>
         <w:t>Ilustración 2: Diagrama de casos de uso</w:t>
       </w:r>
@@ -10865,6 +11031,8 @@
           <w:rFonts w:ascii="Arial" w:eastAsia="Arial" w:hAnsi="Arial" w:cs="Arial"/>
           <w:iCs/>
           <w:color w:val="000000"/>
+          <w:sz w:val="24"/>
+          <w:szCs w:val="24"/>
         </w:rPr>
       </w:pPr>
     </w:p>
@@ -10876,6 +11044,8 @@
           <w:rFonts w:ascii="Arial" w:eastAsia="Arial" w:hAnsi="Arial" w:cs="Arial"/>
           <w:iCs/>
           <w:color w:val="000000"/>
+          <w:sz w:val="24"/>
+          <w:szCs w:val="24"/>
         </w:rPr>
       </w:pPr>
       <w:r>
@@ -10883,6 +11053,8 @@
           <w:rFonts w:ascii="Arial" w:eastAsia="Arial" w:hAnsi="Arial" w:cs="Arial"/>
           <w:iCs/>
           <w:color w:val="000000"/>
+          <w:sz w:val="24"/>
+          <w:szCs w:val="24"/>
         </w:rPr>
         <w:t>CU-01 · Acceder a un servicio permitido</w:t>
       </w:r>
@@ -11140,6 +11312,7 @@
                 <w:sz w:val="24"/>
                 <w:szCs w:val="24"/>
               </w:rPr>
+              <w:lastRenderedPageBreak/>
               <w:t>Postcondiciones</w:t>
             </w:r>
           </w:p>
@@ -11248,7 +11421,6 @@
                 <w:sz w:val="24"/>
                 <w:szCs w:val="24"/>
               </w:rPr>
-              <w:lastRenderedPageBreak/>
               <w:t>Datos de salida</w:t>
             </w:r>
           </w:p>
@@ -11510,12 +11682,18 @@
         <w:spacing w:line="360" w:lineRule="auto"/>
         <w:jc w:val="center"/>
         <w:rPr>
-          <w:color w:val="000000"/>
-        </w:rPr>
-      </w:pPr>
-      <w:r>
-        <w:rPr>
-          <w:color w:val="000000"/>
+          <w:rFonts w:ascii="Arial" w:hAnsi="Arial" w:cs="Arial"/>
+          <w:color w:val="000000"/>
+          <w:sz w:val="24"/>
+          <w:szCs w:val="24"/>
+        </w:rPr>
+      </w:pPr>
+      <w:r>
+        <w:rPr>
+          <w:rFonts w:ascii="Arial" w:hAnsi="Arial" w:cs="Arial"/>
+          <w:color w:val="000000"/>
+          <w:sz w:val="24"/>
+          <w:szCs w:val="24"/>
         </w:rPr>
         <w:t>Tabla 4: Acceder a servicio permitido</w:t>
       </w:r>
@@ -11528,6 +11706,8 @@
           <w:rFonts w:ascii="Arial" w:eastAsia="Arial" w:hAnsi="Arial" w:cs="Arial"/>
           <w:iCs/>
           <w:color w:val="000000"/>
+          <w:sz w:val="24"/>
+          <w:szCs w:val="24"/>
         </w:rPr>
       </w:pPr>
     </w:p>
@@ -11539,6 +11719,8 @@
           <w:rFonts w:ascii="Arial" w:eastAsia="Arial" w:hAnsi="Arial" w:cs="Arial"/>
           <w:iCs/>
           <w:color w:val="000000"/>
+          <w:sz w:val="24"/>
+          <w:szCs w:val="24"/>
         </w:rPr>
       </w:pPr>
       <w:r>
@@ -11546,6 +11728,8 @@
           <w:rFonts w:ascii="Arial" w:eastAsia="Arial" w:hAnsi="Arial" w:cs="Arial"/>
           <w:iCs/>
           <w:color w:val="000000"/>
+          <w:sz w:val="24"/>
+          <w:szCs w:val="24"/>
         </w:rPr>
         <w:t>CU-02 · Conectarse por VPN</w:t>
       </w:r>
@@ -12035,6 +12219,7 @@
                 <w:sz w:val="24"/>
                 <w:szCs w:val="24"/>
               </w:rPr>
+              <w:lastRenderedPageBreak/>
               <w:t>Zonas/</w:t>
             </w:r>
             <w:proofErr w:type="spellStart"/>
@@ -12221,7 +12406,6 @@
                 <w:sz w:val="24"/>
                 <w:szCs w:val="24"/>
               </w:rPr>
-              <w:lastRenderedPageBreak/>
               <w:t>Servicios/Interfaces de red</w:t>
             </w:r>
           </w:p>
@@ -12269,12 +12453,18 @@
         <w:spacing w:line="360" w:lineRule="auto"/>
         <w:jc w:val="center"/>
         <w:rPr>
-          <w:color w:val="000000"/>
-        </w:rPr>
-      </w:pPr>
-      <w:r>
-        <w:rPr>
-          <w:color w:val="000000"/>
+          <w:rFonts w:ascii="Arial" w:hAnsi="Arial" w:cs="Arial"/>
+          <w:color w:val="000000"/>
+          <w:sz w:val="24"/>
+          <w:szCs w:val="24"/>
+        </w:rPr>
+      </w:pPr>
+      <w:r>
+        <w:rPr>
+          <w:rFonts w:ascii="Arial" w:hAnsi="Arial" w:cs="Arial"/>
+          <w:color w:val="000000"/>
+          <w:sz w:val="24"/>
+          <w:szCs w:val="24"/>
         </w:rPr>
         <w:t>Tabla 5: Conectarse por VPN</w:t>
       </w:r>
@@ -12287,6 +12477,8 @@
           <w:rFonts w:ascii="Arial" w:eastAsia="Arial" w:hAnsi="Arial" w:cs="Arial"/>
           <w:iCs/>
           <w:color w:val="000000"/>
+          <w:sz w:val="24"/>
+          <w:szCs w:val="24"/>
         </w:rPr>
       </w:pPr>
       <w:r>
@@ -12294,6 +12486,8 @@
           <w:rFonts w:ascii="Arial" w:eastAsia="Arial" w:hAnsi="Arial" w:cs="Arial"/>
           <w:iCs/>
           <w:color w:val="000000"/>
+          <w:sz w:val="24"/>
+          <w:szCs w:val="24"/>
         </w:rPr>
         <w:t>CU-03 · Intento de acceso a la zona crítica (bloqueado)</w:t>
       </w:r>
@@ -12938,12 +13132,18 @@
         <w:spacing w:line="360" w:lineRule="auto"/>
         <w:jc w:val="center"/>
         <w:rPr>
-          <w:color w:val="000000"/>
-        </w:rPr>
-      </w:pPr>
-      <w:r>
-        <w:rPr>
-          <w:color w:val="000000"/>
+          <w:rFonts w:ascii="Arial" w:hAnsi="Arial" w:cs="Arial"/>
+          <w:color w:val="000000"/>
+          <w:sz w:val="24"/>
+          <w:szCs w:val="24"/>
+        </w:rPr>
+      </w:pPr>
+      <w:r>
+        <w:rPr>
+          <w:rFonts w:ascii="Arial" w:hAnsi="Arial" w:cs="Arial"/>
+          <w:color w:val="000000"/>
+          <w:sz w:val="24"/>
+          <w:szCs w:val="24"/>
         </w:rPr>
         <w:t>Tabla 6: Intento de acceso a zona crítica</w:t>
       </w:r>
@@ -12956,6 +13156,8 @@
           <w:rFonts w:ascii="Arial" w:eastAsia="Arial" w:hAnsi="Arial" w:cs="Arial"/>
           <w:iCs/>
           <w:color w:val="000000"/>
+          <w:sz w:val="24"/>
+          <w:szCs w:val="24"/>
         </w:rPr>
       </w:pPr>
     </w:p>
@@ -12967,6 +13169,8 @@
           <w:rFonts w:ascii="Arial" w:eastAsia="Arial" w:hAnsi="Arial" w:cs="Arial"/>
           <w:iCs/>
           <w:color w:val="000000"/>
+          <w:sz w:val="24"/>
+          <w:szCs w:val="24"/>
         </w:rPr>
       </w:pPr>
     </w:p>
@@ -12978,6 +13182,8 @@
           <w:rFonts w:ascii="Arial" w:eastAsia="Arial" w:hAnsi="Arial" w:cs="Arial"/>
           <w:iCs/>
           <w:color w:val="000000"/>
+          <w:sz w:val="24"/>
+          <w:szCs w:val="24"/>
         </w:rPr>
       </w:pPr>
     </w:p>
@@ -12989,6 +13195,8 @@
           <w:rFonts w:ascii="Arial" w:eastAsia="Arial" w:hAnsi="Arial" w:cs="Arial"/>
           <w:iCs/>
           <w:color w:val="000000"/>
+          <w:sz w:val="24"/>
+          <w:szCs w:val="24"/>
         </w:rPr>
       </w:pPr>
     </w:p>
@@ -13000,6 +13208,8 @@
           <w:rFonts w:ascii="Arial" w:eastAsia="Arial" w:hAnsi="Arial" w:cs="Arial"/>
           <w:iCs/>
           <w:color w:val="000000"/>
+          <w:sz w:val="24"/>
+          <w:szCs w:val="24"/>
         </w:rPr>
       </w:pPr>
     </w:p>
@@ -13011,6 +13221,8 @@
           <w:rFonts w:ascii="Arial" w:eastAsia="Arial" w:hAnsi="Arial" w:cs="Arial"/>
           <w:iCs/>
           <w:color w:val="000000"/>
+          <w:sz w:val="24"/>
+          <w:szCs w:val="24"/>
         </w:rPr>
       </w:pPr>
       <w:r>
@@ -13018,8 +13230,9 @@
           <w:rFonts w:ascii="Arial" w:eastAsia="Arial" w:hAnsi="Arial" w:cs="Arial"/>
           <w:iCs/>
           <w:color w:val="000000"/>
-        </w:rPr>
-        <w:lastRenderedPageBreak/>
+          <w:sz w:val="24"/>
+          <w:szCs w:val="24"/>
+        </w:rPr>
         <w:t>CU-04 · Detección de intrusión</w:t>
       </w:r>
     </w:p>
@@ -13713,12 +13926,18 @@
         <w:spacing w:line="360" w:lineRule="auto"/>
         <w:jc w:val="center"/>
         <w:rPr>
-          <w:color w:val="000000"/>
-        </w:rPr>
-      </w:pPr>
-      <w:r>
-        <w:rPr>
-          <w:color w:val="000000"/>
+          <w:rFonts w:ascii="Arial" w:hAnsi="Arial" w:cs="Arial"/>
+          <w:color w:val="000000"/>
+          <w:sz w:val="24"/>
+          <w:szCs w:val="24"/>
+        </w:rPr>
+      </w:pPr>
+      <w:r>
+        <w:rPr>
+          <w:rFonts w:ascii="Arial" w:hAnsi="Arial" w:cs="Arial"/>
+          <w:color w:val="000000"/>
+          <w:sz w:val="24"/>
+          <w:szCs w:val="24"/>
         </w:rPr>
         <w:t>Tabla 7: Detección de intrusión</w:t>
       </w:r>
@@ -13731,6 +13950,8 @@
           <w:rFonts w:ascii="Arial" w:eastAsia="Arial" w:hAnsi="Arial" w:cs="Arial"/>
           <w:iCs/>
           <w:color w:val="000000"/>
+          <w:sz w:val="24"/>
+          <w:szCs w:val="24"/>
         </w:rPr>
       </w:pPr>
     </w:p>
@@ -13742,6 +13963,8 @@
           <w:rFonts w:ascii="Arial" w:eastAsia="Arial" w:hAnsi="Arial" w:cs="Arial"/>
           <w:iCs/>
           <w:color w:val="000000"/>
+          <w:sz w:val="24"/>
+          <w:szCs w:val="24"/>
         </w:rPr>
       </w:pPr>
     </w:p>
@@ -13753,6 +13976,8 @@
           <w:rFonts w:ascii="Arial" w:eastAsia="Arial" w:hAnsi="Arial" w:cs="Arial"/>
           <w:iCs/>
           <w:color w:val="000000"/>
+          <w:sz w:val="24"/>
+          <w:szCs w:val="24"/>
         </w:rPr>
       </w:pPr>
     </w:p>
@@ -13764,6 +13989,8 @@
           <w:rFonts w:ascii="Arial" w:eastAsia="Arial" w:hAnsi="Arial" w:cs="Arial"/>
           <w:iCs/>
           <w:color w:val="000000"/>
+          <w:sz w:val="24"/>
+          <w:szCs w:val="24"/>
         </w:rPr>
       </w:pPr>
     </w:p>
@@ -13775,6 +14002,8 @@
           <w:rFonts w:ascii="Arial" w:eastAsia="Arial" w:hAnsi="Arial" w:cs="Arial"/>
           <w:iCs/>
           <w:color w:val="000000"/>
+          <w:sz w:val="24"/>
+          <w:szCs w:val="24"/>
         </w:rPr>
       </w:pPr>
     </w:p>
@@ -13786,6 +14015,8 @@
           <w:rFonts w:ascii="Arial" w:eastAsia="Arial" w:hAnsi="Arial" w:cs="Arial"/>
           <w:iCs/>
           <w:color w:val="000000"/>
+          <w:sz w:val="24"/>
+          <w:szCs w:val="24"/>
         </w:rPr>
       </w:pPr>
     </w:p>
@@ -13797,6 +14028,8 @@
           <w:rFonts w:ascii="Arial" w:eastAsia="Arial" w:hAnsi="Arial" w:cs="Arial"/>
           <w:iCs/>
           <w:color w:val="000000"/>
+          <w:sz w:val="24"/>
+          <w:szCs w:val="24"/>
         </w:rPr>
       </w:pPr>
     </w:p>
@@ -13808,6 +14041,8 @@
           <w:rFonts w:ascii="Arial" w:eastAsia="Arial" w:hAnsi="Arial" w:cs="Arial"/>
           <w:iCs/>
           <w:color w:val="000000"/>
+          <w:sz w:val="24"/>
+          <w:szCs w:val="24"/>
         </w:rPr>
       </w:pPr>
     </w:p>
@@ -13819,6 +14054,8 @@
           <w:rFonts w:ascii="Arial" w:eastAsia="Arial" w:hAnsi="Arial" w:cs="Arial"/>
           <w:iCs/>
           <w:color w:val="000000"/>
+          <w:sz w:val="24"/>
+          <w:szCs w:val="24"/>
         </w:rPr>
       </w:pPr>
     </w:p>
@@ -13830,6 +14067,8 @@
           <w:rFonts w:ascii="Arial" w:eastAsia="Arial" w:hAnsi="Arial" w:cs="Arial"/>
           <w:iCs/>
           <w:color w:val="000000"/>
+          <w:sz w:val="24"/>
+          <w:szCs w:val="24"/>
         </w:rPr>
       </w:pPr>
     </w:p>
@@ -13840,16 +14079,16 @@
         <w:rPr>
           <w:rFonts w:ascii="Arial" w:eastAsia="Arial" w:hAnsi="Arial" w:cs="Arial"/>
           <w:color w:val="000000"/>
-          <w:sz w:val="32"/>
-          <w:szCs w:val="32"/>
-        </w:rPr>
-      </w:pPr>
-      <w:r>
-        <w:rPr>
-          <w:rFonts w:ascii="Arial" w:eastAsia="Arial" w:hAnsi="Arial" w:cs="Arial"/>
-          <w:color w:val="000000"/>
-          <w:sz w:val="32"/>
-          <w:szCs w:val="32"/>
+          <w:sz w:val="24"/>
+          <w:szCs w:val="24"/>
+        </w:rPr>
+      </w:pPr>
+      <w:r>
+        <w:rPr>
+          <w:rFonts w:ascii="Arial" w:eastAsia="Arial" w:hAnsi="Arial" w:cs="Arial"/>
+          <w:color w:val="000000"/>
+          <w:sz w:val="24"/>
+          <w:szCs w:val="24"/>
         </w:rPr>
         <w:t>DISEÑOS</w:t>
       </w:r>
@@ -13861,6 +14100,8 @@
         <w:rPr>
           <w:rFonts w:ascii="Arial" w:eastAsia="Arial" w:hAnsi="Arial" w:cs="Arial"/>
           <w:color w:val="000000"/>
+          <w:sz w:val="24"/>
+          <w:szCs w:val="24"/>
         </w:rPr>
       </w:pPr>
       <w:r>
@@ -13869,6 +14110,8 @@
           <w:b/>
           <w:bCs/>
           <w:color w:val="000000"/>
+          <w:sz w:val="24"/>
+          <w:szCs w:val="24"/>
         </w:rPr>
         <w:t xml:space="preserve">Diagrama de </w:t>
       </w:r>
@@ -13878,6 +14121,8 @@
           <w:b/>
           <w:bCs/>
           <w:color w:val="000000"/>
+          <w:sz w:val="24"/>
+          <w:szCs w:val="24"/>
         </w:rPr>
         <w:t>red</w:t>
       </w:r>
@@ -13885,6 +14130,8 @@
         <w:rPr>
           <w:rFonts w:ascii="Arial" w:eastAsia="Arial" w:hAnsi="Arial" w:cs="Arial"/>
           <w:color w:val="000000"/>
+          <w:sz w:val="24"/>
+          <w:szCs w:val="24"/>
         </w:rPr>
         <w:t>.</w:t>
       </w:r>
@@ -13896,6 +14143,8 @@
         <w:rPr>
           <w:rFonts w:ascii="Arial" w:eastAsia="Arial" w:hAnsi="Arial" w:cs="Arial"/>
           <w:color w:val="000000"/>
+          <w:sz w:val="24"/>
+          <w:szCs w:val="24"/>
         </w:rPr>
       </w:pPr>
       <w:r>
@@ -13903,6 +14152,8 @@
           <w:rFonts w:ascii="Arial" w:eastAsia="Arial" w:hAnsi="Arial" w:cs="Arial"/>
           <w:noProof/>
           <w:color w:val="000000"/>
+          <w:sz w:val="24"/>
+          <w:szCs w:val="24"/>
         </w:rPr>
         <w:drawing>
           <wp:inline distT="0" distB="0" distL="0" distR="0">
@@ -13952,12 +14203,18 @@
         <w:spacing w:line="360" w:lineRule="auto"/>
         <w:jc w:val="center"/>
         <w:rPr>
-          <w:color w:val="000000"/>
-        </w:rPr>
-      </w:pPr>
-      <w:r>
-        <w:rPr>
-          <w:color w:val="000000"/>
+          <w:rFonts w:ascii="Arial" w:hAnsi="Arial" w:cs="Arial"/>
+          <w:color w:val="000000"/>
+          <w:sz w:val="24"/>
+          <w:szCs w:val="24"/>
+        </w:rPr>
+      </w:pPr>
+      <w:r>
+        <w:rPr>
+          <w:rFonts w:ascii="Arial" w:hAnsi="Arial" w:cs="Arial"/>
+          <w:color w:val="000000"/>
+          <w:sz w:val="24"/>
+          <w:szCs w:val="24"/>
         </w:rPr>
         <w:t>Ilustración 3: Diagrama de red</w:t>
       </w:r>
@@ -13969,6 +14226,8 @@
         <w:rPr>
           <w:rFonts w:ascii="Arial" w:eastAsia="Arial" w:hAnsi="Arial" w:cs="Arial"/>
           <w:color w:val="000000"/>
+          <w:sz w:val="24"/>
+          <w:szCs w:val="24"/>
         </w:rPr>
       </w:pPr>
     </w:p>
@@ -14150,6 +14409,7 @@
                 <w:sz w:val="24"/>
                 <w:szCs w:val="24"/>
               </w:rPr>
+              <w:lastRenderedPageBreak/>
               <w:t>em0</w:t>
             </w:r>
           </w:p>
@@ -14921,7 +15181,6 @@
                 <w:sz w:val="24"/>
                 <w:szCs w:val="24"/>
               </w:rPr>
-              <w:lastRenderedPageBreak/>
               <w:t>em1.50</w:t>
             </w:r>
           </w:p>
@@ -15172,12 +15431,18 @@
         <w:spacing w:line="360" w:lineRule="auto"/>
         <w:jc w:val="center"/>
         <w:rPr>
-          <w:color w:val="000000"/>
-        </w:rPr>
-      </w:pPr>
-      <w:r>
-        <w:rPr>
-          <w:color w:val="000000"/>
+          <w:rFonts w:ascii="Arial" w:hAnsi="Arial" w:cs="Arial"/>
+          <w:color w:val="000000"/>
+          <w:sz w:val="24"/>
+          <w:szCs w:val="24"/>
+        </w:rPr>
+      </w:pPr>
+      <w:r>
+        <w:rPr>
+          <w:rFonts w:ascii="Arial" w:hAnsi="Arial" w:cs="Arial"/>
+          <w:color w:val="000000"/>
+          <w:sz w:val="24"/>
+          <w:szCs w:val="24"/>
         </w:rPr>
         <w:t>Tabla 8: Redes</w:t>
       </w:r>
@@ -15186,9 +15451,12 @@
       <w:pPr>
         <w:spacing w:line="360" w:lineRule="auto"/>
         <w:rPr>
+          <w:rFonts w:ascii="Arial" w:hAnsi="Arial" w:cs="Arial"/>
           <w:b/>
           <w:bCs/>
           <w:color w:val="000000"/>
+          <w:sz w:val="24"/>
+          <w:szCs w:val="24"/>
         </w:rPr>
       </w:pPr>
     </w:p>
@@ -15199,16 +15467,16 @@
         <w:rPr>
           <w:rFonts w:ascii="Arial" w:eastAsia="Arial" w:hAnsi="Arial" w:cs="Arial"/>
           <w:color w:val="000000"/>
-          <w:sz w:val="32"/>
-          <w:szCs w:val="32"/>
-        </w:rPr>
-      </w:pPr>
-      <w:r>
-        <w:rPr>
-          <w:rFonts w:ascii="Arial" w:eastAsia="Arial" w:hAnsi="Arial" w:cs="Arial"/>
-          <w:color w:val="000000"/>
-          <w:sz w:val="32"/>
-          <w:szCs w:val="32"/>
+          <w:sz w:val="24"/>
+          <w:szCs w:val="24"/>
+        </w:rPr>
+      </w:pPr>
+      <w:r>
+        <w:rPr>
+          <w:rFonts w:ascii="Arial" w:eastAsia="Arial" w:hAnsi="Arial" w:cs="Arial"/>
+          <w:color w:val="000000"/>
+          <w:sz w:val="24"/>
+          <w:szCs w:val="24"/>
         </w:rPr>
         <w:t>TECNOLOGÍA</w:t>
       </w:r>
@@ -15450,6 +15718,7 @@
           <w:sz w:val="24"/>
           <w:szCs w:val="24"/>
         </w:rPr>
+        <w:lastRenderedPageBreak/>
         <w:t xml:space="preserve">Uso en el proyecto: actúa como punto de aplicación de políticas (PEP) de la arquitectura Zero Trust. Concentra el enrutamiento entre </w:t>
       </w:r>
       <w:proofErr w:type="spellStart"/>
@@ -15556,7 +15825,6 @@
           <w:sz w:val="24"/>
           <w:szCs w:val="24"/>
         </w:rPr>
-        <w:lastRenderedPageBreak/>
         <w:t xml:space="preserve">Descripción: conmutador virtual que implementa el estándar IEEE 802.1Q de etiquetado de </w:t>
       </w:r>
       <w:proofErr w:type="spellStart"/>
@@ -15868,8 +16136,9 @@
           <w:sz w:val="24"/>
           <w:szCs w:val="24"/>
         </w:rPr>
-        <w:t xml:space="preserve">IPsec / IKEv2 </w:t>
-      </w:r>
+        <w:t xml:space="preserve">IPsec / IKEv2 - </w:t>
+      </w:r>
+      <w:proofErr w:type="spellStart"/>
       <w:r>
         <w:rPr>
           <w:rFonts w:ascii="Arial" w:hAnsi="Arial" w:cs="Arial"/>
@@ -15877,8 +16146,9 @@
           <w:sz w:val="24"/>
           <w:szCs w:val="24"/>
         </w:rPr>
-        <w:t>-</w:t>
-      </w:r>
+        <w:t>strongSwan</w:t>
+      </w:r>
+      <w:proofErr w:type="spellEnd"/>
       <w:r>
         <w:rPr>
           <w:rFonts w:ascii="Arial" w:hAnsi="Arial" w:cs="Arial"/>
@@ -15886,19 +16156,84 @@
           <w:sz w:val="24"/>
           <w:szCs w:val="24"/>
         </w:rPr>
-        <w:t xml:space="preserve"> </w:t>
-      </w:r>
-      <w:proofErr w:type="spellStart"/>
-      <w:r>
+        <w:t xml:space="preserve"> 6.1.0 (referencia teórica)</w:t>
+      </w:r>
+    </w:p>
+    <w:p>
+      <w:pPr>
+        <w:spacing w:line="360" w:lineRule="auto"/>
+        <w:rPr>
+          <w:rFonts w:ascii="Arial" w:hAnsi="Arial" w:cs="Arial"/>
+          <w:sz w:val="24"/>
+          <w:szCs w:val="24"/>
+        </w:rPr>
+      </w:pPr>
+      <w:r>
+        <w:rPr>
+          <w:rFonts w:ascii="Arial" w:hAnsi="Arial" w:cs="Arial"/>
+          <w:sz w:val="24"/>
+          <w:szCs w:val="24"/>
+        </w:rPr>
+        <w:lastRenderedPageBreak/>
+        <w:t>Descripción: conjunto de protocolos de VPN estandarizado, tradicional en entornos corporativos y de administración pública/defensa.</w:t>
+      </w:r>
+    </w:p>
+    <w:p>
+      <w:pPr>
+        <w:spacing w:line="360" w:lineRule="auto"/>
+        <w:rPr>
+          <w:rFonts w:ascii="Arial" w:hAnsi="Arial" w:cs="Arial"/>
+          <w:sz w:val="24"/>
+          <w:szCs w:val="24"/>
+        </w:rPr>
+      </w:pPr>
+      <w:r>
+        <w:rPr>
+          <w:rFonts w:ascii="Arial" w:hAnsi="Arial" w:cs="Arial"/>
+          <w:sz w:val="24"/>
+          <w:szCs w:val="24"/>
+        </w:rPr>
+        <w:t xml:space="preserve">Uso en el proyecto: se estudia en el marco teórico como el estándar de referencia en el ámbito gubernamental y se compara con </w:t>
+      </w:r>
+      <w:proofErr w:type="spellStart"/>
+      <w:r>
+        <w:rPr>
+          <w:rFonts w:ascii="Arial" w:hAnsi="Arial" w:cs="Arial"/>
+          <w:sz w:val="24"/>
+          <w:szCs w:val="24"/>
+        </w:rPr>
+        <w:t>WireGuard</w:t>
+      </w:r>
+      <w:proofErr w:type="spellEnd"/>
+      <w:r>
+        <w:rPr>
+          <w:rFonts w:ascii="Arial" w:hAnsi="Arial" w:cs="Arial"/>
+          <w:sz w:val="24"/>
+          <w:szCs w:val="24"/>
+        </w:rPr>
+        <w:t xml:space="preserve"> (madurez, interoperabilidad, certificación). No se despliega, se analiza.</w:t>
+      </w:r>
+    </w:p>
+    <w:p>
+      <w:pPr>
+        <w:spacing w:line="360" w:lineRule="auto"/>
+        <w:rPr>
+          <w:rFonts w:ascii="Arial" w:hAnsi="Arial" w:cs="Arial"/>
+          <w:sz w:val="24"/>
+          <w:szCs w:val="24"/>
+        </w:rPr>
+      </w:pPr>
+    </w:p>
+    <w:p>
+      <w:pPr>
+        <w:spacing w:line="360" w:lineRule="auto"/>
         <w:rPr>
           <w:rFonts w:ascii="Arial" w:hAnsi="Arial" w:cs="Arial"/>
           <w:b/>
           <w:sz w:val="24"/>
           <w:szCs w:val="24"/>
         </w:rPr>
-        <w:t>strongSwan</w:t>
-      </w:r>
-      <w:proofErr w:type="spellEnd"/>
+      </w:pPr>
       <w:r>
         <w:rPr>
           <w:rFonts w:ascii="Arial" w:hAnsi="Arial" w:cs="Arial"/>
@@ -15906,7 +16241,7 @@
           <w:sz w:val="24"/>
           <w:szCs w:val="24"/>
         </w:rPr>
-        <w:t xml:space="preserve"> 6.1.0 (referencia teórica)</w:t>
+        <w:t>Hosts y pruebas</w:t>
       </w:r>
     </w:p>
     <w:p>
@@ -15918,49 +16253,87 @@
           <w:szCs w:val="24"/>
         </w:rPr>
       </w:pPr>
+      <w:proofErr w:type="spellStart"/>
       <w:r>
         <w:rPr>
           <w:rFonts w:ascii="Arial" w:hAnsi="Arial" w:cs="Arial"/>
           <w:sz w:val="24"/>
           <w:szCs w:val="24"/>
         </w:rPr>
-        <w:t>Descripción: conjunto de protocolos de VPN estandarizado, tradicional en entornos corporativos y de administración pública/defensa.</w:t>
-      </w:r>
-    </w:p>
-    <w:p>
-      <w:pPr>
-        <w:spacing w:line="360" w:lineRule="auto"/>
+        <w:t>Alpine</w:t>
+      </w:r>
+      <w:proofErr w:type="spellEnd"/>
+      <w:r>
         <w:rPr>
           <w:rFonts w:ascii="Arial" w:hAnsi="Arial" w:cs="Arial"/>
           <w:sz w:val="24"/>
           <w:szCs w:val="24"/>
         </w:rPr>
-      </w:pPr>
+        <w:t xml:space="preserve"> Linux 3.24.1 (y Debian 13 "</w:t>
+      </w:r>
+      <w:proofErr w:type="spellStart"/>
       <w:r>
         <w:rPr>
           <w:rFonts w:ascii="Arial" w:hAnsi="Arial" w:cs="Arial"/>
           <w:sz w:val="24"/>
           <w:szCs w:val="24"/>
         </w:rPr>
-        <w:t xml:space="preserve">Uso en el proyecto: se estudia en el marco teórico como el estándar de referencia en el ámbito gubernamental y se compara con </w:t>
-      </w:r>
-      <w:proofErr w:type="spellStart"/>
+        <w:t>trixie</w:t>
+      </w:r>
+      <w:proofErr w:type="spellEnd"/>
       <w:r>
         <w:rPr>
           <w:rFonts w:ascii="Arial" w:hAnsi="Arial" w:cs="Arial"/>
           <w:sz w:val="24"/>
           <w:szCs w:val="24"/>
         </w:rPr>
-        <w:t>WireGuard</w:t>
-      </w:r>
-      <w:proofErr w:type="spellEnd"/>
-      <w:r>
+        <w:t>" como opción)</w:t>
+      </w:r>
+    </w:p>
+    <w:p>
+      <w:pPr>
+        <w:spacing w:line="360" w:lineRule="auto"/>
         <w:rPr>
           <w:rFonts w:ascii="Arial" w:hAnsi="Arial" w:cs="Arial"/>
           <w:sz w:val="24"/>
           <w:szCs w:val="24"/>
         </w:rPr>
-        <w:t xml:space="preserve"> (madurez, interoperabilidad, certificación). No se despliega, se analiza.</w:t>
+      </w:pPr>
+    </w:p>
+    <w:p>
+      <w:pPr>
+        <w:spacing w:line="360" w:lineRule="auto"/>
+        <w:rPr>
+          <w:rFonts w:ascii="Arial" w:hAnsi="Arial" w:cs="Arial"/>
+          <w:sz w:val="24"/>
+          <w:szCs w:val="24"/>
+        </w:rPr>
+      </w:pPr>
+      <w:r>
+        <w:rPr>
+          <w:rFonts w:ascii="Arial" w:hAnsi="Arial" w:cs="Arial"/>
+          <w:sz w:val="24"/>
+          <w:szCs w:val="24"/>
+        </w:rPr>
+        <w:t>Descripción: distribuciones Linux de bajo consumo, ejecutadas como nodos Docker dentro de GNS3.</w:t>
+      </w:r>
+    </w:p>
+    <w:p>
+      <w:pPr>
+        <w:spacing w:line="360" w:lineRule="auto"/>
+        <w:rPr>
+          <w:rFonts w:ascii="Arial" w:hAnsi="Arial" w:cs="Arial"/>
+          <w:sz w:val="24"/>
+          <w:szCs w:val="24"/>
+        </w:rPr>
+      </w:pPr>
+      <w:r>
+        <w:rPr>
+          <w:rFonts w:ascii="Arial" w:hAnsi="Arial" w:cs="Arial"/>
+          <w:sz w:val="24"/>
+          <w:szCs w:val="24"/>
+        </w:rPr>
+        <w:t>Uso en el proyecto: representan los equipos de cada zona (usuarios, servidores, DMZ, gestión y zona crítica) sobre los que se comprueban los flujos permitidos y bloqueados.</w:t>
       </w:r>
     </w:p>
     <w:p>
@@ -15983,6 +16356,7 @@
           <w:szCs w:val="24"/>
         </w:rPr>
       </w:pPr>
+      <w:proofErr w:type="spellStart"/>
       <w:r>
         <w:rPr>
           <w:rFonts w:ascii="Arial" w:hAnsi="Arial" w:cs="Arial"/>
@@ -15990,133 +16364,65 @@
           <w:sz w:val="24"/>
           <w:szCs w:val="24"/>
         </w:rPr>
-        <w:lastRenderedPageBreak/>
-        <w:t>Hosts y pruebas</w:t>
-      </w:r>
-    </w:p>
-    <w:p>
-      <w:pPr>
-        <w:spacing w:line="360" w:lineRule="auto"/>
-        <w:rPr>
-          <w:rFonts w:ascii="Arial" w:hAnsi="Arial" w:cs="Arial"/>
-          <w:sz w:val="24"/>
-          <w:szCs w:val="24"/>
-        </w:rPr>
-      </w:pPr>
-      <w:proofErr w:type="spellStart"/>
-      <w:r>
-        <w:rPr>
-          <w:rFonts w:ascii="Arial" w:hAnsi="Arial" w:cs="Arial"/>
-          <w:sz w:val="24"/>
-          <w:szCs w:val="24"/>
-        </w:rPr>
-        <w:t>Alpine</w:t>
-      </w:r>
-      <w:proofErr w:type="spellEnd"/>
-      <w:r>
-        <w:rPr>
-          <w:rFonts w:ascii="Arial" w:hAnsi="Arial" w:cs="Arial"/>
-          <w:sz w:val="24"/>
-          <w:szCs w:val="24"/>
-        </w:rPr>
-        <w:t xml:space="preserve"> Linux 3.24.1 (y Debian 13 "</w:t>
-      </w:r>
-      <w:proofErr w:type="spellStart"/>
-      <w:r>
-        <w:rPr>
-          <w:rFonts w:ascii="Arial" w:hAnsi="Arial" w:cs="Arial"/>
-          <w:sz w:val="24"/>
-          <w:szCs w:val="24"/>
-        </w:rPr>
-        <w:t>trixie</w:t>
-      </w:r>
-      <w:proofErr w:type="spellEnd"/>
-      <w:r>
-        <w:rPr>
-          <w:rFonts w:ascii="Arial" w:hAnsi="Arial" w:cs="Arial"/>
-          <w:sz w:val="24"/>
-          <w:szCs w:val="24"/>
-        </w:rPr>
-        <w:t>" como opción)</w:t>
-      </w:r>
-    </w:p>
-    <w:p>
-      <w:pPr>
-        <w:spacing w:line="360" w:lineRule="auto"/>
-        <w:rPr>
-          <w:rFonts w:ascii="Arial" w:hAnsi="Arial" w:cs="Arial"/>
-          <w:sz w:val="24"/>
-          <w:szCs w:val="24"/>
-        </w:rPr>
-      </w:pPr>
-    </w:p>
-    <w:p>
-      <w:pPr>
-        <w:spacing w:line="360" w:lineRule="auto"/>
-        <w:rPr>
-          <w:rFonts w:ascii="Arial" w:hAnsi="Arial" w:cs="Arial"/>
-          <w:sz w:val="24"/>
-          <w:szCs w:val="24"/>
-        </w:rPr>
-      </w:pPr>
-      <w:r>
-        <w:rPr>
-          <w:rFonts w:ascii="Arial" w:hAnsi="Arial" w:cs="Arial"/>
-          <w:sz w:val="24"/>
-          <w:szCs w:val="24"/>
-        </w:rPr>
-        <w:t>Descripción: distribuciones Linux de bajo consumo, ejecutadas como nodos Docker dentro de GNS3.</w:t>
-      </w:r>
-    </w:p>
-    <w:p>
-      <w:pPr>
-        <w:spacing w:line="360" w:lineRule="auto"/>
-        <w:rPr>
-          <w:rFonts w:ascii="Arial" w:hAnsi="Arial" w:cs="Arial"/>
-          <w:sz w:val="24"/>
-          <w:szCs w:val="24"/>
-        </w:rPr>
-      </w:pPr>
-      <w:r>
-        <w:rPr>
-          <w:rFonts w:ascii="Arial" w:hAnsi="Arial" w:cs="Arial"/>
-          <w:sz w:val="24"/>
-          <w:szCs w:val="24"/>
-        </w:rPr>
-        <w:t>Uso en el proyecto: representan los equipos de cada zona (usuarios, servidores, DMZ, gestión y zona crítica) sobre los que se comprueban los flujos permitidos y bloqueados.</w:t>
-      </w:r>
-    </w:p>
-    <w:p>
-      <w:pPr>
-        <w:spacing w:line="360" w:lineRule="auto"/>
-        <w:rPr>
-          <w:rFonts w:ascii="Arial" w:hAnsi="Arial" w:cs="Arial"/>
-          <w:sz w:val="24"/>
-          <w:szCs w:val="24"/>
-        </w:rPr>
-      </w:pPr>
-    </w:p>
-    <w:p>
-      <w:pPr>
-        <w:spacing w:line="360" w:lineRule="auto"/>
+        <w:t>Nmap</w:t>
+      </w:r>
+      <w:proofErr w:type="spellEnd"/>
+      <w:r>
         <w:rPr>
           <w:rFonts w:ascii="Arial" w:hAnsi="Arial" w:cs="Arial"/>
           <w:b/>
           <w:sz w:val="24"/>
           <w:szCs w:val="24"/>
         </w:rPr>
-      </w:pPr>
-      <w:proofErr w:type="spellStart"/>
-      <w:r>
+        <w:t xml:space="preserve"> 7.99</w:t>
+      </w:r>
+    </w:p>
+    <w:p>
+      <w:pPr>
+        <w:spacing w:line="360" w:lineRule="auto"/>
+        <w:rPr>
+          <w:rFonts w:ascii="Arial" w:hAnsi="Arial" w:cs="Arial"/>
+          <w:sz w:val="24"/>
+          <w:szCs w:val="24"/>
+        </w:rPr>
+      </w:pPr>
+      <w:r>
+        <w:rPr>
+          <w:rFonts w:ascii="Arial" w:hAnsi="Arial" w:cs="Arial"/>
+          <w:sz w:val="24"/>
+          <w:szCs w:val="24"/>
+        </w:rPr>
+        <w:t>Descripción: herramienta de exploración de redes y auditoría para descubrimiento de hosts y escaneo de puertos.</w:t>
+      </w:r>
+    </w:p>
+    <w:p>
+      <w:pPr>
+        <w:spacing w:line="360" w:lineRule="auto"/>
+        <w:rPr>
+          <w:rFonts w:ascii="Arial" w:hAnsi="Arial" w:cs="Arial"/>
+          <w:sz w:val="24"/>
+          <w:szCs w:val="24"/>
+        </w:rPr>
+      </w:pPr>
+      <w:r>
+        <w:rPr>
+          <w:rFonts w:ascii="Arial" w:hAnsi="Arial" w:cs="Arial"/>
+          <w:sz w:val="24"/>
+          <w:szCs w:val="24"/>
+        </w:rPr>
+        <w:t>Uso en el proyecto: ejecuta las pruebas de aislamiento (barridos y escaneos entre zonas) que validan la segmentación y alimentan la comparativa con la red plana (R06).</w:t>
+      </w:r>
+    </w:p>
+    <w:p>
+      <w:pPr>
+        <w:spacing w:line="360" w:lineRule="auto"/>
         <w:rPr>
           <w:rFonts w:ascii="Arial" w:hAnsi="Arial" w:cs="Arial"/>
           <w:b/>
           <w:sz w:val="24"/>
           <w:szCs w:val="24"/>
         </w:rPr>
-        <w:t>Nmap</w:t>
-      </w:r>
-      <w:proofErr w:type="spellEnd"/>
+      </w:pPr>
       <w:r>
         <w:rPr>
           <w:rFonts w:ascii="Arial" w:hAnsi="Arial" w:cs="Arial"/>
@@ -16124,7 +16430,7 @@
           <w:sz w:val="24"/>
           <w:szCs w:val="24"/>
         </w:rPr>
-        <w:t xml:space="preserve"> 7.99</w:t>
+        <w:t>Documentación y control de versiones</w:t>
       </w:r>
     </w:p>
     <w:p>
@@ -16142,7 +16448,7 @@
           <w:sz w:val="24"/>
           <w:szCs w:val="24"/>
         </w:rPr>
-        <w:t>Descripción: herramienta de exploración de redes y auditoría para descubrimiento de hosts y escaneo de puertos.</w:t>
+        <w:t>Git 2.55.0</w:t>
       </w:r>
     </w:p>
     <w:p>
@@ -16160,8 +16466,54 @@
           <w:sz w:val="24"/>
           <w:szCs w:val="24"/>
         </w:rPr>
-        <w:t>Uso en el proyecto: ejecuta las pruebas de aislamiento (barridos y escaneos entre zonas) que validan la segmentación y alimentan la comparativa con la red plana (R06).</w:t>
-      </w:r>
+        <w:t>Descripción: sistema de control de versiones distribuido.</w:t>
+      </w:r>
+    </w:p>
+    <w:p>
+      <w:pPr>
+        <w:spacing w:line="360" w:lineRule="auto"/>
+        <w:rPr>
+          <w:rFonts w:ascii="Arial" w:hAnsi="Arial" w:cs="Arial"/>
+          <w:sz w:val="24"/>
+          <w:szCs w:val="24"/>
+        </w:rPr>
+      </w:pPr>
+      <w:r>
+        <w:rPr>
+          <w:rFonts w:ascii="Arial" w:hAnsi="Arial" w:cs="Arial"/>
+          <w:sz w:val="24"/>
+          <w:szCs w:val="24"/>
+        </w:rPr>
+        <w:t xml:space="preserve">Uso en el proyecto: versiona configuraciones, documentación y evidencias. Los </w:t>
+      </w:r>
+      <w:proofErr w:type="spellStart"/>
+      <w:r>
+        <w:rPr>
+          <w:rFonts w:ascii="Arial" w:hAnsi="Arial" w:cs="Arial"/>
+          <w:sz w:val="24"/>
+          <w:szCs w:val="24"/>
+        </w:rPr>
+        <w:t>commits</w:t>
+      </w:r>
+      <w:proofErr w:type="spellEnd"/>
+      <w:r>
+        <w:rPr>
+          <w:rFonts w:ascii="Arial" w:hAnsi="Arial" w:cs="Arial"/>
+          <w:sz w:val="24"/>
+          <w:szCs w:val="24"/>
+        </w:rPr>
+        <w:t xml:space="preserve"> se corresponden con las tareas del RFTP para que el historial sea contrastable con el Gantt (Metodología). Incluye el README del proyecto.</w:t>
+      </w:r>
+    </w:p>
+    <w:p>
+      <w:pPr>
+        <w:spacing w:line="360" w:lineRule="auto"/>
+        <w:rPr>
+          <w:rFonts w:ascii="Arial" w:hAnsi="Arial" w:cs="Arial"/>
+          <w:sz w:val="24"/>
+          <w:szCs w:val="24"/>
+        </w:rPr>
+      </w:pPr>
     </w:p>
     <w:p>
       <w:pPr>
@@ -16180,7 +16532,7 @@
           <w:sz w:val="24"/>
           <w:szCs w:val="24"/>
         </w:rPr>
-        <w:t>Documentación y control de versiones</w:t>
+        <w:t>diagrams.net (draw.io) 31.4.5</w:t>
       </w:r>
     </w:p>
     <w:p>
@@ -16198,7 +16550,7 @@
           <w:sz w:val="24"/>
           <w:szCs w:val="24"/>
         </w:rPr>
-        <w:t>Git 2.55.0</w:t>
+        <w:t>Descripción: herramienta de diagramación de código abierto.</w:t>
       </w:r>
     </w:p>
     <w:p>
@@ -16216,43 +16568,7 @@
           <w:sz w:val="24"/>
           <w:szCs w:val="24"/>
         </w:rPr>
-        <w:t>Descripción: sistema de control de versiones distribuido.</w:t>
-      </w:r>
-    </w:p>
-    <w:p>
-      <w:pPr>
-        <w:spacing w:line="360" w:lineRule="auto"/>
-        <w:rPr>
-          <w:rFonts w:ascii="Arial" w:hAnsi="Arial" w:cs="Arial"/>
-          <w:sz w:val="24"/>
-          <w:szCs w:val="24"/>
-        </w:rPr>
-      </w:pPr>
-      <w:r>
-        <w:rPr>
-          <w:rFonts w:ascii="Arial" w:hAnsi="Arial" w:cs="Arial"/>
-          <w:sz w:val="24"/>
-          <w:szCs w:val="24"/>
-        </w:rPr>
-        <w:t xml:space="preserve">Uso en el proyecto: versiona configuraciones, documentación y evidencias. Los </w:t>
-      </w:r>
-      <w:proofErr w:type="spellStart"/>
-      <w:r>
-        <w:rPr>
-          <w:rFonts w:ascii="Arial" w:hAnsi="Arial" w:cs="Arial"/>
-          <w:sz w:val="24"/>
-          <w:szCs w:val="24"/>
-        </w:rPr>
-        <w:t>commits</w:t>
-      </w:r>
-      <w:proofErr w:type="spellEnd"/>
-      <w:r>
-        <w:rPr>
-          <w:rFonts w:ascii="Arial" w:hAnsi="Arial" w:cs="Arial"/>
-          <w:sz w:val="24"/>
-          <w:szCs w:val="24"/>
-        </w:rPr>
-        <w:t xml:space="preserve"> se corresponden con las tareas del RFTP para que el historial sea contrastable con el Gantt (Metodología). Incluye el README del proyecto.</w:t>
+        <w:t>Uso en el proyecto: elabora el diagrama de arquitectura y el diagrama de red exigidos en la Descripción.</w:t>
       </w:r>
     </w:p>
     <w:p>
@@ -16275,60 +16591,16 @@
           <w:szCs w:val="24"/>
         </w:rPr>
       </w:pPr>
-      <w:r>
+    </w:p>
+    <w:p>
+      <w:pPr>
+        <w:spacing w:line="360" w:lineRule="auto"/>
         <w:rPr>
           <w:rFonts w:ascii="Arial" w:hAnsi="Arial" w:cs="Arial"/>
           <w:b/>
           <w:sz w:val="24"/>
           <w:szCs w:val="24"/>
         </w:rPr>
-        <w:t>diagrams.net (draw.io) 31.4.5</w:t>
-      </w:r>
-    </w:p>
-    <w:p>
-      <w:pPr>
-        <w:spacing w:line="360" w:lineRule="auto"/>
-        <w:rPr>
-          <w:rFonts w:ascii="Arial" w:hAnsi="Arial" w:cs="Arial"/>
-          <w:sz w:val="24"/>
-          <w:szCs w:val="24"/>
-        </w:rPr>
-      </w:pPr>
-      <w:r>
-        <w:rPr>
-          <w:rFonts w:ascii="Arial" w:hAnsi="Arial" w:cs="Arial"/>
-          <w:sz w:val="24"/>
-          <w:szCs w:val="24"/>
-        </w:rPr>
-        <w:t>Descripción: herramienta de diagramación de código abierto.</w:t>
-      </w:r>
-    </w:p>
-    <w:p>
-      <w:pPr>
-        <w:spacing w:line="360" w:lineRule="auto"/>
-        <w:rPr>
-          <w:rFonts w:ascii="Arial" w:hAnsi="Arial" w:cs="Arial"/>
-          <w:sz w:val="24"/>
-          <w:szCs w:val="24"/>
-        </w:rPr>
-      </w:pPr>
-      <w:r>
-        <w:rPr>
-          <w:rFonts w:ascii="Arial" w:hAnsi="Arial" w:cs="Arial"/>
-          <w:sz w:val="24"/>
-          <w:szCs w:val="24"/>
-        </w:rPr>
-        <w:t>Uso en el proyecto: elabora el diagrama de arquitectura y el diagrama de red exigidos en la Descripción.</w:t>
-      </w:r>
-    </w:p>
-    <w:p>
-      <w:pPr>
-        <w:spacing w:line="360" w:lineRule="auto"/>
-        <w:rPr>
-          <w:rFonts w:ascii="Arial" w:hAnsi="Arial" w:cs="Arial"/>
-          <w:sz w:val="24"/>
-          <w:szCs w:val="24"/>
-        </w:rPr>
       </w:pPr>
     </w:p>
     <w:p>
@@ -16341,47 +16613,43 @@
           <w:szCs w:val="24"/>
         </w:rPr>
       </w:pPr>
-    </w:p>
-    <w:p>
-      <w:pPr>
-        <w:spacing w:line="360" w:lineRule="auto"/>
+      <w:proofErr w:type="spellStart"/>
+      <w:r>
         <w:rPr>
           <w:rFonts w:ascii="Arial" w:hAnsi="Arial" w:cs="Arial"/>
           <w:b/>
           <w:sz w:val="24"/>
           <w:szCs w:val="24"/>
         </w:rPr>
-      </w:pPr>
-    </w:p>
-    <w:p>
-      <w:pPr>
-        <w:spacing w:line="360" w:lineRule="auto"/>
+        <w:t>GanttProject</w:t>
+      </w:r>
+      <w:proofErr w:type="spellEnd"/>
+      <w:r>
         <w:rPr>
           <w:rFonts w:ascii="Arial" w:hAnsi="Arial" w:cs="Arial"/>
           <w:b/>
           <w:sz w:val="24"/>
           <w:szCs w:val="24"/>
         </w:rPr>
-      </w:pPr>
-      <w:proofErr w:type="spellStart"/>
-      <w:r>
+        <w:t xml:space="preserve"> 3.2</w:t>
+      </w:r>
+    </w:p>
+    <w:p>
+      <w:pPr>
+        <w:spacing w:line="360" w:lineRule="auto"/>
         <w:rPr>
           <w:rFonts w:ascii="Arial" w:hAnsi="Arial" w:cs="Arial"/>
-          <w:b/>
-          <w:sz w:val="24"/>
-          <w:szCs w:val="24"/>
-        </w:rPr>
-        <w:t>GanttProject</w:t>
-      </w:r>
-      <w:proofErr w:type="spellEnd"/>
+          <w:sz w:val="24"/>
+          <w:szCs w:val="24"/>
+        </w:rPr>
+      </w:pPr>
       <w:r>
         <w:rPr>
           <w:rFonts w:ascii="Arial" w:hAnsi="Arial" w:cs="Arial"/>
-          <w:b/>
-          <w:sz w:val="24"/>
-          <w:szCs w:val="24"/>
-        </w:rPr>
-        <w:t xml:space="preserve"> 3.2</w:t>
+          <w:sz w:val="24"/>
+          <w:szCs w:val="24"/>
+        </w:rPr>
+        <w:t>Descripción: software libre de planificación de proyectos con diagramas de Gantt (alternativa a Microsoft Project).</w:t>
       </w:r>
     </w:p>
     <w:p>
@@ -16389,6 +16657,7 @@
         <w:spacing w:line="360" w:lineRule="auto"/>
         <w:rPr>
           <w:rFonts w:ascii="Arial" w:hAnsi="Arial" w:cs="Arial"/>
+          <w:color w:val="000000"/>
           <w:sz w:val="24"/>
           <w:szCs w:val="24"/>
         </w:rPr>
@@ -16399,25 +16668,14 @@
           <w:sz w:val="24"/>
           <w:szCs w:val="24"/>
         </w:rPr>
-        <w:t>Descripción: software libre de planificación de proyectos con diagramas de Gantt (alternativa a Microsoft Project).</w:t>
-      </w:r>
-    </w:p>
-    <w:p>
-      <w:pPr>
-        <w:spacing w:line="360" w:lineRule="auto"/>
-        <w:rPr>
-          <w:color w:val="000000"/>
-        </w:rPr>
-      </w:pPr>
+        <w:t>Uso en el proyecto: genera las dos planificaciones (estimada y real) y el diagrama de Gantt de la Metodología.</w:t>
+      </w:r>
       <w:r>
         <w:rPr>
           <w:rFonts w:ascii="Arial" w:hAnsi="Arial" w:cs="Arial"/>
           <w:sz w:val="24"/>
           <w:szCs w:val="24"/>
         </w:rPr>
-        <w:t>Uso en el proyecto: genera las dos planificaciones (estimada y real) y el diagrama de Gantt de la Metodología.</w:t>
-      </w:r>
-      <w:r>
         <w:br w:type="page"/>
       </w:r>
     </w:p>
@@ -16428,16 +16686,16 @@
         <w:rPr>
           <w:rFonts w:ascii="Arial" w:eastAsia="Arial" w:hAnsi="Arial" w:cs="Arial"/>
           <w:color w:val="000000"/>
-          <w:sz w:val="32"/>
-          <w:szCs w:val="32"/>
-        </w:rPr>
-      </w:pPr>
-      <w:r>
-        <w:rPr>
-          <w:rFonts w:ascii="Arial" w:eastAsia="Arial" w:hAnsi="Arial" w:cs="Arial"/>
-          <w:color w:val="000000"/>
-          <w:sz w:val="32"/>
-          <w:szCs w:val="32"/>
+          <w:sz w:val="24"/>
+          <w:szCs w:val="24"/>
+        </w:rPr>
+      </w:pPr>
+      <w:r>
+        <w:rPr>
+          <w:rFonts w:ascii="Arial" w:eastAsia="Arial" w:hAnsi="Arial" w:cs="Arial"/>
+          <w:color w:val="000000"/>
+          <w:sz w:val="24"/>
+          <w:szCs w:val="24"/>
         </w:rPr>
         <w:lastRenderedPageBreak/>
         <w:t>METODOLOGÍA</w:t>
@@ -16450,6 +16708,8 @@
         <w:rPr>
           <w:rFonts w:ascii="Arial" w:eastAsia="Arial" w:hAnsi="Arial" w:cs="Arial"/>
           <w:color w:val="000000"/>
+          <w:sz w:val="24"/>
+          <w:szCs w:val="24"/>
         </w:rPr>
       </w:pPr>
       <w:r>
@@ -16458,6 +16718,8 @@
           <w:b/>
           <w:bCs/>
           <w:color w:val="000000"/>
+          <w:sz w:val="24"/>
+          <w:szCs w:val="24"/>
         </w:rPr>
         <w:t>Metodología usada</w:t>
       </w:r>
@@ -16469,62 +16731,26 @@
         <w:rPr>
           <w:rFonts w:ascii="Arial" w:eastAsia="Arial" w:hAnsi="Arial" w:cs="Arial"/>
           <w:color w:val="000000"/>
-        </w:rPr>
-      </w:pPr>
-      <w:r>
-        <w:rPr>
-          <w:rFonts w:ascii="Arial" w:eastAsia="Arial" w:hAnsi="Arial" w:cs="Arial"/>
-          <w:color w:val="000000"/>
-        </w:rPr>
-        <w:t xml:space="preserve">La metodología seguida es iterativa e incremental. El proyecto se divide en incrementos que se corresponden con los requisitos del RFTP (R01–R06), y cada incremento sigue el ciclo construir </w:t>
-      </w:r>
-      <w:r>
-        <w:rPr>
-          <w:rFonts w:ascii="Arial" w:eastAsia="Arial" w:hAnsi="Arial" w:cs="Arial"/>
-          <w:color w:val="000000"/>
-        </w:rPr>
-        <w:t>&gt;</w:t>
-      </w:r>
-      <w:r>
-        <w:rPr>
-          <w:rFonts w:ascii="Arial" w:eastAsia="Arial" w:hAnsi="Arial" w:cs="Arial"/>
-          <w:color w:val="000000"/>
-        </w:rPr>
-        <w:t xml:space="preserve"> configurar </w:t>
-      </w:r>
-      <w:r>
-        <w:rPr>
-          <w:rFonts w:ascii="Arial" w:eastAsia="Arial" w:hAnsi="Arial" w:cs="Arial"/>
-          <w:color w:val="000000"/>
-        </w:rPr>
-        <w:t>&gt;</w:t>
-      </w:r>
-      <w:r>
-        <w:rPr>
-          <w:rFonts w:ascii="Arial" w:eastAsia="Arial" w:hAnsi="Arial" w:cs="Arial"/>
-          <w:color w:val="000000"/>
-        </w:rPr>
-        <w:t xml:space="preserve"> probar </w:t>
-      </w:r>
-      <w:r>
-        <w:rPr>
-          <w:rFonts w:ascii="Arial" w:eastAsia="Arial" w:hAnsi="Arial" w:cs="Arial"/>
-          <w:color w:val="000000"/>
-        </w:rPr>
-        <w:t>&gt;</w:t>
-      </w:r>
-      <w:r>
-        <w:rPr>
-          <w:rFonts w:ascii="Arial" w:eastAsia="Arial" w:hAnsi="Arial" w:cs="Arial"/>
-          <w:color w:val="000000"/>
-        </w:rPr>
-        <w:t xml:space="preserve"> documentar: cada tarea (T) termina en una prueba (P), de modo que ningún requisito se da por cerrado hasta validarse. Se elige este enfoque, frente a un modelo en cascada puro, porque permite obtener capacidades funcionales y verificables desde etapas tempranas, detectar problemas de configuración antes de que se propaguen y encajar de forma natural con las dos entregas parciales de seguimiento exigidas. El avance se controla con Git: cada tarea del RFTP se corresponde con uno o varios </w:t>
-      </w:r>
-      <w:proofErr w:type="spellStart"/>
-      <w:r>
-        <w:rPr>
-          <w:rFonts w:ascii="Arial" w:eastAsia="Arial" w:hAnsi="Arial" w:cs="Arial"/>
-          <w:color w:val="000000"/>
+          <w:sz w:val="24"/>
+          <w:szCs w:val="24"/>
+        </w:rPr>
+      </w:pPr>
+      <w:r>
+        <w:rPr>
+          <w:rFonts w:ascii="Arial" w:eastAsia="Arial" w:hAnsi="Arial" w:cs="Arial"/>
+          <w:color w:val="000000"/>
+          <w:sz w:val="24"/>
+          <w:szCs w:val="24"/>
+        </w:rPr>
+        <w:t xml:space="preserve">La metodología seguida es iterativa e incremental. El proyecto se divide en incrementos que se corresponden con los requisitos del RFTP (R01–R06), y cada incremento sigue el ciclo construir &gt; configurar &gt; probar &gt; documentar: cada tarea (T) termina en una prueba (P), de modo que ningún requisito se da por cerrado hasta validarse. Se elige este enfoque, frente a un modelo en cascada puro, porque permite obtener capacidades funcionales y verificables desde etapas tempranas, detectar problemas de configuración antes de que se propaguen y encajar de forma natural con las dos entregas parciales de seguimiento exigidas. El avance se controla con Git: cada tarea del RFTP se corresponde con uno o varios </w:t>
+      </w:r>
+      <w:proofErr w:type="spellStart"/>
+      <w:r>
+        <w:rPr>
+          <w:rFonts w:ascii="Arial" w:eastAsia="Arial" w:hAnsi="Arial" w:cs="Arial"/>
+          <w:color w:val="000000"/>
+          <w:sz w:val="24"/>
+          <w:szCs w:val="24"/>
         </w:rPr>
         <w:t>commits</w:t>
       </w:r>
@@ -16533,6 +16759,8 @@
         <w:rPr>
           <w:rFonts w:ascii="Arial" w:eastAsia="Arial" w:hAnsi="Arial" w:cs="Arial"/>
           <w:color w:val="000000"/>
+          <w:sz w:val="24"/>
+          <w:szCs w:val="24"/>
         </w:rPr>
         <w:t>, lo que hace el historial contrastable con la planificación, el Gantt y los casos de uso.</w:t>
       </w:r>
@@ -16544,6 +16772,8 @@
         <w:rPr>
           <w:rFonts w:ascii="Arial" w:eastAsia="Arial" w:hAnsi="Arial" w:cs="Arial"/>
           <w:color w:val="000000"/>
+          <w:sz w:val="24"/>
+          <w:szCs w:val="24"/>
         </w:rPr>
       </w:pPr>
       <w:r>
@@ -16551,6 +16781,8 @@
           <w:rFonts w:ascii="Arial" w:eastAsia="Arial" w:hAnsi="Arial" w:cs="Arial"/>
           <w:noProof/>
           <w:color w:val="000000"/>
+          <w:sz w:val="24"/>
+          <w:szCs w:val="24"/>
         </w:rPr>
         <w:drawing>
           <wp:inline distT="0" distB="0" distL="0" distR="0">
@@ -16600,12 +16832,18 @@
         <w:spacing w:line="360" w:lineRule="auto"/>
         <w:jc w:val="center"/>
         <w:rPr>
-          <w:color w:val="000000"/>
-        </w:rPr>
-      </w:pPr>
-      <w:r>
-        <w:rPr>
-          <w:color w:val="000000"/>
+          <w:rFonts w:ascii="Arial" w:hAnsi="Arial" w:cs="Arial"/>
+          <w:color w:val="000000"/>
+          <w:sz w:val="24"/>
+          <w:szCs w:val="24"/>
+        </w:rPr>
+      </w:pPr>
+      <w:r>
+        <w:rPr>
+          <w:rFonts w:ascii="Arial" w:hAnsi="Arial" w:cs="Arial"/>
+          <w:color w:val="000000"/>
+          <w:sz w:val="24"/>
+          <w:szCs w:val="24"/>
         </w:rPr>
         <w:t>Ilustración 4: Diagrama de Gantt</w:t>
       </w:r>
@@ -16617,12 +16855,15 @@
         <w:rPr>
           <w:rFonts w:ascii="Arial" w:eastAsia="Arial" w:hAnsi="Arial" w:cs="Arial"/>
           <w:color w:val="000000"/>
+          <w:sz w:val="24"/>
+          <w:szCs w:val="24"/>
         </w:rPr>
       </w:pPr>
     </w:p>
     <w:p>
       <w:pPr>
         <w:pStyle w:val="Ttulo2"/>
+        <w:spacing w:line="360" w:lineRule="auto"/>
         <w:rPr>
           <w:rFonts w:ascii="Arial" w:eastAsia="Arial" w:hAnsi="Arial" w:cs="Arial"/>
           <w:sz w:val="24"/>
@@ -16678,6 +16919,7 @@
           </w:tcPr>
           <w:p>
             <w:pPr>
+              <w:spacing w:line="360" w:lineRule="auto"/>
               <w:rPr>
                 <w:rFonts w:ascii="Arial" w:eastAsia="Arial" w:hAnsi="Arial" w:cs="Arial"/>
                 <w:sz w:val="24"/>
@@ -16710,6 +16952,7 @@
           </w:tcPr>
           <w:p>
             <w:pPr>
+              <w:spacing w:line="360" w:lineRule="auto"/>
               <w:rPr>
                 <w:rFonts w:ascii="Arial" w:hAnsi="Arial" w:cs="Arial"/>
                 <w:sz w:val="24"/>
@@ -16742,6 +16985,7 @@
           </w:tcPr>
           <w:p>
             <w:pPr>
+              <w:spacing w:line="360" w:lineRule="auto"/>
               <w:jc w:val="right"/>
               <w:rPr>
                 <w:rFonts w:ascii="Arial" w:hAnsi="Arial" w:cs="Arial"/>
@@ -16776,6 +17020,7 @@
           </w:tcPr>
           <w:p>
             <w:pPr>
+              <w:spacing w:line="360" w:lineRule="auto"/>
               <w:rPr>
                 <w:rFonts w:ascii="Arial" w:hAnsi="Arial" w:cs="Arial"/>
                 <w:sz w:val="24"/>
@@ -16805,6 +17050,7 @@
           </w:tcPr>
           <w:p>
             <w:pPr>
+              <w:spacing w:line="360" w:lineRule="auto"/>
               <w:rPr>
                 <w:rFonts w:ascii="Arial" w:hAnsi="Arial" w:cs="Arial"/>
                 <w:sz w:val="24"/>
@@ -16834,6 +17080,7 @@
           </w:tcPr>
           <w:p>
             <w:pPr>
+              <w:spacing w:line="360" w:lineRule="auto"/>
               <w:jc w:val="right"/>
               <w:rPr>
                 <w:rFonts w:ascii="Arial" w:hAnsi="Arial" w:cs="Arial"/>
@@ -16866,18 +17113,20 @@
           </w:tcPr>
           <w:p>
             <w:pPr>
-              <w:rPr>
-                <w:rFonts w:ascii="Arial" w:hAnsi="Arial" w:cs="Arial"/>
-                <w:sz w:val="24"/>
-                <w:szCs w:val="24"/>
-              </w:rPr>
-            </w:pPr>
-            <w:r>
-              <w:rPr>
-                <w:rFonts w:ascii="Arial" w:hAnsi="Arial" w:cs="Arial"/>
-                <w:sz w:val="24"/>
-                <w:szCs w:val="24"/>
-              </w:rPr>
+              <w:spacing w:line="360" w:lineRule="auto"/>
+              <w:rPr>
+                <w:rFonts w:ascii="Arial" w:hAnsi="Arial" w:cs="Arial"/>
+                <w:sz w:val="24"/>
+                <w:szCs w:val="24"/>
+              </w:rPr>
+            </w:pPr>
+            <w:r>
+              <w:rPr>
+                <w:rFonts w:ascii="Arial" w:hAnsi="Arial" w:cs="Arial"/>
+                <w:sz w:val="24"/>
+                <w:szCs w:val="24"/>
+              </w:rPr>
+              <w:lastRenderedPageBreak/>
               <w:t>Fase 1</w:t>
             </w:r>
           </w:p>
@@ -16895,6 +17144,7 @@
           </w:tcPr>
           <w:p>
             <w:pPr>
+              <w:spacing w:line="360" w:lineRule="auto"/>
               <w:rPr>
                 <w:rFonts w:ascii="Arial" w:hAnsi="Arial" w:cs="Arial"/>
                 <w:sz w:val="24"/>
@@ -16960,6 +17210,7 @@
           </w:tcPr>
           <w:p>
             <w:pPr>
+              <w:spacing w:line="360" w:lineRule="auto"/>
               <w:jc w:val="right"/>
               <w:rPr>
                 <w:rFonts w:ascii="Arial" w:hAnsi="Arial" w:cs="Arial"/>
@@ -16992,6 +17243,7 @@
           </w:tcPr>
           <w:p>
             <w:pPr>
+              <w:spacing w:line="360" w:lineRule="auto"/>
               <w:rPr>
                 <w:rFonts w:ascii="Arial" w:hAnsi="Arial" w:cs="Arial"/>
                 <w:sz w:val="24"/>
@@ -17021,6 +17273,7 @@
           </w:tcPr>
           <w:p>
             <w:pPr>
+              <w:spacing w:line="360" w:lineRule="auto"/>
               <w:rPr>
                 <w:rFonts w:ascii="Arial" w:hAnsi="Arial" w:cs="Arial"/>
                 <w:sz w:val="24"/>
@@ -17050,6 +17303,7 @@
           </w:tcPr>
           <w:p>
             <w:pPr>
+              <w:spacing w:line="360" w:lineRule="auto"/>
               <w:jc w:val="right"/>
               <w:rPr>
                 <w:rFonts w:ascii="Arial" w:hAnsi="Arial" w:cs="Arial"/>
@@ -17082,19 +17336,19 @@
           </w:tcPr>
           <w:p>
             <w:pPr>
-              <w:rPr>
-                <w:rFonts w:ascii="Arial" w:hAnsi="Arial" w:cs="Arial"/>
-                <w:sz w:val="24"/>
-                <w:szCs w:val="24"/>
-              </w:rPr>
-            </w:pPr>
-            <w:r>
-              <w:rPr>
-                <w:rFonts w:ascii="Arial" w:hAnsi="Arial" w:cs="Arial"/>
-                <w:sz w:val="24"/>
-                <w:szCs w:val="24"/>
-              </w:rPr>
-              <w:lastRenderedPageBreak/>
+              <w:spacing w:line="360" w:lineRule="auto"/>
+              <w:rPr>
+                <w:rFonts w:ascii="Arial" w:hAnsi="Arial" w:cs="Arial"/>
+                <w:sz w:val="24"/>
+                <w:szCs w:val="24"/>
+              </w:rPr>
+            </w:pPr>
+            <w:r>
+              <w:rPr>
+                <w:rFonts w:ascii="Arial" w:hAnsi="Arial" w:cs="Arial"/>
+                <w:sz w:val="24"/>
+                <w:szCs w:val="24"/>
+              </w:rPr>
               <w:t>Fase 3</w:t>
             </w:r>
           </w:p>
@@ -17112,6 +17366,7 @@
           </w:tcPr>
           <w:p>
             <w:pPr>
+              <w:spacing w:line="360" w:lineRule="auto"/>
               <w:rPr>
                 <w:rFonts w:ascii="Arial" w:hAnsi="Arial" w:cs="Arial"/>
                 <w:sz w:val="24"/>
@@ -17159,6 +17414,7 @@
           </w:tcPr>
           <w:p>
             <w:pPr>
+              <w:spacing w:line="360" w:lineRule="auto"/>
               <w:jc w:val="right"/>
               <w:rPr>
                 <w:rFonts w:ascii="Arial" w:hAnsi="Arial" w:cs="Arial"/>
@@ -17191,6 +17447,7 @@
           </w:tcPr>
           <w:p>
             <w:pPr>
+              <w:spacing w:line="360" w:lineRule="auto"/>
               <w:rPr>
                 <w:rFonts w:ascii="Arial" w:hAnsi="Arial" w:cs="Arial"/>
                 <w:sz w:val="24"/>
@@ -17220,6 +17477,7 @@
           </w:tcPr>
           <w:p>
             <w:pPr>
+              <w:spacing w:line="360" w:lineRule="auto"/>
               <w:rPr>
                 <w:rFonts w:ascii="Arial" w:hAnsi="Arial" w:cs="Arial"/>
                 <w:sz w:val="24"/>
@@ -17267,6 +17525,7 @@
           </w:tcPr>
           <w:p>
             <w:pPr>
+              <w:spacing w:line="360" w:lineRule="auto"/>
               <w:jc w:val="right"/>
               <w:rPr>
                 <w:rFonts w:ascii="Arial" w:hAnsi="Arial" w:cs="Arial"/>
@@ -17299,6 +17558,7 @@
           </w:tcPr>
           <w:p>
             <w:pPr>
+              <w:spacing w:line="360" w:lineRule="auto"/>
               <w:rPr>
                 <w:rFonts w:ascii="Arial" w:hAnsi="Arial" w:cs="Arial"/>
                 <w:sz w:val="24"/>
@@ -17328,6 +17588,7 @@
           </w:tcPr>
           <w:p>
             <w:pPr>
+              <w:spacing w:line="360" w:lineRule="auto"/>
               <w:rPr>
                 <w:rFonts w:ascii="Arial" w:hAnsi="Arial" w:cs="Arial"/>
                 <w:sz w:val="24"/>
@@ -17357,6 +17618,7 @@
           </w:tcPr>
           <w:p>
             <w:pPr>
+              <w:spacing w:line="360" w:lineRule="auto"/>
               <w:jc w:val="right"/>
               <w:rPr>
                 <w:rFonts w:ascii="Arial" w:hAnsi="Arial" w:cs="Arial"/>
@@ -17389,6 +17651,7 @@
           </w:tcPr>
           <w:p>
             <w:pPr>
+              <w:spacing w:line="360" w:lineRule="auto"/>
               <w:rPr>
                 <w:rFonts w:ascii="Arial" w:hAnsi="Arial" w:cs="Arial"/>
                 <w:sz w:val="24"/>
@@ -17418,6 +17681,7 @@
           </w:tcPr>
           <w:p>
             <w:pPr>
+              <w:spacing w:line="360" w:lineRule="auto"/>
               <w:rPr>
                 <w:rFonts w:ascii="Arial" w:hAnsi="Arial" w:cs="Arial"/>
                 <w:sz w:val="24"/>
@@ -17447,6 +17711,7 @@
           </w:tcPr>
           <w:p>
             <w:pPr>
+              <w:spacing w:line="360" w:lineRule="auto"/>
               <w:jc w:val="right"/>
               <w:rPr>
                 <w:rFonts w:ascii="Arial" w:hAnsi="Arial" w:cs="Arial"/>
@@ -17479,6 +17744,7 @@
           </w:tcPr>
           <w:p>
             <w:pPr>
+              <w:spacing w:line="360" w:lineRule="auto"/>
               <w:rPr>
                 <w:rFonts w:ascii="Arial" w:hAnsi="Arial" w:cs="Arial"/>
                 <w:sz w:val="24"/>
@@ -17508,6 +17774,7 @@
           </w:tcPr>
           <w:p>
             <w:pPr>
+              <w:spacing w:line="360" w:lineRule="auto"/>
               <w:rPr>
                 <w:rFonts w:ascii="Arial" w:hAnsi="Arial" w:cs="Arial"/>
                 <w:sz w:val="24"/>
@@ -17537,6 +17804,7 @@
           </w:tcPr>
           <w:p>
             <w:pPr>
+              <w:spacing w:line="360" w:lineRule="auto"/>
               <w:jc w:val="right"/>
               <w:rPr>
                 <w:rFonts w:ascii="Arial" w:hAnsi="Arial" w:cs="Arial"/>
@@ -17569,6 +17837,7 @@
           </w:tcPr>
           <w:p>
             <w:pPr>
+              <w:spacing w:line="360" w:lineRule="auto"/>
               <w:rPr>
                 <w:rFonts w:ascii="Arial" w:hAnsi="Arial" w:cs="Arial"/>
                 <w:sz w:val="24"/>
@@ -17598,6 +17867,7 @@
           </w:tcPr>
           <w:p>
             <w:pPr>
+              <w:spacing w:line="360" w:lineRule="auto"/>
               <w:rPr>
                 <w:rFonts w:ascii="Arial" w:hAnsi="Arial" w:cs="Arial"/>
                 <w:sz w:val="24"/>
@@ -17627,6 +17897,7 @@
           </w:tcPr>
           <w:p>
             <w:pPr>
+              <w:spacing w:line="360" w:lineRule="auto"/>
               <w:jc w:val="right"/>
               <w:rPr>
                 <w:rFonts w:ascii="Arial" w:hAnsi="Arial" w:cs="Arial"/>
@@ -17660,6 +17931,7 @@
           </w:tcPr>
           <w:p>
             <w:pPr>
+              <w:spacing w:line="360" w:lineRule="auto"/>
               <w:rPr>
                 <w:rFonts w:ascii="Arial" w:hAnsi="Arial" w:cs="Arial"/>
                 <w:sz w:val="24"/>
@@ -17691,6 +17963,7 @@
           </w:tcPr>
           <w:p>
             <w:pPr>
+              <w:spacing w:line="360" w:lineRule="auto"/>
               <w:rPr>
                 <w:rFonts w:ascii="Arial" w:hAnsi="Arial" w:cs="Arial"/>
                 <w:sz w:val="24"/>
@@ -17713,6 +17986,7 @@
           </w:tcPr>
           <w:p>
             <w:pPr>
+              <w:spacing w:line="360" w:lineRule="auto"/>
               <w:jc w:val="right"/>
               <w:rPr>
                 <w:rFonts w:ascii="Arial" w:hAnsi="Arial" w:cs="Arial"/>
@@ -17739,12 +18013,18 @@
         <w:spacing w:line="360" w:lineRule="auto"/>
         <w:jc w:val="center"/>
         <w:rPr>
-          <w:color w:val="000000"/>
-        </w:rPr>
-      </w:pPr>
-      <w:r>
-        <w:rPr>
-          <w:color w:val="000000"/>
+          <w:rFonts w:ascii="Arial" w:hAnsi="Arial" w:cs="Arial"/>
+          <w:color w:val="000000"/>
+          <w:sz w:val="24"/>
+          <w:szCs w:val="24"/>
+        </w:rPr>
+      </w:pPr>
+      <w:r>
+        <w:rPr>
+          <w:rFonts w:ascii="Arial" w:hAnsi="Arial" w:cs="Arial"/>
+          <w:color w:val="000000"/>
+          <w:sz w:val="24"/>
+          <w:szCs w:val="24"/>
         </w:rPr>
         <w:t>Tabla 9: Planificación inicial</w:t>
       </w:r>
@@ -17764,6 +18044,7 @@
     <w:p>
       <w:pPr>
         <w:pStyle w:val="Ttulo2"/>
+        <w:spacing w:line="360" w:lineRule="auto"/>
         <w:rPr>
           <w:rFonts w:ascii="Arial" w:eastAsia="Arial" w:hAnsi="Arial" w:cs="Arial"/>
           <w:sz w:val="24"/>
@@ -17820,6 +18101,7 @@
           </w:tcPr>
           <w:p>
             <w:pPr>
+              <w:spacing w:line="360" w:lineRule="auto"/>
               <w:rPr>
                 <w:rFonts w:ascii="Arial" w:eastAsia="Arial" w:hAnsi="Arial" w:cs="Arial"/>
                 <w:sz w:val="24"/>
@@ -17852,6 +18134,7 @@
           </w:tcPr>
           <w:p>
             <w:pPr>
+              <w:spacing w:line="360" w:lineRule="auto"/>
               <w:jc w:val="right"/>
               <w:rPr>
                 <w:rFonts w:ascii="Arial" w:hAnsi="Arial" w:cs="Arial"/>
@@ -17885,6 +18168,7 @@
           </w:tcPr>
           <w:p>
             <w:pPr>
+              <w:spacing w:line="360" w:lineRule="auto"/>
               <w:jc w:val="right"/>
               <w:rPr>
                 <w:rFonts w:ascii="Arial" w:hAnsi="Arial" w:cs="Arial"/>
@@ -17918,6 +18202,7 @@
           </w:tcPr>
           <w:p>
             <w:pPr>
+              <w:spacing w:line="360" w:lineRule="auto"/>
               <w:jc w:val="right"/>
               <w:rPr>
                 <w:rFonts w:ascii="Arial" w:hAnsi="Arial" w:cs="Arial"/>
@@ -17952,6 +18237,7 @@
           </w:tcPr>
           <w:p>
             <w:pPr>
+              <w:spacing w:line="360" w:lineRule="auto"/>
               <w:rPr>
                 <w:rFonts w:ascii="Arial" w:hAnsi="Arial" w:cs="Arial"/>
                 <w:sz w:val="24"/>
@@ -17981,6 +18267,7 @@
           </w:tcPr>
           <w:p>
             <w:pPr>
+              <w:spacing w:line="360" w:lineRule="auto"/>
               <w:jc w:val="right"/>
               <w:rPr>
                 <w:rFonts w:ascii="Arial" w:hAnsi="Arial" w:cs="Arial"/>
@@ -18010,6 +18297,7 @@
           </w:tcPr>
           <w:p>
             <w:pPr>
+              <w:spacing w:line="360" w:lineRule="auto"/>
               <w:jc w:val="right"/>
               <w:rPr>
                 <w:rFonts w:ascii="Arial" w:hAnsi="Arial" w:cs="Arial"/>
@@ -18031,6 +18319,7 @@
           </w:tcPr>
           <w:p>
             <w:pPr>
+              <w:spacing w:line="360" w:lineRule="auto"/>
               <w:jc w:val="right"/>
               <w:rPr>
                 <w:rFonts w:ascii="Arial" w:hAnsi="Arial" w:cs="Arial"/>
@@ -18055,6 +18344,7 @@
           </w:tcPr>
           <w:p>
             <w:pPr>
+              <w:spacing w:line="360" w:lineRule="auto"/>
               <w:rPr>
                 <w:rFonts w:ascii="Arial" w:hAnsi="Arial" w:cs="Arial"/>
                 <w:sz w:val="24"/>
@@ -18084,6 +18374,7 @@
           </w:tcPr>
           <w:p>
             <w:pPr>
+              <w:spacing w:line="360" w:lineRule="auto"/>
               <w:jc w:val="right"/>
               <w:rPr>
                 <w:rFonts w:ascii="Arial" w:hAnsi="Arial" w:cs="Arial"/>
@@ -18113,6 +18404,7 @@
           </w:tcPr>
           <w:p>
             <w:pPr>
+              <w:spacing w:line="360" w:lineRule="auto"/>
               <w:jc w:val="right"/>
               <w:rPr>
                 <w:rFonts w:ascii="Arial" w:hAnsi="Arial" w:cs="Arial"/>
@@ -18134,6 +18426,7 @@
           </w:tcPr>
           <w:p>
             <w:pPr>
+              <w:spacing w:line="360" w:lineRule="auto"/>
               <w:jc w:val="right"/>
               <w:rPr>
                 <w:rFonts w:ascii="Arial" w:hAnsi="Arial" w:cs="Arial"/>
@@ -18158,6 +18451,7 @@
           </w:tcPr>
           <w:p>
             <w:pPr>
+              <w:spacing w:line="360" w:lineRule="auto"/>
               <w:rPr>
                 <w:rFonts w:ascii="Arial" w:hAnsi="Arial" w:cs="Arial"/>
                 <w:sz w:val="24"/>
@@ -18187,6 +18481,7 @@
           </w:tcPr>
           <w:p>
             <w:pPr>
+              <w:spacing w:line="360" w:lineRule="auto"/>
               <w:jc w:val="right"/>
               <w:rPr>
                 <w:rFonts w:ascii="Arial" w:hAnsi="Arial" w:cs="Arial"/>
@@ -18216,6 +18511,7 @@
           </w:tcPr>
           <w:p>
             <w:pPr>
+              <w:spacing w:line="360" w:lineRule="auto"/>
               <w:jc w:val="right"/>
               <w:rPr>
                 <w:rFonts w:ascii="Arial" w:hAnsi="Arial" w:cs="Arial"/>
@@ -18237,6 +18533,7 @@
           </w:tcPr>
           <w:p>
             <w:pPr>
+              <w:spacing w:line="360" w:lineRule="auto"/>
               <w:jc w:val="right"/>
               <w:rPr>
                 <w:rFonts w:ascii="Arial" w:hAnsi="Arial" w:cs="Arial"/>
@@ -18261,6 +18558,7 @@
           </w:tcPr>
           <w:p>
             <w:pPr>
+              <w:spacing w:line="360" w:lineRule="auto"/>
               <w:rPr>
                 <w:rFonts w:ascii="Arial" w:hAnsi="Arial" w:cs="Arial"/>
                 <w:sz w:val="24"/>
@@ -18290,6 +18588,7 @@
           </w:tcPr>
           <w:p>
             <w:pPr>
+              <w:spacing w:line="360" w:lineRule="auto"/>
               <w:jc w:val="right"/>
               <w:rPr>
                 <w:rFonts w:ascii="Arial" w:hAnsi="Arial" w:cs="Arial"/>
@@ -18319,6 +18618,7 @@
           </w:tcPr>
           <w:p>
             <w:pPr>
+              <w:spacing w:line="360" w:lineRule="auto"/>
               <w:jc w:val="right"/>
               <w:rPr>
                 <w:rFonts w:ascii="Arial" w:hAnsi="Arial" w:cs="Arial"/>
@@ -18340,6 +18640,7 @@
           </w:tcPr>
           <w:p>
             <w:pPr>
+              <w:spacing w:line="360" w:lineRule="auto"/>
               <w:jc w:val="right"/>
               <w:rPr>
                 <w:rFonts w:ascii="Arial" w:hAnsi="Arial" w:cs="Arial"/>
@@ -18364,6 +18665,7 @@
           </w:tcPr>
           <w:p>
             <w:pPr>
+              <w:spacing w:line="360" w:lineRule="auto"/>
               <w:rPr>
                 <w:rFonts w:ascii="Arial" w:hAnsi="Arial" w:cs="Arial"/>
                 <w:sz w:val="24"/>
@@ -18393,6 +18695,7 @@
           </w:tcPr>
           <w:p>
             <w:pPr>
+              <w:spacing w:line="360" w:lineRule="auto"/>
               <w:jc w:val="right"/>
               <w:rPr>
                 <w:rFonts w:ascii="Arial" w:hAnsi="Arial" w:cs="Arial"/>
@@ -18422,6 +18725,7 @@
           </w:tcPr>
           <w:p>
             <w:pPr>
+              <w:spacing w:line="360" w:lineRule="auto"/>
               <w:jc w:val="right"/>
               <w:rPr>
                 <w:rFonts w:ascii="Arial" w:hAnsi="Arial" w:cs="Arial"/>
@@ -18443,6 +18747,7 @@
           </w:tcPr>
           <w:p>
             <w:pPr>
+              <w:spacing w:line="360" w:lineRule="auto"/>
               <w:jc w:val="right"/>
               <w:rPr>
                 <w:rFonts w:ascii="Arial" w:hAnsi="Arial" w:cs="Arial"/>
@@ -18467,6 +18772,7 @@
           </w:tcPr>
           <w:p>
             <w:pPr>
+              <w:spacing w:line="360" w:lineRule="auto"/>
               <w:rPr>
                 <w:rFonts w:ascii="Arial" w:hAnsi="Arial" w:cs="Arial"/>
                 <w:sz w:val="24"/>
@@ -18496,6 +18802,7 @@
           </w:tcPr>
           <w:p>
             <w:pPr>
+              <w:spacing w:line="360" w:lineRule="auto"/>
               <w:jc w:val="right"/>
               <w:rPr>
                 <w:rFonts w:ascii="Arial" w:hAnsi="Arial" w:cs="Arial"/>
@@ -18525,6 +18832,7 @@
           </w:tcPr>
           <w:p>
             <w:pPr>
+              <w:spacing w:line="360" w:lineRule="auto"/>
               <w:jc w:val="right"/>
               <w:rPr>
                 <w:rFonts w:ascii="Arial" w:hAnsi="Arial" w:cs="Arial"/>
@@ -18546,6 +18854,7 @@
           </w:tcPr>
           <w:p>
             <w:pPr>
+              <w:spacing w:line="360" w:lineRule="auto"/>
               <w:jc w:val="right"/>
               <w:rPr>
                 <w:rFonts w:ascii="Arial" w:hAnsi="Arial" w:cs="Arial"/>
@@ -18570,18 +18879,20 @@
           </w:tcPr>
           <w:p>
             <w:pPr>
-              <w:rPr>
-                <w:rFonts w:ascii="Arial" w:hAnsi="Arial" w:cs="Arial"/>
-                <w:sz w:val="24"/>
-                <w:szCs w:val="24"/>
-              </w:rPr>
-            </w:pPr>
-            <w:r>
-              <w:rPr>
-                <w:rFonts w:ascii="Arial" w:hAnsi="Arial" w:cs="Arial"/>
-                <w:sz w:val="24"/>
-                <w:szCs w:val="24"/>
-              </w:rPr>
+              <w:spacing w:line="360" w:lineRule="auto"/>
+              <w:rPr>
+                <w:rFonts w:ascii="Arial" w:hAnsi="Arial" w:cs="Arial"/>
+                <w:sz w:val="24"/>
+                <w:szCs w:val="24"/>
+              </w:rPr>
+            </w:pPr>
+            <w:r>
+              <w:rPr>
+                <w:rFonts w:ascii="Arial" w:hAnsi="Arial" w:cs="Arial"/>
+                <w:sz w:val="24"/>
+                <w:szCs w:val="24"/>
+              </w:rPr>
+              <w:lastRenderedPageBreak/>
               <w:t>R06 — Validación</w:t>
             </w:r>
           </w:p>
@@ -18599,6 +18910,7 @@
           </w:tcPr>
           <w:p>
             <w:pPr>
+              <w:spacing w:line="360" w:lineRule="auto"/>
               <w:jc w:val="right"/>
               <w:rPr>
                 <w:rFonts w:ascii="Arial" w:hAnsi="Arial" w:cs="Arial"/>
@@ -18628,6 +18940,7 @@
           </w:tcPr>
           <w:p>
             <w:pPr>
+              <w:spacing w:line="360" w:lineRule="auto"/>
               <w:jc w:val="right"/>
               <w:rPr>
                 <w:rFonts w:ascii="Arial" w:hAnsi="Arial" w:cs="Arial"/>
@@ -18649,6 +18962,7 @@
           </w:tcPr>
           <w:p>
             <w:pPr>
+              <w:spacing w:line="360" w:lineRule="auto"/>
               <w:jc w:val="right"/>
               <w:rPr>
                 <w:rFonts w:ascii="Arial" w:hAnsi="Arial" w:cs="Arial"/>
@@ -18673,6 +18987,7 @@
           </w:tcPr>
           <w:p>
             <w:pPr>
+              <w:spacing w:line="360" w:lineRule="auto"/>
               <w:rPr>
                 <w:rFonts w:ascii="Arial" w:hAnsi="Arial" w:cs="Arial"/>
                 <w:sz w:val="24"/>
@@ -18702,6 +19017,7 @@
           </w:tcPr>
           <w:p>
             <w:pPr>
+              <w:spacing w:line="360" w:lineRule="auto"/>
               <w:jc w:val="right"/>
               <w:rPr>
                 <w:rFonts w:ascii="Arial" w:hAnsi="Arial" w:cs="Arial"/>
@@ -18731,6 +19047,7 @@
           </w:tcPr>
           <w:p>
             <w:pPr>
+              <w:spacing w:line="360" w:lineRule="auto"/>
               <w:jc w:val="right"/>
               <w:rPr>
                 <w:rFonts w:ascii="Arial" w:hAnsi="Arial" w:cs="Arial"/>
@@ -18752,6 +19069,7 @@
           </w:tcPr>
           <w:p>
             <w:pPr>
+              <w:spacing w:line="360" w:lineRule="auto"/>
               <w:jc w:val="right"/>
               <w:rPr>
                 <w:rFonts w:ascii="Arial" w:hAnsi="Arial" w:cs="Arial"/>
@@ -18776,6 +19094,7 @@
           </w:tcPr>
           <w:p>
             <w:pPr>
+              <w:spacing w:line="360" w:lineRule="auto"/>
               <w:rPr>
                 <w:rFonts w:ascii="Arial" w:hAnsi="Arial" w:cs="Arial"/>
                 <w:sz w:val="24"/>
@@ -18805,6 +19124,7 @@
           </w:tcPr>
           <w:p>
             <w:pPr>
+              <w:spacing w:line="360" w:lineRule="auto"/>
               <w:jc w:val="right"/>
               <w:rPr>
                 <w:rFonts w:ascii="Arial" w:hAnsi="Arial" w:cs="Arial"/>
@@ -18834,6 +19154,7 @@
           </w:tcPr>
           <w:p>
             <w:pPr>
+              <w:spacing w:line="360" w:lineRule="auto"/>
               <w:jc w:val="right"/>
               <w:rPr>
                 <w:rFonts w:ascii="Arial" w:hAnsi="Arial" w:cs="Arial"/>
@@ -18855,6 +19176,7 @@
           </w:tcPr>
           <w:p>
             <w:pPr>
+              <w:spacing w:line="360" w:lineRule="auto"/>
               <w:jc w:val="right"/>
               <w:rPr>
                 <w:rFonts w:ascii="Arial" w:hAnsi="Arial" w:cs="Arial"/>
@@ -18880,6 +19202,7 @@
           </w:tcPr>
           <w:p>
             <w:pPr>
+              <w:spacing w:line="360" w:lineRule="auto"/>
               <w:rPr>
                 <w:rFonts w:ascii="Arial" w:hAnsi="Arial" w:cs="Arial"/>
                 <w:sz w:val="24"/>
@@ -18912,6 +19235,7 @@
           </w:tcPr>
           <w:p>
             <w:pPr>
+              <w:spacing w:line="360" w:lineRule="auto"/>
               <w:jc w:val="right"/>
               <w:rPr>
                 <w:rFonts w:ascii="Arial" w:hAnsi="Arial" w:cs="Arial"/>
@@ -18944,6 +19268,7 @@
           </w:tcPr>
           <w:p>
             <w:pPr>
+              <w:spacing w:line="360" w:lineRule="auto"/>
               <w:jc w:val="right"/>
               <w:rPr>
                 <w:rFonts w:ascii="Arial" w:hAnsi="Arial" w:cs="Arial"/>
@@ -18966,6 +19291,7 @@
           </w:tcPr>
           <w:p>
             <w:pPr>
+              <w:spacing w:line="360" w:lineRule="auto"/>
               <w:jc w:val="right"/>
               <w:rPr>
                 <w:rFonts w:ascii="Arial" w:hAnsi="Arial" w:cs="Arial"/>
@@ -18982,12 +19308,18 @@
         <w:spacing w:line="360" w:lineRule="auto"/>
         <w:jc w:val="center"/>
         <w:rPr>
-          <w:color w:val="000000"/>
-        </w:rPr>
-      </w:pPr>
-      <w:r>
-        <w:rPr>
-          <w:color w:val="000000"/>
+          <w:rFonts w:ascii="Arial" w:hAnsi="Arial" w:cs="Arial"/>
+          <w:color w:val="000000"/>
+          <w:sz w:val="24"/>
+          <w:szCs w:val="24"/>
+        </w:rPr>
+      </w:pPr>
+      <w:r>
+        <w:rPr>
+          <w:rFonts w:ascii="Arial" w:hAnsi="Arial" w:cs="Arial"/>
+          <w:color w:val="000000"/>
+          <w:sz w:val="24"/>
+          <w:szCs w:val="24"/>
         </w:rPr>
         <w:t>Tabla 10: Planificación final y desviaciones</w:t>
       </w:r>
@@ -19007,6 +19339,7 @@
     <w:p>
       <w:pPr>
         <w:pStyle w:val="Ttulo2"/>
+        <w:spacing w:line="360" w:lineRule="auto"/>
         <w:rPr>
           <w:rFonts w:ascii="Arial" w:hAnsi="Arial" w:cs="Arial"/>
           <w:sz w:val="24"/>
@@ -19019,7 +19352,6 @@
           <w:sz w:val="24"/>
           <w:szCs w:val="24"/>
         </w:rPr>
-        <w:lastRenderedPageBreak/>
         <w:t>Presupuesto</w:t>
       </w:r>
     </w:p>
@@ -19056,6 +19388,7 @@
           </w:tcPr>
           <w:p>
             <w:pPr>
+              <w:spacing w:line="360" w:lineRule="auto"/>
               <w:rPr>
                 <w:rFonts w:ascii="Arial" w:hAnsi="Arial" w:cs="Arial"/>
                 <w:sz w:val="24"/>
@@ -19081,6 +19414,7 @@
           </w:tcPr>
           <w:p>
             <w:pPr>
+              <w:spacing w:line="360" w:lineRule="auto"/>
               <w:jc w:val="right"/>
               <w:rPr>
                 <w:rFonts w:ascii="Arial" w:hAnsi="Arial" w:cs="Arial"/>
@@ -19107,6 +19441,7 @@
           </w:tcPr>
           <w:p>
             <w:pPr>
+              <w:spacing w:line="360" w:lineRule="auto"/>
               <w:jc w:val="right"/>
               <w:rPr>
                 <w:rFonts w:ascii="Arial" w:hAnsi="Arial" w:cs="Arial"/>
@@ -19134,6 +19469,7 @@
           </w:tcPr>
           <w:p>
             <w:pPr>
+              <w:spacing w:line="360" w:lineRule="auto"/>
               <w:rPr>
                 <w:rFonts w:ascii="Arial" w:hAnsi="Arial" w:cs="Arial"/>
                 <w:sz w:val="24"/>
@@ -19156,6 +19492,7 @@
           </w:tcPr>
           <w:p>
             <w:pPr>
+              <w:spacing w:line="360" w:lineRule="auto"/>
               <w:jc w:val="right"/>
               <w:rPr>
                 <w:rFonts w:ascii="Arial" w:hAnsi="Arial" w:cs="Arial"/>
@@ -19179,6 +19516,7 @@
           </w:tcPr>
           <w:p>
             <w:pPr>
+              <w:spacing w:line="360" w:lineRule="auto"/>
               <w:jc w:val="right"/>
               <w:rPr>
                 <w:rFonts w:ascii="Arial" w:hAnsi="Arial" w:cs="Arial"/>
@@ -19204,6 +19542,7 @@
           </w:tcPr>
           <w:p>
             <w:pPr>
+              <w:spacing w:line="360" w:lineRule="auto"/>
               <w:rPr>
                 <w:rFonts w:ascii="Arial" w:hAnsi="Arial" w:cs="Arial"/>
                 <w:sz w:val="24"/>
@@ -19226,6 +19565,7 @@
           </w:tcPr>
           <w:p>
             <w:pPr>
+              <w:spacing w:line="360" w:lineRule="auto"/>
               <w:jc w:val="right"/>
               <w:rPr>
                 <w:rFonts w:ascii="Arial" w:hAnsi="Arial" w:cs="Arial"/>
@@ -19249,6 +19589,7 @@
           </w:tcPr>
           <w:p>
             <w:pPr>
+              <w:spacing w:line="360" w:lineRule="auto"/>
               <w:jc w:val="right"/>
               <w:rPr>
                 <w:rFonts w:ascii="Arial" w:hAnsi="Arial" w:cs="Arial"/>
@@ -19274,6 +19615,7 @@
           </w:tcPr>
           <w:p>
             <w:pPr>
+              <w:spacing w:line="360" w:lineRule="auto"/>
               <w:rPr>
                 <w:rFonts w:ascii="Arial" w:hAnsi="Arial" w:cs="Arial"/>
                 <w:sz w:val="24"/>
@@ -19296,6 +19638,7 @@
           </w:tcPr>
           <w:p>
             <w:pPr>
+              <w:spacing w:line="360" w:lineRule="auto"/>
               <w:jc w:val="right"/>
               <w:rPr>
                 <w:rFonts w:ascii="Arial" w:hAnsi="Arial" w:cs="Arial"/>
@@ -19319,6 +19662,7 @@
           </w:tcPr>
           <w:p>
             <w:pPr>
+              <w:spacing w:line="360" w:lineRule="auto"/>
               <w:jc w:val="right"/>
               <w:rPr>
                 <w:rFonts w:ascii="Arial" w:hAnsi="Arial" w:cs="Arial"/>
@@ -19344,6 +19688,7 @@
           </w:tcPr>
           <w:p>
             <w:pPr>
+              <w:spacing w:line="360" w:lineRule="auto"/>
               <w:rPr>
                 <w:rFonts w:ascii="Arial" w:hAnsi="Arial" w:cs="Arial"/>
                 <w:sz w:val="24"/>
@@ -19366,6 +19711,7 @@
           </w:tcPr>
           <w:p>
             <w:pPr>
+              <w:spacing w:line="360" w:lineRule="auto"/>
               <w:jc w:val="right"/>
               <w:rPr>
                 <w:rFonts w:ascii="Arial" w:hAnsi="Arial" w:cs="Arial"/>
@@ -19389,6 +19735,7 @@
           </w:tcPr>
           <w:p>
             <w:pPr>
+              <w:spacing w:line="360" w:lineRule="auto"/>
               <w:jc w:val="right"/>
               <w:rPr>
                 <w:rFonts w:ascii="Arial" w:hAnsi="Arial" w:cs="Arial"/>
@@ -19414,6 +19761,7 @@
           </w:tcPr>
           <w:p>
             <w:pPr>
+              <w:spacing w:line="360" w:lineRule="auto"/>
               <w:rPr>
                 <w:rFonts w:ascii="Arial" w:hAnsi="Arial" w:cs="Arial"/>
                 <w:sz w:val="24"/>
@@ -19436,6 +19784,7 @@
           </w:tcPr>
           <w:p>
             <w:pPr>
+              <w:spacing w:line="360" w:lineRule="auto"/>
               <w:jc w:val="right"/>
               <w:rPr>
                 <w:rFonts w:ascii="Arial" w:hAnsi="Arial" w:cs="Arial"/>
@@ -19459,6 +19808,7 @@
           </w:tcPr>
           <w:p>
             <w:pPr>
+              <w:spacing w:line="360" w:lineRule="auto"/>
               <w:jc w:val="right"/>
               <w:rPr>
                 <w:rFonts w:ascii="Arial" w:hAnsi="Arial" w:cs="Arial"/>
@@ -19484,6 +19834,7 @@
           </w:tcPr>
           <w:p>
             <w:pPr>
+              <w:spacing w:line="360" w:lineRule="auto"/>
               <w:rPr>
                 <w:rFonts w:ascii="Arial" w:hAnsi="Arial" w:cs="Arial"/>
                 <w:sz w:val="24"/>
@@ -19506,6 +19857,7 @@
           </w:tcPr>
           <w:p>
             <w:pPr>
+              <w:spacing w:line="360" w:lineRule="auto"/>
               <w:jc w:val="right"/>
               <w:rPr>
                 <w:rFonts w:ascii="Arial" w:hAnsi="Arial" w:cs="Arial"/>
@@ -19529,6 +19881,7 @@
           </w:tcPr>
           <w:p>
             <w:pPr>
+              <w:spacing w:line="360" w:lineRule="auto"/>
               <w:jc w:val="right"/>
               <w:rPr>
                 <w:rFonts w:ascii="Arial" w:hAnsi="Arial" w:cs="Arial"/>
@@ -19554,6 +19907,7 @@
           </w:tcPr>
           <w:p>
             <w:pPr>
+              <w:spacing w:line="360" w:lineRule="auto"/>
               <w:rPr>
                 <w:rFonts w:ascii="Arial" w:hAnsi="Arial" w:cs="Arial"/>
                 <w:sz w:val="24"/>
@@ -19576,6 +19930,7 @@
           </w:tcPr>
           <w:p>
             <w:pPr>
+              <w:spacing w:line="360" w:lineRule="auto"/>
               <w:jc w:val="right"/>
               <w:rPr>
                 <w:rFonts w:ascii="Arial" w:hAnsi="Arial" w:cs="Arial"/>
@@ -19599,6 +19954,7 @@
           </w:tcPr>
           <w:p>
             <w:pPr>
+              <w:spacing w:line="360" w:lineRule="auto"/>
               <w:jc w:val="right"/>
               <w:rPr>
                 <w:rFonts w:ascii="Arial" w:hAnsi="Arial" w:cs="Arial"/>
@@ -19624,6 +19980,7 @@
           </w:tcPr>
           <w:p>
             <w:pPr>
+              <w:spacing w:line="360" w:lineRule="auto"/>
               <w:rPr>
                 <w:rFonts w:ascii="Arial" w:hAnsi="Arial" w:cs="Arial"/>
                 <w:sz w:val="24"/>
@@ -19646,6 +20003,7 @@
           </w:tcPr>
           <w:p>
             <w:pPr>
+              <w:spacing w:line="360" w:lineRule="auto"/>
               <w:jc w:val="right"/>
               <w:rPr>
                 <w:rFonts w:ascii="Arial" w:hAnsi="Arial" w:cs="Arial"/>
@@ -19669,6 +20027,7 @@
           </w:tcPr>
           <w:p>
             <w:pPr>
+              <w:spacing w:line="360" w:lineRule="auto"/>
               <w:jc w:val="right"/>
               <w:rPr>
                 <w:rFonts w:ascii="Arial" w:hAnsi="Arial" w:cs="Arial"/>
@@ -19694,6 +20053,7 @@
           </w:tcPr>
           <w:p>
             <w:pPr>
+              <w:spacing w:line="360" w:lineRule="auto"/>
               <w:rPr>
                 <w:rFonts w:ascii="Arial" w:hAnsi="Arial" w:cs="Arial"/>
                 <w:sz w:val="24"/>
@@ -19716,6 +20076,7 @@
           </w:tcPr>
           <w:p>
             <w:pPr>
+              <w:spacing w:line="360" w:lineRule="auto"/>
               <w:jc w:val="right"/>
               <w:rPr>
                 <w:rFonts w:ascii="Arial" w:hAnsi="Arial" w:cs="Arial"/>
@@ -19739,6 +20100,7 @@
           </w:tcPr>
           <w:p>
             <w:pPr>
+              <w:spacing w:line="360" w:lineRule="auto"/>
               <w:jc w:val="right"/>
               <w:rPr>
                 <w:rFonts w:ascii="Arial" w:hAnsi="Arial" w:cs="Arial"/>
@@ -19764,6 +20126,7 @@
           </w:tcPr>
           <w:p>
             <w:pPr>
+              <w:spacing w:line="360" w:lineRule="auto"/>
               <w:rPr>
                 <w:rFonts w:ascii="Arial" w:hAnsi="Arial" w:cs="Arial"/>
                 <w:sz w:val="24"/>
@@ -19791,6 +20154,7 @@
                 <w:ilvl w:val="0"/>
                 <w:numId w:val="2"/>
               </w:numPr>
+              <w:spacing w:line="360" w:lineRule="auto"/>
               <w:jc w:val="right"/>
               <w:rPr>
                 <w:rFonts w:ascii="Arial" w:hAnsi="Arial" w:cs="Arial"/>
@@ -19806,6 +20170,7 @@
           </w:tcPr>
           <w:p>
             <w:pPr>
+              <w:spacing w:line="360" w:lineRule="auto"/>
               <w:jc w:val="right"/>
               <w:rPr>
                 <w:rFonts w:ascii="Arial" w:hAnsi="Arial" w:cs="Arial"/>
@@ -19832,6 +20197,7 @@
           </w:tcPr>
           <w:p>
             <w:pPr>
+              <w:spacing w:line="360" w:lineRule="auto"/>
               <w:rPr>
                 <w:rFonts w:ascii="Arial" w:hAnsi="Arial" w:cs="Arial"/>
                 <w:sz w:val="24"/>
@@ -19857,6 +20223,7 @@
           </w:tcPr>
           <w:p>
             <w:pPr>
+              <w:spacing w:line="360" w:lineRule="auto"/>
               <w:jc w:val="right"/>
               <w:rPr>
                 <w:rFonts w:ascii="Arial" w:hAnsi="Arial" w:cs="Arial"/>
@@ -19883,6 +20250,7 @@
           </w:tcPr>
           <w:p>
             <w:pPr>
+              <w:spacing w:line="360" w:lineRule="auto"/>
               <w:jc w:val="right"/>
               <w:rPr>
                 <w:rFonts w:ascii="Arial" w:hAnsi="Arial" w:cs="Arial"/>
@@ -19909,12 +20277,18 @@
         <w:spacing w:line="360" w:lineRule="auto"/>
         <w:jc w:val="center"/>
         <w:rPr>
-          <w:color w:val="000000"/>
-        </w:rPr>
-      </w:pPr>
-      <w:r>
-        <w:rPr>
-          <w:color w:val="000000"/>
+          <w:rFonts w:ascii="Arial" w:hAnsi="Arial" w:cs="Arial"/>
+          <w:color w:val="000000"/>
+          <w:sz w:val="24"/>
+          <w:szCs w:val="24"/>
+        </w:rPr>
+      </w:pPr>
+      <w:r>
+        <w:rPr>
+          <w:rFonts w:ascii="Arial" w:hAnsi="Arial" w:cs="Arial"/>
+          <w:color w:val="000000"/>
+          <w:sz w:val="24"/>
+          <w:szCs w:val="24"/>
         </w:rPr>
         <w:t>Tabla 11: Presupuesto</w:t>
       </w:r>
@@ -19927,6 +20301,8 @@
           <w:rFonts w:ascii="Arial" w:eastAsia="Arial" w:hAnsi="Arial" w:cs="Arial"/>
           <w:b/>
           <w:color w:val="000000"/>
+          <w:sz w:val="24"/>
+          <w:szCs w:val="24"/>
         </w:rPr>
       </w:pPr>
       <w:r>
@@ -19934,6 +20310,8 @@
           <w:rFonts w:ascii="Arial" w:eastAsia="Arial" w:hAnsi="Arial" w:cs="Arial"/>
           <w:b/>
           <w:color w:val="000000"/>
+          <w:sz w:val="24"/>
+          <w:szCs w:val="24"/>
         </w:rPr>
         <w:t>Git:</w:t>
       </w:r>
@@ -19945,13 +20323,18 @@
         <w:rPr>
           <w:rFonts w:ascii="Arial" w:eastAsia="Arial" w:hAnsi="Arial" w:cs="Arial"/>
           <w:color w:val="000000"/>
-        </w:rPr>
-      </w:pPr>
-      <w:r>
-        <w:rPr>
-          <w:rFonts w:ascii="Arial" w:eastAsia="Arial" w:hAnsi="Arial" w:cs="Arial"/>
-          <w:color w:val="000000"/>
-        </w:rPr>
+          <w:sz w:val="24"/>
+          <w:szCs w:val="24"/>
+        </w:rPr>
+      </w:pPr>
+      <w:r>
+        <w:rPr>
+          <w:rFonts w:ascii="Arial" w:eastAsia="Arial" w:hAnsi="Arial" w:cs="Arial"/>
+          <w:color w:val="000000"/>
+          <w:sz w:val="24"/>
+          <w:szCs w:val="24"/>
+        </w:rPr>
+        <w:lastRenderedPageBreak/>
         <w:t>Repositorio red-</w:t>
       </w:r>
       <w:proofErr w:type="spellStart"/>
@@ -19959,6 +20342,8 @@
         <w:rPr>
           <w:rFonts w:ascii="Arial" w:eastAsia="Arial" w:hAnsi="Arial" w:cs="Arial"/>
           <w:color w:val="000000"/>
+          <w:sz w:val="24"/>
+          <w:szCs w:val="24"/>
         </w:rPr>
         <w:t>zero</w:t>
       </w:r>
@@ -19967,6 +20352,8 @@
         <w:rPr>
           <w:rFonts w:ascii="Arial" w:eastAsia="Arial" w:hAnsi="Arial" w:cs="Arial"/>
           <w:color w:val="000000"/>
+          <w:sz w:val="24"/>
+          <w:szCs w:val="24"/>
         </w:rPr>
         <w:t>-trust-asir</w:t>
       </w:r>
@@ -19978,13 +20365,17 @@
         <w:rPr>
           <w:rFonts w:ascii="Arial" w:eastAsia="Arial" w:hAnsi="Arial" w:cs="Arial"/>
           <w:color w:val="000000"/>
-        </w:rPr>
-      </w:pPr>
-      <w:proofErr w:type="spellStart"/>
-      <w:r>
-        <w:rPr>
-          <w:rFonts w:ascii="Arial" w:eastAsia="Arial" w:hAnsi="Arial" w:cs="Arial"/>
-          <w:color w:val="000000"/>
+          <w:sz w:val="24"/>
+          <w:szCs w:val="24"/>
+        </w:rPr>
+      </w:pPr>
+      <w:proofErr w:type="spellStart"/>
+      <w:r>
+        <w:rPr>
+          <w:rFonts w:ascii="Arial" w:eastAsia="Arial" w:hAnsi="Arial" w:cs="Arial"/>
+          <w:color w:val="000000"/>
+          <w:sz w:val="24"/>
+          <w:szCs w:val="24"/>
         </w:rPr>
         <w:t>Commit</w:t>
       </w:r>
@@ -19993,6 +20384,8 @@
         <w:rPr>
           <w:rFonts w:ascii="Arial" w:eastAsia="Arial" w:hAnsi="Arial" w:cs="Arial"/>
           <w:color w:val="000000"/>
+          <w:sz w:val="24"/>
+          <w:szCs w:val="24"/>
         </w:rPr>
         <w:t xml:space="preserve"> por tarea RFTP</w:t>
       </w:r>
@@ -20004,6 +20397,8 @@
         <w:rPr>
           <w:rFonts w:ascii="Arial" w:eastAsia="Arial" w:hAnsi="Arial" w:cs="Arial"/>
           <w:color w:val="000000"/>
+          <w:sz w:val="24"/>
+          <w:szCs w:val="24"/>
         </w:rPr>
       </w:pPr>
       <w:proofErr w:type="gramStart"/>
@@ -20011,6 +20406,8 @@
         <w:rPr>
           <w:rFonts w:ascii="Arial" w:eastAsia="Arial" w:hAnsi="Arial" w:cs="Arial"/>
           <w:color w:val="000000"/>
+          <w:sz w:val="24"/>
+          <w:szCs w:val="24"/>
         </w:rPr>
         <w:t>.</w:t>
       </w:r>
@@ -20019,6 +20416,8 @@
         <w:rPr>
           <w:rFonts w:ascii="Arial" w:eastAsia="Arial" w:hAnsi="Arial" w:cs="Arial"/>
           <w:color w:val="000000"/>
+          <w:sz w:val="24"/>
+          <w:szCs w:val="24"/>
         </w:rPr>
         <w:t>gitignore</w:t>
       </w:r>
@@ -20028,6 +20427,8 @@
         <w:rPr>
           <w:rFonts w:ascii="Arial" w:eastAsia="Arial" w:hAnsi="Arial" w:cs="Arial"/>
           <w:color w:val="000000"/>
+          <w:sz w:val="24"/>
+          <w:szCs w:val="24"/>
         </w:rPr>
         <w:t xml:space="preserve"> obligatorio para no subir secretos: claves privadas de </w:t>
       </w:r>
@@ -20036,6 +20437,8 @@
         <w:rPr>
           <w:rFonts w:ascii="Arial" w:eastAsia="Arial" w:hAnsi="Arial" w:cs="Arial"/>
           <w:color w:val="000000"/>
+          <w:sz w:val="24"/>
+          <w:szCs w:val="24"/>
         </w:rPr>
         <w:t>WireGuard</w:t>
       </w:r>
@@ -20044,6 +20447,8 @@
         <w:rPr>
           <w:rFonts w:ascii="Arial" w:eastAsia="Arial" w:hAnsi="Arial" w:cs="Arial"/>
           <w:color w:val="000000"/>
+          <w:sz w:val="24"/>
+          <w:szCs w:val="24"/>
         </w:rPr>
         <w:t>, contraseñas, configuraciones con credenciales. Esto también es un punto de seguridad que puedes mencionar.</w:t>
       </w:r>
@@ -20055,6 +20460,8 @@
         <w:rPr>
           <w:rFonts w:ascii="Arial" w:eastAsia="Arial" w:hAnsi="Arial" w:cs="Arial"/>
           <w:color w:val="000000"/>
+          <w:sz w:val="24"/>
+          <w:szCs w:val="24"/>
         </w:rPr>
       </w:pPr>
     </w:p>
@@ -20066,6 +20473,8 @@
           <w:rFonts w:ascii="Arial" w:eastAsia="Arial" w:hAnsi="Arial" w:cs="Arial"/>
           <w:b/>
           <w:color w:val="000000"/>
+          <w:sz w:val="24"/>
+          <w:szCs w:val="24"/>
         </w:rPr>
       </w:pPr>
       <w:r>
@@ -20073,6 +20482,8 @@
           <w:rFonts w:ascii="Arial" w:eastAsia="Arial" w:hAnsi="Arial" w:cs="Arial"/>
           <w:b/>
           <w:color w:val="000000"/>
+          <w:sz w:val="24"/>
+          <w:szCs w:val="24"/>
         </w:rPr>
         <w:t>README</w:t>
       </w:r>
@@ -20084,12 +20495,16 @@
         <w:rPr>
           <w:rFonts w:ascii="Arial" w:eastAsia="Arial" w:hAnsi="Arial" w:cs="Arial"/>
           <w:color w:val="000000"/>
-        </w:rPr>
-      </w:pPr>
-      <w:r>
-        <w:rPr>
-          <w:rFonts w:ascii="Arial" w:eastAsia="Arial" w:hAnsi="Arial" w:cs="Arial"/>
-          <w:color w:val="000000"/>
+          <w:sz w:val="24"/>
+          <w:szCs w:val="24"/>
+        </w:rPr>
+      </w:pPr>
+      <w:r>
+        <w:rPr>
+          <w:rFonts w:ascii="Arial" w:eastAsia="Arial" w:hAnsi="Arial" w:cs="Arial"/>
+          <w:color w:val="000000"/>
+          <w:sz w:val="24"/>
+          <w:szCs w:val="24"/>
         </w:rPr>
         <w:t>Título y descripción breve del proyecto.</w:t>
       </w:r>
@@ -20101,12 +20516,16 @@
         <w:rPr>
           <w:rFonts w:ascii="Arial" w:eastAsia="Arial" w:hAnsi="Arial" w:cs="Arial"/>
           <w:color w:val="000000"/>
-        </w:rPr>
-      </w:pPr>
-      <w:r>
-        <w:rPr>
-          <w:rFonts w:ascii="Arial" w:eastAsia="Arial" w:hAnsi="Arial" w:cs="Arial"/>
-          <w:color w:val="000000"/>
+          <w:sz w:val="24"/>
+          <w:szCs w:val="24"/>
+        </w:rPr>
+      </w:pPr>
+      <w:r>
+        <w:rPr>
+          <w:rFonts w:ascii="Arial" w:eastAsia="Arial" w:hAnsi="Arial" w:cs="Arial"/>
+          <w:color w:val="000000"/>
+          <w:sz w:val="24"/>
+          <w:szCs w:val="24"/>
         </w:rPr>
         <w:t>Arquitectura (enlace/imagen del diagrama de red).</w:t>
       </w:r>
@@ -20118,12 +20537,16 @@
         <w:rPr>
           <w:rFonts w:ascii="Arial" w:eastAsia="Arial" w:hAnsi="Arial" w:cs="Arial"/>
           <w:color w:val="000000"/>
-        </w:rPr>
-      </w:pPr>
-      <w:r>
-        <w:rPr>
-          <w:rFonts w:ascii="Arial" w:eastAsia="Arial" w:hAnsi="Arial" w:cs="Arial"/>
-          <w:color w:val="000000"/>
+          <w:sz w:val="24"/>
+          <w:szCs w:val="24"/>
+        </w:rPr>
+      </w:pPr>
+      <w:r>
+        <w:rPr>
+          <w:rFonts w:ascii="Arial" w:eastAsia="Arial" w:hAnsi="Arial" w:cs="Arial"/>
+          <w:color w:val="000000"/>
+          <w:sz w:val="24"/>
+          <w:szCs w:val="24"/>
         </w:rPr>
         <w:t xml:space="preserve">Requisitos previos (versiones exactas: GNS3, </w:t>
       </w:r>
@@ -20132,6 +20555,8 @@
         <w:rPr>
           <w:rFonts w:ascii="Arial" w:eastAsia="Arial" w:hAnsi="Arial" w:cs="Arial"/>
           <w:color w:val="000000"/>
+          <w:sz w:val="24"/>
+          <w:szCs w:val="24"/>
         </w:rPr>
         <w:t>pfSense</w:t>
       </w:r>
@@ -20140,6 +20565,8 @@
         <w:rPr>
           <w:rFonts w:ascii="Arial" w:eastAsia="Arial" w:hAnsi="Arial" w:cs="Arial"/>
           <w:color w:val="000000"/>
+          <w:sz w:val="24"/>
+          <w:szCs w:val="24"/>
         </w:rPr>
         <w:t xml:space="preserve">, </w:t>
       </w:r>
@@ -20148,6 +20575,8 @@
         <w:rPr>
           <w:rFonts w:ascii="Arial" w:eastAsia="Arial" w:hAnsi="Arial" w:cs="Arial"/>
           <w:color w:val="000000"/>
+          <w:sz w:val="24"/>
+          <w:szCs w:val="24"/>
         </w:rPr>
         <w:t>Suricata</w:t>
       </w:r>
@@ -20156,6 +20585,8 @@
         <w:rPr>
           <w:rFonts w:ascii="Arial" w:eastAsia="Arial" w:hAnsi="Arial" w:cs="Arial"/>
           <w:color w:val="000000"/>
+          <w:sz w:val="24"/>
+          <w:szCs w:val="24"/>
         </w:rPr>
         <w:t>…).</w:t>
       </w:r>
@@ -20167,12 +20598,16 @@
         <w:rPr>
           <w:rFonts w:ascii="Arial" w:eastAsia="Arial" w:hAnsi="Arial" w:cs="Arial"/>
           <w:color w:val="000000"/>
-        </w:rPr>
-      </w:pPr>
-      <w:r>
-        <w:rPr>
-          <w:rFonts w:ascii="Arial" w:eastAsia="Arial" w:hAnsi="Arial" w:cs="Arial"/>
-          <w:color w:val="000000"/>
+          <w:sz w:val="24"/>
+          <w:szCs w:val="24"/>
+        </w:rPr>
+      </w:pPr>
+      <w:r>
+        <w:rPr>
+          <w:rFonts w:ascii="Arial" w:eastAsia="Arial" w:hAnsi="Arial" w:cs="Arial"/>
+          <w:color w:val="000000"/>
+          <w:sz w:val="24"/>
+          <w:szCs w:val="24"/>
         </w:rPr>
         <w:t>Estructura del repositorio.</w:t>
       </w:r>
@@ -20184,12 +20619,16 @@
         <w:rPr>
           <w:rFonts w:ascii="Arial" w:eastAsia="Arial" w:hAnsi="Arial" w:cs="Arial"/>
           <w:color w:val="000000"/>
-        </w:rPr>
-      </w:pPr>
-      <w:r>
-        <w:rPr>
-          <w:rFonts w:ascii="Arial" w:eastAsia="Arial" w:hAnsi="Arial" w:cs="Arial"/>
-          <w:color w:val="000000"/>
+          <w:sz w:val="24"/>
+          <w:szCs w:val="24"/>
+        </w:rPr>
+      </w:pPr>
+      <w:r>
+        <w:rPr>
+          <w:rFonts w:ascii="Arial" w:eastAsia="Arial" w:hAnsi="Arial" w:cs="Arial"/>
+          <w:color w:val="000000"/>
+          <w:sz w:val="24"/>
+          <w:szCs w:val="24"/>
         </w:rPr>
         <w:t>Pasos para reproducir el laboratorio (resumen del despliegue).</w:t>
       </w:r>
@@ -20201,14 +20640,17 @@
         <w:rPr>
           <w:rFonts w:ascii="Arial" w:eastAsia="Arial" w:hAnsi="Arial" w:cs="Arial"/>
           <w:color w:val="000000"/>
-        </w:rPr>
-      </w:pPr>
-      <w:r>
-        <w:rPr>
-          <w:rFonts w:ascii="Arial" w:eastAsia="Arial" w:hAnsi="Arial" w:cs="Arial"/>
-          <w:color w:val="000000"/>
-        </w:rPr>
-        <w:lastRenderedPageBreak/>
+          <w:sz w:val="24"/>
+          <w:szCs w:val="24"/>
+        </w:rPr>
+      </w:pPr>
+      <w:r>
+        <w:rPr>
+          <w:rFonts w:ascii="Arial" w:eastAsia="Arial" w:hAnsi="Arial" w:cs="Arial"/>
+          <w:color w:val="000000"/>
+          <w:sz w:val="24"/>
+          <w:szCs w:val="24"/>
+        </w:rPr>
         <w:t>Pruebas de validación (cómo ejecutarlas).</w:t>
       </w:r>
     </w:p>
@@ -20219,12 +20661,16 @@
         <w:rPr>
           <w:rFonts w:ascii="Arial" w:eastAsia="Arial" w:hAnsi="Arial" w:cs="Arial"/>
           <w:color w:val="000000"/>
-        </w:rPr>
-      </w:pPr>
-      <w:r>
-        <w:rPr>
-          <w:rFonts w:ascii="Arial" w:eastAsia="Arial" w:hAnsi="Arial" w:cs="Arial"/>
-          <w:color w:val="000000"/>
+          <w:sz w:val="24"/>
+          <w:szCs w:val="24"/>
+        </w:rPr>
+      </w:pPr>
+      <w:r>
+        <w:rPr>
+          <w:rFonts w:ascii="Arial" w:eastAsia="Arial" w:hAnsi="Arial" w:cs="Arial"/>
+          <w:color w:val="000000"/>
+          <w:sz w:val="24"/>
+          <w:szCs w:val="24"/>
         </w:rPr>
         <w:t>Autor y licencia.</w:t>
       </w:r>
@@ -20236,8 +20682,8 @@
         <w:rPr>
           <w:rFonts w:ascii="Arial" w:eastAsia="Arial" w:hAnsi="Arial" w:cs="Arial"/>
           <w:color w:val="000000"/>
-          <w:sz w:val="32"/>
-          <w:szCs w:val="32"/>
+          <w:sz w:val="24"/>
+          <w:szCs w:val="24"/>
         </w:rPr>
       </w:pPr>
     </w:p>
@@ -20248,8 +20694,8 @@
         <w:rPr>
           <w:rFonts w:ascii="Arial" w:eastAsia="Arial" w:hAnsi="Arial" w:cs="Arial"/>
           <w:color w:val="000000"/>
-          <w:sz w:val="32"/>
-          <w:szCs w:val="32"/>
+          <w:sz w:val="24"/>
+          <w:szCs w:val="24"/>
         </w:rPr>
       </w:pPr>
     </w:p>
@@ -20260,8 +20706,8 @@
         <w:rPr>
           <w:rFonts w:ascii="Arial" w:eastAsia="Arial" w:hAnsi="Arial" w:cs="Arial"/>
           <w:color w:val="000000"/>
-          <w:sz w:val="32"/>
-          <w:szCs w:val="32"/>
+          <w:sz w:val="24"/>
+          <w:szCs w:val="24"/>
         </w:rPr>
       </w:pPr>
     </w:p>
@@ -20272,8 +20718,8 @@
         <w:rPr>
           <w:rFonts w:ascii="Arial" w:eastAsia="Arial" w:hAnsi="Arial" w:cs="Arial"/>
           <w:color w:val="000000"/>
-          <w:sz w:val="32"/>
-          <w:szCs w:val="32"/>
+          <w:sz w:val="24"/>
+          <w:szCs w:val="24"/>
         </w:rPr>
       </w:pPr>
     </w:p>
@@ -20284,8 +20730,8 @@
         <w:rPr>
           <w:rFonts w:ascii="Arial" w:eastAsia="Arial" w:hAnsi="Arial" w:cs="Arial"/>
           <w:color w:val="000000"/>
-          <w:sz w:val="32"/>
-          <w:szCs w:val="32"/>
+          <w:sz w:val="24"/>
+          <w:szCs w:val="24"/>
         </w:rPr>
       </w:pPr>
     </w:p>
@@ -20296,8 +20742,8 @@
         <w:rPr>
           <w:rFonts w:ascii="Arial" w:eastAsia="Arial" w:hAnsi="Arial" w:cs="Arial"/>
           <w:color w:val="000000"/>
-          <w:sz w:val="32"/>
-          <w:szCs w:val="32"/>
+          <w:sz w:val="24"/>
+          <w:szCs w:val="24"/>
         </w:rPr>
       </w:pPr>
     </w:p>
@@ -20308,8 +20754,8 @@
         <w:rPr>
           <w:rFonts w:ascii="Arial" w:eastAsia="Arial" w:hAnsi="Arial" w:cs="Arial"/>
           <w:color w:val="000000"/>
-          <w:sz w:val="32"/>
-          <w:szCs w:val="32"/>
+          <w:sz w:val="24"/>
+          <w:szCs w:val="24"/>
         </w:rPr>
       </w:pPr>
     </w:p>
@@ -20320,8 +20766,8 @@
         <w:rPr>
           <w:rFonts w:ascii="Arial" w:eastAsia="Arial" w:hAnsi="Arial" w:cs="Arial"/>
           <w:color w:val="000000"/>
-          <w:sz w:val="32"/>
-          <w:szCs w:val="32"/>
+          <w:sz w:val="24"/>
+          <w:szCs w:val="24"/>
         </w:rPr>
       </w:pPr>
     </w:p>
@@ -20332,8 +20778,8 @@
         <w:rPr>
           <w:rFonts w:ascii="Arial" w:eastAsia="Arial" w:hAnsi="Arial" w:cs="Arial"/>
           <w:color w:val="000000"/>
-          <w:sz w:val="32"/>
-          <w:szCs w:val="32"/>
+          <w:sz w:val="24"/>
+          <w:szCs w:val="24"/>
         </w:rPr>
       </w:pPr>
     </w:p>
@@ -20344,8 +20790,8 @@
         <w:rPr>
           <w:rFonts w:ascii="Arial" w:eastAsia="Arial" w:hAnsi="Arial" w:cs="Arial"/>
           <w:color w:val="000000"/>
-          <w:sz w:val="32"/>
-          <w:szCs w:val="32"/>
+          <w:sz w:val="24"/>
+          <w:szCs w:val="24"/>
         </w:rPr>
       </w:pPr>
     </w:p>
@@ -20356,8 +20802,8 @@
         <w:rPr>
           <w:rFonts w:ascii="Arial" w:eastAsia="Arial" w:hAnsi="Arial" w:cs="Arial"/>
           <w:color w:val="000000"/>
-          <w:sz w:val="32"/>
-          <w:szCs w:val="32"/>
+          <w:sz w:val="24"/>
+          <w:szCs w:val="24"/>
         </w:rPr>
       </w:pPr>
     </w:p>
@@ -20368,8 +20814,8 @@
         <w:rPr>
           <w:rFonts w:ascii="Arial" w:eastAsia="Arial" w:hAnsi="Arial" w:cs="Arial"/>
           <w:color w:val="000000"/>
-          <w:sz w:val="32"/>
-          <w:szCs w:val="32"/>
+          <w:sz w:val="24"/>
+          <w:szCs w:val="24"/>
         </w:rPr>
       </w:pPr>
     </w:p>
@@ -20380,8 +20826,8 @@
         <w:rPr>
           <w:rFonts w:ascii="Arial" w:eastAsia="Arial" w:hAnsi="Arial" w:cs="Arial"/>
           <w:color w:val="000000"/>
-          <w:sz w:val="32"/>
-          <w:szCs w:val="32"/>
+          <w:sz w:val="24"/>
+          <w:szCs w:val="24"/>
         </w:rPr>
       </w:pPr>
     </w:p>
@@ -20392,8 +20838,8 @@
         <w:rPr>
           <w:rFonts w:ascii="Arial" w:eastAsia="Arial" w:hAnsi="Arial" w:cs="Arial"/>
           <w:color w:val="000000"/>
-          <w:sz w:val="32"/>
-          <w:szCs w:val="32"/>
+          <w:sz w:val="24"/>
+          <w:szCs w:val="24"/>
         </w:rPr>
       </w:pPr>
     </w:p>
@@ -20404,8 +20850,8 @@
         <w:rPr>
           <w:rFonts w:ascii="Arial" w:eastAsia="Arial" w:hAnsi="Arial" w:cs="Arial"/>
           <w:color w:val="000000"/>
-          <w:sz w:val="32"/>
-          <w:szCs w:val="32"/>
+          <w:sz w:val="24"/>
+          <w:szCs w:val="24"/>
         </w:rPr>
       </w:pPr>
     </w:p>
@@ -20416,8 +20862,8 @@
         <w:rPr>
           <w:rFonts w:ascii="Arial" w:eastAsia="Arial" w:hAnsi="Arial" w:cs="Arial"/>
           <w:color w:val="000000"/>
-          <w:sz w:val="32"/>
-          <w:szCs w:val="32"/>
+          <w:sz w:val="24"/>
+          <w:szCs w:val="24"/>
         </w:rPr>
       </w:pPr>
     </w:p>
@@ -20428,8 +20874,8 @@
         <w:rPr>
           <w:rFonts w:ascii="Arial" w:eastAsia="Arial" w:hAnsi="Arial" w:cs="Arial"/>
           <w:color w:val="000000"/>
-          <w:sz w:val="32"/>
-          <w:szCs w:val="32"/>
+          <w:sz w:val="24"/>
+          <w:szCs w:val="24"/>
         </w:rPr>
       </w:pPr>
     </w:p>
@@ -20440,18 +20886,17 @@
         <w:rPr>
           <w:rFonts w:ascii="Arial" w:eastAsia="Arial" w:hAnsi="Arial" w:cs="Arial"/>
           <w:color w:val="000000"/>
-          <w:sz w:val="32"/>
-          <w:szCs w:val="32"/>
-        </w:rPr>
-      </w:pPr>
-      <w:r>
-        <w:rPr>
-          <w:rFonts w:ascii="Arial" w:eastAsia="Arial" w:hAnsi="Arial" w:cs="Arial"/>
-          <w:color w:val="000000"/>
-          <w:sz w:val="32"/>
-          <w:szCs w:val="32"/>
-        </w:rPr>
-        <w:lastRenderedPageBreak/>
+          <w:sz w:val="24"/>
+          <w:szCs w:val="24"/>
+        </w:rPr>
+      </w:pPr>
+      <w:r>
+        <w:rPr>
+          <w:rFonts w:ascii="Arial" w:eastAsia="Arial" w:hAnsi="Arial" w:cs="Arial"/>
+          <w:color w:val="000000"/>
+          <w:sz w:val="24"/>
+          <w:szCs w:val="24"/>
+        </w:rPr>
         <w:t>DESARROLLO DE LA SOLUCIÓN</w:t>
       </w:r>
     </w:p>
@@ -20481,8 +20926,9 @@
     <w:p>
       <w:pPr>
         <w:pStyle w:val="Ttulo1"/>
-        <w:spacing w:before="240"/>
-        <w:rPr>
+        <w:spacing w:before="240" w:line="360" w:lineRule="auto"/>
+        <w:rPr>
+          <w:rFonts w:ascii="Arial" w:hAnsi="Arial" w:cs="Arial"/>
           <w:sz w:val="24"/>
           <w:szCs w:val="24"/>
         </w:rPr>
@@ -20499,8 +20945,9 @@
     <w:p>
       <w:pPr>
         <w:pStyle w:val="Ttulo2"/>
-        <w:spacing w:before="160"/>
-        <w:rPr>
+        <w:spacing w:before="160" w:line="360" w:lineRule="auto"/>
+        <w:rPr>
+          <w:rFonts w:ascii="Arial" w:hAnsi="Arial" w:cs="Arial"/>
           <w:sz w:val="24"/>
           <w:szCs w:val="24"/>
         </w:rPr>
@@ -20516,8 +20963,9 @@
     </w:p>
     <w:p>
       <w:pPr>
-        <w:spacing w:after="60"/>
-        <w:rPr>
+        <w:spacing w:after="60" w:line="360" w:lineRule="auto"/>
+        <w:rPr>
+          <w:rFonts w:ascii="Arial" w:hAnsi="Arial" w:cs="Arial"/>
           <w:sz w:val="24"/>
           <w:szCs w:val="24"/>
         </w:rPr>
@@ -20561,8 +21009,9 @@
     </w:p>
     <w:p>
       <w:pPr>
-        <w:spacing w:after="40"/>
-        <w:rPr>
+        <w:spacing w:after="40" w:line="360" w:lineRule="auto"/>
+        <w:rPr>
+          <w:rFonts w:ascii="Arial" w:hAnsi="Arial" w:cs="Arial"/>
           <w:sz w:val="24"/>
           <w:szCs w:val="24"/>
         </w:rPr>
@@ -20580,7 +21029,7 @@
     </w:p>
     <w:p>
       <w:pPr>
-        <w:spacing w:after="40"/>
+        <w:spacing w:after="40" w:line="360" w:lineRule="auto"/>
         <w:ind w:left="454"/>
         <w:rPr>
           <w:rFonts w:ascii="Arial" w:eastAsia="Arial" w:hAnsi="Arial" w:cs="Arial"/>
@@ -20617,16 +21066,18 @@
     </w:p>
     <w:p>
       <w:pPr>
-        <w:spacing w:after="40"/>
+        <w:spacing w:after="40" w:line="360" w:lineRule="auto"/>
         <w:ind w:left="454"/>
         <w:jc w:val="center"/>
         <w:rPr>
-          <w:sz w:val="24"/>
-          <w:szCs w:val="24"/>
-        </w:rPr>
-      </w:pPr>
-      <w:r>
-        <w:rPr>
+          <w:rFonts w:ascii="Arial" w:hAnsi="Arial" w:cs="Arial"/>
+          <w:sz w:val="24"/>
+          <w:szCs w:val="24"/>
+        </w:rPr>
+      </w:pPr>
+      <w:r>
+        <w:rPr>
+          <w:rFonts w:ascii="Arial" w:hAnsi="Arial" w:cs="Arial"/>
           <w:noProof/>
           <w:sz w:val="24"/>
           <w:szCs w:val="24"/>
@@ -20679,39 +21130,28 @@
         <w:spacing w:line="360" w:lineRule="auto"/>
         <w:jc w:val="center"/>
         <w:rPr>
-          <w:color w:val="000000"/>
-        </w:rPr>
-      </w:pPr>
-      <w:r>
-        <w:rPr>
-          <w:color w:val="000000"/>
-        </w:rPr>
-        <w:t xml:space="preserve">Ilustración </w:t>
-      </w:r>
-      <w:r>
-        <w:rPr>
-          <w:color w:val="000000"/>
-        </w:rPr>
-        <w:t>5</w:t>
-      </w:r>
-      <w:r>
-        <w:rPr>
-          <w:color w:val="000000"/>
-        </w:rPr>
-        <w:t xml:space="preserve">: </w:t>
-      </w:r>
-      <w:r>
-        <w:rPr>
-          <w:color w:val="000000"/>
-        </w:rPr>
-        <w:t>GNS3</w:t>
-      </w:r>
-    </w:p>
-    <w:p>
-      <w:pPr>
-        <w:spacing w:after="40"/>
+          <w:rFonts w:ascii="Arial" w:hAnsi="Arial" w:cs="Arial"/>
+          <w:color w:val="000000"/>
+          <w:sz w:val="24"/>
+          <w:szCs w:val="24"/>
+        </w:rPr>
+      </w:pPr>
+      <w:r>
+        <w:rPr>
+          <w:rFonts w:ascii="Arial" w:hAnsi="Arial" w:cs="Arial"/>
+          <w:color w:val="000000"/>
+          <w:sz w:val="24"/>
+          <w:szCs w:val="24"/>
+        </w:rPr>
+        <w:t>Ilustración 5: GNS3</w:t>
+      </w:r>
+    </w:p>
+    <w:p>
+      <w:pPr>
+        <w:spacing w:after="40" w:line="360" w:lineRule="auto"/>
         <w:ind w:left="454"/>
         <w:rPr>
+          <w:rFonts w:ascii="Arial" w:hAnsi="Arial" w:cs="Arial"/>
           <w:sz w:val="24"/>
           <w:szCs w:val="24"/>
         </w:rPr>
@@ -20781,7 +21221,7 @@
     </w:p>
     <w:p>
       <w:pPr>
-        <w:spacing w:after="40"/>
+        <w:spacing w:after="40" w:line="360" w:lineRule="auto"/>
         <w:ind w:left="454"/>
         <w:rPr>
           <w:rFonts w:ascii="Arial" w:eastAsia="Arial" w:hAnsi="Arial" w:cs="Arial"/>
@@ -20795,6 +21235,7 @@
           <w:sz w:val="24"/>
           <w:szCs w:val="24"/>
         </w:rPr>
+        <w:lastRenderedPageBreak/>
         <w:t xml:space="preserve">– Nodo </w:t>
       </w:r>
       <w:proofErr w:type="spellStart"/>
@@ -20818,16 +21259,18 @@
     </w:p>
     <w:p>
       <w:pPr>
-        <w:spacing w:after="40"/>
+        <w:spacing w:after="40" w:line="360" w:lineRule="auto"/>
         <w:ind w:left="454"/>
         <w:jc w:val="center"/>
         <w:rPr>
-          <w:sz w:val="24"/>
-          <w:szCs w:val="24"/>
-        </w:rPr>
-      </w:pPr>
-      <w:r>
-        <w:rPr>
+          <w:rFonts w:ascii="Arial" w:hAnsi="Arial" w:cs="Arial"/>
+          <w:sz w:val="24"/>
+          <w:szCs w:val="24"/>
+        </w:rPr>
+      </w:pPr>
+      <w:r>
+        <w:rPr>
+          <w:rFonts w:ascii="Arial" w:hAnsi="Arial" w:cs="Arial"/>
           <w:noProof/>
           <w:sz w:val="24"/>
           <w:szCs w:val="24"/>
@@ -20880,31 +21323,28 @@
         <w:spacing w:line="360" w:lineRule="auto"/>
         <w:jc w:val="center"/>
         <w:rPr>
-          <w:color w:val="000000"/>
-        </w:rPr>
-      </w:pPr>
-      <w:r>
-        <w:rPr>
-          <w:color w:val="000000"/>
-        </w:rPr>
-        <w:t xml:space="preserve">Ilustración </w:t>
-      </w:r>
-      <w:r>
-        <w:rPr>
-          <w:color w:val="000000"/>
-        </w:rPr>
-        <w:t>6</w:t>
-      </w:r>
-      <w:r>
-        <w:rPr>
-          <w:color w:val="000000"/>
-        </w:rPr>
-        <w:t xml:space="preserve">: </w:t>
-      </w:r>
-      <w:proofErr w:type="spellStart"/>
-      <w:r>
-        <w:rPr>
-          <w:color w:val="000000"/>
+          <w:rFonts w:ascii="Arial" w:hAnsi="Arial" w:cs="Arial"/>
+          <w:color w:val="000000"/>
+          <w:sz w:val="24"/>
+          <w:szCs w:val="24"/>
+        </w:rPr>
+      </w:pPr>
+      <w:r>
+        <w:rPr>
+          <w:rFonts w:ascii="Arial" w:hAnsi="Arial" w:cs="Arial"/>
+          <w:color w:val="000000"/>
+          <w:sz w:val="24"/>
+          <w:szCs w:val="24"/>
+        </w:rPr>
+        <w:t xml:space="preserve">Ilustración 6: </w:t>
+      </w:r>
+      <w:proofErr w:type="spellStart"/>
+      <w:r>
+        <w:rPr>
+          <w:rFonts w:ascii="Arial" w:hAnsi="Arial" w:cs="Arial"/>
+          <w:color w:val="000000"/>
+          <w:sz w:val="24"/>
+          <w:szCs w:val="24"/>
         </w:rPr>
         <w:t>Pfsense</w:t>
       </w:r>
@@ -20912,27 +21352,30 @@
     </w:p>
     <w:p>
       <w:pPr>
-        <w:spacing w:after="40"/>
+        <w:spacing w:after="40" w:line="360" w:lineRule="auto"/>
         <w:ind w:left="454"/>
         <w:jc w:val="center"/>
         <w:rPr>
-          <w:sz w:val="24"/>
-          <w:szCs w:val="24"/>
-        </w:rPr>
-      </w:pPr>
-    </w:p>
-    <w:p>
-      <w:pPr>
-        <w:spacing w:after="40"/>
+          <w:rFonts w:ascii="Arial" w:hAnsi="Arial" w:cs="Arial"/>
+          <w:sz w:val="24"/>
+          <w:szCs w:val="24"/>
+        </w:rPr>
+      </w:pPr>
+    </w:p>
+    <w:p>
+      <w:pPr>
+        <w:spacing w:after="40" w:line="360" w:lineRule="auto"/>
         <w:ind w:left="454"/>
         <w:jc w:val="center"/>
         <w:rPr>
-          <w:sz w:val="24"/>
-          <w:szCs w:val="24"/>
-        </w:rPr>
-      </w:pPr>
-      <w:r>
-        <w:rPr>
+          <w:rFonts w:ascii="Arial" w:hAnsi="Arial" w:cs="Arial"/>
+          <w:sz w:val="24"/>
+          <w:szCs w:val="24"/>
+        </w:rPr>
+      </w:pPr>
+      <w:r>
+        <w:rPr>
+          <w:rFonts w:ascii="Arial" w:hAnsi="Arial" w:cs="Arial"/>
           <w:noProof/>
           <w:sz w:val="24"/>
           <w:szCs w:val="24"/>
@@ -20985,37 +21428,28 @@
         <w:spacing w:line="360" w:lineRule="auto"/>
         <w:jc w:val="center"/>
         <w:rPr>
-          <w:color w:val="000000"/>
-        </w:rPr>
-      </w:pPr>
-      <w:r>
-        <w:rPr>
-          <w:color w:val="000000"/>
-        </w:rPr>
-        <w:t xml:space="preserve">Ilustración </w:t>
-      </w:r>
-      <w:r>
-        <w:rPr>
-          <w:color w:val="000000"/>
-        </w:rPr>
-        <w:t>7</w:t>
-      </w:r>
-      <w:r>
-        <w:rPr>
-          <w:color w:val="000000"/>
-        </w:rPr>
-        <w:t xml:space="preserve">: </w:t>
-      </w:r>
-      <w:r>
-        <w:rPr>
-          <w:color w:val="000000"/>
-        </w:rPr>
-        <w:t xml:space="preserve">Instalación en </w:t>
-      </w:r>
-      <w:proofErr w:type="spellStart"/>
-      <w:r>
-        <w:rPr>
-          <w:color w:val="000000"/>
+          <w:rFonts w:ascii="Arial" w:hAnsi="Arial" w:cs="Arial"/>
+          <w:color w:val="000000"/>
+          <w:sz w:val="24"/>
+          <w:szCs w:val="24"/>
+        </w:rPr>
+      </w:pPr>
+      <w:r>
+        <w:rPr>
+          <w:rFonts w:ascii="Arial" w:hAnsi="Arial" w:cs="Arial"/>
+          <w:color w:val="000000"/>
+          <w:sz w:val="24"/>
+          <w:szCs w:val="24"/>
+        </w:rPr>
+        <w:t xml:space="preserve">Ilustración 7: Instalación en </w:t>
+      </w:r>
+      <w:proofErr w:type="spellStart"/>
+      <w:r>
+        <w:rPr>
+          <w:rFonts w:ascii="Arial" w:hAnsi="Arial" w:cs="Arial"/>
+          <w:color w:val="000000"/>
+          <w:sz w:val="24"/>
+          <w:szCs w:val="24"/>
         </w:rPr>
         <w:t>pfsense</w:t>
       </w:r>
@@ -21023,19 +21457,21 @@
     </w:p>
     <w:p>
       <w:pPr>
-        <w:spacing w:after="40"/>
+        <w:spacing w:after="40" w:line="360" w:lineRule="auto"/>
         <w:ind w:left="454"/>
         <w:jc w:val="center"/>
         <w:rPr>
-          <w:sz w:val="24"/>
-          <w:szCs w:val="24"/>
-        </w:rPr>
-      </w:pPr>
-    </w:p>
-    <w:p>
-      <w:pPr>
-        <w:spacing w:after="40"/>
-        <w:rPr>
+          <w:rFonts w:ascii="Arial" w:hAnsi="Arial" w:cs="Arial"/>
+          <w:sz w:val="24"/>
+          <w:szCs w:val="24"/>
+        </w:rPr>
+      </w:pPr>
+    </w:p>
+    <w:p>
+      <w:pPr>
+        <w:spacing w:after="40" w:line="360" w:lineRule="auto"/>
+        <w:rPr>
+          <w:rFonts w:ascii="Arial" w:hAnsi="Arial" w:cs="Arial"/>
           <w:sz w:val="24"/>
           <w:szCs w:val="24"/>
         </w:rPr>
@@ -21058,7 +21494,7 @@
           <w:ilvl w:val="0"/>
           <w:numId w:val="3"/>
         </w:numPr>
-        <w:spacing w:after="40"/>
+        <w:spacing w:after="40" w:line="360" w:lineRule="auto"/>
         <w:rPr>
           <w:rFonts w:ascii="Arial" w:eastAsia="Arial" w:hAnsi="Arial" w:cs="Arial"/>
           <w:sz w:val="24"/>
@@ -21184,19 +21620,21 @@
     </w:p>
     <w:p>
       <w:pPr>
-        <w:spacing w:after="40"/>
+        <w:spacing w:after="40" w:line="360" w:lineRule="auto"/>
         <w:ind w:left="454"/>
         <w:rPr>
-          <w:sz w:val="24"/>
-          <w:szCs w:val="24"/>
-        </w:rPr>
-      </w:pPr>
-      <w:r>
-        <w:rPr>
-          <w:rFonts w:ascii="Arial" w:eastAsia="Arial" w:hAnsi="Arial" w:cs="Arial"/>
-          <w:sz w:val="24"/>
-          <w:szCs w:val="24"/>
-        </w:rPr>
+          <w:rFonts w:ascii="Arial" w:hAnsi="Arial" w:cs="Arial"/>
+          <w:sz w:val="24"/>
+          <w:szCs w:val="24"/>
+        </w:rPr>
+      </w:pPr>
+      <w:r>
+        <w:rPr>
+          <w:rFonts w:ascii="Arial" w:eastAsia="Arial" w:hAnsi="Arial" w:cs="Arial"/>
+          <w:sz w:val="24"/>
+          <w:szCs w:val="24"/>
+        </w:rPr>
+        <w:lastRenderedPageBreak/>
         <w:t>2. Sin aceleración KVM (/</w:t>
       </w:r>
       <w:proofErr w:type="spellStart"/>
@@ -21274,7 +21712,7 @@
     </w:p>
     <w:p>
       <w:pPr>
-        <w:spacing w:after="40"/>
+        <w:spacing w:after="40" w:line="360" w:lineRule="auto"/>
         <w:ind w:left="454"/>
         <w:rPr>
           <w:rFonts w:ascii="Arial" w:eastAsia="Arial" w:hAnsi="Arial" w:cs="Arial"/>
@@ -21329,16 +21767,18 @@
     </w:p>
     <w:p>
       <w:pPr>
-        <w:spacing w:after="40"/>
+        <w:spacing w:after="40" w:line="360" w:lineRule="auto"/>
         <w:ind w:left="454"/>
         <w:jc w:val="center"/>
         <w:rPr>
-          <w:sz w:val="24"/>
-          <w:szCs w:val="24"/>
-        </w:rPr>
-      </w:pPr>
-      <w:r>
-        <w:rPr>
+          <w:rFonts w:ascii="Arial" w:hAnsi="Arial" w:cs="Arial"/>
+          <w:sz w:val="24"/>
+          <w:szCs w:val="24"/>
+        </w:rPr>
+      </w:pPr>
+      <w:r>
+        <w:rPr>
+          <w:rFonts w:ascii="Arial" w:hAnsi="Arial" w:cs="Arial"/>
           <w:noProof/>
           <w:sz w:val="24"/>
           <w:szCs w:val="24"/>
@@ -21391,37 +21831,28 @@
         <w:spacing w:line="360" w:lineRule="auto"/>
         <w:jc w:val="center"/>
         <w:rPr>
-          <w:color w:val="000000"/>
-        </w:rPr>
-      </w:pPr>
-      <w:r>
-        <w:rPr>
-          <w:color w:val="000000"/>
-        </w:rPr>
-        <w:t xml:space="preserve">Ilustración </w:t>
-      </w:r>
-      <w:r>
-        <w:rPr>
-          <w:color w:val="000000"/>
-        </w:rPr>
-        <w:t>8</w:t>
-      </w:r>
-      <w:r>
-        <w:rPr>
-          <w:color w:val="000000"/>
-        </w:rPr>
-        <w:t xml:space="preserve">: </w:t>
-      </w:r>
-      <w:r>
-        <w:rPr>
-          <w:color w:val="000000"/>
-        </w:rPr>
-        <w:t xml:space="preserve">Conexión red </w:t>
-      </w:r>
-      <w:proofErr w:type="spellStart"/>
-      <w:r>
-        <w:rPr>
-          <w:color w:val="000000"/>
+          <w:rFonts w:ascii="Arial" w:hAnsi="Arial" w:cs="Arial"/>
+          <w:color w:val="000000"/>
+          <w:sz w:val="24"/>
+          <w:szCs w:val="24"/>
+        </w:rPr>
+      </w:pPr>
+      <w:r>
+        <w:rPr>
+          <w:rFonts w:ascii="Arial" w:hAnsi="Arial" w:cs="Arial"/>
+          <w:color w:val="000000"/>
+          <w:sz w:val="24"/>
+          <w:szCs w:val="24"/>
+        </w:rPr>
+        <w:t xml:space="preserve">Ilustración 8: Conexión red </w:t>
+      </w:r>
+      <w:proofErr w:type="spellStart"/>
+      <w:r>
+        <w:rPr>
+          <w:rFonts w:ascii="Arial" w:hAnsi="Arial" w:cs="Arial"/>
+          <w:color w:val="000000"/>
+          <w:sz w:val="24"/>
+          <w:szCs w:val="24"/>
         </w:rPr>
         <w:t>pfsense</w:t>
       </w:r>
@@ -21429,18 +21860,20 @@
     </w:p>
     <w:p>
       <w:pPr>
-        <w:spacing w:after="40"/>
+        <w:spacing w:after="40" w:line="360" w:lineRule="auto"/>
         <w:ind w:left="454"/>
         <w:rPr>
-          <w:sz w:val="24"/>
-          <w:szCs w:val="24"/>
-        </w:rPr>
-      </w:pPr>
-    </w:p>
-    <w:p>
-      <w:pPr>
-        <w:spacing w:after="60"/>
-        <w:rPr>
+          <w:rFonts w:ascii="Arial" w:hAnsi="Arial" w:cs="Arial"/>
+          <w:sz w:val="24"/>
+          <w:szCs w:val="24"/>
+        </w:rPr>
+      </w:pPr>
+    </w:p>
+    <w:p>
+      <w:pPr>
+        <w:spacing w:after="60" w:line="360" w:lineRule="auto"/>
+        <w:rPr>
+          <w:rFonts w:ascii="Arial" w:hAnsi="Arial" w:cs="Arial"/>
           <w:sz w:val="24"/>
           <w:szCs w:val="24"/>
         </w:rPr>
@@ -21503,7 +21936,7 @@
     <w:p>
       <w:pPr>
         <w:pStyle w:val="Ttulo2"/>
-        <w:spacing w:before="160"/>
+        <w:spacing w:before="160" w:line="360" w:lineRule="auto"/>
         <w:rPr>
           <w:rFonts w:ascii="Arial" w:eastAsia="Arial" w:hAnsi="Arial" w:cs="Arial"/>
           <w:sz w:val="24"/>
@@ -21514,8 +21947,9 @@
     <w:p>
       <w:pPr>
         <w:pStyle w:val="Ttulo2"/>
-        <w:spacing w:before="160"/>
-        <w:rPr>
+        <w:spacing w:before="160" w:line="360" w:lineRule="auto"/>
+        <w:rPr>
+          <w:rFonts w:ascii="Arial" w:hAnsi="Arial" w:cs="Arial"/>
           <w:sz w:val="24"/>
           <w:szCs w:val="24"/>
         </w:rPr>
@@ -21531,8 +21965,9 @@
     </w:p>
     <w:p>
       <w:pPr>
-        <w:spacing w:after="60"/>
-        <w:rPr>
+        <w:spacing w:after="60" w:line="360" w:lineRule="auto"/>
+        <w:rPr>
+          <w:rFonts w:ascii="Arial" w:hAnsi="Arial" w:cs="Arial"/>
           <w:sz w:val="24"/>
           <w:szCs w:val="24"/>
         </w:rPr>
@@ -21576,8 +22011,9 @@
     </w:p>
     <w:p>
       <w:pPr>
-        <w:spacing w:after="40"/>
-        <w:rPr>
+        <w:spacing w:after="40" w:line="360" w:lineRule="auto"/>
+        <w:rPr>
+          <w:rFonts w:ascii="Arial" w:hAnsi="Arial" w:cs="Arial"/>
           <w:sz w:val="24"/>
           <w:szCs w:val="24"/>
         </w:rPr>
@@ -21595,9 +22031,10 @@
     </w:p>
     <w:p>
       <w:pPr>
-        <w:spacing w:after="40"/>
+        <w:spacing w:after="40" w:line="360" w:lineRule="auto"/>
         <w:ind w:left="454"/>
         <w:rPr>
+          <w:rFonts w:ascii="Arial" w:hAnsi="Arial" w:cs="Arial"/>
           <w:sz w:val="24"/>
           <w:szCs w:val="24"/>
         </w:rPr>
@@ -21631,9 +22068,10 @@
     </w:p>
     <w:p>
       <w:pPr>
-        <w:spacing w:after="40"/>
+        <w:spacing w:after="40" w:line="360" w:lineRule="auto"/>
         <w:ind w:left="454"/>
         <w:rPr>
+          <w:rFonts w:ascii="Arial" w:hAnsi="Arial" w:cs="Arial"/>
           <w:sz w:val="24"/>
           <w:szCs w:val="24"/>
         </w:rPr>
@@ -21685,9 +22123,10 @@
     </w:p>
     <w:p>
       <w:pPr>
-        <w:spacing w:after="40"/>
+        <w:spacing w:after="40" w:line="360" w:lineRule="auto"/>
         <w:ind w:left="454"/>
         <w:rPr>
+          <w:rFonts w:ascii="Arial" w:hAnsi="Arial" w:cs="Arial"/>
           <w:sz w:val="24"/>
           <w:szCs w:val="24"/>
         </w:rPr>
@@ -21721,7 +22160,7 @@
     </w:p>
     <w:p>
       <w:pPr>
-        <w:spacing w:after="60"/>
+        <w:spacing w:after="60" w:line="360" w:lineRule="auto"/>
         <w:rPr>
           <w:rFonts w:ascii="Arial" w:eastAsia="Arial" w:hAnsi="Arial" w:cs="Arial"/>
           <w:sz w:val="24"/>
@@ -21736,6 +22175,7 @@
           <w:sz w:val="24"/>
           <w:szCs w:val="24"/>
         </w:rPr>
+        <w:lastRenderedPageBreak/>
         <w:t xml:space="preserve">Evidencia: </w:t>
       </w:r>
       <w:r>
@@ -21767,14 +22207,16 @@
     </w:p>
     <w:p>
       <w:pPr>
-        <w:spacing w:after="60"/>
-        <w:rPr>
-          <w:sz w:val="24"/>
-          <w:szCs w:val="24"/>
-        </w:rPr>
-      </w:pPr>
-      <w:r>
-        <w:rPr>
+        <w:spacing w:after="60" w:line="360" w:lineRule="auto"/>
+        <w:rPr>
+          <w:rFonts w:ascii="Arial" w:hAnsi="Arial" w:cs="Arial"/>
+          <w:sz w:val="24"/>
+          <w:szCs w:val="24"/>
+        </w:rPr>
+      </w:pPr>
+      <w:r>
+        <w:rPr>
+          <w:rFonts w:ascii="Arial" w:hAnsi="Arial" w:cs="Arial"/>
           <w:noProof/>
           <w:sz w:val="24"/>
           <w:szCs w:val="24"/>
@@ -21827,38 +22269,27 @@
         <w:spacing w:line="360" w:lineRule="auto"/>
         <w:jc w:val="center"/>
         <w:rPr>
-          <w:color w:val="000000"/>
-        </w:rPr>
-      </w:pPr>
-      <w:r>
-        <w:rPr>
-          <w:color w:val="000000"/>
-        </w:rPr>
-        <w:t xml:space="preserve">Ilustración </w:t>
-      </w:r>
-      <w:r>
-        <w:rPr>
-          <w:color w:val="000000"/>
-        </w:rPr>
-        <w:t>9</w:t>
-      </w:r>
-      <w:r>
-        <w:rPr>
-          <w:color w:val="000000"/>
-        </w:rPr>
-        <w:t xml:space="preserve">: </w:t>
-      </w:r>
-      <w:r>
-        <w:rPr>
-          <w:color w:val="000000"/>
-        </w:rPr>
-        <w:t>Proceso topología</w:t>
-      </w:r>
-    </w:p>
-    <w:p>
-      <w:pPr>
-        <w:spacing w:after="60"/>
-        <w:rPr>
+          <w:rFonts w:ascii="Arial" w:hAnsi="Arial" w:cs="Arial"/>
+          <w:color w:val="000000"/>
+          <w:sz w:val="24"/>
+          <w:szCs w:val="24"/>
+        </w:rPr>
+      </w:pPr>
+      <w:r>
+        <w:rPr>
+          <w:rFonts w:ascii="Arial" w:hAnsi="Arial" w:cs="Arial"/>
+          <w:color w:val="000000"/>
+          <w:sz w:val="24"/>
+          <w:szCs w:val="24"/>
+        </w:rPr>
+        <w:t>Ilustración 9: Proceso topología</w:t>
+      </w:r>
+    </w:p>
+    <w:p>
+      <w:pPr>
+        <w:spacing w:after="60" w:line="360" w:lineRule="auto"/>
+        <w:rPr>
+          <w:rFonts w:ascii="Arial" w:hAnsi="Arial" w:cs="Arial"/>
           <w:sz w:val="24"/>
           <w:szCs w:val="24"/>
         </w:rPr>
@@ -21928,8 +22359,9 @@
     </w:p>
     <w:p>
       <w:pPr>
-        <w:spacing w:after="60"/>
-        <w:rPr>
+        <w:spacing w:after="60" w:line="360" w:lineRule="auto"/>
+        <w:rPr>
+          <w:rFonts w:ascii="Arial" w:hAnsi="Arial" w:cs="Arial"/>
           <w:sz w:val="24"/>
           <w:szCs w:val="24"/>
         </w:rPr>
@@ -21960,1338 +22392,2225 @@
         <w:rPr>
           <w:rFonts w:ascii="Arial" w:eastAsia="Arial" w:hAnsi="Arial" w:cs="Arial"/>
           <w:color w:val="000000"/>
+          <w:sz w:val="24"/>
+          <w:szCs w:val="24"/>
+          <w:u w:val="single"/>
+        </w:rPr>
+      </w:pPr>
+    </w:p>
+    <w:p>
+      <w:pPr>
+        <w:pStyle w:val="Ttulo2"/>
+        <w:spacing w:before="160" w:line="360" w:lineRule="auto"/>
+        <w:rPr>
+          <w:rFonts w:ascii="Arial" w:hAnsi="Arial" w:cs="Arial"/>
+          <w:sz w:val="24"/>
+          <w:szCs w:val="24"/>
+        </w:rPr>
+      </w:pPr>
+      <w:r>
+        <w:rPr>
+          <w:rFonts w:ascii="Arial" w:eastAsia="Arial" w:hAnsi="Arial" w:cs="Arial"/>
+          <w:sz w:val="24"/>
+          <w:szCs w:val="24"/>
+        </w:rPr>
+        <w:t xml:space="preserve">R01F01T01 Creación de </w:t>
+      </w:r>
+      <w:proofErr w:type="spellStart"/>
+      <w:r>
+        <w:rPr>
+          <w:rFonts w:ascii="Arial" w:eastAsia="Arial" w:hAnsi="Arial" w:cs="Arial"/>
+          <w:sz w:val="24"/>
+          <w:szCs w:val="24"/>
+        </w:rPr>
+        <w:t>VLANs</w:t>
+      </w:r>
+      <w:proofErr w:type="spellEnd"/>
+      <w:r>
+        <w:rPr>
+          <w:rFonts w:ascii="Arial" w:eastAsia="Arial" w:hAnsi="Arial" w:cs="Arial"/>
+          <w:sz w:val="24"/>
+          <w:szCs w:val="24"/>
+        </w:rPr>
+        <w:t xml:space="preserve"> y direccionamiento (VLAN 10)</w:t>
+      </w:r>
+    </w:p>
+    <w:p>
+      <w:pPr>
+        <w:spacing w:after="60" w:line="360" w:lineRule="auto"/>
+        <w:rPr>
+          <w:rFonts w:ascii="Arial" w:eastAsia="Arial" w:hAnsi="Arial" w:cs="Arial"/>
+          <w:sz w:val="24"/>
+          <w:szCs w:val="24"/>
+        </w:rPr>
+      </w:pPr>
+      <w:r>
+        <w:rPr>
+          <w:rFonts w:ascii="Arial" w:eastAsia="Arial" w:hAnsi="Arial" w:cs="Arial"/>
+          <w:b/>
+          <w:bCs/>
+          <w:sz w:val="24"/>
+          <w:szCs w:val="24"/>
+        </w:rPr>
+        <w:t xml:space="preserve">Objetivo: </w:t>
+      </w:r>
+      <w:r>
+        <w:rPr>
+          <w:rFonts w:ascii="Arial" w:eastAsia="Arial" w:hAnsi="Arial" w:cs="Arial"/>
+          <w:sz w:val="24"/>
+          <w:szCs w:val="24"/>
+        </w:rPr>
+        <w:t>crear la VLAN 10 (Usuarios) sobre em1 y asignarle direccionamiento 10.10.10.1/24.</w:t>
+      </w:r>
+    </w:p>
+    <w:p>
+      <w:pPr>
+        <w:spacing w:after="60" w:line="360" w:lineRule="auto"/>
+        <w:jc w:val="center"/>
+        <w:rPr>
+          <w:rFonts w:ascii="Arial" w:hAnsi="Arial" w:cs="Arial"/>
+          <w:sz w:val="24"/>
+          <w:szCs w:val="24"/>
+        </w:rPr>
+      </w:pPr>
+      <w:r>
+        <w:rPr>
+          <w:rFonts w:ascii="Arial" w:hAnsi="Arial" w:cs="Arial"/>
+          <w:noProof/>
+          <w:sz w:val="24"/>
+          <w:szCs w:val="24"/>
+        </w:rPr>
+        <w:drawing>
+          <wp:inline distT="0" distB="0" distL="0" distR="0">
+            <wp:extent cx="4105275" cy="2940461"/>
+            <wp:effectExtent l="0" t="0" r="0" b="0"/>
+            <wp:docPr id="7" name="Imagen 7"/>
+            <wp:cNvGraphicFramePr>
+              <a:graphicFrameLocks xmlns:a="http://schemas.openxmlformats.org/drawingml/2006/main" noChangeAspect="1"/>
+            </wp:cNvGraphicFramePr>
+            <a:graphic xmlns:a="http://schemas.openxmlformats.org/drawingml/2006/main">
+              <a:graphicData uri="http://schemas.openxmlformats.org/drawingml/2006/picture">
+                <pic:pic xmlns:pic="http://schemas.openxmlformats.org/drawingml/2006/picture">
+                  <pic:nvPicPr>
+                    <pic:cNvPr id="7" name="creando y asignando vlan 10.JPG"/>
+                    <pic:cNvPicPr/>
+                  </pic:nvPicPr>
+                  <pic:blipFill>
+                    <a:blip r:embed="rId17">
+                      <a:extLst>
+                        <a:ext uri="{28A0092B-C50C-407E-A947-70E740481C1C}">
+                          <a14:useLocalDpi xmlns:a14="http://schemas.microsoft.com/office/drawing/2010/main" val="0"/>
+                        </a:ext>
+                      </a:extLst>
+                    </a:blip>
+                    <a:stretch>
+                      <a:fillRect/>
+                    </a:stretch>
+                  </pic:blipFill>
+                  <pic:spPr>
+                    <a:xfrm>
+                      <a:off x="0" y="0"/>
+                      <a:ext cx="4110175" cy="2943970"/>
+                    </a:xfrm>
+                    <a:prstGeom prst="rect">
+                      <a:avLst/>
+                    </a:prstGeom>
+                  </pic:spPr>
+                </pic:pic>
+              </a:graphicData>
+            </a:graphic>
+          </wp:inline>
+        </w:drawing>
+      </w:r>
+    </w:p>
+    <w:p>
+      <w:pPr>
+        <w:spacing w:line="360" w:lineRule="auto"/>
+        <w:jc w:val="center"/>
+        <w:rPr>
+          <w:rFonts w:ascii="Arial" w:hAnsi="Arial" w:cs="Arial"/>
+          <w:color w:val="000000"/>
+          <w:sz w:val="24"/>
+          <w:szCs w:val="24"/>
+        </w:rPr>
+      </w:pPr>
+      <w:r>
+        <w:rPr>
+          <w:rFonts w:ascii="Arial" w:hAnsi="Arial" w:cs="Arial"/>
+          <w:color w:val="000000"/>
+          <w:sz w:val="24"/>
+          <w:szCs w:val="24"/>
+        </w:rPr>
+        <w:lastRenderedPageBreak/>
+        <w:t xml:space="preserve">Ilustración </w:t>
+      </w:r>
+      <w:r>
+        <w:rPr>
+          <w:rFonts w:ascii="Arial" w:hAnsi="Arial" w:cs="Arial"/>
+          <w:color w:val="000000"/>
+          <w:sz w:val="24"/>
+          <w:szCs w:val="24"/>
+        </w:rPr>
+        <w:t>10</w:t>
+      </w:r>
+      <w:r>
+        <w:rPr>
+          <w:rFonts w:ascii="Arial" w:hAnsi="Arial" w:cs="Arial"/>
+          <w:color w:val="000000"/>
+          <w:sz w:val="24"/>
+          <w:szCs w:val="24"/>
+        </w:rPr>
+        <w:t xml:space="preserve">: </w:t>
+      </w:r>
+      <w:r>
+        <w:rPr>
+          <w:rFonts w:ascii="Arial" w:hAnsi="Arial" w:cs="Arial"/>
+          <w:color w:val="000000"/>
+          <w:sz w:val="24"/>
+          <w:szCs w:val="24"/>
+        </w:rPr>
+        <w:t>Creando Vlan10</w:t>
+      </w:r>
+    </w:p>
+    <w:p>
+      <w:pPr>
+        <w:spacing w:after="60" w:line="360" w:lineRule="auto"/>
+        <w:jc w:val="center"/>
+        <w:rPr>
+          <w:rFonts w:ascii="Arial" w:hAnsi="Arial" w:cs="Arial"/>
+          <w:sz w:val="24"/>
+          <w:szCs w:val="24"/>
+        </w:rPr>
+      </w:pPr>
+    </w:p>
+    <w:p>
+      <w:pPr>
+        <w:spacing w:after="40" w:line="360" w:lineRule="auto"/>
+        <w:rPr>
+          <w:rFonts w:ascii="Arial" w:hAnsi="Arial" w:cs="Arial"/>
+          <w:sz w:val="24"/>
+          <w:szCs w:val="24"/>
+        </w:rPr>
+      </w:pPr>
+      <w:r>
+        <w:rPr>
+          <w:rFonts w:ascii="Arial" w:eastAsia="Arial" w:hAnsi="Arial" w:cs="Arial"/>
+          <w:b/>
+          <w:bCs/>
+          <w:sz w:val="24"/>
+          <w:szCs w:val="24"/>
+        </w:rPr>
+        <w:t>Configuración realizada:</w:t>
+      </w:r>
+    </w:p>
+    <w:p>
+      <w:pPr>
+        <w:spacing w:after="40" w:line="360" w:lineRule="auto"/>
+        <w:ind w:left="454"/>
+        <w:rPr>
+          <w:rFonts w:ascii="Arial" w:hAnsi="Arial" w:cs="Arial"/>
+          <w:sz w:val="24"/>
+          <w:szCs w:val="24"/>
+        </w:rPr>
+      </w:pPr>
+      <w:r>
+        <w:rPr>
+          <w:rFonts w:ascii="Arial" w:eastAsia="Arial" w:hAnsi="Arial" w:cs="Arial"/>
+          <w:sz w:val="24"/>
+          <w:szCs w:val="24"/>
+        </w:rPr>
+        <w:t xml:space="preserve">– </w:t>
+      </w:r>
+      <w:proofErr w:type="spellStart"/>
+      <w:r>
+        <w:rPr>
+          <w:rFonts w:ascii="Arial" w:eastAsia="Arial" w:hAnsi="Arial" w:cs="Arial"/>
+          <w:sz w:val="24"/>
+          <w:szCs w:val="24"/>
+        </w:rPr>
+        <w:t>pfSense</w:t>
+      </w:r>
+      <w:proofErr w:type="spellEnd"/>
+      <w:r>
+        <w:rPr>
+          <w:rFonts w:ascii="Arial" w:eastAsia="Arial" w:hAnsi="Arial" w:cs="Arial"/>
+          <w:sz w:val="24"/>
+          <w:szCs w:val="24"/>
+        </w:rPr>
+        <w:t xml:space="preserve"> (consola) opción 1 "</w:t>
+      </w:r>
+      <w:proofErr w:type="spellStart"/>
+      <w:r>
+        <w:rPr>
+          <w:rFonts w:ascii="Arial" w:eastAsia="Arial" w:hAnsi="Arial" w:cs="Arial"/>
+          <w:sz w:val="24"/>
+          <w:szCs w:val="24"/>
+        </w:rPr>
+        <w:t>Assign</w:t>
+      </w:r>
+      <w:proofErr w:type="spellEnd"/>
+      <w:r>
+        <w:rPr>
+          <w:rFonts w:ascii="Arial" w:eastAsia="Arial" w:hAnsi="Arial" w:cs="Arial"/>
+          <w:sz w:val="24"/>
+          <w:szCs w:val="24"/>
+        </w:rPr>
+        <w:t xml:space="preserve"> Interfaces": VLAN con </w:t>
+      </w:r>
+      <w:proofErr w:type="spellStart"/>
+      <w:r>
+        <w:rPr>
+          <w:rFonts w:ascii="Arial" w:eastAsia="Arial" w:hAnsi="Arial" w:cs="Arial"/>
+          <w:sz w:val="24"/>
+          <w:szCs w:val="24"/>
+        </w:rPr>
+        <w:t>parent</w:t>
+      </w:r>
+      <w:proofErr w:type="spellEnd"/>
+      <w:r>
+        <w:rPr>
+          <w:rFonts w:ascii="Arial" w:eastAsia="Arial" w:hAnsi="Arial" w:cs="Arial"/>
+          <w:sz w:val="24"/>
+          <w:szCs w:val="24"/>
+        </w:rPr>
+        <w:t xml:space="preserve"> em1, tag 10, asignada como LAN (em1.10).</w:t>
+      </w:r>
+    </w:p>
+    <w:p>
+      <w:pPr>
+        <w:spacing w:after="40" w:line="360" w:lineRule="auto"/>
+        <w:ind w:left="454"/>
+        <w:rPr>
+          <w:rFonts w:ascii="Arial" w:hAnsi="Arial" w:cs="Arial"/>
+          <w:sz w:val="24"/>
+          <w:szCs w:val="24"/>
+        </w:rPr>
+      </w:pPr>
+      <w:r>
+        <w:rPr>
+          <w:rFonts w:ascii="Arial" w:eastAsia="Arial" w:hAnsi="Arial" w:cs="Arial"/>
+          <w:sz w:val="24"/>
+          <w:szCs w:val="24"/>
+        </w:rPr>
+        <w:t xml:space="preserve">– </w:t>
+      </w:r>
+      <w:proofErr w:type="spellStart"/>
+      <w:r>
+        <w:rPr>
+          <w:rFonts w:ascii="Arial" w:eastAsia="Arial" w:hAnsi="Arial" w:cs="Arial"/>
+          <w:sz w:val="24"/>
+          <w:szCs w:val="24"/>
+        </w:rPr>
+        <w:t>pfSense</w:t>
+      </w:r>
+      <w:proofErr w:type="spellEnd"/>
+      <w:r>
+        <w:rPr>
+          <w:rFonts w:ascii="Arial" w:eastAsia="Arial" w:hAnsi="Arial" w:cs="Arial"/>
+          <w:sz w:val="24"/>
+          <w:szCs w:val="24"/>
+        </w:rPr>
+        <w:t xml:space="preserve"> (consola) opción 2 "Set interface IP": em1.10 = 10.10.10.1/24; servidor DHCP habilitado (rango 10.10.10.100–200).</w:t>
+      </w:r>
+    </w:p>
+    <w:p>
+      <w:pPr>
+        <w:spacing w:after="40" w:line="360" w:lineRule="auto"/>
+        <w:ind w:left="454"/>
+        <w:rPr>
+          <w:rFonts w:ascii="Arial" w:eastAsia="Arial" w:hAnsi="Arial" w:cs="Arial"/>
+          <w:sz w:val="24"/>
+          <w:szCs w:val="24"/>
+        </w:rPr>
+      </w:pPr>
+      <w:r>
+        <w:rPr>
+          <w:rFonts w:ascii="Arial" w:eastAsia="Arial" w:hAnsi="Arial" w:cs="Arial"/>
+          <w:sz w:val="24"/>
+          <w:szCs w:val="24"/>
+        </w:rPr>
+        <w:t xml:space="preserve">– </w:t>
+      </w:r>
+      <w:proofErr w:type="spellStart"/>
+      <w:r>
+        <w:rPr>
+          <w:rFonts w:ascii="Arial" w:eastAsia="Arial" w:hAnsi="Arial" w:cs="Arial"/>
+          <w:sz w:val="24"/>
+          <w:szCs w:val="24"/>
+        </w:rPr>
+        <w:t>Switch</w:t>
+      </w:r>
+      <w:proofErr w:type="spellEnd"/>
+      <w:r>
+        <w:rPr>
+          <w:rFonts w:ascii="Arial" w:eastAsia="Arial" w:hAnsi="Arial" w:cs="Arial"/>
+          <w:sz w:val="24"/>
+          <w:szCs w:val="24"/>
+        </w:rPr>
+        <w:t xml:space="preserve"> (GNS3): puerto a </w:t>
+      </w:r>
+      <w:proofErr w:type="spellStart"/>
+      <w:r>
+        <w:rPr>
+          <w:rFonts w:ascii="Arial" w:eastAsia="Arial" w:hAnsi="Arial" w:cs="Arial"/>
+          <w:sz w:val="24"/>
+          <w:szCs w:val="24"/>
+        </w:rPr>
+        <w:t>pfSense</w:t>
+      </w:r>
+      <w:proofErr w:type="spellEnd"/>
+      <w:r>
+        <w:rPr>
+          <w:rFonts w:ascii="Arial" w:eastAsia="Arial" w:hAnsi="Arial" w:cs="Arial"/>
+          <w:sz w:val="24"/>
+          <w:szCs w:val="24"/>
+        </w:rPr>
+        <w:t xml:space="preserve"> = dot1q VLAN 1 (troncal); puerto a PC1 = </w:t>
+      </w:r>
+      <w:proofErr w:type="spellStart"/>
+      <w:r>
+        <w:rPr>
+          <w:rFonts w:ascii="Arial" w:eastAsia="Arial" w:hAnsi="Arial" w:cs="Arial"/>
+          <w:sz w:val="24"/>
+          <w:szCs w:val="24"/>
+        </w:rPr>
+        <w:t>access</w:t>
+      </w:r>
+      <w:proofErr w:type="spellEnd"/>
+      <w:r>
+        <w:rPr>
+          <w:rFonts w:ascii="Arial" w:eastAsia="Arial" w:hAnsi="Arial" w:cs="Arial"/>
+          <w:sz w:val="24"/>
+          <w:szCs w:val="24"/>
+        </w:rPr>
+        <w:t xml:space="preserve"> VLAN 10.</w:t>
+      </w:r>
+    </w:p>
+    <w:p>
+      <w:pPr>
+        <w:spacing w:after="40" w:line="360" w:lineRule="auto"/>
+        <w:ind w:left="454"/>
+        <w:rPr>
+          <w:rFonts w:ascii="Arial" w:hAnsi="Arial" w:cs="Arial"/>
+          <w:sz w:val="24"/>
+          <w:szCs w:val="24"/>
+        </w:rPr>
+      </w:pPr>
+    </w:p>
+    <w:p>
+      <w:pPr>
+        <w:spacing w:after="40" w:line="360" w:lineRule="auto"/>
+        <w:ind w:left="454"/>
+        <w:jc w:val="center"/>
+        <w:rPr>
+          <w:rFonts w:ascii="Arial" w:hAnsi="Arial" w:cs="Arial"/>
+          <w:sz w:val="24"/>
+          <w:szCs w:val="24"/>
+        </w:rPr>
+      </w:pPr>
+      <w:r>
+        <w:rPr>
+          <w:rFonts w:ascii="Arial" w:hAnsi="Arial" w:cs="Arial"/>
+          <w:noProof/>
+          <w:sz w:val="24"/>
+          <w:szCs w:val="24"/>
+        </w:rPr>
+        <w:drawing>
+          <wp:inline distT="0" distB="0" distL="0" distR="0">
+            <wp:extent cx="3465284" cy="2552700"/>
+            <wp:effectExtent l="0" t="0" r="1905" b="0"/>
+            <wp:docPr id="8" name="Imagen 8"/>
+            <wp:cNvGraphicFramePr>
+              <a:graphicFrameLocks xmlns:a="http://schemas.openxmlformats.org/drawingml/2006/main" noChangeAspect="1"/>
+            </wp:cNvGraphicFramePr>
+            <a:graphic xmlns:a="http://schemas.openxmlformats.org/drawingml/2006/main">
+              <a:graphicData uri="http://schemas.openxmlformats.org/drawingml/2006/picture">
+                <pic:pic xmlns:pic="http://schemas.openxmlformats.org/drawingml/2006/picture">
+                  <pic:nvPicPr>
+                    <pic:cNvPr id="8" name="asignando ip a vlan10.JPG"/>
+                    <pic:cNvPicPr/>
+                  </pic:nvPicPr>
+                  <pic:blipFill>
+                    <a:blip r:embed="rId18">
+                      <a:extLst>
+                        <a:ext uri="{28A0092B-C50C-407E-A947-70E740481C1C}">
+                          <a14:useLocalDpi xmlns:a14="http://schemas.microsoft.com/office/drawing/2010/main" val="0"/>
+                        </a:ext>
+                      </a:extLst>
+                    </a:blip>
+                    <a:stretch>
+                      <a:fillRect/>
+                    </a:stretch>
+                  </pic:blipFill>
+                  <pic:spPr>
+                    <a:xfrm>
+                      <a:off x="0" y="0"/>
+                      <a:ext cx="3472086" cy="2557711"/>
+                    </a:xfrm>
+                    <a:prstGeom prst="rect">
+                      <a:avLst/>
+                    </a:prstGeom>
+                  </pic:spPr>
+                </pic:pic>
+              </a:graphicData>
+            </a:graphic>
+          </wp:inline>
+        </w:drawing>
+      </w:r>
+    </w:p>
+    <w:p>
+      <w:pPr>
+        <w:spacing w:line="360" w:lineRule="auto"/>
+        <w:jc w:val="center"/>
+        <w:rPr>
+          <w:rFonts w:ascii="Arial" w:hAnsi="Arial" w:cs="Arial"/>
+          <w:color w:val="000000"/>
+          <w:sz w:val="24"/>
+          <w:szCs w:val="24"/>
+        </w:rPr>
+      </w:pPr>
+      <w:r>
+        <w:rPr>
+          <w:rFonts w:ascii="Arial" w:hAnsi="Arial" w:cs="Arial"/>
+          <w:color w:val="000000"/>
+          <w:sz w:val="24"/>
+          <w:szCs w:val="24"/>
+        </w:rPr>
+        <w:t xml:space="preserve">Ilustración </w:t>
+      </w:r>
+      <w:r>
+        <w:rPr>
+          <w:rFonts w:ascii="Arial" w:hAnsi="Arial" w:cs="Arial"/>
+          <w:color w:val="000000"/>
+          <w:sz w:val="24"/>
+          <w:szCs w:val="24"/>
+        </w:rPr>
+        <w:t>10</w:t>
+      </w:r>
+      <w:r>
+        <w:rPr>
+          <w:rFonts w:ascii="Arial" w:hAnsi="Arial" w:cs="Arial"/>
+          <w:color w:val="000000"/>
+          <w:sz w:val="24"/>
+          <w:szCs w:val="24"/>
+        </w:rPr>
+        <w:t xml:space="preserve">: </w:t>
+      </w:r>
+      <w:r>
+        <w:rPr>
+          <w:rFonts w:ascii="Arial" w:hAnsi="Arial" w:cs="Arial"/>
+          <w:color w:val="000000"/>
+          <w:sz w:val="24"/>
+          <w:szCs w:val="24"/>
+        </w:rPr>
+        <w:t xml:space="preserve">Configurando </w:t>
+      </w:r>
+      <w:proofErr w:type="spellStart"/>
+      <w:r>
+        <w:rPr>
+          <w:rFonts w:ascii="Arial" w:hAnsi="Arial" w:cs="Arial"/>
+          <w:color w:val="000000"/>
+          <w:sz w:val="24"/>
+          <w:szCs w:val="24"/>
+        </w:rPr>
+        <w:t>ip</w:t>
+      </w:r>
+      <w:proofErr w:type="spellEnd"/>
+    </w:p>
+    <w:p>
+      <w:pPr>
+        <w:spacing w:after="40" w:line="360" w:lineRule="auto"/>
+        <w:ind w:left="454"/>
+        <w:jc w:val="center"/>
+        <w:rPr>
+          <w:rFonts w:ascii="Arial" w:hAnsi="Arial" w:cs="Arial"/>
+          <w:sz w:val="24"/>
+          <w:szCs w:val="24"/>
+        </w:rPr>
+      </w:pPr>
+    </w:p>
+    <w:p>
+      <w:pPr>
+        <w:spacing w:after="60" w:line="360" w:lineRule="auto"/>
+        <w:rPr>
+          <w:rFonts w:ascii="Arial" w:eastAsia="Arial" w:hAnsi="Arial" w:cs="Arial"/>
+          <w:sz w:val="24"/>
+          <w:szCs w:val="24"/>
+        </w:rPr>
+      </w:pPr>
+      <w:r>
+        <w:rPr>
+          <w:rFonts w:ascii="Arial" w:eastAsia="Arial" w:hAnsi="Arial" w:cs="Arial"/>
+          <w:b/>
+          <w:bCs/>
+          <w:sz w:val="24"/>
+          <w:szCs w:val="24"/>
+        </w:rPr>
+        <w:t xml:space="preserve">Prueba (P): </w:t>
+      </w:r>
+      <w:r>
+        <w:rPr>
+          <w:rFonts w:ascii="Arial" w:eastAsia="Arial" w:hAnsi="Arial" w:cs="Arial"/>
+          <w:sz w:val="24"/>
+          <w:szCs w:val="24"/>
+        </w:rPr>
+        <w:t>PC1 (VPCS) obtiene 10.10.10.100 por DHCP y hace ping a 10.10.10.1 → Resultado: correcto (~3–5 ms).</w:t>
+      </w:r>
+    </w:p>
+    <w:p>
+      <w:pPr>
+        <w:spacing w:after="60" w:line="360" w:lineRule="auto"/>
+        <w:jc w:val="center"/>
+        <w:rPr>
+          <w:rFonts w:ascii="Arial" w:hAnsi="Arial" w:cs="Arial"/>
+          <w:sz w:val="24"/>
+          <w:szCs w:val="24"/>
+        </w:rPr>
+      </w:pPr>
+      <w:r>
+        <w:rPr>
+          <w:rFonts w:ascii="Arial" w:hAnsi="Arial" w:cs="Arial"/>
+          <w:noProof/>
+          <w:sz w:val="24"/>
+          <w:szCs w:val="24"/>
+        </w:rPr>
+        <w:lastRenderedPageBreak/>
+        <w:drawing>
+          <wp:inline distT="0" distB="0" distL="0" distR="0">
+            <wp:extent cx="3781425" cy="3137510"/>
+            <wp:effectExtent l="0" t="0" r="0" b="6350"/>
+            <wp:docPr id="9" name="Imagen 9"/>
+            <wp:cNvGraphicFramePr>
+              <a:graphicFrameLocks xmlns:a="http://schemas.openxmlformats.org/drawingml/2006/main" noChangeAspect="1"/>
+            </wp:cNvGraphicFramePr>
+            <a:graphic xmlns:a="http://schemas.openxmlformats.org/drawingml/2006/main">
+              <a:graphicData uri="http://schemas.openxmlformats.org/drawingml/2006/picture">
+                <pic:pic xmlns:pic="http://schemas.openxmlformats.org/drawingml/2006/picture">
+                  <pic:nvPicPr>
+                    <pic:cNvPr id="9" name="ping correcto 1.JPG"/>
+                    <pic:cNvPicPr/>
+                  </pic:nvPicPr>
+                  <pic:blipFill>
+                    <a:blip r:embed="rId19">
+                      <a:extLst>
+                        <a:ext uri="{28A0092B-C50C-407E-A947-70E740481C1C}">
+                          <a14:useLocalDpi xmlns:a14="http://schemas.microsoft.com/office/drawing/2010/main" val="0"/>
+                        </a:ext>
+                      </a:extLst>
+                    </a:blip>
+                    <a:stretch>
+                      <a:fillRect/>
+                    </a:stretch>
+                  </pic:blipFill>
+                  <pic:spPr>
+                    <a:xfrm>
+                      <a:off x="0" y="0"/>
+                      <a:ext cx="3793143" cy="3147233"/>
+                    </a:xfrm>
+                    <a:prstGeom prst="rect">
+                      <a:avLst/>
+                    </a:prstGeom>
+                  </pic:spPr>
+                </pic:pic>
+              </a:graphicData>
+            </a:graphic>
+          </wp:inline>
+        </w:drawing>
+      </w:r>
+    </w:p>
+    <w:p>
+      <w:pPr>
+        <w:spacing w:line="360" w:lineRule="auto"/>
+        <w:jc w:val="center"/>
+        <w:rPr>
+          <w:rFonts w:ascii="Arial" w:hAnsi="Arial" w:cs="Arial"/>
+          <w:color w:val="000000"/>
+          <w:sz w:val="24"/>
+          <w:szCs w:val="24"/>
+        </w:rPr>
+      </w:pPr>
+      <w:r>
+        <w:rPr>
+          <w:rFonts w:ascii="Arial" w:hAnsi="Arial" w:cs="Arial"/>
+          <w:color w:val="000000"/>
+          <w:sz w:val="24"/>
+          <w:szCs w:val="24"/>
+        </w:rPr>
+        <w:t xml:space="preserve">Ilustración </w:t>
+      </w:r>
+      <w:r>
+        <w:rPr>
+          <w:rFonts w:ascii="Arial" w:hAnsi="Arial" w:cs="Arial"/>
+          <w:color w:val="000000"/>
+          <w:sz w:val="24"/>
+          <w:szCs w:val="24"/>
+        </w:rPr>
+        <w:t>11</w:t>
+      </w:r>
+      <w:r>
+        <w:rPr>
+          <w:rFonts w:ascii="Arial" w:hAnsi="Arial" w:cs="Arial"/>
+          <w:color w:val="000000"/>
+          <w:sz w:val="24"/>
+          <w:szCs w:val="24"/>
+        </w:rPr>
+        <w:t xml:space="preserve">: </w:t>
+      </w:r>
+      <w:r>
+        <w:rPr>
+          <w:rFonts w:ascii="Arial" w:hAnsi="Arial" w:cs="Arial"/>
+          <w:color w:val="000000"/>
+          <w:sz w:val="24"/>
+          <w:szCs w:val="24"/>
+        </w:rPr>
+        <w:t>Ping funcional</w:t>
+      </w:r>
+    </w:p>
+    <w:p>
+      <w:pPr>
+        <w:spacing w:after="60" w:line="360" w:lineRule="auto"/>
+        <w:jc w:val="center"/>
+        <w:rPr>
+          <w:rFonts w:ascii="Arial" w:hAnsi="Arial" w:cs="Arial"/>
+          <w:sz w:val="24"/>
+          <w:szCs w:val="24"/>
+        </w:rPr>
+      </w:pPr>
+    </w:p>
+    <w:p>
+      <w:pPr>
+        <w:spacing w:after="40" w:line="360" w:lineRule="auto"/>
+        <w:rPr>
+          <w:rFonts w:ascii="Arial" w:hAnsi="Arial" w:cs="Arial"/>
+          <w:sz w:val="24"/>
+          <w:szCs w:val="24"/>
+        </w:rPr>
+      </w:pPr>
+      <w:r>
+        <w:rPr>
+          <w:rFonts w:ascii="Arial" w:eastAsia="Arial" w:hAnsi="Arial" w:cs="Arial"/>
+          <w:b/>
+          <w:bCs/>
+          <w:sz w:val="24"/>
+          <w:szCs w:val="24"/>
+        </w:rPr>
+        <w:t>Incidencias controladas:</w:t>
+      </w:r>
+    </w:p>
+    <w:p>
+      <w:pPr>
+        <w:spacing w:after="40" w:line="360" w:lineRule="auto"/>
+        <w:ind w:left="454"/>
+        <w:rPr>
+          <w:rFonts w:ascii="Arial" w:hAnsi="Arial" w:cs="Arial"/>
+          <w:sz w:val="24"/>
+          <w:szCs w:val="24"/>
+        </w:rPr>
+      </w:pPr>
+      <w:r>
+        <w:rPr>
+          <w:rFonts w:ascii="Arial" w:eastAsia="Arial" w:hAnsi="Arial" w:cs="Arial"/>
+          <w:sz w:val="24"/>
+          <w:szCs w:val="24"/>
+        </w:rPr>
+        <w:t>1. Al fijar la IP se respondió "y" a "</w:t>
+      </w:r>
+      <w:proofErr w:type="spellStart"/>
+      <w:r>
+        <w:rPr>
+          <w:rFonts w:ascii="Arial" w:eastAsia="Arial" w:hAnsi="Arial" w:cs="Arial"/>
+          <w:sz w:val="24"/>
+          <w:szCs w:val="24"/>
+        </w:rPr>
+        <w:t>via</w:t>
+      </w:r>
+      <w:proofErr w:type="spellEnd"/>
+      <w:r>
+        <w:rPr>
+          <w:rFonts w:ascii="Arial" w:eastAsia="Arial" w:hAnsi="Arial" w:cs="Arial"/>
+          <w:sz w:val="24"/>
+          <w:szCs w:val="24"/>
+        </w:rPr>
+        <w:t xml:space="preserve"> DHCP?" en vez de "n"; la interfaz quedó como cliente DHCP sin IP fija. Solución: repetir la opción 2 con "n" y fijar 10.10.10.1/24 + rango DHCP.</w:t>
+      </w:r>
+    </w:p>
+    <w:p>
+      <w:pPr>
+        <w:spacing w:after="40" w:line="360" w:lineRule="auto"/>
+        <w:ind w:left="454"/>
+        <w:rPr>
+          <w:rFonts w:ascii="Arial" w:eastAsia="Arial" w:hAnsi="Arial" w:cs="Arial"/>
+          <w:sz w:val="24"/>
+          <w:szCs w:val="24"/>
+        </w:rPr>
+      </w:pPr>
+      <w:r>
+        <w:rPr>
+          <w:rFonts w:ascii="Arial" w:eastAsia="Arial" w:hAnsi="Arial" w:cs="Arial"/>
+          <w:sz w:val="24"/>
+          <w:szCs w:val="24"/>
+        </w:rPr>
+        <w:t xml:space="preserve">2. Sin conectividad inicial: los puertos del </w:t>
+      </w:r>
+      <w:proofErr w:type="spellStart"/>
+      <w:r>
+        <w:rPr>
+          <w:rFonts w:ascii="Arial" w:eastAsia="Arial" w:hAnsi="Arial" w:cs="Arial"/>
+          <w:sz w:val="24"/>
+          <w:szCs w:val="24"/>
+        </w:rPr>
+        <w:t>switch</w:t>
+      </w:r>
+      <w:proofErr w:type="spellEnd"/>
+      <w:r>
+        <w:rPr>
+          <w:rFonts w:ascii="Arial" w:eastAsia="Arial" w:hAnsi="Arial" w:cs="Arial"/>
+          <w:sz w:val="24"/>
+          <w:szCs w:val="24"/>
+        </w:rPr>
+        <w:t xml:space="preserve"> estaban en </w:t>
+      </w:r>
+      <w:proofErr w:type="spellStart"/>
+      <w:r>
+        <w:rPr>
+          <w:rFonts w:ascii="Arial" w:eastAsia="Arial" w:hAnsi="Arial" w:cs="Arial"/>
+          <w:sz w:val="24"/>
+          <w:szCs w:val="24"/>
+        </w:rPr>
+        <w:t>access</w:t>
+      </w:r>
+      <w:proofErr w:type="spellEnd"/>
+      <w:r>
+        <w:rPr>
+          <w:rFonts w:ascii="Arial" w:eastAsia="Arial" w:hAnsi="Arial" w:cs="Arial"/>
+          <w:sz w:val="24"/>
+          <w:szCs w:val="24"/>
+        </w:rPr>
+        <w:t xml:space="preserve"> VLAN 1 por defecto y, al configurarlos, quedaron invertidos (dot1q/</w:t>
+      </w:r>
+      <w:proofErr w:type="spellStart"/>
+      <w:r>
+        <w:rPr>
+          <w:rFonts w:ascii="Arial" w:eastAsia="Arial" w:hAnsi="Arial" w:cs="Arial"/>
+          <w:sz w:val="24"/>
+          <w:szCs w:val="24"/>
+        </w:rPr>
+        <w:t>access</w:t>
+      </w:r>
+      <w:proofErr w:type="spellEnd"/>
+      <w:r>
+        <w:rPr>
+          <w:rFonts w:ascii="Arial" w:eastAsia="Arial" w:hAnsi="Arial" w:cs="Arial"/>
+          <w:sz w:val="24"/>
+          <w:szCs w:val="24"/>
+        </w:rPr>
+        <w:t xml:space="preserve"> en el puerto equivocado). Detectado con el </w:t>
+      </w:r>
+      <w:proofErr w:type="spellStart"/>
+      <w:r>
+        <w:rPr>
+          <w:rFonts w:ascii="Arial" w:eastAsia="Arial" w:hAnsi="Arial" w:cs="Arial"/>
+          <w:sz w:val="24"/>
+          <w:szCs w:val="24"/>
+        </w:rPr>
+        <w:t>tooltip</w:t>
+      </w:r>
+      <w:proofErr w:type="spellEnd"/>
+      <w:r>
+        <w:rPr>
+          <w:rFonts w:ascii="Arial" w:eastAsia="Arial" w:hAnsi="Arial" w:cs="Arial"/>
+          <w:sz w:val="24"/>
+          <w:szCs w:val="24"/>
+        </w:rPr>
+        <w:t xml:space="preserve"> del enlace (</w:t>
+      </w:r>
+      <w:proofErr w:type="spellStart"/>
+      <w:r>
+        <w:rPr>
+          <w:rFonts w:ascii="Arial" w:eastAsia="Arial" w:hAnsi="Arial" w:cs="Arial"/>
+          <w:sz w:val="24"/>
+          <w:szCs w:val="24"/>
+        </w:rPr>
+        <w:t>pfSense</w:t>
+      </w:r>
+      <w:proofErr w:type="spellEnd"/>
+      <w:r>
+        <w:rPr>
+          <w:rFonts w:ascii="Arial" w:eastAsia="Arial" w:hAnsi="Arial" w:cs="Arial"/>
+          <w:sz w:val="24"/>
+          <w:szCs w:val="24"/>
+        </w:rPr>
+        <w:t xml:space="preserve"> em1 = </w:t>
+      </w:r>
+      <w:proofErr w:type="spellStart"/>
+      <w:r>
+        <w:rPr>
+          <w:rFonts w:ascii="Arial" w:eastAsia="Arial" w:hAnsi="Arial" w:cs="Arial"/>
+          <w:sz w:val="24"/>
+          <w:szCs w:val="24"/>
+        </w:rPr>
+        <w:t>switch</w:t>
+      </w:r>
+      <w:proofErr w:type="spellEnd"/>
+      <w:r>
+        <w:rPr>
+          <w:rFonts w:ascii="Arial" w:eastAsia="Arial" w:hAnsi="Arial" w:cs="Arial"/>
+          <w:sz w:val="24"/>
+          <w:szCs w:val="24"/>
+        </w:rPr>
+        <w:t xml:space="preserve"> </w:t>
+      </w:r>
+      <w:proofErr w:type="spellStart"/>
+      <w:r>
+        <w:rPr>
+          <w:rFonts w:ascii="Arial" w:eastAsia="Arial" w:hAnsi="Arial" w:cs="Arial"/>
+          <w:sz w:val="24"/>
+          <w:szCs w:val="24"/>
+        </w:rPr>
+        <w:t>port</w:t>
+      </w:r>
+      <w:proofErr w:type="spellEnd"/>
+      <w:r>
+        <w:rPr>
+          <w:rFonts w:ascii="Arial" w:eastAsia="Arial" w:hAnsi="Arial" w:cs="Arial"/>
+          <w:sz w:val="24"/>
+          <w:szCs w:val="24"/>
+        </w:rPr>
+        <w:t xml:space="preserve"> 0; PC1 = </w:t>
+      </w:r>
+      <w:proofErr w:type="spellStart"/>
+      <w:r>
+        <w:rPr>
+          <w:rFonts w:ascii="Arial" w:eastAsia="Arial" w:hAnsi="Arial" w:cs="Arial"/>
+          <w:sz w:val="24"/>
+          <w:szCs w:val="24"/>
+        </w:rPr>
+        <w:t>switch</w:t>
+      </w:r>
+      <w:proofErr w:type="spellEnd"/>
+      <w:r>
+        <w:rPr>
+          <w:rFonts w:ascii="Arial" w:eastAsia="Arial" w:hAnsi="Arial" w:cs="Arial"/>
+          <w:sz w:val="24"/>
+          <w:szCs w:val="24"/>
+        </w:rPr>
+        <w:t xml:space="preserve"> </w:t>
+      </w:r>
+      <w:proofErr w:type="spellStart"/>
+      <w:r>
+        <w:rPr>
+          <w:rFonts w:ascii="Arial" w:eastAsia="Arial" w:hAnsi="Arial" w:cs="Arial"/>
+          <w:sz w:val="24"/>
+          <w:szCs w:val="24"/>
+        </w:rPr>
+        <w:t>port</w:t>
+      </w:r>
+      <w:proofErr w:type="spellEnd"/>
+      <w:r>
+        <w:rPr>
+          <w:rFonts w:ascii="Arial" w:eastAsia="Arial" w:hAnsi="Arial" w:cs="Arial"/>
+          <w:sz w:val="24"/>
+          <w:szCs w:val="24"/>
+        </w:rPr>
+        <w:t xml:space="preserve"> 1). Solución: </w:t>
+      </w:r>
+      <w:proofErr w:type="spellStart"/>
+      <w:r>
+        <w:rPr>
+          <w:rFonts w:ascii="Arial" w:eastAsia="Arial" w:hAnsi="Arial" w:cs="Arial"/>
+          <w:sz w:val="24"/>
+          <w:szCs w:val="24"/>
+        </w:rPr>
+        <w:t>port</w:t>
+      </w:r>
+      <w:proofErr w:type="spellEnd"/>
+      <w:r>
+        <w:rPr>
+          <w:rFonts w:ascii="Arial" w:eastAsia="Arial" w:hAnsi="Arial" w:cs="Arial"/>
+          <w:sz w:val="24"/>
+          <w:szCs w:val="24"/>
+        </w:rPr>
+        <w:t xml:space="preserve"> 0 = dot1q VLAN 1, </w:t>
+      </w:r>
+      <w:proofErr w:type="spellStart"/>
+      <w:r>
+        <w:rPr>
+          <w:rFonts w:ascii="Arial" w:eastAsia="Arial" w:hAnsi="Arial" w:cs="Arial"/>
+          <w:sz w:val="24"/>
+          <w:szCs w:val="24"/>
+        </w:rPr>
+        <w:t>port</w:t>
+      </w:r>
+      <w:proofErr w:type="spellEnd"/>
+      <w:r>
+        <w:rPr>
+          <w:rFonts w:ascii="Arial" w:eastAsia="Arial" w:hAnsi="Arial" w:cs="Arial"/>
+          <w:sz w:val="24"/>
+          <w:szCs w:val="24"/>
+        </w:rPr>
+        <w:t xml:space="preserve"> 1 = </w:t>
+      </w:r>
+      <w:proofErr w:type="spellStart"/>
+      <w:r>
+        <w:rPr>
+          <w:rFonts w:ascii="Arial" w:eastAsia="Arial" w:hAnsi="Arial" w:cs="Arial"/>
+          <w:sz w:val="24"/>
+          <w:szCs w:val="24"/>
+        </w:rPr>
+        <w:t>access</w:t>
+      </w:r>
+      <w:proofErr w:type="spellEnd"/>
+      <w:r>
+        <w:rPr>
+          <w:rFonts w:ascii="Arial" w:eastAsia="Arial" w:hAnsi="Arial" w:cs="Arial"/>
+          <w:sz w:val="24"/>
+          <w:szCs w:val="24"/>
+        </w:rPr>
+        <w:t xml:space="preserve"> VLAN 10.</w:t>
+      </w:r>
+    </w:p>
+    <w:p>
+      <w:pPr>
+        <w:spacing w:after="40" w:line="360" w:lineRule="auto"/>
+        <w:ind w:left="454"/>
+        <w:rPr>
+          <w:rFonts w:ascii="Arial" w:hAnsi="Arial" w:cs="Arial"/>
+          <w:sz w:val="24"/>
+          <w:szCs w:val="24"/>
+        </w:rPr>
+      </w:pPr>
+    </w:p>
+    <w:p>
+      <w:pPr>
+        <w:spacing w:after="40" w:line="360" w:lineRule="auto"/>
+        <w:ind w:left="454"/>
+        <w:jc w:val="center"/>
+        <w:rPr>
+          <w:rFonts w:ascii="Arial" w:hAnsi="Arial" w:cs="Arial"/>
+          <w:sz w:val="24"/>
+          <w:szCs w:val="24"/>
+        </w:rPr>
+      </w:pPr>
+      <w:r>
+        <w:rPr>
+          <w:rFonts w:ascii="Arial" w:hAnsi="Arial" w:cs="Arial"/>
+          <w:noProof/>
+          <w:sz w:val="24"/>
+          <w:szCs w:val="24"/>
+        </w:rPr>
+        <w:drawing>
+          <wp:inline distT="0" distB="0" distL="0" distR="0">
+            <wp:extent cx="4067175" cy="1780797"/>
+            <wp:effectExtent l="0" t="0" r="0" b="0"/>
+            <wp:docPr id="10" name="Imagen 10"/>
+            <wp:cNvGraphicFramePr>
+              <a:graphicFrameLocks xmlns:a="http://schemas.openxmlformats.org/drawingml/2006/main" noChangeAspect="1"/>
+            </wp:cNvGraphicFramePr>
+            <a:graphic xmlns:a="http://schemas.openxmlformats.org/drawingml/2006/main">
+              <a:graphicData uri="http://schemas.openxmlformats.org/drawingml/2006/picture">
+                <pic:pic xmlns:pic="http://schemas.openxmlformats.org/drawingml/2006/picture">
+                  <pic:nvPicPr>
+                    <pic:cNvPr id="10" name="pfsense2.JPG"/>
+                    <pic:cNvPicPr/>
+                  </pic:nvPicPr>
+                  <pic:blipFill>
+                    <a:blip r:embed="rId20" cstate="print">
+                      <a:extLst>
+                        <a:ext uri="{28A0092B-C50C-407E-A947-70E740481C1C}">
+                          <a14:useLocalDpi xmlns:a14="http://schemas.microsoft.com/office/drawing/2010/main" val="0"/>
+                        </a:ext>
+                      </a:extLst>
+                    </a:blip>
+                    <a:stretch>
+                      <a:fillRect/>
+                    </a:stretch>
+                  </pic:blipFill>
+                  <pic:spPr>
+                    <a:xfrm>
+                      <a:off x="0" y="0"/>
+                      <a:ext cx="4072883" cy="1783296"/>
+                    </a:xfrm>
+                    <a:prstGeom prst="rect">
+                      <a:avLst/>
+                    </a:prstGeom>
+                  </pic:spPr>
+                </pic:pic>
+              </a:graphicData>
+            </a:graphic>
+          </wp:inline>
+        </w:drawing>
+      </w:r>
+    </w:p>
+    <w:p>
+      <w:pPr>
+        <w:spacing w:line="360" w:lineRule="auto"/>
+        <w:jc w:val="center"/>
+        <w:rPr>
+          <w:rFonts w:ascii="Arial" w:hAnsi="Arial" w:cs="Arial"/>
+          <w:color w:val="000000"/>
+          <w:sz w:val="24"/>
+          <w:szCs w:val="24"/>
+        </w:rPr>
+      </w:pPr>
+      <w:r>
+        <w:rPr>
+          <w:rFonts w:ascii="Arial" w:hAnsi="Arial" w:cs="Arial"/>
+          <w:color w:val="000000"/>
+          <w:sz w:val="24"/>
+          <w:szCs w:val="24"/>
+        </w:rPr>
+        <w:lastRenderedPageBreak/>
+        <w:t xml:space="preserve">Ilustración </w:t>
+      </w:r>
+      <w:r>
+        <w:rPr>
+          <w:rFonts w:ascii="Arial" w:hAnsi="Arial" w:cs="Arial"/>
+          <w:color w:val="000000"/>
+          <w:sz w:val="24"/>
+          <w:szCs w:val="24"/>
+        </w:rPr>
+        <w:t>12</w:t>
+      </w:r>
+      <w:r>
+        <w:rPr>
+          <w:rFonts w:ascii="Arial" w:hAnsi="Arial" w:cs="Arial"/>
+          <w:color w:val="000000"/>
+          <w:sz w:val="24"/>
+          <w:szCs w:val="24"/>
+        </w:rPr>
+        <w:t xml:space="preserve">: </w:t>
+      </w:r>
+      <w:r>
+        <w:rPr>
+          <w:rFonts w:ascii="Arial" w:hAnsi="Arial" w:cs="Arial"/>
+          <w:color w:val="000000"/>
+          <w:sz w:val="24"/>
+          <w:szCs w:val="24"/>
+        </w:rPr>
+        <w:t xml:space="preserve">Entra a </w:t>
+      </w:r>
+      <w:proofErr w:type="spellStart"/>
+      <w:r>
+        <w:rPr>
+          <w:rFonts w:ascii="Arial" w:hAnsi="Arial" w:cs="Arial"/>
+          <w:color w:val="000000"/>
+          <w:sz w:val="24"/>
+          <w:szCs w:val="24"/>
+        </w:rPr>
+        <w:t>pfsense</w:t>
+      </w:r>
+      <w:proofErr w:type="spellEnd"/>
+    </w:p>
+    <w:p>
+      <w:pPr>
+        <w:spacing w:after="40" w:line="360" w:lineRule="auto"/>
+        <w:ind w:left="454"/>
+        <w:rPr>
+          <w:rFonts w:ascii="Arial" w:hAnsi="Arial" w:cs="Arial"/>
+          <w:sz w:val="24"/>
+          <w:szCs w:val="24"/>
+        </w:rPr>
+      </w:pPr>
+    </w:p>
+    <w:p>
+      <w:pPr>
+        <w:spacing w:before="100" w:beforeAutospacing="1" w:after="100" w:afterAutospacing="1" w:line="360" w:lineRule="auto"/>
+        <w:rPr>
+          <w:rFonts w:ascii="Arial" w:eastAsia="Times New Roman" w:hAnsi="Arial" w:cs="Arial"/>
+          <w:sz w:val="24"/>
+          <w:szCs w:val="24"/>
+          <w:lang w:val="es-ES"/>
+        </w:rPr>
+      </w:pPr>
+      <w:r>
+        <w:rPr>
+          <w:rFonts w:ascii="Arial" w:eastAsia="Times New Roman" w:hAnsi="Arial" w:cs="Arial"/>
+          <w:b/>
+          <w:bCs/>
+          <w:sz w:val="24"/>
+          <w:szCs w:val="24"/>
+          <w:lang w:val="es-ES"/>
+        </w:rPr>
+        <w:t xml:space="preserve">R01F01T01 (continuación) — Creación de las </w:t>
+      </w:r>
+      <w:proofErr w:type="spellStart"/>
+      <w:r>
+        <w:rPr>
+          <w:rFonts w:ascii="Arial" w:eastAsia="Times New Roman" w:hAnsi="Arial" w:cs="Arial"/>
+          <w:b/>
+          <w:bCs/>
+          <w:sz w:val="24"/>
+          <w:szCs w:val="24"/>
+          <w:lang w:val="es-ES"/>
+        </w:rPr>
+        <w:t>VLANs</w:t>
+      </w:r>
+      <w:proofErr w:type="spellEnd"/>
+      <w:r>
+        <w:rPr>
+          <w:rFonts w:ascii="Arial" w:eastAsia="Times New Roman" w:hAnsi="Arial" w:cs="Arial"/>
+          <w:b/>
+          <w:bCs/>
+          <w:sz w:val="24"/>
+          <w:szCs w:val="24"/>
+          <w:lang w:val="es-ES"/>
+        </w:rPr>
+        <w:t xml:space="preserve"> 20–50 (interfaz web)</w:t>
+      </w:r>
+    </w:p>
+    <w:p>
+      <w:pPr>
+        <w:numPr>
+          <w:ilvl w:val="0"/>
+          <w:numId w:val="4"/>
+        </w:numPr>
+        <w:spacing w:before="100" w:beforeAutospacing="1" w:after="100" w:afterAutospacing="1" w:line="360" w:lineRule="auto"/>
+        <w:rPr>
+          <w:rFonts w:ascii="Arial" w:eastAsia="Times New Roman" w:hAnsi="Arial" w:cs="Arial"/>
+          <w:sz w:val="24"/>
+          <w:szCs w:val="24"/>
+          <w:lang w:val="es-ES"/>
+        </w:rPr>
+      </w:pPr>
+      <w:r>
+        <w:rPr>
+          <w:rFonts w:ascii="Arial" w:eastAsia="Times New Roman" w:hAnsi="Arial" w:cs="Arial"/>
+          <w:b/>
+          <w:bCs/>
+          <w:sz w:val="24"/>
+          <w:szCs w:val="24"/>
+          <w:lang w:val="es-ES"/>
+        </w:rPr>
+        <w:t>Objetivo:</w:t>
+      </w:r>
+      <w:r>
+        <w:rPr>
+          <w:rFonts w:ascii="Arial" w:eastAsia="Times New Roman" w:hAnsi="Arial" w:cs="Arial"/>
+          <w:sz w:val="24"/>
+          <w:szCs w:val="24"/>
+          <w:lang w:val="es-ES"/>
+        </w:rPr>
+        <w:t xml:space="preserve"> crear las zonas restantes (Servidores, DMZ, Gestión y Crítica) como </w:t>
+      </w:r>
+      <w:proofErr w:type="spellStart"/>
+      <w:r>
+        <w:rPr>
+          <w:rFonts w:ascii="Arial" w:eastAsia="Times New Roman" w:hAnsi="Arial" w:cs="Arial"/>
+          <w:sz w:val="24"/>
+          <w:szCs w:val="24"/>
+          <w:lang w:val="es-ES"/>
+        </w:rPr>
+        <w:t>VLANs</w:t>
+      </w:r>
+      <w:proofErr w:type="spellEnd"/>
+      <w:r>
+        <w:rPr>
+          <w:rFonts w:ascii="Arial" w:eastAsia="Times New Roman" w:hAnsi="Arial" w:cs="Arial"/>
+          <w:sz w:val="24"/>
+          <w:szCs w:val="24"/>
+          <w:lang w:val="es-ES"/>
+        </w:rPr>
+        <w:t xml:space="preserve"> sobre em1 y dotarlas de direccionamiento y DHCP, usando ya el </w:t>
+      </w:r>
+      <w:proofErr w:type="spellStart"/>
+      <w:r>
+        <w:rPr>
+          <w:rFonts w:ascii="Arial" w:eastAsia="Times New Roman" w:hAnsi="Arial" w:cs="Arial"/>
+          <w:sz w:val="24"/>
+          <w:szCs w:val="24"/>
+          <w:lang w:val="es-ES"/>
+        </w:rPr>
+        <w:t>webConfigurator</w:t>
+      </w:r>
+      <w:proofErr w:type="spellEnd"/>
+      <w:r>
+        <w:rPr>
+          <w:rFonts w:ascii="Arial" w:eastAsia="Times New Roman" w:hAnsi="Arial" w:cs="Arial"/>
+          <w:sz w:val="24"/>
+          <w:szCs w:val="24"/>
+          <w:lang w:val="es-ES"/>
+        </w:rPr>
+        <w:t>.</w:t>
+      </w:r>
+    </w:p>
+    <w:p>
+      <w:pPr>
+        <w:numPr>
+          <w:ilvl w:val="0"/>
+          <w:numId w:val="4"/>
+        </w:numPr>
+        <w:spacing w:before="100" w:beforeAutospacing="1" w:after="100" w:afterAutospacing="1" w:line="360" w:lineRule="auto"/>
+        <w:rPr>
+          <w:rFonts w:ascii="Arial" w:eastAsia="Times New Roman" w:hAnsi="Arial" w:cs="Arial"/>
+          <w:sz w:val="24"/>
+          <w:szCs w:val="24"/>
+          <w:lang w:val="es-ES"/>
+        </w:rPr>
+      </w:pPr>
+      <w:r>
+        <w:rPr>
+          <w:rFonts w:ascii="Arial" w:eastAsia="Times New Roman" w:hAnsi="Arial" w:cs="Arial"/>
+          <w:b/>
+          <w:bCs/>
+          <w:sz w:val="24"/>
+          <w:szCs w:val="24"/>
+          <w:lang w:val="es-ES"/>
+        </w:rPr>
+        <w:t>Configuración realizada:</w:t>
+      </w:r>
+    </w:p>
+    <w:p>
+      <w:pPr>
+        <w:numPr>
+          <w:ilvl w:val="1"/>
+          <w:numId w:val="4"/>
+        </w:numPr>
+        <w:spacing w:before="100" w:beforeAutospacing="1" w:after="100" w:afterAutospacing="1" w:line="360" w:lineRule="auto"/>
+        <w:rPr>
+          <w:rFonts w:ascii="Arial" w:eastAsia="Times New Roman" w:hAnsi="Arial" w:cs="Arial"/>
+          <w:sz w:val="24"/>
+          <w:szCs w:val="24"/>
+          <w:lang w:val="es-ES"/>
+        </w:rPr>
+      </w:pPr>
+      <w:r>
+        <w:rPr>
+          <w:rFonts w:ascii="Arial" w:eastAsia="Times New Roman" w:hAnsi="Arial" w:cs="Arial"/>
+          <w:i/>
+          <w:iCs/>
+          <w:sz w:val="24"/>
+          <w:szCs w:val="24"/>
+          <w:lang w:val="es-ES"/>
+        </w:rPr>
+        <w:t xml:space="preserve">Interfaces → </w:t>
+      </w:r>
+      <w:proofErr w:type="spellStart"/>
+      <w:r>
+        <w:rPr>
+          <w:rFonts w:ascii="Arial" w:eastAsia="Times New Roman" w:hAnsi="Arial" w:cs="Arial"/>
+          <w:i/>
+          <w:iCs/>
+          <w:sz w:val="24"/>
+          <w:szCs w:val="24"/>
+          <w:lang w:val="es-ES"/>
+        </w:rPr>
+        <w:t>Assignments</w:t>
+      </w:r>
+      <w:proofErr w:type="spellEnd"/>
+      <w:r>
+        <w:rPr>
+          <w:rFonts w:ascii="Arial" w:eastAsia="Times New Roman" w:hAnsi="Arial" w:cs="Arial"/>
+          <w:i/>
+          <w:iCs/>
+          <w:sz w:val="24"/>
+          <w:szCs w:val="24"/>
+          <w:lang w:val="es-ES"/>
+        </w:rPr>
+        <w:t xml:space="preserve"> → </w:t>
+      </w:r>
+      <w:proofErr w:type="spellStart"/>
+      <w:r>
+        <w:rPr>
+          <w:rFonts w:ascii="Arial" w:eastAsia="Times New Roman" w:hAnsi="Arial" w:cs="Arial"/>
+          <w:i/>
+          <w:iCs/>
+          <w:sz w:val="24"/>
+          <w:szCs w:val="24"/>
+          <w:lang w:val="es-ES"/>
+        </w:rPr>
+        <w:t>VLANs</w:t>
+      </w:r>
+      <w:proofErr w:type="spellEnd"/>
+      <w:r>
+        <w:rPr>
+          <w:rFonts w:ascii="Arial" w:eastAsia="Times New Roman" w:hAnsi="Arial" w:cs="Arial"/>
+          <w:sz w:val="24"/>
+          <w:szCs w:val="24"/>
+          <w:lang w:val="es-ES"/>
+        </w:rPr>
+        <w:t>: creadas las VLAN 20 (SERVIDORES), 30 (DMZ), 40 (GESTION) y 50 (CRITICA), todas con interfaz padre em1.</w:t>
+      </w:r>
+    </w:p>
+    <w:p>
+      <w:pPr>
+        <w:numPr>
+          <w:ilvl w:val="1"/>
+          <w:numId w:val="4"/>
+        </w:numPr>
+        <w:spacing w:before="100" w:beforeAutospacing="1" w:after="100" w:afterAutospacing="1" w:line="360" w:lineRule="auto"/>
+        <w:rPr>
+          <w:rFonts w:ascii="Arial" w:eastAsia="Times New Roman" w:hAnsi="Arial" w:cs="Arial"/>
+          <w:sz w:val="24"/>
+          <w:szCs w:val="24"/>
+          <w:lang w:val="es-ES"/>
+        </w:rPr>
+      </w:pPr>
+      <w:r>
+        <w:rPr>
+          <w:rFonts w:ascii="Arial" w:eastAsia="Times New Roman" w:hAnsi="Arial" w:cs="Arial"/>
+          <w:i/>
+          <w:iCs/>
+          <w:sz w:val="24"/>
+          <w:szCs w:val="24"/>
+          <w:lang w:val="es-ES"/>
+        </w:rPr>
+        <w:t xml:space="preserve">Interface </w:t>
+      </w:r>
+      <w:proofErr w:type="spellStart"/>
+      <w:r>
+        <w:rPr>
+          <w:rFonts w:ascii="Arial" w:eastAsia="Times New Roman" w:hAnsi="Arial" w:cs="Arial"/>
+          <w:i/>
+          <w:iCs/>
+          <w:sz w:val="24"/>
+          <w:szCs w:val="24"/>
+          <w:lang w:val="es-ES"/>
+        </w:rPr>
+        <w:t>Assignments</w:t>
+      </w:r>
+      <w:proofErr w:type="spellEnd"/>
+      <w:r>
+        <w:rPr>
+          <w:rFonts w:ascii="Arial" w:eastAsia="Times New Roman" w:hAnsi="Arial" w:cs="Arial"/>
+          <w:sz w:val="24"/>
+          <w:szCs w:val="24"/>
+          <w:lang w:val="es-ES"/>
+        </w:rPr>
+        <w:t>: asignadas como OPT1–OPT4 mediante "</w:t>
+      </w:r>
+      <w:proofErr w:type="spellStart"/>
+      <w:r>
+        <w:rPr>
+          <w:rFonts w:ascii="Arial" w:eastAsia="Times New Roman" w:hAnsi="Arial" w:cs="Arial"/>
+          <w:sz w:val="24"/>
+          <w:szCs w:val="24"/>
+          <w:lang w:val="es-ES"/>
+        </w:rPr>
+        <w:t>Available</w:t>
+      </w:r>
+      <w:proofErr w:type="spellEnd"/>
+      <w:r>
+        <w:rPr>
+          <w:rFonts w:ascii="Arial" w:eastAsia="Times New Roman" w:hAnsi="Arial" w:cs="Arial"/>
+          <w:sz w:val="24"/>
+          <w:szCs w:val="24"/>
+          <w:lang w:val="es-ES"/>
+        </w:rPr>
+        <w:t xml:space="preserve"> </w:t>
+      </w:r>
+      <w:proofErr w:type="spellStart"/>
+      <w:r>
+        <w:rPr>
+          <w:rFonts w:ascii="Arial" w:eastAsia="Times New Roman" w:hAnsi="Arial" w:cs="Arial"/>
+          <w:sz w:val="24"/>
+          <w:szCs w:val="24"/>
+          <w:lang w:val="es-ES"/>
+        </w:rPr>
+        <w:t>network</w:t>
+      </w:r>
+      <w:proofErr w:type="spellEnd"/>
+      <w:r>
+        <w:rPr>
+          <w:rFonts w:ascii="Arial" w:eastAsia="Times New Roman" w:hAnsi="Arial" w:cs="Arial"/>
+          <w:sz w:val="24"/>
+          <w:szCs w:val="24"/>
+          <w:lang w:val="es-ES"/>
+        </w:rPr>
+        <w:t xml:space="preserve"> </w:t>
+      </w:r>
+      <w:proofErr w:type="spellStart"/>
+      <w:r>
+        <w:rPr>
+          <w:rFonts w:ascii="Arial" w:eastAsia="Times New Roman" w:hAnsi="Arial" w:cs="Arial"/>
+          <w:sz w:val="24"/>
+          <w:szCs w:val="24"/>
+          <w:lang w:val="es-ES"/>
+        </w:rPr>
+        <w:t>ports</w:t>
+      </w:r>
+      <w:proofErr w:type="spellEnd"/>
+      <w:r>
+        <w:rPr>
+          <w:rFonts w:ascii="Arial" w:eastAsia="Times New Roman" w:hAnsi="Arial" w:cs="Arial"/>
+          <w:sz w:val="24"/>
+          <w:szCs w:val="24"/>
+          <w:lang w:val="es-ES"/>
+        </w:rPr>
+        <w:t xml:space="preserve"> → </w:t>
+      </w:r>
+      <w:proofErr w:type="spellStart"/>
+      <w:r>
+        <w:rPr>
+          <w:rFonts w:ascii="Arial" w:eastAsia="Times New Roman" w:hAnsi="Arial" w:cs="Arial"/>
+          <w:sz w:val="24"/>
+          <w:szCs w:val="24"/>
+          <w:lang w:val="es-ES"/>
+        </w:rPr>
+        <w:t>Add</w:t>
+      </w:r>
+      <w:proofErr w:type="spellEnd"/>
+      <w:r>
+        <w:rPr>
+          <w:rFonts w:ascii="Arial" w:eastAsia="Times New Roman" w:hAnsi="Arial" w:cs="Arial"/>
+          <w:sz w:val="24"/>
+          <w:szCs w:val="24"/>
+          <w:lang w:val="es-ES"/>
+        </w:rPr>
+        <w:t>".</w:t>
+      </w:r>
+    </w:p>
+    <w:p>
+      <w:pPr>
+        <w:numPr>
+          <w:ilvl w:val="1"/>
+          <w:numId w:val="4"/>
+        </w:numPr>
+        <w:spacing w:before="100" w:beforeAutospacing="1" w:after="100" w:afterAutospacing="1" w:line="360" w:lineRule="auto"/>
+        <w:rPr>
+          <w:rFonts w:ascii="Arial" w:eastAsia="Times New Roman" w:hAnsi="Arial" w:cs="Arial"/>
+          <w:sz w:val="24"/>
+          <w:szCs w:val="24"/>
+          <w:lang w:val="es-ES"/>
+        </w:rPr>
+      </w:pPr>
+      <w:r>
+        <w:rPr>
+          <w:rFonts w:ascii="Arial" w:eastAsia="Times New Roman" w:hAnsi="Arial" w:cs="Arial"/>
+          <w:i/>
+          <w:iCs/>
+          <w:sz w:val="24"/>
+          <w:szCs w:val="24"/>
+          <w:lang w:val="es-ES"/>
+        </w:rPr>
+        <w:t xml:space="preserve">Interfaces → </w:t>
+      </w:r>
+      <w:proofErr w:type="spellStart"/>
+      <w:r>
+        <w:rPr>
+          <w:rFonts w:ascii="Arial" w:eastAsia="Times New Roman" w:hAnsi="Arial" w:cs="Arial"/>
+          <w:i/>
+          <w:iCs/>
+          <w:sz w:val="24"/>
+          <w:szCs w:val="24"/>
+          <w:lang w:val="es-ES"/>
+        </w:rPr>
+        <w:t>OPTx</w:t>
+      </w:r>
+      <w:proofErr w:type="spellEnd"/>
+      <w:r>
+        <w:rPr>
+          <w:rFonts w:ascii="Arial" w:eastAsia="Times New Roman" w:hAnsi="Arial" w:cs="Arial"/>
+          <w:sz w:val="24"/>
+          <w:szCs w:val="24"/>
+          <w:lang w:val="es-ES"/>
+        </w:rPr>
+        <w:t>: cada interfaz habilitada, con IP estática (10.10.20.1, 10.10.30.1, 10.10.40.1 y 10.10.50.1, máscara /24, sin puerta de enlace) y su descripción de zona.</w:t>
+      </w:r>
+    </w:p>
+    <w:p>
+      <w:pPr>
+        <w:numPr>
+          <w:ilvl w:val="1"/>
+          <w:numId w:val="4"/>
+        </w:numPr>
+        <w:spacing w:before="100" w:beforeAutospacing="1" w:after="100" w:afterAutospacing="1" w:line="360" w:lineRule="auto"/>
+        <w:rPr>
+          <w:rFonts w:ascii="Arial" w:eastAsia="Times New Roman" w:hAnsi="Arial" w:cs="Arial"/>
+          <w:sz w:val="24"/>
+          <w:szCs w:val="24"/>
+          <w:lang w:val="es-ES"/>
+        </w:rPr>
+      </w:pPr>
+      <w:proofErr w:type="spellStart"/>
+      <w:r>
+        <w:rPr>
+          <w:rFonts w:ascii="Arial" w:eastAsia="Times New Roman" w:hAnsi="Arial" w:cs="Arial"/>
+          <w:i/>
+          <w:iCs/>
+          <w:sz w:val="24"/>
+          <w:szCs w:val="24"/>
+          <w:lang w:val="es-ES"/>
+        </w:rPr>
+        <w:t>Services</w:t>
+      </w:r>
+      <w:proofErr w:type="spellEnd"/>
+      <w:r>
+        <w:rPr>
+          <w:rFonts w:ascii="Arial" w:eastAsia="Times New Roman" w:hAnsi="Arial" w:cs="Arial"/>
+          <w:i/>
+          <w:iCs/>
+          <w:sz w:val="24"/>
+          <w:szCs w:val="24"/>
+          <w:lang w:val="es-ES"/>
+        </w:rPr>
+        <w:t xml:space="preserve"> → DHCP Server</w:t>
+      </w:r>
+      <w:r>
+        <w:rPr>
+          <w:rFonts w:ascii="Arial" w:eastAsia="Times New Roman" w:hAnsi="Arial" w:cs="Arial"/>
+          <w:sz w:val="24"/>
+          <w:szCs w:val="24"/>
+          <w:lang w:val="es-ES"/>
+        </w:rPr>
+        <w:t>: servidor DHCP habilitado en cada zona (rango .100–.200).</w:t>
+      </w:r>
+    </w:p>
+    <w:p>
+      <w:pPr>
+        <w:numPr>
+          <w:ilvl w:val="0"/>
+          <w:numId w:val="4"/>
+        </w:numPr>
+        <w:spacing w:before="100" w:beforeAutospacing="1" w:after="100" w:afterAutospacing="1" w:line="360" w:lineRule="auto"/>
+        <w:rPr>
+          <w:rFonts w:ascii="Arial" w:eastAsia="Times New Roman" w:hAnsi="Arial" w:cs="Arial"/>
+          <w:sz w:val="24"/>
+          <w:szCs w:val="24"/>
+          <w:lang w:val="es-ES"/>
+        </w:rPr>
+      </w:pPr>
+      <w:r>
+        <w:rPr>
+          <w:rFonts w:ascii="Arial" w:eastAsia="Times New Roman" w:hAnsi="Arial" w:cs="Arial"/>
+          <w:b/>
+          <w:bCs/>
+          <w:sz w:val="24"/>
+          <w:szCs w:val="24"/>
+          <w:lang w:val="es-ES"/>
+        </w:rPr>
+        <w:t>Evidencia:</w:t>
+      </w:r>
+      <w:r>
+        <w:rPr>
+          <w:rFonts w:ascii="Arial" w:eastAsia="Times New Roman" w:hAnsi="Arial" w:cs="Arial"/>
+          <w:sz w:val="24"/>
+          <w:szCs w:val="24"/>
+          <w:lang w:val="es-ES"/>
+        </w:rPr>
+        <w:t xml:space="preserve"> Interface </w:t>
+      </w:r>
+      <w:proofErr w:type="spellStart"/>
+      <w:r>
+        <w:rPr>
+          <w:rFonts w:ascii="Arial" w:eastAsia="Times New Roman" w:hAnsi="Arial" w:cs="Arial"/>
+          <w:sz w:val="24"/>
+          <w:szCs w:val="24"/>
+          <w:lang w:val="es-ES"/>
+        </w:rPr>
+        <w:t>Assignments</w:t>
+      </w:r>
+      <w:proofErr w:type="spellEnd"/>
+      <w:r>
+        <w:rPr>
+          <w:rFonts w:ascii="Arial" w:eastAsia="Times New Roman" w:hAnsi="Arial" w:cs="Arial"/>
+          <w:sz w:val="24"/>
+          <w:szCs w:val="24"/>
+          <w:lang w:val="es-ES"/>
+        </w:rPr>
+        <w:t xml:space="preserve"> con WAN/LAN/OPT1–OPT4; configuración de cada interfaz; pestañas de DHCP (Ilustración X).</w:t>
+      </w:r>
+    </w:p>
+    <w:p>
+      <w:pPr>
+        <w:numPr>
+          <w:ilvl w:val="0"/>
+          <w:numId w:val="4"/>
+        </w:numPr>
+        <w:spacing w:before="100" w:beforeAutospacing="1" w:after="100" w:afterAutospacing="1" w:line="360" w:lineRule="auto"/>
+        <w:rPr>
+          <w:rFonts w:ascii="Arial" w:eastAsia="Times New Roman" w:hAnsi="Arial" w:cs="Arial"/>
+          <w:sz w:val="24"/>
+          <w:szCs w:val="24"/>
+          <w:lang w:val="es-ES"/>
+        </w:rPr>
+      </w:pPr>
+      <w:r>
+        <w:rPr>
+          <w:rFonts w:ascii="Arial" w:eastAsia="Times New Roman" w:hAnsi="Arial" w:cs="Arial"/>
+          <w:b/>
+          <w:bCs/>
+          <w:sz w:val="24"/>
+          <w:szCs w:val="24"/>
+          <w:lang w:val="es-ES"/>
+        </w:rPr>
+        <w:t>Incidencia (controlada):</w:t>
+      </w:r>
+      <w:r>
+        <w:rPr>
+          <w:rFonts w:ascii="Arial" w:eastAsia="Times New Roman" w:hAnsi="Arial" w:cs="Arial"/>
+          <w:sz w:val="24"/>
+          <w:szCs w:val="24"/>
+          <w:lang w:val="es-ES"/>
+        </w:rPr>
+        <w:t xml:space="preserve"> durante la asignación, por una descripción ambigua se cambió por error la interfaz LAN a la VLAN 20, lo que habría dejado la gestión sin acceso (entra por la VLAN 10). Se detectó </w:t>
+      </w:r>
+      <w:r>
+        <w:rPr>
+          <w:rFonts w:ascii="Arial" w:eastAsia="Times New Roman" w:hAnsi="Arial" w:cs="Arial"/>
+          <w:b/>
+          <w:bCs/>
+          <w:sz w:val="24"/>
+          <w:szCs w:val="24"/>
+          <w:lang w:val="es-ES"/>
+        </w:rPr>
+        <w:t>antes de guardar</w:t>
+      </w:r>
+      <w:r>
+        <w:rPr>
+          <w:rFonts w:ascii="Arial" w:eastAsia="Times New Roman" w:hAnsi="Arial" w:cs="Arial"/>
+          <w:sz w:val="24"/>
+          <w:szCs w:val="24"/>
+          <w:lang w:val="es-ES"/>
+        </w:rPr>
+        <w:t xml:space="preserve"> y se corrigió: la LAN se devolvió a la VLAN 10 y las </w:t>
+      </w:r>
+      <w:proofErr w:type="spellStart"/>
+      <w:r>
+        <w:rPr>
+          <w:rFonts w:ascii="Arial" w:eastAsia="Times New Roman" w:hAnsi="Arial" w:cs="Arial"/>
+          <w:sz w:val="24"/>
+          <w:szCs w:val="24"/>
+          <w:lang w:val="es-ES"/>
+        </w:rPr>
+        <w:t>VLANs</w:t>
+      </w:r>
+      <w:proofErr w:type="spellEnd"/>
+      <w:r>
+        <w:rPr>
+          <w:rFonts w:ascii="Arial" w:eastAsia="Times New Roman" w:hAnsi="Arial" w:cs="Arial"/>
+          <w:sz w:val="24"/>
+          <w:szCs w:val="24"/>
+          <w:lang w:val="es-ES"/>
+        </w:rPr>
+        <w:t xml:space="preserve"> nuevas se añadieron correctamente como interfaces OPT.</w:t>
+      </w:r>
+    </w:p>
+    <w:p>
+      <w:pPr>
+        <w:numPr>
+          <w:ilvl w:val="0"/>
+          <w:numId w:val="4"/>
+        </w:numPr>
+        <w:spacing w:before="100" w:beforeAutospacing="1" w:after="100" w:afterAutospacing="1" w:line="360" w:lineRule="auto"/>
+        <w:rPr>
+          <w:rFonts w:ascii="Arial" w:eastAsia="Times New Roman" w:hAnsi="Arial" w:cs="Arial"/>
+          <w:sz w:val="24"/>
+          <w:szCs w:val="24"/>
+          <w:lang w:val="es-ES"/>
+        </w:rPr>
+      </w:pPr>
+      <w:r>
+        <w:rPr>
+          <w:rFonts w:ascii="Arial" w:eastAsia="Times New Roman" w:hAnsi="Arial" w:cs="Arial"/>
+          <w:b/>
+          <w:bCs/>
+          <w:sz w:val="24"/>
+          <w:szCs w:val="24"/>
+          <w:lang w:val="es-ES"/>
+        </w:rPr>
+        <w:t>Resultado:</w:t>
+      </w:r>
+      <w:r>
+        <w:rPr>
+          <w:rFonts w:ascii="Arial" w:eastAsia="Times New Roman" w:hAnsi="Arial" w:cs="Arial"/>
+          <w:sz w:val="24"/>
+          <w:szCs w:val="24"/>
+          <w:lang w:val="es-ES"/>
+        </w:rPr>
+        <w:t xml:space="preserve"> R01F01 completo. Las cinco zonas (</w:t>
+      </w:r>
+      <w:proofErr w:type="spellStart"/>
+      <w:r>
+        <w:rPr>
+          <w:rFonts w:ascii="Arial" w:eastAsia="Times New Roman" w:hAnsi="Arial" w:cs="Arial"/>
+          <w:sz w:val="24"/>
+          <w:szCs w:val="24"/>
+          <w:lang w:val="es-ES"/>
+        </w:rPr>
+        <w:t>VLANs</w:t>
+      </w:r>
+      <w:proofErr w:type="spellEnd"/>
+      <w:r>
+        <w:rPr>
+          <w:rFonts w:ascii="Arial" w:eastAsia="Times New Roman" w:hAnsi="Arial" w:cs="Arial"/>
+          <w:sz w:val="24"/>
+          <w:szCs w:val="24"/>
+          <w:lang w:val="es-ES"/>
+        </w:rPr>
+        <w:t xml:space="preserve"> 10–50) quedan creadas, direccionadas y con DHCP. Las interfaces OPT nacen </w:t>
+      </w:r>
+      <w:r>
+        <w:rPr>
+          <w:rFonts w:ascii="Arial" w:eastAsia="Times New Roman" w:hAnsi="Arial" w:cs="Arial"/>
+          <w:b/>
+          <w:bCs/>
+          <w:sz w:val="24"/>
+          <w:szCs w:val="24"/>
+          <w:lang w:val="es-ES"/>
+        </w:rPr>
+        <w:t>sin reglas (denegación por defecto)</w:t>
+      </w:r>
+      <w:r>
+        <w:rPr>
+          <w:rFonts w:ascii="Arial" w:eastAsia="Times New Roman" w:hAnsi="Arial" w:cs="Arial"/>
+          <w:sz w:val="24"/>
+          <w:szCs w:val="24"/>
+          <w:lang w:val="es-ES"/>
+        </w:rPr>
+        <w:t>, que constituye la línea base del modelo Zero Trust; la conectividad y el aislamiento entre zonas se validarán en R02.</w:t>
+      </w:r>
+    </w:p>
+    <w:p>
+      <w:pPr>
+        <w:spacing w:line="360" w:lineRule="auto"/>
+        <w:jc w:val="both"/>
+        <w:rPr>
+          <w:rFonts w:ascii="Arial" w:eastAsia="Arial" w:hAnsi="Arial" w:cs="Arial"/>
+          <w:i/>
+          <w:color w:val="FF0000"/>
+          <w:sz w:val="24"/>
+          <w:szCs w:val="24"/>
+        </w:rPr>
+      </w:pPr>
+      <w:r>
+        <w:rPr>
+          <w:rFonts w:ascii="Arial" w:eastAsia="Arial" w:hAnsi="Arial" w:cs="Arial"/>
+          <w:i/>
+          <w:color w:val="FF0000"/>
+          <w:sz w:val="24"/>
+          <w:szCs w:val="24"/>
+        </w:rPr>
+        <w:t xml:space="preserve">Meter imágenes de </w:t>
+      </w:r>
+      <w:r>
+        <w:rPr>
+          <w:rFonts w:ascii="Arial" w:eastAsia="Times New Roman" w:hAnsi="Arial" w:cs="Arial"/>
+          <w:b/>
+          <w:bCs/>
+          <w:i/>
+          <w:color w:val="FF0000"/>
+          <w:sz w:val="24"/>
+          <w:szCs w:val="24"/>
+          <w:lang w:val="es-ES"/>
+        </w:rPr>
+        <w:t>R01F01T01 (continuación)</w:t>
+      </w:r>
+    </w:p>
+    <w:p>
+      <w:pPr>
+        <w:spacing w:line="360" w:lineRule="auto"/>
+        <w:jc w:val="both"/>
+        <w:rPr>
+          <w:rFonts w:ascii="Arial" w:eastAsia="Arial" w:hAnsi="Arial" w:cs="Arial"/>
+          <w:color w:val="000000"/>
+          <w:sz w:val="24"/>
+          <w:szCs w:val="24"/>
+          <w:u w:val="single"/>
+        </w:rPr>
+      </w:pPr>
+    </w:p>
+    <w:p>
+      <w:pPr>
+        <w:spacing w:line="360" w:lineRule="auto"/>
+        <w:jc w:val="both"/>
+        <w:rPr>
+          <w:rFonts w:ascii="Arial" w:eastAsia="Arial" w:hAnsi="Arial" w:cs="Arial"/>
+          <w:color w:val="000000"/>
+          <w:sz w:val="24"/>
+          <w:szCs w:val="24"/>
+        </w:rPr>
+      </w:pPr>
+    </w:p>
+    <w:p>
+      <w:pPr>
+        <w:spacing w:line="360" w:lineRule="auto"/>
+        <w:jc w:val="both"/>
+        <w:rPr>
+          <w:rFonts w:ascii="Arial" w:eastAsia="Arial" w:hAnsi="Arial" w:cs="Arial"/>
+          <w:color w:val="000000"/>
+          <w:sz w:val="24"/>
+          <w:szCs w:val="24"/>
+        </w:rPr>
+      </w:pPr>
+    </w:p>
+    <w:p>
+      <w:pPr>
+        <w:spacing w:line="360" w:lineRule="auto"/>
+        <w:jc w:val="both"/>
+        <w:rPr>
+          <w:rFonts w:ascii="Arial" w:eastAsia="Arial" w:hAnsi="Arial" w:cs="Arial"/>
+          <w:color w:val="000000"/>
+          <w:sz w:val="24"/>
+          <w:szCs w:val="24"/>
+        </w:rPr>
+      </w:pPr>
+    </w:p>
+    <w:p>
+      <w:pPr>
+        <w:spacing w:line="360" w:lineRule="auto"/>
+        <w:jc w:val="both"/>
+        <w:rPr>
+          <w:rFonts w:ascii="Arial" w:eastAsia="Arial" w:hAnsi="Arial" w:cs="Arial"/>
+          <w:color w:val="000000"/>
+          <w:sz w:val="24"/>
+          <w:szCs w:val="24"/>
+        </w:rPr>
+      </w:pPr>
+      <w:r>
+        <w:rPr>
+          <w:rFonts w:ascii="Arial" w:eastAsia="Arial" w:hAnsi="Arial" w:cs="Arial"/>
+          <w:color w:val="000000"/>
+          <w:sz w:val="24"/>
+          <w:szCs w:val="24"/>
+        </w:rPr>
+        <w:t>DESPLIEGUE E INSTALACIÓN</w:t>
+      </w:r>
+    </w:p>
+    <w:p>
+      <w:pPr>
+        <w:spacing w:line="360" w:lineRule="auto"/>
+        <w:jc w:val="both"/>
+        <w:rPr>
+          <w:rFonts w:ascii="Arial" w:eastAsia="Arial" w:hAnsi="Arial" w:cs="Arial"/>
+          <w:color w:val="000000"/>
+          <w:sz w:val="24"/>
+          <w:szCs w:val="24"/>
+        </w:rPr>
+      </w:pPr>
+      <w:r>
+        <w:rPr>
+          <w:rFonts w:ascii="Arial" w:eastAsia="Arial" w:hAnsi="Arial" w:cs="Arial"/>
+          <w:b/>
+          <w:bCs/>
+          <w:color w:val="000000"/>
+          <w:sz w:val="24"/>
+          <w:szCs w:val="24"/>
+        </w:rPr>
+        <w:t>Metodología usada</w:t>
+      </w:r>
+    </w:p>
+    <w:p>
+      <w:pPr>
+        <w:spacing w:line="360" w:lineRule="auto"/>
+        <w:jc w:val="both"/>
+        <w:rPr>
+          <w:rFonts w:ascii="Arial" w:eastAsia="Arial" w:hAnsi="Arial" w:cs="Arial"/>
+          <w:color w:val="000000"/>
+          <w:sz w:val="24"/>
+          <w:szCs w:val="24"/>
+        </w:rPr>
+      </w:pPr>
+      <w:r>
+        <w:rPr>
+          <w:rFonts w:ascii="Arial" w:eastAsia="Arial" w:hAnsi="Arial" w:cs="Arial"/>
+          <w:color w:val="000000"/>
+          <w:sz w:val="24"/>
+          <w:szCs w:val="24"/>
+        </w:rPr>
+        <w:t>La metodología seguida es iterativa</w:t>
+      </w:r>
+    </w:p>
+    <w:p>
+      <w:pPr>
+        <w:spacing w:line="360" w:lineRule="auto"/>
+        <w:jc w:val="both"/>
+        <w:rPr>
+          <w:rFonts w:ascii="Arial" w:eastAsia="Arial" w:hAnsi="Arial" w:cs="Arial"/>
+          <w:color w:val="000000"/>
+          <w:sz w:val="24"/>
+          <w:szCs w:val="24"/>
+        </w:rPr>
+      </w:pPr>
+    </w:p>
+    <w:p>
+      <w:pPr>
+        <w:spacing w:line="360" w:lineRule="auto"/>
+        <w:jc w:val="both"/>
+        <w:rPr>
+          <w:rFonts w:ascii="Arial" w:eastAsia="Arial" w:hAnsi="Arial" w:cs="Arial"/>
+          <w:color w:val="000000"/>
+          <w:sz w:val="24"/>
+          <w:szCs w:val="24"/>
+        </w:rPr>
+      </w:pPr>
+    </w:p>
+    <w:p>
+      <w:pPr>
+        <w:spacing w:line="360" w:lineRule="auto"/>
+        <w:jc w:val="both"/>
+        <w:rPr>
+          <w:rFonts w:ascii="Arial" w:eastAsia="Arial" w:hAnsi="Arial" w:cs="Arial"/>
+          <w:color w:val="000000"/>
+          <w:sz w:val="24"/>
+          <w:szCs w:val="24"/>
+        </w:rPr>
+      </w:pPr>
+    </w:p>
+    <w:p>
+      <w:pPr>
+        <w:spacing w:line="360" w:lineRule="auto"/>
+        <w:jc w:val="both"/>
+        <w:rPr>
+          <w:rFonts w:ascii="Arial" w:eastAsia="Arial" w:hAnsi="Arial" w:cs="Arial"/>
+          <w:color w:val="000000"/>
+          <w:sz w:val="24"/>
+          <w:szCs w:val="24"/>
+        </w:rPr>
+      </w:pPr>
+    </w:p>
+    <w:p>
+      <w:pPr>
+        <w:spacing w:line="360" w:lineRule="auto"/>
+        <w:jc w:val="both"/>
+        <w:rPr>
+          <w:rFonts w:ascii="Arial" w:eastAsia="Arial" w:hAnsi="Arial" w:cs="Arial"/>
+          <w:color w:val="000000"/>
+          <w:sz w:val="24"/>
+          <w:szCs w:val="24"/>
+        </w:rPr>
+      </w:pPr>
+    </w:p>
+    <w:p>
+      <w:pPr>
+        <w:spacing w:line="360" w:lineRule="auto"/>
+        <w:jc w:val="both"/>
+        <w:rPr>
+          <w:rFonts w:ascii="Arial" w:eastAsia="Arial" w:hAnsi="Arial" w:cs="Arial"/>
+          <w:color w:val="000000"/>
+          <w:sz w:val="24"/>
+          <w:szCs w:val="24"/>
+        </w:rPr>
+      </w:pPr>
+    </w:p>
+    <w:p>
+      <w:pPr>
+        <w:spacing w:line="360" w:lineRule="auto"/>
+        <w:jc w:val="both"/>
+        <w:rPr>
+          <w:rFonts w:ascii="Arial" w:eastAsia="Arial" w:hAnsi="Arial" w:cs="Arial"/>
+          <w:color w:val="000000"/>
+          <w:sz w:val="24"/>
+          <w:szCs w:val="24"/>
+        </w:rPr>
+      </w:pPr>
+    </w:p>
+    <w:p>
+      <w:pPr>
+        <w:spacing w:line="360" w:lineRule="auto"/>
+        <w:jc w:val="both"/>
+        <w:rPr>
+          <w:rFonts w:ascii="Arial" w:eastAsia="Arial" w:hAnsi="Arial" w:cs="Arial"/>
+          <w:color w:val="000000"/>
+          <w:sz w:val="24"/>
+          <w:szCs w:val="24"/>
+        </w:rPr>
+      </w:pPr>
+    </w:p>
+    <w:p>
+      <w:pPr>
+        <w:spacing w:line="360" w:lineRule="auto"/>
+        <w:jc w:val="both"/>
+        <w:rPr>
+          <w:rFonts w:ascii="Arial" w:eastAsia="Arial" w:hAnsi="Arial" w:cs="Arial"/>
+          <w:color w:val="000000"/>
+          <w:sz w:val="24"/>
+          <w:szCs w:val="24"/>
+        </w:rPr>
+      </w:pPr>
+    </w:p>
+    <w:p>
+      <w:pPr>
+        <w:spacing w:line="360" w:lineRule="auto"/>
+        <w:jc w:val="both"/>
+        <w:rPr>
+          <w:rFonts w:ascii="Arial" w:eastAsia="Arial" w:hAnsi="Arial" w:cs="Arial"/>
+          <w:color w:val="000000"/>
+          <w:sz w:val="24"/>
+          <w:szCs w:val="24"/>
+        </w:rPr>
+      </w:pPr>
+    </w:p>
+    <w:p>
+      <w:pPr>
+        <w:spacing w:line="360" w:lineRule="auto"/>
+        <w:jc w:val="both"/>
+        <w:rPr>
+          <w:rFonts w:ascii="Arial" w:eastAsia="Arial" w:hAnsi="Arial" w:cs="Arial"/>
+          <w:color w:val="000000"/>
+          <w:sz w:val="24"/>
+          <w:szCs w:val="24"/>
+        </w:rPr>
+      </w:pPr>
+    </w:p>
+    <w:p>
+      <w:pPr>
+        <w:spacing w:line="360" w:lineRule="auto"/>
+        <w:jc w:val="both"/>
+        <w:rPr>
+          <w:rFonts w:ascii="Arial" w:eastAsia="Arial" w:hAnsi="Arial" w:cs="Arial"/>
+          <w:color w:val="000000"/>
+          <w:sz w:val="24"/>
+          <w:szCs w:val="24"/>
+        </w:rPr>
+      </w:pPr>
+    </w:p>
+    <w:p>
+      <w:pPr>
+        <w:spacing w:line="360" w:lineRule="auto"/>
+        <w:jc w:val="both"/>
+        <w:rPr>
+          <w:rFonts w:ascii="Arial" w:eastAsia="Arial" w:hAnsi="Arial" w:cs="Arial"/>
+          <w:color w:val="000000"/>
+          <w:sz w:val="24"/>
+          <w:szCs w:val="24"/>
+        </w:rPr>
+      </w:pPr>
+    </w:p>
+    <w:p>
+      <w:pPr>
+        <w:spacing w:line="360" w:lineRule="auto"/>
+        <w:jc w:val="both"/>
+        <w:rPr>
+          <w:rFonts w:ascii="Arial" w:eastAsia="Arial" w:hAnsi="Arial" w:cs="Arial"/>
+          <w:color w:val="000000"/>
+          <w:sz w:val="24"/>
+          <w:szCs w:val="24"/>
+        </w:rPr>
+      </w:pPr>
+    </w:p>
+    <w:p>
+      <w:pPr>
+        <w:spacing w:line="360" w:lineRule="auto"/>
+        <w:jc w:val="both"/>
+        <w:rPr>
+          <w:rFonts w:ascii="Arial" w:eastAsia="Arial" w:hAnsi="Arial" w:cs="Arial"/>
+          <w:color w:val="000000"/>
+          <w:sz w:val="24"/>
+          <w:szCs w:val="24"/>
+        </w:rPr>
+      </w:pPr>
+      <w:bookmarkStart w:id="0" w:name="_GoBack"/>
+      <w:bookmarkEnd w:id="0"/>
+    </w:p>
+    <w:p>
+      <w:pPr>
+        <w:spacing w:line="360" w:lineRule="auto"/>
+        <w:jc w:val="both"/>
+        <w:rPr>
+          <w:rFonts w:ascii="Arial" w:eastAsia="Arial" w:hAnsi="Arial" w:cs="Arial"/>
+          <w:color w:val="000000"/>
+          <w:sz w:val="24"/>
+          <w:szCs w:val="24"/>
+        </w:rPr>
+      </w:pPr>
+      <w:r>
+        <w:rPr>
+          <w:rFonts w:ascii="Arial" w:eastAsia="Arial" w:hAnsi="Arial" w:cs="Arial"/>
+          <w:color w:val="000000"/>
+          <w:sz w:val="24"/>
+          <w:szCs w:val="24"/>
+        </w:rPr>
+        <w:t>TRABAJOS FUTUROS</w:t>
+      </w:r>
+    </w:p>
+    <w:p>
+      <w:pPr>
+        <w:spacing w:line="360" w:lineRule="auto"/>
+        <w:jc w:val="both"/>
+        <w:rPr>
+          <w:rFonts w:ascii="Arial" w:eastAsia="Arial" w:hAnsi="Arial" w:cs="Arial"/>
+          <w:color w:val="000000"/>
+        </w:rPr>
+      </w:pPr>
+      <w:r>
+        <w:rPr>
+          <w:rFonts w:ascii="Arial" w:eastAsia="Arial" w:hAnsi="Arial" w:cs="Arial"/>
+          <w:color w:val="000000"/>
+          <w:sz w:val="24"/>
+          <w:szCs w:val="24"/>
+        </w:rPr>
+        <w:t>Trabajos de ampliación y mejora proyectados.</w:t>
+      </w:r>
+    </w:p>
+    <w:p>
+      <w:pPr>
+        <w:spacing w:line="360" w:lineRule="auto"/>
+        <w:rPr>
+          <w:color w:val="000000"/>
+        </w:rPr>
+      </w:pPr>
+      <w:r>
+        <w:lastRenderedPageBreak/>
+        <w:br w:type="page"/>
+      </w:r>
+    </w:p>
+    <w:p>
+      <w:pPr>
+        <w:spacing w:line="360" w:lineRule="auto"/>
+        <w:jc w:val="both"/>
+        <w:rPr>
+          <w:rFonts w:ascii="Arial" w:eastAsia="Arial" w:hAnsi="Arial" w:cs="Arial"/>
+          <w:color w:val="000000"/>
           <w:sz w:val="32"/>
           <w:szCs w:val="32"/>
-          <w:u w:val="single"/>
-        </w:rPr>
-      </w:pPr>
-    </w:p>
-    <w:p>
-      <w:pPr>
-        <w:pStyle w:val="Ttulo2"/>
-        <w:spacing w:before="160"/>
-        <w:rPr>
-          <w:sz w:val="24"/>
-          <w:szCs w:val="24"/>
-        </w:rPr>
-      </w:pPr>
-      <w:r>
-        <w:rPr>
-          <w:rFonts w:ascii="Arial" w:eastAsia="Arial" w:hAnsi="Arial" w:cs="Arial"/>
-          <w:sz w:val="24"/>
-          <w:szCs w:val="24"/>
-        </w:rPr>
-        <w:t xml:space="preserve">R01F01T01 Creación de </w:t>
-      </w:r>
-      <w:proofErr w:type="spellStart"/>
-      <w:r>
-        <w:rPr>
-          <w:rFonts w:ascii="Arial" w:eastAsia="Arial" w:hAnsi="Arial" w:cs="Arial"/>
-          <w:sz w:val="24"/>
-          <w:szCs w:val="24"/>
-        </w:rPr>
-        <w:t>VLANs</w:t>
-      </w:r>
-      <w:proofErr w:type="spellEnd"/>
-      <w:r>
-        <w:rPr>
-          <w:rFonts w:ascii="Arial" w:eastAsia="Arial" w:hAnsi="Arial" w:cs="Arial"/>
-          <w:sz w:val="24"/>
-          <w:szCs w:val="24"/>
-        </w:rPr>
-        <w:t xml:space="preserve"> y direccionamiento (VLAN 10)</w:t>
-      </w:r>
-    </w:p>
-    <w:p>
-      <w:pPr>
-        <w:spacing w:after="60"/>
-        <w:rPr>
-          <w:sz w:val="24"/>
-          <w:szCs w:val="24"/>
-        </w:rPr>
-      </w:pPr>
-      <w:r>
-        <w:rPr>
-          <w:rFonts w:ascii="Arial" w:eastAsia="Arial" w:hAnsi="Arial" w:cs="Arial"/>
-          <w:b/>
-          <w:bCs/>
-          <w:sz w:val="24"/>
-          <w:szCs w:val="24"/>
-        </w:rPr>
-        <w:t xml:space="preserve">Objetivo: </w:t>
-      </w:r>
-      <w:r>
-        <w:rPr>
-          <w:rFonts w:ascii="Arial" w:eastAsia="Arial" w:hAnsi="Arial" w:cs="Arial"/>
-          <w:sz w:val="24"/>
-          <w:szCs w:val="24"/>
-        </w:rPr>
-        <w:t>crear la VLAN 10 (Usuarios) sobre em1 y asignarle direccionamiento 10.10.10.1/24.</w:t>
-      </w:r>
-    </w:p>
-    <w:p>
-      <w:pPr>
-        <w:spacing w:after="40"/>
-        <w:rPr>
-          <w:sz w:val="24"/>
-          <w:szCs w:val="24"/>
-        </w:rPr>
-      </w:pPr>
-      <w:r>
-        <w:rPr>
-          <w:rFonts w:ascii="Arial" w:eastAsia="Arial" w:hAnsi="Arial" w:cs="Arial"/>
-          <w:b/>
-          <w:bCs/>
-          <w:sz w:val="24"/>
-          <w:szCs w:val="24"/>
-        </w:rPr>
-        <w:t>Configuración realizada:</w:t>
-      </w:r>
-    </w:p>
-    <w:p>
-      <w:pPr>
-        <w:spacing w:after="40"/>
-        <w:ind w:left="454"/>
-        <w:rPr>
-          <w:sz w:val="24"/>
-          <w:szCs w:val="24"/>
-        </w:rPr>
-      </w:pPr>
-      <w:r>
-        <w:rPr>
-          <w:rFonts w:ascii="Arial" w:eastAsia="Arial" w:hAnsi="Arial" w:cs="Arial"/>
-          <w:sz w:val="24"/>
-          <w:szCs w:val="24"/>
-        </w:rPr>
-        <w:t xml:space="preserve">– </w:t>
-      </w:r>
-      <w:proofErr w:type="spellStart"/>
-      <w:r>
-        <w:rPr>
-          <w:rFonts w:ascii="Arial" w:eastAsia="Arial" w:hAnsi="Arial" w:cs="Arial"/>
-          <w:sz w:val="24"/>
-          <w:szCs w:val="24"/>
-        </w:rPr>
-        <w:t>pfSense</w:t>
-      </w:r>
-      <w:proofErr w:type="spellEnd"/>
-      <w:r>
-        <w:rPr>
-          <w:rFonts w:ascii="Arial" w:eastAsia="Arial" w:hAnsi="Arial" w:cs="Arial"/>
-          <w:sz w:val="24"/>
-          <w:szCs w:val="24"/>
-        </w:rPr>
-        <w:t xml:space="preserve"> (consola) opción 1 "</w:t>
-      </w:r>
-      <w:proofErr w:type="spellStart"/>
-      <w:r>
-        <w:rPr>
-          <w:rFonts w:ascii="Arial" w:eastAsia="Arial" w:hAnsi="Arial" w:cs="Arial"/>
-          <w:sz w:val="24"/>
-          <w:szCs w:val="24"/>
-        </w:rPr>
-        <w:t>Assign</w:t>
-      </w:r>
-      <w:proofErr w:type="spellEnd"/>
-      <w:r>
-        <w:rPr>
-          <w:rFonts w:ascii="Arial" w:eastAsia="Arial" w:hAnsi="Arial" w:cs="Arial"/>
-          <w:sz w:val="24"/>
-          <w:szCs w:val="24"/>
-        </w:rPr>
-        <w:t xml:space="preserve"> Interfaces": VLAN con </w:t>
-      </w:r>
-      <w:proofErr w:type="spellStart"/>
-      <w:r>
-        <w:rPr>
-          <w:rFonts w:ascii="Arial" w:eastAsia="Arial" w:hAnsi="Arial" w:cs="Arial"/>
-          <w:sz w:val="24"/>
-          <w:szCs w:val="24"/>
-        </w:rPr>
-        <w:t>parent</w:t>
-      </w:r>
-      <w:proofErr w:type="spellEnd"/>
-      <w:r>
-        <w:rPr>
-          <w:rFonts w:ascii="Arial" w:eastAsia="Arial" w:hAnsi="Arial" w:cs="Arial"/>
-          <w:sz w:val="24"/>
-          <w:szCs w:val="24"/>
-        </w:rPr>
-        <w:t xml:space="preserve"> em1, tag 10, asignada como LAN (em1.10).</w:t>
-      </w:r>
-    </w:p>
-    <w:p>
-      <w:pPr>
-        <w:spacing w:after="40"/>
-        <w:ind w:left="454"/>
-        <w:rPr>
-          <w:sz w:val="24"/>
-          <w:szCs w:val="24"/>
-        </w:rPr>
-      </w:pPr>
-      <w:r>
-        <w:rPr>
-          <w:rFonts w:ascii="Arial" w:eastAsia="Arial" w:hAnsi="Arial" w:cs="Arial"/>
-          <w:sz w:val="24"/>
-          <w:szCs w:val="24"/>
-        </w:rPr>
-        <w:lastRenderedPageBreak/>
-        <w:t xml:space="preserve">– </w:t>
-      </w:r>
-      <w:proofErr w:type="spellStart"/>
-      <w:r>
-        <w:rPr>
-          <w:rFonts w:ascii="Arial" w:eastAsia="Arial" w:hAnsi="Arial" w:cs="Arial"/>
-          <w:sz w:val="24"/>
-          <w:szCs w:val="24"/>
-        </w:rPr>
-        <w:t>pfSense</w:t>
-      </w:r>
-      <w:proofErr w:type="spellEnd"/>
-      <w:r>
-        <w:rPr>
-          <w:rFonts w:ascii="Arial" w:eastAsia="Arial" w:hAnsi="Arial" w:cs="Arial"/>
-          <w:sz w:val="24"/>
-          <w:szCs w:val="24"/>
-        </w:rPr>
-        <w:t xml:space="preserve"> (consola) opción 2 "Set interface IP": em1.10 = 10.10.10.1/24; servidor DHCP habilitado (rango 10.10.10.100–200).</w:t>
-      </w:r>
-    </w:p>
-    <w:p>
-      <w:pPr>
-        <w:spacing w:after="40"/>
-        <w:ind w:left="454"/>
-        <w:rPr>
-          <w:sz w:val="24"/>
-          <w:szCs w:val="24"/>
-        </w:rPr>
-      </w:pPr>
-      <w:r>
-        <w:rPr>
-          <w:rFonts w:ascii="Arial" w:eastAsia="Arial" w:hAnsi="Arial" w:cs="Arial"/>
-          <w:sz w:val="24"/>
-          <w:szCs w:val="24"/>
-        </w:rPr>
-        <w:t xml:space="preserve">– </w:t>
-      </w:r>
-      <w:proofErr w:type="spellStart"/>
-      <w:r>
-        <w:rPr>
-          <w:rFonts w:ascii="Arial" w:eastAsia="Arial" w:hAnsi="Arial" w:cs="Arial"/>
-          <w:sz w:val="24"/>
-          <w:szCs w:val="24"/>
-        </w:rPr>
-        <w:t>Switch</w:t>
-      </w:r>
-      <w:proofErr w:type="spellEnd"/>
-      <w:r>
-        <w:rPr>
-          <w:rFonts w:ascii="Arial" w:eastAsia="Arial" w:hAnsi="Arial" w:cs="Arial"/>
-          <w:sz w:val="24"/>
-          <w:szCs w:val="24"/>
-        </w:rPr>
-        <w:t xml:space="preserve"> (GNS3): puerto a </w:t>
-      </w:r>
-      <w:proofErr w:type="spellStart"/>
-      <w:r>
-        <w:rPr>
-          <w:rFonts w:ascii="Arial" w:eastAsia="Arial" w:hAnsi="Arial" w:cs="Arial"/>
-          <w:sz w:val="24"/>
-          <w:szCs w:val="24"/>
-        </w:rPr>
-        <w:t>pfSense</w:t>
-      </w:r>
-      <w:proofErr w:type="spellEnd"/>
-      <w:r>
-        <w:rPr>
-          <w:rFonts w:ascii="Arial" w:eastAsia="Arial" w:hAnsi="Arial" w:cs="Arial"/>
-          <w:sz w:val="24"/>
-          <w:szCs w:val="24"/>
-        </w:rPr>
-        <w:t xml:space="preserve"> = dot1q VLAN 1 (troncal); puerto a PC1 = </w:t>
-      </w:r>
-      <w:bookmarkStart w:id="0" w:name="_GoBack"/>
-      <w:bookmarkEnd w:id="0"/>
-      <w:proofErr w:type="spellStart"/>
-      <w:r>
-        <w:rPr>
-          <w:rFonts w:ascii="Arial" w:eastAsia="Arial" w:hAnsi="Arial" w:cs="Arial"/>
-          <w:sz w:val="24"/>
-          <w:szCs w:val="24"/>
-        </w:rPr>
-        <w:t>access</w:t>
-      </w:r>
-      <w:proofErr w:type="spellEnd"/>
-      <w:r>
-        <w:rPr>
-          <w:rFonts w:ascii="Arial" w:eastAsia="Arial" w:hAnsi="Arial" w:cs="Arial"/>
-          <w:sz w:val="24"/>
-          <w:szCs w:val="24"/>
-        </w:rPr>
-        <w:t xml:space="preserve"> VLAN 10.</w:t>
-      </w:r>
-    </w:p>
-    <w:p>
-      <w:pPr>
-        <w:spacing w:after="60"/>
-        <w:rPr>
-          <w:sz w:val="24"/>
-          <w:szCs w:val="24"/>
-        </w:rPr>
-      </w:pPr>
-      <w:r>
-        <w:rPr>
-          <w:rFonts w:ascii="Arial" w:eastAsia="Arial" w:hAnsi="Arial" w:cs="Arial"/>
-          <w:b/>
-          <w:bCs/>
-          <w:sz w:val="24"/>
-          <w:szCs w:val="24"/>
-        </w:rPr>
-        <w:t xml:space="preserve">Evidencia: </w:t>
-      </w:r>
-      <w:r>
-        <w:rPr>
-          <w:rFonts w:ascii="Arial" w:eastAsia="Arial" w:hAnsi="Arial" w:cs="Arial"/>
-          <w:sz w:val="24"/>
-          <w:szCs w:val="24"/>
-        </w:rPr>
-        <w:t xml:space="preserve">configuración de puertos del </w:t>
-      </w:r>
-      <w:proofErr w:type="spellStart"/>
-      <w:r>
-        <w:rPr>
-          <w:rFonts w:ascii="Arial" w:eastAsia="Arial" w:hAnsi="Arial" w:cs="Arial"/>
-          <w:sz w:val="24"/>
-          <w:szCs w:val="24"/>
-        </w:rPr>
-        <w:t>switch</w:t>
-      </w:r>
-      <w:proofErr w:type="spellEnd"/>
-      <w:r>
-        <w:rPr>
-          <w:rFonts w:ascii="Arial" w:eastAsia="Arial" w:hAnsi="Arial" w:cs="Arial"/>
-          <w:sz w:val="24"/>
-          <w:szCs w:val="24"/>
-        </w:rPr>
-        <w:t>; salida de "</w:t>
-      </w:r>
-      <w:proofErr w:type="spellStart"/>
-      <w:r>
-        <w:rPr>
-          <w:rFonts w:ascii="Arial" w:eastAsia="Arial" w:hAnsi="Arial" w:cs="Arial"/>
-          <w:sz w:val="24"/>
-          <w:szCs w:val="24"/>
-        </w:rPr>
-        <w:t>ip</w:t>
-      </w:r>
-      <w:proofErr w:type="spellEnd"/>
-      <w:r>
-        <w:rPr>
-          <w:rFonts w:ascii="Arial" w:eastAsia="Arial" w:hAnsi="Arial" w:cs="Arial"/>
-          <w:sz w:val="24"/>
-          <w:szCs w:val="24"/>
-        </w:rPr>
-        <w:t xml:space="preserve"> </w:t>
-      </w:r>
-      <w:proofErr w:type="spellStart"/>
-      <w:r>
-        <w:rPr>
-          <w:rFonts w:ascii="Arial" w:eastAsia="Arial" w:hAnsi="Arial" w:cs="Arial"/>
-          <w:sz w:val="24"/>
-          <w:szCs w:val="24"/>
-        </w:rPr>
-        <w:t>dhcp</w:t>
-      </w:r>
-      <w:proofErr w:type="spellEnd"/>
-      <w:r>
-        <w:rPr>
-          <w:rFonts w:ascii="Arial" w:eastAsia="Arial" w:hAnsi="Arial" w:cs="Arial"/>
-          <w:sz w:val="24"/>
-          <w:szCs w:val="24"/>
-        </w:rPr>
-        <w:t>" y "ping" en PC1 (Ilustración X).</w:t>
-      </w:r>
-    </w:p>
-    <w:p>
-      <w:pPr>
-        <w:spacing w:after="60"/>
-        <w:rPr>
-          <w:sz w:val="24"/>
-          <w:szCs w:val="24"/>
-        </w:rPr>
-      </w:pPr>
-      <w:r>
-        <w:rPr>
-          <w:rFonts w:ascii="Arial" w:eastAsia="Arial" w:hAnsi="Arial" w:cs="Arial"/>
-          <w:b/>
-          <w:bCs/>
-          <w:sz w:val="24"/>
-          <w:szCs w:val="24"/>
-        </w:rPr>
-        <w:t xml:space="preserve">Prueba (P): </w:t>
-      </w:r>
-      <w:r>
-        <w:rPr>
-          <w:rFonts w:ascii="Arial" w:eastAsia="Arial" w:hAnsi="Arial" w:cs="Arial"/>
-          <w:sz w:val="24"/>
-          <w:szCs w:val="24"/>
-        </w:rPr>
-        <w:t>PC1 (VPCS) obtiene 10.10.10.100 por DHCP y hace ping a 10.10.10.1 → Resultado: correcto (~3–5 ms).</w:t>
-      </w:r>
-    </w:p>
-    <w:p>
-      <w:pPr>
-        <w:spacing w:after="40"/>
-        <w:rPr>
-          <w:sz w:val="24"/>
-          <w:szCs w:val="24"/>
-        </w:rPr>
-      </w:pPr>
-      <w:r>
-        <w:rPr>
-          <w:rFonts w:ascii="Arial" w:eastAsia="Arial" w:hAnsi="Arial" w:cs="Arial"/>
-          <w:b/>
-          <w:bCs/>
-          <w:sz w:val="24"/>
-          <w:szCs w:val="24"/>
-        </w:rPr>
-        <w:t>Incidencias controladas:</w:t>
-      </w:r>
-    </w:p>
-    <w:p>
-      <w:pPr>
-        <w:spacing w:after="40"/>
-        <w:ind w:left="454"/>
-        <w:rPr>
-          <w:sz w:val="24"/>
-          <w:szCs w:val="24"/>
-        </w:rPr>
-      </w:pPr>
-      <w:r>
-        <w:rPr>
-          <w:rFonts w:ascii="Arial" w:eastAsia="Arial" w:hAnsi="Arial" w:cs="Arial"/>
-          <w:sz w:val="24"/>
-          <w:szCs w:val="24"/>
-        </w:rPr>
-        <w:t>1. Al fijar la IP se respondió "y" a "</w:t>
-      </w:r>
-      <w:proofErr w:type="spellStart"/>
-      <w:r>
-        <w:rPr>
-          <w:rFonts w:ascii="Arial" w:eastAsia="Arial" w:hAnsi="Arial" w:cs="Arial"/>
-          <w:sz w:val="24"/>
-          <w:szCs w:val="24"/>
-        </w:rPr>
-        <w:t>via</w:t>
-      </w:r>
-      <w:proofErr w:type="spellEnd"/>
-      <w:r>
-        <w:rPr>
-          <w:rFonts w:ascii="Arial" w:eastAsia="Arial" w:hAnsi="Arial" w:cs="Arial"/>
-          <w:sz w:val="24"/>
-          <w:szCs w:val="24"/>
-        </w:rPr>
-        <w:t xml:space="preserve"> DHCP?" en vez de "n"; la interfaz quedó como cliente DHCP sin IP fija. Solución: repetir la opción 2 con "n" y fijar 10.10.10.1/24 + rango DHCP.</w:t>
-      </w:r>
-    </w:p>
-    <w:p>
-      <w:pPr>
-        <w:spacing w:after="40"/>
-        <w:ind w:left="454"/>
-        <w:rPr>
-          <w:sz w:val="24"/>
-          <w:szCs w:val="24"/>
-        </w:rPr>
-      </w:pPr>
-      <w:r>
-        <w:rPr>
-          <w:rFonts w:ascii="Arial" w:eastAsia="Arial" w:hAnsi="Arial" w:cs="Arial"/>
-          <w:sz w:val="24"/>
-          <w:szCs w:val="24"/>
-        </w:rPr>
-        <w:t xml:space="preserve">2. Sin conectividad inicial: los puertos del </w:t>
-      </w:r>
-      <w:proofErr w:type="spellStart"/>
-      <w:r>
-        <w:rPr>
-          <w:rFonts w:ascii="Arial" w:eastAsia="Arial" w:hAnsi="Arial" w:cs="Arial"/>
-          <w:sz w:val="24"/>
-          <w:szCs w:val="24"/>
-        </w:rPr>
-        <w:t>switch</w:t>
-      </w:r>
-      <w:proofErr w:type="spellEnd"/>
-      <w:r>
-        <w:rPr>
-          <w:rFonts w:ascii="Arial" w:eastAsia="Arial" w:hAnsi="Arial" w:cs="Arial"/>
-          <w:sz w:val="24"/>
-          <w:szCs w:val="24"/>
-        </w:rPr>
-        <w:t xml:space="preserve"> estaban en </w:t>
-      </w:r>
-      <w:proofErr w:type="spellStart"/>
-      <w:r>
-        <w:rPr>
-          <w:rFonts w:ascii="Arial" w:eastAsia="Arial" w:hAnsi="Arial" w:cs="Arial"/>
-          <w:sz w:val="24"/>
-          <w:szCs w:val="24"/>
-        </w:rPr>
-        <w:t>access</w:t>
-      </w:r>
-      <w:proofErr w:type="spellEnd"/>
-      <w:r>
-        <w:rPr>
-          <w:rFonts w:ascii="Arial" w:eastAsia="Arial" w:hAnsi="Arial" w:cs="Arial"/>
-          <w:sz w:val="24"/>
-          <w:szCs w:val="24"/>
-        </w:rPr>
-        <w:t xml:space="preserve"> VLAN 1 por defecto y, al configurarlos, quedaron invertidos (dot1q/</w:t>
-      </w:r>
-      <w:proofErr w:type="spellStart"/>
-      <w:r>
-        <w:rPr>
-          <w:rFonts w:ascii="Arial" w:eastAsia="Arial" w:hAnsi="Arial" w:cs="Arial"/>
-          <w:sz w:val="24"/>
-          <w:szCs w:val="24"/>
-        </w:rPr>
-        <w:t>access</w:t>
-      </w:r>
-      <w:proofErr w:type="spellEnd"/>
-      <w:r>
-        <w:rPr>
-          <w:rFonts w:ascii="Arial" w:eastAsia="Arial" w:hAnsi="Arial" w:cs="Arial"/>
-          <w:sz w:val="24"/>
-          <w:szCs w:val="24"/>
-        </w:rPr>
-        <w:t xml:space="preserve"> en el puerto equivocado). Detectado con el </w:t>
-      </w:r>
-      <w:proofErr w:type="spellStart"/>
-      <w:r>
-        <w:rPr>
-          <w:rFonts w:ascii="Arial" w:eastAsia="Arial" w:hAnsi="Arial" w:cs="Arial"/>
-          <w:sz w:val="24"/>
-          <w:szCs w:val="24"/>
-        </w:rPr>
-        <w:t>tooltip</w:t>
-      </w:r>
-      <w:proofErr w:type="spellEnd"/>
-      <w:r>
-        <w:rPr>
-          <w:rFonts w:ascii="Arial" w:eastAsia="Arial" w:hAnsi="Arial" w:cs="Arial"/>
-          <w:sz w:val="24"/>
-          <w:szCs w:val="24"/>
-        </w:rPr>
-        <w:t xml:space="preserve"> del enlace (</w:t>
-      </w:r>
-      <w:proofErr w:type="spellStart"/>
-      <w:r>
-        <w:rPr>
-          <w:rFonts w:ascii="Arial" w:eastAsia="Arial" w:hAnsi="Arial" w:cs="Arial"/>
-          <w:sz w:val="24"/>
-          <w:szCs w:val="24"/>
-        </w:rPr>
-        <w:t>pfSense</w:t>
-      </w:r>
-      <w:proofErr w:type="spellEnd"/>
-      <w:r>
-        <w:rPr>
-          <w:rFonts w:ascii="Arial" w:eastAsia="Arial" w:hAnsi="Arial" w:cs="Arial"/>
-          <w:sz w:val="24"/>
-          <w:szCs w:val="24"/>
-        </w:rPr>
-        <w:t xml:space="preserve"> em1 = </w:t>
-      </w:r>
-      <w:proofErr w:type="spellStart"/>
-      <w:r>
-        <w:rPr>
-          <w:rFonts w:ascii="Arial" w:eastAsia="Arial" w:hAnsi="Arial" w:cs="Arial"/>
-          <w:sz w:val="24"/>
-          <w:szCs w:val="24"/>
-        </w:rPr>
-        <w:t>switch</w:t>
-      </w:r>
-      <w:proofErr w:type="spellEnd"/>
-      <w:r>
-        <w:rPr>
-          <w:rFonts w:ascii="Arial" w:eastAsia="Arial" w:hAnsi="Arial" w:cs="Arial"/>
-          <w:sz w:val="24"/>
-          <w:szCs w:val="24"/>
-        </w:rPr>
-        <w:t xml:space="preserve"> </w:t>
-      </w:r>
-      <w:proofErr w:type="spellStart"/>
-      <w:r>
-        <w:rPr>
-          <w:rFonts w:ascii="Arial" w:eastAsia="Arial" w:hAnsi="Arial" w:cs="Arial"/>
-          <w:sz w:val="24"/>
-          <w:szCs w:val="24"/>
-        </w:rPr>
-        <w:t>port</w:t>
-      </w:r>
-      <w:proofErr w:type="spellEnd"/>
-      <w:r>
-        <w:rPr>
-          <w:rFonts w:ascii="Arial" w:eastAsia="Arial" w:hAnsi="Arial" w:cs="Arial"/>
-          <w:sz w:val="24"/>
-          <w:szCs w:val="24"/>
-        </w:rPr>
-        <w:t xml:space="preserve"> 0; PC1 = </w:t>
-      </w:r>
-      <w:proofErr w:type="spellStart"/>
-      <w:r>
-        <w:rPr>
-          <w:rFonts w:ascii="Arial" w:eastAsia="Arial" w:hAnsi="Arial" w:cs="Arial"/>
-          <w:sz w:val="24"/>
-          <w:szCs w:val="24"/>
-        </w:rPr>
-        <w:t>switch</w:t>
-      </w:r>
-      <w:proofErr w:type="spellEnd"/>
-      <w:r>
-        <w:rPr>
-          <w:rFonts w:ascii="Arial" w:eastAsia="Arial" w:hAnsi="Arial" w:cs="Arial"/>
-          <w:sz w:val="24"/>
-          <w:szCs w:val="24"/>
-        </w:rPr>
-        <w:t xml:space="preserve"> </w:t>
-      </w:r>
-      <w:proofErr w:type="spellStart"/>
-      <w:r>
-        <w:rPr>
-          <w:rFonts w:ascii="Arial" w:eastAsia="Arial" w:hAnsi="Arial" w:cs="Arial"/>
-          <w:sz w:val="24"/>
-          <w:szCs w:val="24"/>
-        </w:rPr>
-        <w:t>port</w:t>
-      </w:r>
-      <w:proofErr w:type="spellEnd"/>
-      <w:r>
-        <w:rPr>
-          <w:rFonts w:ascii="Arial" w:eastAsia="Arial" w:hAnsi="Arial" w:cs="Arial"/>
-          <w:sz w:val="24"/>
-          <w:szCs w:val="24"/>
-        </w:rPr>
-        <w:t xml:space="preserve"> 1). Solución: </w:t>
-      </w:r>
-      <w:proofErr w:type="spellStart"/>
-      <w:r>
-        <w:rPr>
-          <w:rFonts w:ascii="Arial" w:eastAsia="Arial" w:hAnsi="Arial" w:cs="Arial"/>
-          <w:sz w:val="24"/>
-          <w:szCs w:val="24"/>
-        </w:rPr>
-        <w:t>port</w:t>
-      </w:r>
-      <w:proofErr w:type="spellEnd"/>
-      <w:r>
-        <w:rPr>
-          <w:rFonts w:ascii="Arial" w:eastAsia="Arial" w:hAnsi="Arial" w:cs="Arial"/>
-          <w:sz w:val="24"/>
-          <w:szCs w:val="24"/>
-        </w:rPr>
-        <w:t xml:space="preserve"> 0 = dot1q VLAN 1, </w:t>
-      </w:r>
-      <w:proofErr w:type="spellStart"/>
-      <w:r>
-        <w:rPr>
-          <w:rFonts w:ascii="Arial" w:eastAsia="Arial" w:hAnsi="Arial" w:cs="Arial"/>
-          <w:sz w:val="24"/>
-          <w:szCs w:val="24"/>
-        </w:rPr>
-        <w:t>port</w:t>
-      </w:r>
-      <w:proofErr w:type="spellEnd"/>
-      <w:r>
-        <w:rPr>
-          <w:rFonts w:ascii="Arial" w:eastAsia="Arial" w:hAnsi="Arial" w:cs="Arial"/>
-          <w:sz w:val="24"/>
-          <w:szCs w:val="24"/>
-        </w:rPr>
-        <w:t xml:space="preserve"> 1 = </w:t>
-      </w:r>
-      <w:proofErr w:type="spellStart"/>
-      <w:r>
-        <w:rPr>
-          <w:rFonts w:ascii="Arial" w:eastAsia="Arial" w:hAnsi="Arial" w:cs="Arial"/>
-          <w:sz w:val="24"/>
-          <w:szCs w:val="24"/>
-        </w:rPr>
-        <w:t>access</w:t>
-      </w:r>
-      <w:proofErr w:type="spellEnd"/>
-      <w:r>
-        <w:rPr>
-          <w:rFonts w:ascii="Arial" w:eastAsia="Arial" w:hAnsi="Arial" w:cs="Arial"/>
-          <w:sz w:val="24"/>
-          <w:szCs w:val="24"/>
-        </w:rPr>
-        <w:t xml:space="preserve"> VLAN 10.</w:t>
-      </w:r>
-    </w:p>
-    <w:p>
-      <w:pPr>
-        <w:spacing w:after="60"/>
-        <w:rPr>
-          <w:sz w:val="24"/>
-          <w:szCs w:val="24"/>
-        </w:rPr>
-      </w:pPr>
-      <w:r>
-        <w:rPr>
-          <w:rFonts w:ascii="Arial" w:eastAsia="Arial" w:hAnsi="Arial" w:cs="Arial"/>
-          <w:b/>
-          <w:bCs/>
-          <w:sz w:val="24"/>
-          <w:szCs w:val="24"/>
-        </w:rPr>
-        <w:t xml:space="preserve">Pendiente: </w:t>
-      </w:r>
-      <w:proofErr w:type="spellStart"/>
-      <w:r>
-        <w:rPr>
-          <w:rFonts w:ascii="Arial" w:eastAsia="Arial" w:hAnsi="Arial" w:cs="Arial"/>
-          <w:sz w:val="24"/>
-          <w:szCs w:val="24"/>
-        </w:rPr>
-        <w:t>VLANs</w:t>
-      </w:r>
-      <w:proofErr w:type="spellEnd"/>
-      <w:r>
-        <w:rPr>
-          <w:rFonts w:ascii="Arial" w:eastAsia="Arial" w:hAnsi="Arial" w:cs="Arial"/>
-          <w:sz w:val="24"/>
-          <w:szCs w:val="24"/>
-        </w:rPr>
-        <w:t xml:space="preserve"> 20, 30, 40 y 50 (mismo patrón, vía interfaz web).</w:t>
-      </w:r>
-    </w:p>
-    <w:p>
-      <w:pPr>
-        <w:spacing w:line="360" w:lineRule="auto"/>
-        <w:jc w:val="both"/>
-        <w:rPr>
-          <w:rFonts w:ascii="Arial" w:eastAsia="Arial" w:hAnsi="Arial" w:cs="Arial"/>
-          <w:i/>
-          <w:color w:val="FF0000"/>
+        </w:rPr>
+      </w:pPr>
+      <w:r>
+        <w:rPr>
+          <w:rFonts w:ascii="Arial" w:eastAsia="Arial" w:hAnsi="Arial" w:cs="Arial"/>
+          <w:color w:val="000000"/>
           <w:sz w:val="32"/>
           <w:szCs w:val="32"/>
         </w:rPr>
-      </w:pPr>
-    </w:p>
-    <w:p>
-      <w:pPr>
-        <w:pStyle w:val="Ttulo2"/>
-        <w:spacing w:before="160"/>
-        <w:rPr>
-          <w:i/>
-          <w:color w:val="FF0000"/>
-          <w:sz w:val="24"/>
-          <w:szCs w:val="24"/>
-        </w:rPr>
-      </w:pPr>
-      <w:r>
-        <w:rPr>
-          <w:rFonts w:ascii="Arial" w:eastAsia="Arial" w:hAnsi="Arial" w:cs="Arial"/>
-          <w:i/>
-          <w:color w:val="FF0000"/>
+        <w:lastRenderedPageBreak/>
+        <w:t>CONCLUSIONES</w:t>
+      </w:r>
+    </w:p>
+    <w:p>
+      <w:pPr>
+        <w:spacing w:line="360" w:lineRule="auto"/>
+        <w:jc w:val="both"/>
+        <w:rPr>
+          <w:rFonts w:ascii="Arial" w:eastAsia="Arial" w:hAnsi="Arial" w:cs="Arial"/>
+          <w:color w:val="000000"/>
+        </w:rPr>
+      </w:pPr>
+      <w:r>
+        <w:rPr>
+          <w:rFonts w:ascii="Arial" w:eastAsia="Arial" w:hAnsi="Arial" w:cs="Arial"/>
+          <w:color w:val="000000"/>
+        </w:rPr>
+        <w:t>Conclusión profesional del proyecto.</w:t>
+      </w:r>
+    </w:p>
+    <w:p>
+      <w:pPr>
+        <w:spacing w:line="360" w:lineRule="auto"/>
+        <w:rPr>
+          <w:color w:val="000000"/>
+        </w:rPr>
+      </w:pPr>
+      <w:r>
+        <w:br w:type="page"/>
+      </w:r>
+    </w:p>
+    <w:p>
+      <w:pPr>
+        <w:spacing w:line="360" w:lineRule="auto"/>
+        <w:jc w:val="both"/>
+        <w:rPr>
+          <w:rFonts w:ascii="Arial" w:eastAsia="Arial" w:hAnsi="Arial" w:cs="Arial"/>
+          <w:color w:val="000000"/>
           <w:sz w:val="32"/>
           <w:szCs w:val="32"/>
         </w:rPr>
-        <w:t xml:space="preserve">Meter las imágenes con sus pies, desde </w:t>
-      </w:r>
-      <w:r>
-        <w:rPr>
-          <w:rFonts w:ascii="Arial" w:eastAsia="Arial" w:hAnsi="Arial" w:cs="Arial"/>
-          <w:i/>
-          <w:color w:val="FF0000"/>
-          <w:sz w:val="24"/>
-          <w:szCs w:val="24"/>
-        </w:rPr>
-        <w:t xml:space="preserve">R01F01T01 Creación de </w:t>
-      </w:r>
-      <w:proofErr w:type="spellStart"/>
-      <w:r>
-        <w:rPr>
-          <w:rFonts w:ascii="Arial" w:eastAsia="Arial" w:hAnsi="Arial" w:cs="Arial"/>
-          <w:i/>
-          <w:color w:val="FF0000"/>
-          <w:sz w:val="24"/>
-          <w:szCs w:val="24"/>
-        </w:rPr>
-        <w:t>VLANs</w:t>
-      </w:r>
-      <w:proofErr w:type="spellEnd"/>
-      <w:r>
-        <w:rPr>
-          <w:rFonts w:ascii="Arial" w:eastAsia="Arial" w:hAnsi="Arial" w:cs="Arial"/>
-          <w:i/>
-          <w:color w:val="FF0000"/>
-          <w:sz w:val="24"/>
-          <w:szCs w:val="24"/>
-        </w:rPr>
-        <w:t xml:space="preserve"> y direccionamiento (VLAN 10)</w:t>
-      </w:r>
-    </w:p>
-    <w:p>
-      <w:pPr>
-        <w:spacing w:line="360" w:lineRule="auto"/>
-        <w:jc w:val="both"/>
+      </w:pPr>
+      <w:r>
         <w:rPr>
           <w:rFonts w:ascii="Arial" w:eastAsia="Arial" w:hAnsi="Arial" w:cs="Arial"/>
           <w:color w:val="000000"/>
           <w:sz w:val="32"/>
           <w:szCs w:val="32"/>
-          <w:u w:val="single"/>
-        </w:rPr>
-      </w:pPr>
-    </w:p>
-    <w:p>
-      <w:pPr>
-        <w:spacing w:line="360" w:lineRule="auto"/>
-        <w:jc w:val="both"/>
-        <w:rPr>
-          <w:rFonts w:ascii="Arial" w:eastAsia="Arial" w:hAnsi="Arial" w:cs="Arial"/>
-          <w:color w:val="000000"/>
-          <w:sz w:val="32"/>
-          <w:szCs w:val="32"/>
-        </w:rPr>
-      </w:pPr>
-    </w:p>
-    <w:p>
-      <w:pPr>
-        <w:spacing w:line="360" w:lineRule="auto"/>
-        <w:jc w:val="both"/>
-        <w:rPr>
-          <w:rFonts w:ascii="Arial" w:eastAsia="Arial" w:hAnsi="Arial" w:cs="Arial"/>
-          <w:color w:val="000000"/>
-          <w:sz w:val="32"/>
-          <w:szCs w:val="32"/>
-        </w:rPr>
-      </w:pPr>
-    </w:p>
-    <w:p>
-      <w:pPr>
-        <w:spacing w:line="360" w:lineRule="auto"/>
-        <w:jc w:val="both"/>
-        <w:rPr>
-          <w:rFonts w:ascii="Arial" w:eastAsia="Arial" w:hAnsi="Arial" w:cs="Arial"/>
-          <w:color w:val="000000"/>
-          <w:sz w:val="32"/>
-          <w:szCs w:val="32"/>
-        </w:rPr>
-      </w:pPr>
-    </w:p>
-    <w:p>
-      <w:pPr>
-        <w:spacing w:line="360" w:lineRule="auto"/>
-        <w:jc w:val="both"/>
-        <w:rPr>
-          <w:rFonts w:ascii="Arial" w:eastAsia="Arial" w:hAnsi="Arial" w:cs="Arial"/>
-          <w:color w:val="000000"/>
-          <w:sz w:val="32"/>
-          <w:szCs w:val="32"/>
-        </w:rPr>
-      </w:pPr>
-    </w:p>
-    <w:p>
-      <w:pPr>
-        <w:spacing w:line="360" w:lineRule="auto"/>
-        <w:jc w:val="both"/>
-        <w:rPr>
-          <w:rFonts w:ascii="Arial" w:eastAsia="Arial" w:hAnsi="Arial" w:cs="Arial"/>
-          <w:color w:val="000000"/>
-          <w:sz w:val="32"/>
-          <w:szCs w:val="32"/>
-        </w:rPr>
-      </w:pPr>
-    </w:p>
-    <w:p>
-      <w:pPr>
-        <w:spacing w:line="360" w:lineRule="auto"/>
-        <w:jc w:val="both"/>
-        <w:rPr>
-          <w:rFonts w:ascii="Arial" w:eastAsia="Arial" w:hAnsi="Arial" w:cs="Arial"/>
-          <w:color w:val="000000"/>
-          <w:sz w:val="32"/>
-          <w:szCs w:val="32"/>
-        </w:rPr>
-      </w:pPr>
-    </w:p>
-    <w:p>
-      <w:pPr>
-        <w:spacing w:line="360" w:lineRule="auto"/>
-        <w:jc w:val="both"/>
-        <w:rPr>
-          <w:rFonts w:ascii="Arial" w:eastAsia="Arial" w:hAnsi="Arial" w:cs="Arial"/>
-          <w:color w:val="000000"/>
-          <w:sz w:val="32"/>
-          <w:szCs w:val="32"/>
-        </w:rPr>
-      </w:pPr>
-    </w:p>
-    <w:p>
-      <w:pPr>
-        <w:spacing w:line="360" w:lineRule="auto"/>
-        <w:jc w:val="both"/>
-        <w:rPr>
-          <w:rFonts w:ascii="Arial" w:eastAsia="Arial" w:hAnsi="Arial" w:cs="Arial"/>
-          <w:color w:val="000000"/>
-          <w:sz w:val="32"/>
-          <w:szCs w:val="32"/>
-        </w:rPr>
-      </w:pPr>
-    </w:p>
-    <w:p>
-      <w:pPr>
-        <w:spacing w:line="360" w:lineRule="auto"/>
-        <w:jc w:val="both"/>
-        <w:rPr>
-          <w:rFonts w:ascii="Arial" w:eastAsia="Arial" w:hAnsi="Arial" w:cs="Arial"/>
-          <w:color w:val="000000"/>
-          <w:sz w:val="32"/>
-          <w:szCs w:val="32"/>
-        </w:rPr>
-      </w:pPr>
-    </w:p>
-    <w:p>
-      <w:pPr>
-        <w:spacing w:line="360" w:lineRule="auto"/>
-        <w:jc w:val="both"/>
-        <w:rPr>
-          <w:rFonts w:ascii="Arial" w:eastAsia="Arial" w:hAnsi="Arial" w:cs="Arial"/>
-          <w:color w:val="000000"/>
-          <w:sz w:val="32"/>
-          <w:szCs w:val="32"/>
-        </w:rPr>
-      </w:pPr>
-    </w:p>
-    <w:p>
-      <w:pPr>
-        <w:spacing w:line="360" w:lineRule="auto"/>
-        <w:jc w:val="both"/>
-        <w:rPr>
-          <w:rFonts w:ascii="Arial" w:eastAsia="Arial" w:hAnsi="Arial" w:cs="Arial"/>
-          <w:color w:val="000000"/>
-          <w:sz w:val="32"/>
-          <w:szCs w:val="32"/>
-        </w:rPr>
-      </w:pPr>
-    </w:p>
-    <w:p>
-      <w:pPr>
-        <w:spacing w:line="360" w:lineRule="auto"/>
-        <w:jc w:val="both"/>
-        <w:rPr>
-          <w:rFonts w:ascii="Arial" w:eastAsia="Arial" w:hAnsi="Arial" w:cs="Arial"/>
-          <w:color w:val="000000"/>
-          <w:sz w:val="32"/>
-          <w:szCs w:val="32"/>
-        </w:rPr>
-      </w:pPr>
-    </w:p>
-    <w:p>
-      <w:pPr>
-        <w:spacing w:line="360" w:lineRule="auto"/>
-        <w:jc w:val="both"/>
-        <w:rPr>
-          <w:rFonts w:ascii="Arial" w:eastAsia="Arial" w:hAnsi="Arial" w:cs="Arial"/>
-          <w:color w:val="000000"/>
-          <w:sz w:val="32"/>
-          <w:szCs w:val="32"/>
-        </w:rPr>
-      </w:pPr>
-    </w:p>
-    <w:p>
-      <w:pPr>
-        <w:spacing w:line="360" w:lineRule="auto"/>
-        <w:jc w:val="both"/>
-        <w:rPr>
-          <w:rFonts w:ascii="Arial" w:eastAsia="Arial" w:hAnsi="Arial" w:cs="Arial"/>
-          <w:color w:val="000000"/>
-          <w:sz w:val="32"/>
-          <w:szCs w:val="32"/>
-        </w:rPr>
-      </w:pPr>
-    </w:p>
-    <w:p>
-      <w:pPr>
-        <w:spacing w:line="360" w:lineRule="auto"/>
-        <w:jc w:val="both"/>
-        <w:rPr>
-          <w:rFonts w:ascii="Arial" w:eastAsia="Arial" w:hAnsi="Arial" w:cs="Arial"/>
-          <w:color w:val="000000"/>
-          <w:sz w:val="32"/>
-          <w:szCs w:val="32"/>
-        </w:rPr>
-      </w:pPr>
-    </w:p>
-    <w:p>
-      <w:pPr>
-        <w:spacing w:line="360" w:lineRule="auto"/>
-        <w:jc w:val="both"/>
-        <w:rPr>
-          <w:rFonts w:ascii="Arial" w:eastAsia="Arial" w:hAnsi="Arial" w:cs="Arial"/>
-          <w:color w:val="000000"/>
-          <w:sz w:val="32"/>
-          <w:szCs w:val="32"/>
-        </w:rPr>
-      </w:pPr>
-      <w:r>
-        <w:rPr>
-          <w:rFonts w:ascii="Arial" w:eastAsia="Arial" w:hAnsi="Arial" w:cs="Arial"/>
-          <w:color w:val="000000"/>
-          <w:sz w:val="32"/>
-          <w:szCs w:val="32"/>
-        </w:rPr>
-        <w:t>DESPLIEGUE E INSTALACIÓN</w:t>
-      </w:r>
-    </w:p>
-    <w:p>
-      <w:pPr>
-        <w:spacing w:line="360" w:lineRule="auto"/>
-        <w:jc w:val="both"/>
-        <w:rPr>
-          <w:rFonts w:ascii="Arial" w:eastAsia="Arial" w:hAnsi="Arial" w:cs="Arial"/>
-          <w:color w:val="000000"/>
-        </w:rPr>
-      </w:pPr>
-      <w:r>
-        <w:rPr>
-          <w:rFonts w:ascii="Arial" w:eastAsia="Arial" w:hAnsi="Arial" w:cs="Arial"/>
-          <w:b/>
-          <w:bCs/>
-          <w:color w:val="000000"/>
-        </w:rPr>
-        <w:t>Metodología usada</w:t>
-      </w:r>
-    </w:p>
-    <w:p>
-      <w:pPr>
-        <w:spacing w:line="360" w:lineRule="auto"/>
-        <w:jc w:val="both"/>
-        <w:rPr>
-          <w:rFonts w:ascii="Arial" w:eastAsia="Arial" w:hAnsi="Arial" w:cs="Arial"/>
-          <w:color w:val="000000"/>
-          <w:sz w:val="32"/>
-          <w:szCs w:val="32"/>
-        </w:rPr>
-      </w:pPr>
-      <w:r>
-        <w:rPr>
-          <w:rFonts w:ascii="Arial" w:eastAsia="Arial" w:hAnsi="Arial" w:cs="Arial"/>
-          <w:color w:val="000000"/>
-        </w:rPr>
-        <w:t>La metodología seguida es iterativa</w:t>
-      </w:r>
-    </w:p>
-    <w:p>
-      <w:pPr>
-        <w:spacing w:line="360" w:lineRule="auto"/>
-        <w:jc w:val="both"/>
-        <w:rPr>
-          <w:rFonts w:ascii="Arial" w:eastAsia="Arial" w:hAnsi="Arial" w:cs="Arial"/>
-          <w:color w:val="000000"/>
-          <w:sz w:val="32"/>
-          <w:szCs w:val="32"/>
-        </w:rPr>
-      </w:pPr>
-    </w:p>
-    <w:p>
-      <w:pPr>
-        <w:spacing w:line="360" w:lineRule="auto"/>
-        <w:jc w:val="both"/>
-        <w:rPr>
-          <w:rFonts w:ascii="Arial" w:eastAsia="Arial" w:hAnsi="Arial" w:cs="Arial"/>
-          <w:color w:val="000000"/>
-          <w:sz w:val="32"/>
-          <w:szCs w:val="32"/>
-        </w:rPr>
-      </w:pPr>
-    </w:p>
-    <w:p>
-      <w:pPr>
-        <w:spacing w:line="360" w:lineRule="auto"/>
-        <w:jc w:val="both"/>
-        <w:rPr>
-          <w:rFonts w:ascii="Arial" w:eastAsia="Arial" w:hAnsi="Arial" w:cs="Arial"/>
-          <w:color w:val="000000"/>
-          <w:sz w:val="32"/>
-          <w:szCs w:val="32"/>
-        </w:rPr>
-      </w:pPr>
-    </w:p>
-    <w:p>
-      <w:pPr>
-        <w:spacing w:line="360" w:lineRule="auto"/>
-        <w:jc w:val="both"/>
-        <w:rPr>
-          <w:rFonts w:ascii="Arial" w:eastAsia="Arial" w:hAnsi="Arial" w:cs="Arial"/>
-          <w:color w:val="000000"/>
-          <w:sz w:val="32"/>
-          <w:szCs w:val="32"/>
-        </w:rPr>
-      </w:pPr>
-    </w:p>
-    <w:p>
-      <w:pPr>
-        <w:spacing w:line="360" w:lineRule="auto"/>
-        <w:jc w:val="both"/>
-        <w:rPr>
-          <w:rFonts w:ascii="Arial" w:eastAsia="Arial" w:hAnsi="Arial" w:cs="Arial"/>
-          <w:color w:val="000000"/>
-          <w:sz w:val="32"/>
-          <w:szCs w:val="32"/>
-        </w:rPr>
-      </w:pPr>
-    </w:p>
-    <w:p>
-      <w:pPr>
-        <w:spacing w:line="360" w:lineRule="auto"/>
-        <w:jc w:val="both"/>
-        <w:rPr>
-          <w:rFonts w:ascii="Arial" w:eastAsia="Arial" w:hAnsi="Arial" w:cs="Arial"/>
-          <w:color w:val="000000"/>
-          <w:sz w:val="32"/>
-          <w:szCs w:val="32"/>
-        </w:rPr>
-      </w:pPr>
-    </w:p>
-    <w:p>
-      <w:pPr>
-        <w:spacing w:line="360" w:lineRule="auto"/>
-        <w:jc w:val="both"/>
-        <w:rPr>
-          <w:rFonts w:ascii="Arial" w:eastAsia="Arial" w:hAnsi="Arial" w:cs="Arial"/>
-          <w:color w:val="000000"/>
-          <w:sz w:val="32"/>
-          <w:szCs w:val="32"/>
-        </w:rPr>
-      </w:pPr>
-    </w:p>
-    <w:p>
-      <w:pPr>
-        <w:spacing w:line="360" w:lineRule="auto"/>
-        <w:jc w:val="both"/>
-        <w:rPr>
-          <w:rFonts w:ascii="Arial" w:eastAsia="Arial" w:hAnsi="Arial" w:cs="Arial"/>
-          <w:color w:val="000000"/>
-          <w:sz w:val="32"/>
-          <w:szCs w:val="32"/>
-        </w:rPr>
-      </w:pPr>
-    </w:p>
-    <w:p>
-      <w:pPr>
-        <w:spacing w:line="360" w:lineRule="auto"/>
-        <w:jc w:val="both"/>
-        <w:rPr>
-          <w:rFonts w:ascii="Arial" w:eastAsia="Arial" w:hAnsi="Arial" w:cs="Arial"/>
-          <w:color w:val="000000"/>
-          <w:sz w:val="32"/>
-          <w:szCs w:val="32"/>
-        </w:rPr>
-      </w:pPr>
-    </w:p>
-    <w:p>
-      <w:pPr>
-        <w:spacing w:line="360" w:lineRule="auto"/>
-        <w:jc w:val="both"/>
-        <w:rPr>
-          <w:rFonts w:ascii="Arial" w:eastAsia="Arial" w:hAnsi="Arial" w:cs="Arial"/>
-          <w:color w:val="000000"/>
-          <w:sz w:val="32"/>
-          <w:szCs w:val="32"/>
-        </w:rPr>
-      </w:pPr>
-    </w:p>
-    <w:p>
-      <w:pPr>
-        <w:spacing w:line="360" w:lineRule="auto"/>
-        <w:jc w:val="both"/>
-        <w:rPr>
-          <w:rFonts w:ascii="Arial" w:eastAsia="Arial" w:hAnsi="Arial" w:cs="Arial"/>
-          <w:color w:val="000000"/>
-          <w:sz w:val="32"/>
-          <w:szCs w:val="32"/>
-        </w:rPr>
-      </w:pPr>
-    </w:p>
-    <w:p>
-      <w:pPr>
-        <w:spacing w:line="360" w:lineRule="auto"/>
-        <w:jc w:val="both"/>
-        <w:rPr>
-          <w:rFonts w:ascii="Arial" w:eastAsia="Arial" w:hAnsi="Arial" w:cs="Arial"/>
-          <w:color w:val="000000"/>
-          <w:sz w:val="32"/>
-          <w:szCs w:val="32"/>
-        </w:rPr>
-      </w:pPr>
-    </w:p>
-    <w:p>
-      <w:pPr>
-        <w:spacing w:line="360" w:lineRule="auto"/>
-        <w:jc w:val="both"/>
-        <w:rPr>
-          <w:rFonts w:ascii="Arial" w:eastAsia="Arial" w:hAnsi="Arial" w:cs="Arial"/>
-          <w:color w:val="000000"/>
-          <w:sz w:val="32"/>
-          <w:szCs w:val="32"/>
-        </w:rPr>
-      </w:pPr>
-    </w:p>
-    <w:p>
-      <w:pPr>
-        <w:spacing w:line="360" w:lineRule="auto"/>
-        <w:jc w:val="both"/>
-        <w:rPr>
-          <w:rFonts w:ascii="Arial" w:eastAsia="Arial" w:hAnsi="Arial" w:cs="Arial"/>
-          <w:color w:val="000000"/>
-          <w:sz w:val="32"/>
-          <w:szCs w:val="32"/>
-        </w:rPr>
-      </w:pPr>
-    </w:p>
-    <w:p>
-      <w:pPr>
-        <w:spacing w:line="360" w:lineRule="auto"/>
-        <w:jc w:val="both"/>
-        <w:rPr>
-          <w:rFonts w:ascii="Arial" w:eastAsia="Arial" w:hAnsi="Arial" w:cs="Arial"/>
-          <w:color w:val="000000"/>
-          <w:sz w:val="32"/>
-          <w:szCs w:val="32"/>
-        </w:rPr>
-      </w:pPr>
-    </w:p>
-    <w:p>
-      <w:pPr>
-        <w:spacing w:line="360" w:lineRule="auto"/>
-        <w:jc w:val="both"/>
-        <w:rPr>
-          <w:rFonts w:ascii="Arial" w:eastAsia="Arial" w:hAnsi="Arial" w:cs="Arial"/>
-          <w:color w:val="000000"/>
-          <w:sz w:val="32"/>
-          <w:szCs w:val="32"/>
-        </w:rPr>
-      </w:pPr>
-    </w:p>
-    <w:p>
-      <w:pPr>
-        <w:spacing w:line="360" w:lineRule="auto"/>
-        <w:jc w:val="both"/>
-        <w:rPr>
-          <w:rFonts w:ascii="Arial" w:eastAsia="Arial" w:hAnsi="Arial" w:cs="Arial"/>
-          <w:color w:val="000000"/>
-          <w:sz w:val="32"/>
-          <w:szCs w:val="32"/>
-        </w:rPr>
-      </w:pPr>
-      <w:r>
-        <w:rPr>
-          <w:rFonts w:ascii="Arial" w:eastAsia="Arial" w:hAnsi="Arial" w:cs="Arial"/>
-          <w:color w:val="000000"/>
-          <w:sz w:val="32"/>
-          <w:szCs w:val="32"/>
-        </w:rPr>
-        <w:t>TRABAJOS FUTUROS</w:t>
-      </w:r>
-    </w:p>
-    <w:p>
-      <w:pPr>
-        <w:spacing w:line="360" w:lineRule="auto"/>
-        <w:jc w:val="both"/>
-        <w:rPr>
-          <w:rFonts w:ascii="Arial" w:eastAsia="Arial" w:hAnsi="Arial" w:cs="Arial"/>
-          <w:color w:val="000000"/>
-        </w:rPr>
-      </w:pPr>
-      <w:r>
-        <w:rPr>
-          <w:rFonts w:ascii="Arial" w:eastAsia="Arial" w:hAnsi="Arial" w:cs="Arial"/>
-          <w:color w:val="000000"/>
-        </w:rPr>
-        <w:t>Trabajos de ampliación y mejora proyectados.</w:t>
-      </w:r>
-    </w:p>
-    <w:p>
-      <w:pPr>
-        <w:spacing w:line="360" w:lineRule="auto"/>
-        <w:rPr>
-          <w:color w:val="000000"/>
-        </w:rPr>
-      </w:pPr>
-      <w:r>
-        <w:br w:type="page"/>
-      </w:r>
-    </w:p>
-    <w:p>
-      <w:pPr>
-        <w:spacing w:line="360" w:lineRule="auto"/>
-        <w:jc w:val="both"/>
-        <w:rPr>
-          <w:rFonts w:ascii="Arial" w:eastAsia="Arial" w:hAnsi="Arial" w:cs="Arial"/>
-          <w:color w:val="000000"/>
-          <w:sz w:val="32"/>
-          <w:szCs w:val="32"/>
-        </w:rPr>
-      </w:pPr>
-      <w:r>
-        <w:rPr>
-          <w:rFonts w:ascii="Arial" w:eastAsia="Arial" w:hAnsi="Arial" w:cs="Arial"/>
-          <w:color w:val="000000"/>
-          <w:sz w:val="32"/>
-          <w:szCs w:val="32"/>
-        </w:rPr>
-        <w:lastRenderedPageBreak/>
-        <w:t>CONCLUSIONES</w:t>
-      </w:r>
-    </w:p>
-    <w:p>
-      <w:pPr>
-        <w:spacing w:line="360" w:lineRule="auto"/>
-        <w:jc w:val="both"/>
-        <w:rPr>
-          <w:rFonts w:ascii="Arial" w:eastAsia="Arial" w:hAnsi="Arial" w:cs="Arial"/>
-          <w:color w:val="000000"/>
-        </w:rPr>
-      </w:pPr>
-      <w:r>
-        <w:rPr>
-          <w:rFonts w:ascii="Arial" w:eastAsia="Arial" w:hAnsi="Arial" w:cs="Arial"/>
-          <w:color w:val="000000"/>
-        </w:rPr>
-        <w:t>Conclusión profesional del proyecto.</w:t>
-      </w:r>
-    </w:p>
-    <w:p>
-      <w:pPr>
-        <w:spacing w:line="360" w:lineRule="auto"/>
-        <w:rPr>
-          <w:color w:val="000000"/>
-        </w:rPr>
-      </w:pPr>
-      <w:r>
-        <w:br w:type="page"/>
-      </w:r>
-    </w:p>
-    <w:p>
-      <w:pPr>
-        <w:spacing w:line="360" w:lineRule="auto"/>
-        <w:jc w:val="both"/>
-        <w:rPr>
-          <w:rFonts w:ascii="Arial" w:eastAsia="Arial" w:hAnsi="Arial" w:cs="Arial"/>
-          <w:color w:val="000000"/>
-          <w:sz w:val="32"/>
-          <w:szCs w:val="32"/>
-        </w:rPr>
-      </w:pPr>
-      <w:r>
-        <w:rPr>
-          <w:rFonts w:ascii="Arial" w:eastAsia="Arial" w:hAnsi="Arial" w:cs="Arial"/>
-          <w:color w:val="000000"/>
-          <w:sz w:val="32"/>
-          <w:szCs w:val="32"/>
         </w:rPr>
         <w:lastRenderedPageBreak/>
         <w:t>REFERENCIAS</w:t>
@@ -24265,8 +25584,8 @@
       </w:r>
     </w:p>
     <w:sectPr>
-      <w:headerReference w:type="default" r:id="rId17"/>
-      <w:footerReference w:type="default" r:id="rId18"/>
+      <w:headerReference w:type="default" r:id="rId21"/>
+      <w:footerReference w:type="default" r:id="rId22"/>
       <w:pgSz w:w="11906" w:h="16838"/>
       <w:pgMar w:top="1440" w:right="1440" w:bottom="1440" w:left="1440" w:header="426" w:footer="720" w:gutter="0"/>
       <w:pgNumType w:start="1"/>
@@ -24878,6 +26197,155 @@
     </w:lvl>
   </w:abstractNum>
   <w:abstractNum w:abstractNumId="2" w15:restartNumberingAfterBreak="0">
+    <w:nsid w:val="48FA72A2"/>
+    <w:multiLevelType w:val="multilevel"/>
+    <w:tmpl w:val="E2EABFDE"/>
+    <w:lvl w:ilvl="0">
+      <w:start w:val="1"/>
+      <w:numFmt w:val="bullet"/>
+      <w:lvlText w:val=""/>
+      <w:lvlJc w:val="left"/>
+      <w:pPr>
+        <w:tabs>
+          <w:tab w:val="num" w:pos="720"/>
+        </w:tabs>
+        <w:ind w:left="720" w:hanging="360"/>
+      </w:pPr>
+      <w:rPr>
+        <w:rFonts w:ascii="Symbol" w:hAnsi="Symbol" w:hint="default"/>
+        <w:sz w:val="20"/>
+      </w:rPr>
+    </w:lvl>
+    <w:lvl w:ilvl="1">
+      <w:start w:val="1"/>
+      <w:numFmt w:val="bullet"/>
+      <w:lvlText w:val="o"/>
+      <w:lvlJc w:val="left"/>
+      <w:pPr>
+        <w:tabs>
+          <w:tab w:val="num" w:pos="1440"/>
+        </w:tabs>
+        <w:ind w:left="1440" w:hanging="360"/>
+      </w:pPr>
+      <w:rPr>
+        <w:rFonts w:ascii="Courier New" w:hAnsi="Courier New" w:hint="default"/>
+        <w:sz w:val="20"/>
+      </w:rPr>
+    </w:lvl>
+    <w:lvl w:ilvl="2" w:tentative="1">
+      <w:start w:val="1"/>
+      <w:numFmt w:val="bullet"/>
+      <w:lvlText w:val=""/>
+      <w:lvlJc w:val="left"/>
+      <w:pPr>
+        <w:tabs>
+          <w:tab w:val="num" w:pos="2160"/>
+        </w:tabs>
+        <w:ind w:left="2160" w:hanging="360"/>
+      </w:pPr>
+      <w:rPr>
+        <w:rFonts w:ascii="Wingdings" w:hAnsi="Wingdings" w:hint="default"/>
+        <w:sz w:val="20"/>
+      </w:rPr>
+    </w:lvl>
+    <w:lvl w:ilvl="3" w:tentative="1">
+      <w:start w:val="1"/>
+      <w:numFmt w:val="bullet"/>
+      <w:lvlText w:val=""/>
+      <w:lvlJc w:val="left"/>
+      <w:pPr>
+        <w:tabs>
+          <w:tab w:val="num" w:pos="2880"/>
+        </w:tabs>
+        <w:ind w:left="2880" w:hanging="360"/>
+      </w:pPr>
+      <w:rPr>
+        <w:rFonts w:ascii="Wingdings" w:hAnsi="Wingdings" w:hint="default"/>
+        <w:sz w:val="20"/>
+      </w:rPr>
+    </w:lvl>
+    <w:lvl w:ilvl="4" w:tentative="1">
+      <w:start w:val="1"/>
+      <w:numFmt w:val="bullet"/>
+      <w:lvlText w:val=""/>
+      <w:lvlJc w:val="left"/>
+      <w:pPr>
+        <w:tabs>
+          <w:tab w:val="num" w:pos="3600"/>
+        </w:tabs>
+        <w:ind w:left="3600" w:hanging="360"/>
+      </w:pPr>
+      <w:rPr>
+        <w:rFonts w:ascii="Wingdings" w:hAnsi="Wingdings" w:hint="default"/>
+        <w:sz w:val="20"/>
+      </w:rPr>
+    </w:lvl>
+    <w:lvl w:ilvl="5" w:tentative="1">
+      <w:start w:val="1"/>
+      <w:numFmt w:val="bullet"/>
+      <w:lvlText w:val=""/>
+      <w:lvlJc w:val="left"/>
+      <w:pPr>
+        <w:tabs>
+          <w:tab w:val="num" w:pos="4320"/>
+        </w:tabs>
+        <w:ind w:left="4320" w:hanging="360"/>
+      </w:pPr>
+      <w:rPr>
+        <w:rFonts w:ascii="Wingdings" w:hAnsi="Wingdings" w:hint="default"/>
+        <w:sz w:val="20"/>
+      </w:rPr>
+    </w:lvl>
+    <w:lvl w:ilvl="6" w:tentative="1">
+      <w:start w:val="1"/>
+      <w:numFmt w:val="bullet"/>
+      <w:lvlText w:val=""/>
+      <w:lvlJc w:val="left"/>
+      <w:pPr>
+        <w:tabs>
+          <w:tab w:val="num" w:pos="5040"/>
+        </w:tabs>
+        <w:ind w:left="5040" w:hanging="360"/>
+      </w:pPr>
+      <w:rPr>
+        <w:rFonts w:ascii="Wingdings" w:hAnsi="Wingdings" w:hint="default"/>
+        <w:sz w:val="20"/>
+      </w:rPr>
+    </w:lvl>
+    <w:lvl w:ilvl="7" w:tentative="1">
+      <w:start w:val="1"/>
+      <w:numFmt w:val="bullet"/>
+      <w:lvlText w:val=""/>
+      <w:lvlJc w:val="left"/>
+      <w:pPr>
+        <w:tabs>
+          <w:tab w:val="num" w:pos="5760"/>
+        </w:tabs>
+        <w:ind w:left="5760" w:hanging="360"/>
+      </w:pPr>
+      <w:rPr>
+        <w:rFonts w:ascii="Wingdings" w:hAnsi="Wingdings" w:hint="default"/>
+        <w:sz w:val="20"/>
+      </w:rPr>
+    </w:lvl>
+    <w:lvl w:ilvl="8" w:tentative="1">
+      <w:start w:val="1"/>
+      <w:numFmt w:val="bullet"/>
+      <w:lvlText w:val=""/>
+      <w:lvlJc w:val="left"/>
+      <w:pPr>
+        <w:tabs>
+          <w:tab w:val="num" w:pos="6480"/>
+        </w:tabs>
+        <w:ind w:left="6480" w:hanging="360"/>
+      </w:pPr>
+      <w:rPr>
+        <w:rFonts w:ascii="Wingdings" w:hAnsi="Wingdings" w:hint="default"/>
+        <w:sz w:val="20"/>
+      </w:rPr>
+    </w:lvl>
+  </w:abstractNum>
+  <w:abstractNum w:abstractNumId="3" w15:restartNumberingAfterBreak="0">
     <w:nsid w:val="619321DB"/>
     <w:multiLevelType w:val="hybridMultilevel"/>
     <w:tmpl w:val="F72CDAE4"/>
@@ -24973,6 +26441,9 @@
     <w:abstractNumId w:val="0"/>
   </w:num>
   <w:num w:numId="3">
+    <w:abstractNumId w:val="3"/>
+  </w:num>
+  <w:num w:numId="4">
     <w:abstractNumId w:val="2"/>
   </w:num>
 </w:numbering>
@@ -25673,6 +27144,34 @@
       <w:contextualSpacing/>
     </w:pPr>
   </w:style>
+  <w:style w:type="paragraph" w:styleId="NormalWeb">
+    <w:name w:val="Normal (Web)"/>
+    <w:basedOn w:val="Normal"/>
+    <w:uiPriority w:val="99"/>
+    <w:semiHidden/>
+    <w:unhideWhenUsed/>
+    <w:rsid w:val="000A4BA2"/>
+    <w:pPr>
+      <w:spacing w:before="100" w:beforeAutospacing="1" w:after="100" w:afterAutospacing="1" w:line="240" w:lineRule="auto"/>
+    </w:pPr>
+    <w:rPr>
+      <w:rFonts w:ascii="Times New Roman" w:eastAsia="Times New Roman" w:hAnsi="Times New Roman" w:cs="Times New Roman"/>
+      <w:sz w:val="24"/>
+      <w:szCs w:val="24"/>
+      <w:lang w:val="es-ES"/>
+    </w:rPr>
+  </w:style>
+  <w:style w:type="character" w:styleId="nfasis">
+    <w:name w:val="Emphasis"/>
+    <w:basedOn w:val="Fuentedeprrafopredeter"/>
+    <w:uiPriority w:val="20"/>
+    <w:qFormat/>
+    <w:rsid w:val="000A4BA2"/>
+    <w:rPr>
+      <w:i/>
+      <w:iCs/>
+    </w:rPr>
+  </w:style>
 </w:styles>
 </file>
 

--- a/Prememorias/Pre_2.docx
+++ b/Prememorias/Pre_2.docx
@@ -14231,6 +14231,18 @@
         </w:rPr>
       </w:pPr>
     </w:p>
+    <w:p>
+      <w:pPr>
+        <w:spacing w:line="360" w:lineRule="auto"/>
+        <w:jc w:val="both"/>
+        <w:rPr>
+          <w:rFonts w:ascii="Arial" w:eastAsia="Arial" w:hAnsi="Arial" w:cs="Arial"/>
+          <w:color w:val="000000"/>
+          <w:sz w:val="24"/>
+          <w:szCs w:val="24"/>
+        </w:rPr>
+      </w:pPr>
+    </w:p>
     <w:tbl>
       <w:tblPr>
         <w:tblStyle w:val="Tablaconcuadrcula"/>
@@ -14267,6 +14279,7 @@
                 <w:sz w:val="24"/>
                 <w:szCs w:val="24"/>
               </w:rPr>
+              <w:lastRenderedPageBreak/>
               <w:t xml:space="preserve">Interfaz </w:t>
             </w:r>
             <w:proofErr w:type="spellStart"/>
@@ -14409,7 +14422,6 @@
                 <w:sz w:val="24"/>
                 <w:szCs w:val="24"/>
               </w:rPr>
-              <w:lastRenderedPageBreak/>
               <w:t>em0</w:t>
             </w:r>
           </w:p>
@@ -15664,6 +15676,7 @@
           <w:sz w:val="24"/>
           <w:szCs w:val="24"/>
         </w:rPr>
+        <w:lastRenderedPageBreak/>
         <w:t>Descripción: distribución cortafuegos/</w:t>
       </w:r>
       <w:proofErr w:type="spellStart"/>
@@ -15718,7 +15731,6 @@
           <w:sz w:val="24"/>
           <w:szCs w:val="24"/>
         </w:rPr>
-        <w:lastRenderedPageBreak/>
         <w:t xml:space="preserve">Uso en el proyecto: actúa como punto de aplicación de políticas (PEP) de la arquitectura Zero Trust. Concentra el enrutamiento entre </w:t>
       </w:r>
       <w:proofErr w:type="spellStart"/>
@@ -16136,6 +16148,7 @@
           <w:sz w:val="24"/>
           <w:szCs w:val="24"/>
         </w:rPr>
+        <w:lastRenderedPageBreak/>
         <w:t xml:space="preserve">IPsec / IKEv2 - </w:t>
       </w:r>
       <w:proofErr w:type="spellStart"/>
@@ -16174,7 +16187,6 @@
           <w:sz w:val="24"/>
           <w:szCs w:val="24"/>
         </w:rPr>
-        <w:lastRenderedPageBreak/>
         <w:t>Descripción: conjunto de protocolos de VPN estandarizado, tradicional en entornos corporativos y de administración pública/defensa.</w:t>
       </w:r>
     </w:p>
@@ -16484,6 +16496,7 @@
           <w:sz w:val="24"/>
           <w:szCs w:val="24"/>
         </w:rPr>
+        <w:lastRenderedPageBreak/>
         <w:t xml:space="preserve">Uso en el proyecto: versiona configuraciones, documentación y evidencias. Los </w:t>
       </w:r>
       <w:proofErr w:type="spellStart"/>
@@ -22542,34 +22555,7 @@
           <w:szCs w:val="24"/>
         </w:rPr>
         <w:lastRenderedPageBreak/>
-        <w:t xml:space="preserve">Ilustración </w:t>
-      </w:r>
-      <w:r>
-        <w:rPr>
-          <w:rFonts w:ascii="Arial" w:hAnsi="Arial" w:cs="Arial"/>
-          <w:color w:val="000000"/>
-          <w:sz w:val="24"/>
-          <w:szCs w:val="24"/>
-        </w:rPr>
-        <w:t>10</w:t>
-      </w:r>
-      <w:r>
-        <w:rPr>
-          <w:rFonts w:ascii="Arial" w:hAnsi="Arial" w:cs="Arial"/>
-          <w:color w:val="000000"/>
-          <w:sz w:val="24"/>
-          <w:szCs w:val="24"/>
-        </w:rPr>
-        <w:t xml:space="preserve">: </w:t>
-      </w:r>
-      <w:r>
-        <w:rPr>
-          <w:rFonts w:ascii="Arial" w:hAnsi="Arial" w:cs="Arial"/>
-          <w:color w:val="000000"/>
-          <w:sz w:val="24"/>
-          <w:szCs w:val="24"/>
-        </w:rPr>
-        <w:t>Creando Vlan10</w:t>
+        <w:t>Ilustración 10: Creando Vlan10</w:t>
       </w:r>
     </w:p>
     <w:p>
@@ -22876,34 +22862,7 @@
           <w:sz w:val="24"/>
           <w:szCs w:val="24"/>
         </w:rPr>
-        <w:t xml:space="preserve">Ilustración </w:t>
-      </w:r>
-      <w:r>
-        <w:rPr>
-          <w:rFonts w:ascii="Arial" w:hAnsi="Arial" w:cs="Arial"/>
-          <w:color w:val="000000"/>
-          <w:sz w:val="24"/>
-          <w:szCs w:val="24"/>
-        </w:rPr>
-        <w:t>10</w:t>
-      </w:r>
-      <w:r>
-        <w:rPr>
-          <w:rFonts w:ascii="Arial" w:hAnsi="Arial" w:cs="Arial"/>
-          <w:color w:val="000000"/>
-          <w:sz w:val="24"/>
-          <w:szCs w:val="24"/>
-        </w:rPr>
-        <w:t xml:space="preserve">: </w:t>
-      </w:r>
-      <w:r>
-        <w:rPr>
-          <w:rFonts w:ascii="Arial" w:hAnsi="Arial" w:cs="Arial"/>
-          <w:color w:val="000000"/>
-          <w:sz w:val="24"/>
-          <w:szCs w:val="24"/>
-        </w:rPr>
-        <w:t xml:space="preserve">Configurando </w:t>
+        <w:t xml:space="preserve">Ilustración 10: Configurando </w:t>
       </w:r>
       <w:proofErr w:type="spellStart"/>
       <w:r>
@@ -23036,34 +22995,7 @@
           <w:sz w:val="24"/>
           <w:szCs w:val="24"/>
         </w:rPr>
-        <w:t xml:space="preserve">Ilustración </w:t>
-      </w:r>
-      <w:r>
-        <w:rPr>
-          <w:rFonts w:ascii="Arial" w:hAnsi="Arial" w:cs="Arial"/>
-          <w:color w:val="000000"/>
-          <w:sz w:val="24"/>
-          <w:szCs w:val="24"/>
-        </w:rPr>
-        <w:t>11</w:t>
-      </w:r>
-      <w:r>
-        <w:rPr>
-          <w:rFonts w:ascii="Arial" w:hAnsi="Arial" w:cs="Arial"/>
-          <w:color w:val="000000"/>
-          <w:sz w:val="24"/>
-          <w:szCs w:val="24"/>
-        </w:rPr>
-        <w:t xml:space="preserve">: </w:t>
-      </w:r>
-      <w:r>
-        <w:rPr>
-          <w:rFonts w:ascii="Arial" w:hAnsi="Arial" w:cs="Arial"/>
-          <w:color w:val="000000"/>
-          <w:sz w:val="24"/>
-          <w:szCs w:val="24"/>
-        </w:rPr>
-        <w:t>Ping funcional</w:t>
+        <w:t>Ilustración 11: Ping funcional</w:t>
       </w:r>
     </w:p>
     <w:p>
@@ -23460,34 +23392,7 @@
           <w:szCs w:val="24"/>
         </w:rPr>
         <w:lastRenderedPageBreak/>
-        <w:t xml:space="preserve">Ilustración </w:t>
-      </w:r>
-      <w:r>
-        <w:rPr>
-          <w:rFonts w:ascii="Arial" w:hAnsi="Arial" w:cs="Arial"/>
-          <w:color w:val="000000"/>
-          <w:sz w:val="24"/>
-          <w:szCs w:val="24"/>
-        </w:rPr>
-        <w:t>12</w:t>
-      </w:r>
-      <w:r>
-        <w:rPr>
-          <w:rFonts w:ascii="Arial" w:hAnsi="Arial" w:cs="Arial"/>
-          <w:color w:val="000000"/>
-          <w:sz w:val="24"/>
-          <w:szCs w:val="24"/>
-        </w:rPr>
-        <w:t xml:space="preserve">: </w:t>
-      </w:r>
-      <w:r>
-        <w:rPr>
-          <w:rFonts w:ascii="Arial" w:hAnsi="Arial" w:cs="Arial"/>
-          <w:color w:val="000000"/>
-          <w:sz w:val="24"/>
-          <w:szCs w:val="24"/>
-        </w:rPr>
-        <w:t xml:space="preserve">Entra a </w:t>
+        <w:t xml:space="preserve">Ilustración 12: Entra a </w:t>
       </w:r>
       <w:proofErr w:type="spellStart"/>
       <w:r>
@@ -23515,6 +23420,7 @@
     <w:p>
       <w:pPr>
         <w:spacing w:before="100" w:beforeAutospacing="1" w:after="100" w:afterAutospacing="1" w:line="360" w:lineRule="auto"/>
+        <w:ind w:left="720" w:hanging="720"/>
         <w:rPr>
           <w:rFonts w:ascii="Arial" w:eastAsia="Times New Roman" w:hAnsi="Arial" w:cs="Arial"/>
           <w:sz w:val="24"/>
@@ -23635,6 +23541,139 @@
     </w:p>
     <w:p>
       <w:pPr>
+        <w:spacing w:before="100" w:beforeAutospacing="1" w:after="100" w:afterAutospacing="1" w:line="360" w:lineRule="auto"/>
+        <w:jc w:val="center"/>
+        <w:rPr>
+          <w:rFonts w:ascii="Arial" w:eastAsia="Times New Roman" w:hAnsi="Arial" w:cs="Arial"/>
+          <w:sz w:val="24"/>
+          <w:szCs w:val="24"/>
+          <w:lang w:val="es-ES"/>
+        </w:rPr>
+      </w:pPr>
+      <w:r>
+        <w:rPr>
+          <w:rFonts w:ascii="Arial" w:eastAsia="Times New Roman" w:hAnsi="Arial" w:cs="Arial"/>
+          <w:noProof/>
+          <w:sz w:val="24"/>
+          <w:szCs w:val="24"/>
+          <w:lang w:val="es-ES"/>
+        </w:rPr>
+        <w:drawing>
+          <wp:inline distT="0" distB="0" distL="0" distR="0">
+            <wp:extent cx="3835400" cy="2766706"/>
+            <wp:effectExtent l="0" t="0" r="0" b="0"/>
+            <wp:docPr id="11" name="Imagen 11"/>
+            <wp:cNvGraphicFramePr>
+              <a:graphicFrameLocks xmlns:a="http://schemas.openxmlformats.org/drawingml/2006/main" noChangeAspect="1"/>
+            </wp:cNvGraphicFramePr>
+            <a:graphic xmlns:a="http://schemas.openxmlformats.org/drawingml/2006/main">
+              <a:graphicData uri="http://schemas.openxmlformats.org/drawingml/2006/picture">
+                <pic:pic xmlns:pic="http://schemas.openxmlformats.org/drawingml/2006/picture">
+                  <pic:nvPicPr>
+                    <pic:cNvPr id="11" name="vlan interfaz.JPG"/>
+                    <pic:cNvPicPr/>
+                  </pic:nvPicPr>
+                  <pic:blipFill>
+                    <a:blip r:embed="rId21" cstate="print">
+                      <a:extLst>
+                        <a:ext uri="{28A0092B-C50C-407E-A947-70E740481C1C}">
+                          <a14:useLocalDpi xmlns:a14="http://schemas.microsoft.com/office/drawing/2010/main" val="0"/>
+                        </a:ext>
+                      </a:extLst>
+                    </a:blip>
+                    <a:stretch>
+                      <a:fillRect/>
+                    </a:stretch>
+                  </pic:blipFill>
+                  <pic:spPr>
+                    <a:xfrm>
+                      <a:off x="0" y="0"/>
+                      <a:ext cx="3849349" cy="2776768"/>
+                    </a:xfrm>
+                    <a:prstGeom prst="rect">
+                      <a:avLst/>
+                    </a:prstGeom>
+                  </pic:spPr>
+                </pic:pic>
+              </a:graphicData>
+            </a:graphic>
+          </wp:inline>
+        </w:drawing>
+      </w:r>
+    </w:p>
+    <w:p>
+      <w:pPr>
+        <w:spacing w:line="360" w:lineRule="auto"/>
+        <w:jc w:val="center"/>
+        <w:rPr>
+          <w:rFonts w:ascii="Arial" w:hAnsi="Arial" w:cs="Arial"/>
+          <w:color w:val="000000"/>
+          <w:sz w:val="24"/>
+          <w:szCs w:val="24"/>
+        </w:rPr>
+      </w:pPr>
+      <w:r>
+        <w:rPr>
+          <w:rFonts w:ascii="Arial" w:hAnsi="Arial" w:cs="Arial"/>
+          <w:color w:val="000000"/>
+          <w:sz w:val="24"/>
+          <w:szCs w:val="24"/>
+        </w:rPr>
+        <w:t>Ilustración 1</w:t>
+      </w:r>
+      <w:r>
+        <w:rPr>
+          <w:rFonts w:ascii="Arial" w:hAnsi="Arial" w:cs="Arial"/>
+          <w:color w:val="000000"/>
+          <w:sz w:val="24"/>
+          <w:szCs w:val="24"/>
+        </w:rPr>
+        <w:t>3</w:t>
+      </w:r>
+      <w:r>
+        <w:rPr>
+          <w:rFonts w:ascii="Arial" w:hAnsi="Arial" w:cs="Arial"/>
+          <w:color w:val="000000"/>
+          <w:sz w:val="24"/>
+          <w:szCs w:val="24"/>
+        </w:rPr>
+        <w:t xml:space="preserve">: </w:t>
+      </w:r>
+      <w:r>
+        <w:rPr>
+          <w:rFonts w:ascii="Arial" w:hAnsi="Arial" w:cs="Arial"/>
+          <w:color w:val="000000"/>
+          <w:sz w:val="24"/>
+          <w:szCs w:val="24"/>
+        </w:rPr>
+        <w:t xml:space="preserve">Redes en </w:t>
+      </w:r>
+      <w:proofErr w:type="spellStart"/>
+      <w:r>
+        <w:rPr>
+          <w:rFonts w:ascii="Arial" w:hAnsi="Arial" w:cs="Arial"/>
+          <w:color w:val="000000"/>
+          <w:sz w:val="24"/>
+          <w:szCs w:val="24"/>
+        </w:rPr>
+        <w:t>pfsense</w:t>
+      </w:r>
+      <w:proofErr w:type="spellEnd"/>
+    </w:p>
+    <w:p>
+      <w:pPr>
+        <w:spacing w:before="100" w:beforeAutospacing="1" w:after="100" w:afterAutospacing="1" w:line="360" w:lineRule="auto"/>
+        <w:jc w:val="center"/>
+        <w:rPr>
+          <w:rFonts w:ascii="Arial" w:eastAsia="Times New Roman" w:hAnsi="Arial" w:cs="Arial"/>
+          <w:sz w:val="24"/>
+          <w:szCs w:val="24"/>
+          <w:lang w:val="es-ES"/>
+        </w:rPr>
+      </w:pPr>
+    </w:p>
+    <w:p>
+      <w:pPr>
         <w:numPr>
           <w:ilvl w:val="0"/>
           <w:numId w:val="4"/>
@@ -23909,6 +23948,139 @@
     </w:p>
     <w:p>
       <w:pPr>
+        <w:spacing w:before="100" w:beforeAutospacing="1" w:after="100" w:afterAutospacing="1" w:line="360" w:lineRule="auto"/>
+        <w:jc w:val="center"/>
+        <w:rPr>
+          <w:rFonts w:ascii="Arial" w:eastAsia="Times New Roman" w:hAnsi="Arial" w:cs="Arial"/>
+          <w:sz w:val="24"/>
+          <w:szCs w:val="24"/>
+          <w:lang w:val="es-ES"/>
+        </w:rPr>
+      </w:pPr>
+      <w:r>
+        <w:rPr>
+          <w:rFonts w:ascii="Arial" w:eastAsia="Times New Roman" w:hAnsi="Arial" w:cs="Arial"/>
+          <w:noProof/>
+          <w:sz w:val="24"/>
+          <w:szCs w:val="24"/>
+          <w:lang w:val="es-ES"/>
+        </w:rPr>
+        <w:lastRenderedPageBreak/>
+        <w:drawing>
+          <wp:inline distT="0" distB="0" distL="0" distR="0">
+            <wp:extent cx="3462867" cy="2610386"/>
+            <wp:effectExtent l="0" t="0" r="4445" b="0"/>
+            <wp:docPr id="17" name="Imagen 17"/>
+            <wp:cNvGraphicFramePr>
+              <a:graphicFrameLocks xmlns:a="http://schemas.openxmlformats.org/drawingml/2006/main" noChangeAspect="1"/>
+            </wp:cNvGraphicFramePr>
+            <a:graphic xmlns:a="http://schemas.openxmlformats.org/drawingml/2006/main">
+              <a:graphicData uri="http://schemas.openxmlformats.org/drawingml/2006/picture">
+                <pic:pic xmlns:pic="http://schemas.openxmlformats.org/drawingml/2006/picture">
+                  <pic:nvPicPr>
+                    <pic:cNvPr id="17" name="habilitada ip.JPG"/>
+                    <pic:cNvPicPr/>
+                  </pic:nvPicPr>
+                  <pic:blipFill>
+                    <a:blip r:embed="rId22" cstate="print">
+                      <a:extLst>
+                        <a:ext uri="{28A0092B-C50C-407E-A947-70E740481C1C}">
+                          <a14:useLocalDpi xmlns:a14="http://schemas.microsoft.com/office/drawing/2010/main" val="0"/>
+                        </a:ext>
+                      </a:extLst>
+                    </a:blip>
+                    <a:stretch>
+                      <a:fillRect/>
+                    </a:stretch>
+                  </pic:blipFill>
+                  <pic:spPr>
+                    <a:xfrm>
+                      <a:off x="0" y="0"/>
+                      <a:ext cx="3475386" cy="2619823"/>
+                    </a:xfrm>
+                    <a:prstGeom prst="rect">
+                      <a:avLst/>
+                    </a:prstGeom>
+                  </pic:spPr>
+                </pic:pic>
+              </a:graphicData>
+            </a:graphic>
+          </wp:inline>
+        </w:drawing>
+      </w:r>
+    </w:p>
+    <w:p>
+      <w:pPr>
+        <w:spacing w:line="360" w:lineRule="auto"/>
+        <w:jc w:val="center"/>
+        <w:rPr>
+          <w:rFonts w:ascii="Arial" w:hAnsi="Arial" w:cs="Arial"/>
+          <w:color w:val="000000"/>
+          <w:sz w:val="24"/>
+          <w:szCs w:val="24"/>
+        </w:rPr>
+      </w:pPr>
+      <w:r>
+        <w:rPr>
+          <w:rFonts w:ascii="Arial" w:hAnsi="Arial" w:cs="Arial"/>
+          <w:color w:val="000000"/>
+          <w:sz w:val="24"/>
+          <w:szCs w:val="24"/>
+        </w:rPr>
+        <w:t>Ilustración 1</w:t>
+      </w:r>
+      <w:r>
+        <w:rPr>
+          <w:rFonts w:ascii="Arial" w:hAnsi="Arial" w:cs="Arial"/>
+          <w:color w:val="000000"/>
+          <w:sz w:val="24"/>
+          <w:szCs w:val="24"/>
+        </w:rPr>
+        <w:t>4</w:t>
+      </w:r>
+      <w:r>
+        <w:rPr>
+          <w:rFonts w:ascii="Arial" w:hAnsi="Arial" w:cs="Arial"/>
+          <w:color w:val="000000"/>
+          <w:sz w:val="24"/>
+          <w:szCs w:val="24"/>
+        </w:rPr>
+        <w:t xml:space="preserve">: </w:t>
+      </w:r>
+      <w:proofErr w:type="spellStart"/>
+      <w:r>
+        <w:rPr>
+          <w:rFonts w:ascii="Arial" w:hAnsi="Arial" w:cs="Arial"/>
+          <w:color w:val="000000"/>
+          <w:sz w:val="24"/>
+          <w:szCs w:val="24"/>
+        </w:rPr>
+        <w:t>Ip</w:t>
+      </w:r>
+      <w:proofErr w:type="spellEnd"/>
+      <w:r>
+        <w:rPr>
+          <w:rFonts w:ascii="Arial" w:hAnsi="Arial" w:cs="Arial"/>
+          <w:color w:val="000000"/>
+          <w:sz w:val="24"/>
+          <w:szCs w:val="24"/>
+        </w:rPr>
+        <w:t xml:space="preserve"> en </w:t>
+      </w:r>
+      <w:proofErr w:type="spellStart"/>
+      <w:r>
+        <w:rPr>
+          <w:rFonts w:ascii="Arial" w:hAnsi="Arial" w:cs="Arial"/>
+          <w:color w:val="000000"/>
+          <w:sz w:val="24"/>
+          <w:szCs w:val="24"/>
+        </w:rPr>
+        <w:t>pfsense</w:t>
+      </w:r>
+      <w:proofErr w:type="spellEnd"/>
+    </w:p>
+    <w:p>
+      <w:pPr>
         <w:numPr>
           <w:ilvl w:val="1"/>
           <w:numId w:val="4"/>
@@ -23957,6 +24129,128 @@
     </w:p>
     <w:p>
       <w:pPr>
+        <w:spacing w:before="100" w:beforeAutospacing="1" w:after="100" w:afterAutospacing="1" w:line="360" w:lineRule="auto"/>
+        <w:ind w:left="720"/>
+        <w:jc w:val="center"/>
+        <w:rPr>
+          <w:rFonts w:ascii="Arial" w:eastAsia="Times New Roman" w:hAnsi="Arial" w:cs="Arial"/>
+          <w:sz w:val="24"/>
+          <w:szCs w:val="24"/>
+          <w:lang w:val="es-ES"/>
+        </w:rPr>
+      </w:pPr>
+      <w:r>
+        <w:rPr>
+          <w:rFonts w:ascii="Arial" w:eastAsia="Times New Roman" w:hAnsi="Arial" w:cs="Arial"/>
+          <w:noProof/>
+          <w:sz w:val="24"/>
+          <w:szCs w:val="24"/>
+          <w:lang w:val="es-ES"/>
+        </w:rPr>
+        <w:drawing>
+          <wp:inline distT="0" distB="0" distL="0" distR="0">
+            <wp:extent cx="3217333" cy="2358641"/>
+            <wp:effectExtent l="0" t="0" r="2540" b="3810"/>
+            <wp:docPr id="18" name="Imagen 18"/>
+            <wp:cNvGraphicFramePr>
+              <a:graphicFrameLocks xmlns:a="http://schemas.openxmlformats.org/drawingml/2006/main" noChangeAspect="1"/>
+            </wp:cNvGraphicFramePr>
+            <a:graphic xmlns:a="http://schemas.openxmlformats.org/drawingml/2006/main">
+              <a:graphicData uri="http://schemas.openxmlformats.org/drawingml/2006/picture">
+                <pic:pic xmlns:pic="http://schemas.openxmlformats.org/drawingml/2006/picture">
+                  <pic:nvPicPr>
+                    <pic:cNvPr id="18" name="ahora el dhcp.JPG"/>
+                    <pic:cNvPicPr/>
+                  </pic:nvPicPr>
+                  <pic:blipFill>
+                    <a:blip r:embed="rId23" cstate="print">
+                      <a:extLst>
+                        <a:ext uri="{28A0092B-C50C-407E-A947-70E740481C1C}">
+                          <a14:useLocalDpi xmlns:a14="http://schemas.microsoft.com/office/drawing/2010/main" val="0"/>
+                        </a:ext>
+                      </a:extLst>
+                    </a:blip>
+                    <a:stretch>
+                      <a:fillRect/>
+                    </a:stretch>
+                  </pic:blipFill>
+                  <pic:spPr>
+                    <a:xfrm>
+                      <a:off x="0" y="0"/>
+                      <a:ext cx="3225277" cy="2364465"/>
+                    </a:xfrm>
+                    <a:prstGeom prst="rect">
+                      <a:avLst/>
+                    </a:prstGeom>
+                  </pic:spPr>
+                </pic:pic>
+              </a:graphicData>
+            </a:graphic>
+          </wp:inline>
+        </w:drawing>
+      </w:r>
+    </w:p>
+    <w:p>
+      <w:pPr>
+        <w:spacing w:line="360" w:lineRule="auto"/>
+        <w:jc w:val="center"/>
+        <w:rPr>
+          <w:rFonts w:ascii="Arial" w:hAnsi="Arial" w:cs="Arial"/>
+          <w:color w:val="000000"/>
+          <w:sz w:val="24"/>
+          <w:szCs w:val="24"/>
+        </w:rPr>
+      </w:pPr>
+      <w:r>
+        <w:rPr>
+          <w:rFonts w:ascii="Arial" w:hAnsi="Arial" w:cs="Arial"/>
+          <w:color w:val="000000"/>
+          <w:sz w:val="24"/>
+          <w:szCs w:val="24"/>
+        </w:rPr>
+        <w:t>Ilustración 1</w:t>
+      </w:r>
+      <w:r>
+        <w:rPr>
+          <w:rFonts w:ascii="Arial" w:hAnsi="Arial" w:cs="Arial"/>
+          <w:color w:val="000000"/>
+          <w:sz w:val="24"/>
+          <w:szCs w:val="24"/>
+        </w:rPr>
+        <w:t>5</w:t>
+      </w:r>
+      <w:r>
+        <w:rPr>
+          <w:rFonts w:ascii="Arial" w:hAnsi="Arial" w:cs="Arial"/>
+          <w:color w:val="000000"/>
+          <w:sz w:val="24"/>
+          <w:szCs w:val="24"/>
+        </w:rPr>
+        <w:t xml:space="preserve">: </w:t>
+      </w:r>
+      <w:r>
+        <w:rPr>
+          <w:rFonts w:ascii="Arial" w:hAnsi="Arial" w:cs="Arial"/>
+          <w:color w:val="000000"/>
+          <w:sz w:val="24"/>
+          <w:szCs w:val="24"/>
+        </w:rPr>
+        <w:t xml:space="preserve">DHCP en </w:t>
+      </w:r>
+      <w:proofErr w:type="spellStart"/>
+      <w:r>
+        <w:rPr>
+          <w:rFonts w:ascii="Arial" w:hAnsi="Arial" w:cs="Arial"/>
+          <w:color w:val="000000"/>
+          <w:sz w:val="24"/>
+          <w:szCs w:val="24"/>
+        </w:rPr>
+        <w:t>pfsense</w:t>
+      </w:r>
+      <w:proofErr w:type="spellEnd"/>
+    </w:p>
+    <w:p>
+      <w:pPr>
         <w:numPr>
           <w:ilvl w:val="0"/>
           <w:numId w:val="4"/>
@@ -24007,7 +24301,7 @@
           <w:szCs w:val="24"/>
           <w:lang w:val="es-ES"/>
         </w:rPr>
-        <w:t xml:space="preserve"> con WAN/LAN/OPT1–OPT4; configuración de cada interfaz; pestañas de DHCP (Ilustración X).</w:t>
+        <w:t xml:space="preserve"> con WAN/LAN/OPT1–OPT4; configuración de cada interfaz; pestañas de DHCP</w:t>
       </w:r>
     </w:p>
     <w:p>
@@ -24033,7 +24327,7 @@
           <w:szCs w:val="24"/>
           <w:lang w:val="es-ES"/>
         </w:rPr>
-        <w:t>Incidencia (controlada):</w:t>
+        <w:t>Resultado:</w:t>
       </w:r>
       <w:r>
         <w:rPr>
@@ -24042,7 +24336,27 @@
           <w:szCs w:val="24"/>
           <w:lang w:val="es-ES"/>
         </w:rPr>
-        <w:t xml:space="preserve"> durante la asignación, por una descripción ambigua se cambió por error la interfaz LAN a la VLAN 20, lo que habría dejado la gestión sin acceso (entra por la VLAN 10). Se detectó </w:t>
+        <w:t xml:space="preserve"> R01F01 completo. Las cinco zonas (</w:t>
+      </w:r>
+      <w:proofErr w:type="spellStart"/>
+      <w:r>
+        <w:rPr>
+          <w:rFonts w:ascii="Arial" w:eastAsia="Times New Roman" w:hAnsi="Arial" w:cs="Arial"/>
+          <w:sz w:val="24"/>
+          <w:szCs w:val="24"/>
+          <w:lang w:val="es-ES"/>
+        </w:rPr>
+        <w:t>VLANs</w:t>
+      </w:r>
+      <w:proofErr w:type="spellEnd"/>
+      <w:r>
+        <w:rPr>
+          <w:rFonts w:ascii="Arial" w:eastAsia="Times New Roman" w:hAnsi="Arial" w:cs="Arial"/>
+          <w:sz w:val="24"/>
+          <w:szCs w:val="24"/>
+          <w:lang w:val="es-ES"/>
+        </w:rPr>
+        <w:t xml:space="preserve"> 10–50) quedan creadas, direccionadas y con DHCP. Las interfaces OPT nacen </w:t>
       </w:r>
       <w:r>
         <w:rPr>
@@ -24053,52 +24367,8 @@
           <w:szCs w:val="24"/>
           <w:lang w:val="es-ES"/>
         </w:rPr>
-        <w:t>antes de guardar</w:t>
-      </w:r>
-      <w:r>
-        <w:rPr>
-          <w:rFonts w:ascii="Arial" w:eastAsia="Times New Roman" w:hAnsi="Arial" w:cs="Arial"/>
-          <w:sz w:val="24"/>
-          <w:szCs w:val="24"/>
-          <w:lang w:val="es-ES"/>
-        </w:rPr>
-        <w:t xml:space="preserve"> y se corrigió: la LAN se devolvió a la VLAN 10 y las </w:t>
-      </w:r>
-      <w:proofErr w:type="spellStart"/>
-      <w:r>
-        <w:rPr>
-          <w:rFonts w:ascii="Arial" w:eastAsia="Times New Roman" w:hAnsi="Arial" w:cs="Arial"/>
-          <w:sz w:val="24"/>
-          <w:szCs w:val="24"/>
-          <w:lang w:val="es-ES"/>
-        </w:rPr>
-        <w:t>VLANs</w:t>
-      </w:r>
-      <w:proofErr w:type="spellEnd"/>
-      <w:r>
-        <w:rPr>
-          <w:rFonts w:ascii="Arial" w:eastAsia="Times New Roman" w:hAnsi="Arial" w:cs="Arial"/>
-          <w:sz w:val="24"/>
-          <w:szCs w:val="24"/>
-          <w:lang w:val="es-ES"/>
-        </w:rPr>
-        <w:t xml:space="preserve"> nuevas se añadieron correctamente como interfaces OPT.</w:t>
-      </w:r>
-    </w:p>
-    <w:p>
-      <w:pPr>
-        <w:numPr>
-          <w:ilvl w:val="0"/>
-          <w:numId w:val="4"/>
-        </w:numPr>
-        <w:spacing w:before="100" w:beforeAutospacing="1" w:after="100" w:afterAutospacing="1" w:line="360" w:lineRule="auto"/>
-        <w:rPr>
-          <w:rFonts w:ascii="Arial" w:eastAsia="Times New Roman" w:hAnsi="Arial" w:cs="Arial"/>
-          <w:sz w:val="24"/>
-          <w:szCs w:val="24"/>
-          <w:lang w:val="es-ES"/>
-        </w:rPr>
-      </w:pPr>
+        <w:t xml:space="preserve">sin reglas </w:t>
+      </w:r>
       <w:r>
         <w:rPr>
           <w:rFonts w:ascii="Arial" w:eastAsia="Times New Roman" w:hAnsi="Arial" w:cs="Arial"/>
@@ -24108,7 +24378,8 @@
           <w:szCs w:val="24"/>
           <w:lang w:val="es-ES"/>
         </w:rPr>
-        <w:t>Resultado:</w:t>
+        <w:lastRenderedPageBreak/>
+        <w:t>(denegación por defecto)</w:t>
       </w:r>
       <w:r>
         <w:rPr>
@@ -24117,28 +24388,19 @@
           <w:szCs w:val="24"/>
           <w:lang w:val="es-ES"/>
         </w:rPr>
-        <w:t xml:space="preserve"> R01F01 completo. Las cinco zonas (</w:t>
-      </w:r>
-      <w:proofErr w:type="spellStart"/>
-      <w:r>
+        <w:t>, que constituye la línea base del modelo Zero Trust; la conectividad y el aislamiento entre zonas se validarán en R02.</w:t>
+      </w:r>
+    </w:p>
+    <w:p>
+      <w:pPr>
+        <w:spacing w:before="100" w:beforeAutospacing="1" w:after="100" w:afterAutospacing="1" w:line="240" w:lineRule="auto"/>
         <w:rPr>
           <w:rFonts w:ascii="Arial" w:eastAsia="Times New Roman" w:hAnsi="Arial" w:cs="Arial"/>
           <w:sz w:val="24"/>
           <w:szCs w:val="24"/>
           <w:lang w:val="es-ES"/>
         </w:rPr>
-        <w:t>VLANs</w:t>
-      </w:r>
-      <w:proofErr w:type="spellEnd"/>
-      <w:r>
-        <w:rPr>
-          <w:rFonts w:ascii="Arial" w:eastAsia="Times New Roman" w:hAnsi="Arial" w:cs="Arial"/>
-          <w:sz w:val="24"/>
-          <w:szCs w:val="24"/>
-          <w:lang w:val="es-ES"/>
-        </w:rPr>
-        <w:t xml:space="preserve"> 10–50) quedan creadas, direccionadas y con DHCP. Las interfaces OPT nacen </w:t>
-      </w:r>
+      </w:pPr>
       <w:r>
         <w:rPr>
           <w:rFonts w:ascii="Arial" w:eastAsia="Times New Roman" w:hAnsi="Arial" w:cs="Arial"/>
@@ -24148,330 +24410,1635 @@
           <w:szCs w:val="24"/>
           <w:lang w:val="es-ES"/>
         </w:rPr>
-        <w:t>sin reglas (denegación por defecto)</w:t>
-      </w:r>
-      <w:r>
+        <w:t>R02 — Microsegmentación (denegación por defecto y mínimo privilegio)</w:t>
+      </w:r>
+    </w:p>
+    <w:p>
+      <w:pPr>
+        <w:numPr>
+          <w:ilvl w:val="0"/>
+          <w:numId w:val="5"/>
+        </w:numPr>
+        <w:spacing w:before="100" w:beforeAutospacing="1" w:after="100" w:afterAutospacing="1" w:line="240" w:lineRule="auto"/>
         <w:rPr>
           <w:rFonts w:ascii="Arial" w:eastAsia="Times New Roman" w:hAnsi="Arial" w:cs="Arial"/>
           <w:sz w:val="24"/>
           <w:szCs w:val="24"/>
           <w:lang w:val="es-ES"/>
         </w:rPr>
-        <w:t>, que constituye la línea base del modelo Zero Trust; la conectividad y el aislamiento entre zonas se validarán en R02.</w:t>
-      </w:r>
-    </w:p>
-    <w:p>
-      <w:pPr>
-        <w:spacing w:line="360" w:lineRule="auto"/>
-        <w:jc w:val="both"/>
-        <w:rPr>
-          <w:rFonts w:ascii="Arial" w:eastAsia="Arial" w:hAnsi="Arial" w:cs="Arial"/>
-          <w:i/>
-          <w:color w:val="FF0000"/>
-          <w:sz w:val="24"/>
-          <w:szCs w:val="24"/>
-        </w:rPr>
-      </w:pPr>
-      <w:r>
-        <w:rPr>
-          <w:rFonts w:ascii="Arial" w:eastAsia="Arial" w:hAnsi="Arial" w:cs="Arial"/>
-          <w:i/>
-          <w:color w:val="FF0000"/>
-          <w:sz w:val="24"/>
-          <w:szCs w:val="24"/>
-        </w:rPr>
-        <w:t xml:space="preserve">Meter imágenes de </w:t>
-      </w:r>
+      </w:pPr>
       <w:r>
         <w:rPr>
           <w:rFonts w:ascii="Arial" w:eastAsia="Times New Roman" w:hAnsi="Arial" w:cs="Arial"/>
           <w:b/>
           <w:bCs/>
-          <w:i/>
-          <w:color w:val="FF0000"/>
           <w:sz w:val="24"/>
           <w:szCs w:val="24"/>
           <w:lang w:val="es-ES"/>
         </w:rPr>
-        <w:t>R01F01T01 (continuación)</w:t>
-      </w:r>
-    </w:p>
-    <w:p>
-      <w:pPr>
-        <w:spacing w:line="360" w:lineRule="auto"/>
-        <w:jc w:val="both"/>
-        <w:rPr>
-          <w:rFonts w:ascii="Arial" w:eastAsia="Arial" w:hAnsi="Arial" w:cs="Arial"/>
-          <w:color w:val="000000"/>
-          <w:sz w:val="24"/>
-          <w:szCs w:val="24"/>
-          <w:u w:val="single"/>
-        </w:rPr>
-      </w:pPr>
-    </w:p>
-    <w:p>
-      <w:pPr>
-        <w:spacing w:line="360" w:lineRule="auto"/>
-        <w:jc w:val="both"/>
-        <w:rPr>
-          <w:rFonts w:ascii="Arial" w:eastAsia="Arial" w:hAnsi="Arial" w:cs="Arial"/>
-          <w:color w:val="000000"/>
-          <w:sz w:val="24"/>
-          <w:szCs w:val="24"/>
-        </w:rPr>
-      </w:pPr>
-    </w:p>
-    <w:p>
-      <w:pPr>
-        <w:spacing w:line="360" w:lineRule="auto"/>
-        <w:jc w:val="both"/>
-        <w:rPr>
-          <w:rFonts w:ascii="Arial" w:eastAsia="Arial" w:hAnsi="Arial" w:cs="Arial"/>
-          <w:color w:val="000000"/>
-          <w:sz w:val="24"/>
-          <w:szCs w:val="24"/>
-        </w:rPr>
-      </w:pPr>
-    </w:p>
-    <w:p>
-      <w:pPr>
-        <w:spacing w:line="360" w:lineRule="auto"/>
-        <w:jc w:val="both"/>
-        <w:rPr>
-          <w:rFonts w:ascii="Arial" w:eastAsia="Arial" w:hAnsi="Arial" w:cs="Arial"/>
-          <w:color w:val="000000"/>
-          <w:sz w:val="24"/>
-          <w:szCs w:val="24"/>
-        </w:rPr>
-      </w:pPr>
-    </w:p>
-    <w:p>
-      <w:pPr>
-        <w:spacing w:line="360" w:lineRule="auto"/>
-        <w:jc w:val="both"/>
-        <w:rPr>
-          <w:rFonts w:ascii="Arial" w:eastAsia="Arial" w:hAnsi="Arial" w:cs="Arial"/>
-          <w:color w:val="000000"/>
-          <w:sz w:val="24"/>
-          <w:szCs w:val="24"/>
-        </w:rPr>
-      </w:pPr>
-      <w:r>
-        <w:rPr>
-          <w:rFonts w:ascii="Arial" w:eastAsia="Arial" w:hAnsi="Arial" w:cs="Arial"/>
-          <w:color w:val="000000"/>
-          <w:sz w:val="24"/>
-          <w:szCs w:val="24"/>
-        </w:rPr>
-        <w:t>DESPLIEGUE E INSTALACIÓN</w:t>
-      </w:r>
-    </w:p>
-    <w:p>
-      <w:pPr>
-        <w:spacing w:line="360" w:lineRule="auto"/>
-        <w:jc w:val="both"/>
-        <w:rPr>
-          <w:rFonts w:ascii="Arial" w:eastAsia="Arial" w:hAnsi="Arial" w:cs="Arial"/>
-          <w:color w:val="000000"/>
-          <w:sz w:val="24"/>
-          <w:szCs w:val="24"/>
-        </w:rPr>
-      </w:pPr>
-      <w:r>
-        <w:rPr>
-          <w:rFonts w:ascii="Arial" w:eastAsia="Arial" w:hAnsi="Arial" w:cs="Arial"/>
+        <w:t>Objetivo:</w:t>
+      </w:r>
+      <w:r>
+        <w:rPr>
+          <w:rFonts w:ascii="Arial" w:eastAsia="Times New Roman" w:hAnsi="Arial" w:cs="Arial"/>
+          <w:sz w:val="24"/>
+          <w:szCs w:val="24"/>
+          <w:lang w:val="es-ES"/>
+        </w:rPr>
+        <w:t xml:space="preserve"> aplicar una política de denegación por defecto y permitir únicamente los flujos estrictamente necesarios entre zonas.</w:t>
+      </w:r>
+    </w:p>
+    <w:p>
+      <w:pPr>
+        <w:numPr>
+          <w:ilvl w:val="0"/>
+          <w:numId w:val="5"/>
+        </w:numPr>
+        <w:spacing w:before="100" w:beforeAutospacing="1" w:after="100" w:afterAutospacing="1" w:line="240" w:lineRule="auto"/>
+        <w:rPr>
+          <w:rFonts w:ascii="Arial" w:eastAsia="Times New Roman" w:hAnsi="Arial" w:cs="Arial"/>
+          <w:sz w:val="24"/>
+          <w:szCs w:val="24"/>
+          <w:lang w:val="es-ES"/>
+        </w:rPr>
+      </w:pPr>
+      <w:r>
+        <w:rPr>
+          <w:rFonts w:ascii="Arial" w:eastAsia="Times New Roman" w:hAnsi="Arial" w:cs="Arial"/>
           <w:b/>
           <w:bCs/>
-          <w:color w:val="000000"/>
-          <w:sz w:val="24"/>
-          <w:szCs w:val="24"/>
-        </w:rPr>
-        <w:t>Metodología usada</w:t>
-      </w:r>
-    </w:p>
-    <w:p>
-      <w:pPr>
-        <w:spacing w:line="360" w:lineRule="auto"/>
-        <w:jc w:val="both"/>
-        <w:rPr>
-          <w:rFonts w:ascii="Arial" w:eastAsia="Arial" w:hAnsi="Arial" w:cs="Arial"/>
-          <w:color w:val="000000"/>
-          <w:sz w:val="24"/>
-          <w:szCs w:val="24"/>
-        </w:rPr>
-      </w:pPr>
-      <w:r>
-        <w:rPr>
-          <w:rFonts w:ascii="Arial" w:eastAsia="Arial" w:hAnsi="Arial" w:cs="Arial"/>
-          <w:color w:val="000000"/>
-          <w:sz w:val="24"/>
-          <w:szCs w:val="24"/>
-        </w:rPr>
-        <w:t>La metodología seguida es iterativa</w:t>
-      </w:r>
-    </w:p>
-    <w:p>
-      <w:pPr>
-        <w:spacing w:line="360" w:lineRule="auto"/>
-        <w:jc w:val="both"/>
-        <w:rPr>
-          <w:rFonts w:ascii="Arial" w:eastAsia="Arial" w:hAnsi="Arial" w:cs="Arial"/>
-          <w:color w:val="000000"/>
-          <w:sz w:val="24"/>
-          <w:szCs w:val="24"/>
-        </w:rPr>
-      </w:pPr>
-    </w:p>
-    <w:p>
-      <w:pPr>
-        <w:spacing w:line="360" w:lineRule="auto"/>
-        <w:jc w:val="both"/>
-        <w:rPr>
-          <w:rFonts w:ascii="Arial" w:eastAsia="Arial" w:hAnsi="Arial" w:cs="Arial"/>
-          <w:color w:val="000000"/>
-          <w:sz w:val="24"/>
-          <w:szCs w:val="24"/>
-        </w:rPr>
-      </w:pPr>
-    </w:p>
-    <w:p>
-      <w:pPr>
-        <w:spacing w:line="360" w:lineRule="auto"/>
-        <w:jc w:val="both"/>
-        <w:rPr>
-          <w:rFonts w:ascii="Arial" w:eastAsia="Arial" w:hAnsi="Arial" w:cs="Arial"/>
-          <w:color w:val="000000"/>
-          <w:sz w:val="24"/>
-          <w:szCs w:val="24"/>
-        </w:rPr>
-      </w:pPr>
-    </w:p>
-    <w:p>
-      <w:pPr>
-        <w:spacing w:line="360" w:lineRule="auto"/>
-        <w:jc w:val="both"/>
-        <w:rPr>
-          <w:rFonts w:ascii="Arial" w:eastAsia="Arial" w:hAnsi="Arial" w:cs="Arial"/>
-          <w:color w:val="000000"/>
-          <w:sz w:val="24"/>
-          <w:szCs w:val="24"/>
-        </w:rPr>
-      </w:pPr>
-    </w:p>
-    <w:p>
-      <w:pPr>
-        <w:spacing w:line="360" w:lineRule="auto"/>
-        <w:jc w:val="both"/>
-        <w:rPr>
-          <w:rFonts w:ascii="Arial" w:eastAsia="Arial" w:hAnsi="Arial" w:cs="Arial"/>
-          <w:color w:val="000000"/>
-          <w:sz w:val="24"/>
-          <w:szCs w:val="24"/>
-        </w:rPr>
-      </w:pPr>
-    </w:p>
-    <w:p>
-      <w:pPr>
-        <w:spacing w:line="360" w:lineRule="auto"/>
-        <w:jc w:val="both"/>
-        <w:rPr>
-          <w:rFonts w:ascii="Arial" w:eastAsia="Arial" w:hAnsi="Arial" w:cs="Arial"/>
-          <w:color w:val="000000"/>
-          <w:sz w:val="24"/>
-          <w:szCs w:val="24"/>
-        </w:rPr>
-      </w:pPr>
-    </w:p>
-    <w:p>
-      <w:pPr>
-        <w:spacing w:line="360" w:lineRule="auto"/>
-        <w:jc w:val="both"/>
-        <w:rPr>
-          <w:rFonts w:ascii="Arial" w:eastAsia="Arial" w:hAnsi="Arial" w:cs="Arial"/>
-          <w:color w:val="000000"/>
-          <w:sz w:val="24"/>
-          <w:szCs w:val="24"/>
-        </w:rPr>
-      </w:pPr>
-    </w:p>
-    <w:p>
-      <w:pPr>
-        <w:spacing w:line="360" w:lineRule="auto"/>
-        <w:jc w:val="both"/>
-        <w:rPr>
-          <w:rFonts w:ascii="Arial" w:eastAsia="Arial" w:hAnsi="Arial" w:cs="Arial"/>
-          <w:color w:val="000000"/>
-          <w:sz w:val="24"/>
-          <w:szCs w:val="24"/>
-        </w:rPr>
-      </w:pPr>
-    </w:p>
-    <w:p>
-      <w:pPr>
-        <w:spacing w:line="360" w:lineRule="auto"/>
-        <w:jc w:val="both"/>
-        <w:rPr>
-          <w:rFonts w:ascii="Arial" w:eastAsia="Arial" w:hAnsi="Arial" w:cs="Arial"/>
-          <w:color w:val="000000"/>
-          <w:sz w:val="24"/>
-          <w:szCs w:val="24"/>
-        </w:rPr>
-      </w:pPr>
-    </w:p>
-    <w:p>
-      <w:pPr>
-        <w:spacing w:line="360" w:lineRule="auto"/>
-        <w:jc w:val="both"/>
-        <w:rPr>
-          <w:rFonts w:ascii="Arial" w:eastAsia="Arial" w:hAnsi="Arial" w:cs="Arial"/>
-          <w:color w:val="000000"/>
-          <w:sz w:val="24"/>
-          <w:szCs w:val="24"/>
-        </w:rPr>
-      </w:pPr>
-    </w:p>
-    <w:p>
-      <w:pPr>
-        <w:spacing w:line="360" w:lineRule="auto"/>
-        <w:jc w:val="both"/>
-        <w:rPr>
-          <w:rFonts w:ascii="Arial" w:eastAsia="Arial" w:hAnsi="Arial" w:cs="Arial"/>
-          <w:color w:val="000000"/>
-          <w:sz w:val="24"/>
-          <w:szCs w:val="24"/>
-        </w:rPr>
-      </w:pPr>
-    </w:p>
-    <w:p>
-      <w:pPr>
-        <w:spacing w:line="360" w:lineRule="auto"/>
-        <w:jc w:val="both"/>
-        <w:rPr>
-          <w:rFonts w:ascii="Arial" w:eastAsia="Arial" w:hAnsi="Arial" w:cs="Arial"/>
-          <w:color w:val="000000"/>
-          <w:sz w:val="24"/>
-          <w:szCs w:val="24"/>
-        </w:rPr>
-      </w:pPr>
-    </w:p>
-    <w:p>
-      <w:pPr>
-        <w:spacing w:line="360" w:lineRule="auto"/>
-        <w:jc w:val="both"/>
-        <w:rPr>
-          <w:rFonts w:ascii="Arial" w:eastAsia="Arial" w:hAnsi="Arial" w:cs="Arial"/>
-          <w:color w:val="000000"/>
-          <w:sz w:val="24"/>
-          <w:szCs w:val="24"/>
-        </w:rPr>
-      </w:pPr>
-    </w:p>
-    <w:p>
-      <w:pPr>
-        <w:spacing w:line="360" w:lineRule="auto"/>
-        <w:jc w:val="both"/>
-        <w:rPr>
-          <w:rFonts w:ascii="Arial" w:eastAsia="Arial" w:hAnsi="Arial" w:cs="Arial"/>
+          <w:sz w:val="24"/>
+          <w:szCs w:val="24"/>
+          <w:lang w:val="es-ES"/>
+        </w:rPr>
+        <w:t>Fundamento (</w:t>
+      </w:r>
+      <w:proofErr w:type="spellStart"/>
+      <w:r>
+        <w:rPr>
+          <w:rFonts w:ascii="Arial" w:eastAsia="Times New Roman" w:hAnsi="Arial" w:cs="Arial"/>
+          <w:b/>
+          <w:bCs/>
+          <w:sz w:val="24"/>
+          <w:szCs w:val="24"/>
+          <w:lang w:val="es-ES"/>
+        </w:rPr>
+        <w:t>pfSense</w:t>
+      </w:r>
+      <w:proofErr w:type="spellEnd"/>
+      <w:r>
+        <w:rPr>
+          <w:rFonts w:ascii="Arial" w:eastAsia="Times New Roman" w:hAnsi="Arial" w:cs="Arial"/>
+          <w:b/>
+          <w:bCs/>
+          <w:sz w:val="24"/>
+          <w:szCs w:val="24"/>
+          <w:lang w:val="es-ES"/>
+        </w:rPr>
+        <w:t>):</w:t>
+      </w:r>
+      <w:r>
+        <w:rPr>
+          <w:rFonts w:ascii="Arial" w:eastAsia="Times New Roman" w:hAnsi="Arial" w:cs="Arial"/>
+          <w:sz w:val="24"/>
+          <w:szCs w:val="24"/>
+          <w:lang w:val="es-ES"/>
+        </w:rPr>
+        <w:t xml:space="preserve"> las reglas se evalúan en la </w:t>
+      </w:r>
+      <w:r>
+        <w:rPr>
+          <w:rFonts w:ascii="Arial" w:eastAsia="Times New Roman" w:hAnsi="Arial" w:cs="Arial"/>
+          <w:b/>
+          <w:bCs/>
+          <w:sz w:val="24"/>
+          <w:szCs w:val="24"/>
+          <w:lang w:val="es-ES"/>
+        </w:rPr>
+        <w:t>interfaz de origen</w:t>
+      </w:r>
+      <w:r>
+        <w:rPr>
+          <w:rFonts w:ascii="Arial" w:eastAsia="Times New Roman" w:hAnsi="Arial" w:cs="Arial"/>
+          <w:sz w:val="24"/>
+          <w:szCs w:val="24"/>
+          <w:lang w:val="es-ES"/>
+        </w:rPr>
+        <w:t xml:space="preserve">, de arriba abajo (gana la primera coincidencia), con una </w:t>
+      </w:r>
+      <w:r>
+        <w:rPr>
+          <w:rFonts w:ascii="Arial" w:eastAsia="Times New Roman" w:hAnsi="Arial" w:cs="Arial"/>
+          <w:b/>
+          <w:bCs/>
+          <w:sz w:val="24"/>
+          <w:szCs w:val="24"/>
+          <w:lang w:val="es-ES"/>
+        </w:rPr>
+        <w:t>denegación implícita</w:t>
+      </w:r>
+      <w:r>
+        <w:rPr>
+          <w:rFonts w:ascii="Arial" w:eastAsia="Times New Roman" w:hAnsi="Arial" w:cs="Arial"/>
+          <w:sz w:val="24"/>
+          <w:szCs w:val="24"/>
+          <w:lang w:val="es-ES"/>
+        </w:rPr>
+        <w:t xml:space="preserve"> al final; todo lo no permitido queda bloqueado.</w:t>
+      </w:r>
+    </w:p>
+    <w:p>
+      <w:pPr>
+        <w:numPr>
+          <w:ilvl w:val="0"/>
+          <w:numId w:val="5"/>
+        </w:numPr>
+        <w:spacing w:before="100" w:beforeAutospacing="1" w:after="100" w:afterAutospacing="1" w:line="240" w:lineRule="auto"/>
+        <w:rPr>
+          <w:rFonts w:ascii="Arial" w:eastAsia="Times New Roman" w:hAnsi="Arial" w:cs="Arial"/>
+          <w:sz w:val="24"/>
+          <w:szCs w:val="24"/>
+          <w:lang w:val="es-ES"/>
+        </w:rPr>
+      </w:pPr>
+      <w:r>
+        <w:rPr>
+          <w:rFonts w:ascii="Arial" w:eastAsia="Times New Roman" w:hAnsi="Arial" w:cs="Arial"/>
+          <w:b/>
+          <w:bCs/>
+          <w:sz w:val="24"/>
+          <w:szCs w:val="24"/>
+          <w:lang w:val="es-ES"/>
+        </w:rPr>
+        <w:t>Reglas implementadas:</w:t>
+      </w:r>
+    </w:p>
+    <w:p>
+      <w:pPr>
+        <w:numPr>
+          <w:ilvl w:val="1"/>
+          <w:numId w:val="5"/>
+        </w:numPr>
+        <w:spacing w:before="100" w:beforeAutospacing="1" w:after="100" w:afterAutospacing="1" w:line="240" w:lineRule="auto"/>
+        <w:rPr>
+          <w:rFonts w:ascii="Arial" w:eastAsia="Times New Roman" w:hAnsi="Arial" w:cs="Arial"/>
+          <w:sz w:val="24"/>
+          <w:szCs w:val="24"/>
+          <w:lang w:val="es-ES"/>
+        </w:rPr>
+      </w:pPr>
+      <w:r>
+        <w:rPr>
+          <w:rFonts w:ascii="Arial" w:eastAsia="Times New Roman" w:hAnsi="Arial" w:cs="Arial"/>
+          <w:i/>
+          <w:iCs/>
+          <w:sz w:val="24"/>
+          <w:szCs w:val="24"/>
+          <w:lang w:val="es-ES"/>
+        </w:rPr>
+        <w:t>DMZ → Servidores (TCP 5432)</w:t>
+      </w:r>
+      <w:r>
+        <w:rPr>
+          <w:rFonts w:ascii="Arial" w:eastAsia="Times New Roman" w:hAnsi="Arial" w:cs="Arial"/>
+          <w:sz w:val="24"/>
+          <w:szCs w:val="24"/>
+          <w:lang w:val="es-ES"/>
+        </w:rPr>
+        <w:t>: el servicio de la DMZ accede a la base de datos/aplicación.</w:t>
+      </w:r>
+    </w:p>
+    <w:p>
+      <w:pPr>
+        <w:spacing w:before="100" w:beforeAutospacing="1" w:after="100" w:afterAutospacing="1" w:line="240" w:lineRule="auto"/>
+        <w:ind w:left="720"/>
+        <w:jc w:val="center"/>
+        <w:rPr>
+          <w:rFonts w:ascii="Arial" w:eastAsia="Times New Roman" w:hAnsi="Arial" w:cs="Arial"/>
+          <w:sz w:val="24"/>
+          <w:szCs w:val="24"/>
+          <w:lang w:val="es-ES"/>
+        </w:rPr>
+      </w:pPr>
+      <w:r>
+        <w:rPr>
+          <w:rFonts w:ascii="Arial" w:eastAsia="Times New Roman" w:hAnsi="Arial" w:cs="Arial"/>
+          <w:noProof/>
+          <w:sz w:val="24"/>
+          <w:szCs w:val="24"/>
+          <w:lang w:val="es-ES"/>
+        </w:rPr>
+        <w:drawing>
+          <wp:inline distT="0" distB="0" distL="0" distR="0">
+            <wp:extent cx="3191069" cy="1798468"/>
+            <wp:effectExtent l="0" t="0" r="0" b="0"/>
+            <wp:docPr id="19" name="Imagen 19"/>
+            <wp:cNvGraphicFramePr>
+              <a:graphicFrameLocks xmlns:a="http://schemas.openxmlformats.org/drawingml/2006/main" noChangeAspect="1"/>
+            </wp:cNvGraphicFramePr>
+            <a:graphic xmlns:a="http://schemas.openxmlformats.org/drawingml/2006/main">
+              <a:graphicData uri="http://schemas.openxmlformats.org/drawingml/2006/picture">
+                <pic:pic xmlns:pic="http://schemas.openxmlformats.org/drawingml/2006/picture">
+                  <pic:nvPicPr>
+                    <pic:cNvPr id="19" name="Regla dmz en pfsense.JPG"/>
+                    <pic:cNvPicPr/>
+                  </pic:nvPicPr>
+                  <pic:blipFill>
+                    <a:blip r:embed="rId24" cstate="print">
+                      <a:extLst>
+                        <a:ext uri="{28A0092B-C50C-407E-A947-70E740481C1C}">
+                          <a14:useLocalDpi xmlns:a14="http://schemas.microsoft.com/office/drawing/2010/main" val="0"/>
+                        </a:ext>
+                      </a:extLst>
+                    </a:blip>
+                    <a:stretch>
+                      <a:fillRect/>
+                    </a:stretch>
+                  </pic:blipFill>
+                  <pic:spPr>
+                    <a:xfrm>
+                      <a:off x="0" y="0"/>
+                      <a:ext cx="3199388" cy="1803156"/>
+                    </a:xfrm>
+                    <a:prstGeom prst="rect">
+                      <a:avLst/>
+                    </a:prstGeom>
+                  </pic:spPr>
+                </pic:pic>
+              </a:graphicData>
+            </a:graphic>
+          </wp:inline>
+        </w:drawing>
+      </w:r>
+    </w:p>
+    <w:p>
+      <w:pPr>
+        <w:spacing w:line="360" w:lineRule="auto"/>
+        <w:jc w:val="center"/>
+        <w:rPr>
+          <w:rFonts w:ascii="Arial" w:hAnsi="Arial" w:cs="Arial"/>
+          <w:color w:val="000000"/>
+          <w:sz w:val="24"/>
+          <w:szCs w:val="24"/>
+        </w:rPr>
+      </w:pPr>
+      <w:r>
+        <w:rPr>
+          <w:rFonts w:ascii="Arial" w:hAnsi="Arial" w:cs="Arial"/>
+          <w:color w:val="000000"/>
+          <w:sz w:val="24"/>
+          <w:szCs w:val="24"/>
+        </w:rPr>
+        <w:t>Ilustración 1</w:t>
+      </w:r>
+      <w:r>
+        <w:rPr>
+          <w:rFonts w:ascii="Arial" w:hAnsi="Arial" w:cs="Arial"/>
+          <w:color w:val="000000"/>
+          <w:sz w:val="24"/>
+          <w:szCs w:val="24"/>
+        </w:rPr>
+        <w:t>6</w:t>
+      </w:r>
+      <w:r>
+        <w:rPr>
+          <w:rFonts w:ascii="Arial" w:hAnsi="Arial" w:cs="Arial"/>
+          <w:color w:val="000000"/>
+          <w:sz w:val="24"/>
+          <w:szCs w:val="24"/>
+        </w:rPr>
+        <w:t xml:space="preserve">: </w:t>
+      </w:r>
+      <w:r>
+        <w:rPr>
+          <w:rFonts w:ascii="Arial" w:hAnsi="Arial" w:cs="Arial"/>
+          <w:color w:val="000000"/>
+          <w:sz w:val="24"/>
+          <w:szCs w:val="24"/>
+        </w:rPr>
+        <w:t>Regla DMZ</w:t>
+      </w:r>
+    </w:p>
+    <w:p>
+      <w:pPr>
+        <w:numPr>
+          <w:ilvl w:val="1"/>
+          <w:numId w:val="5"/>
+        </w:numPr>
+        <w:spacing w:before="100" w:beforeAutospacing="1" w:after="100" w:afterAutospacing="1" w:line="240" w:lineRule="auto"/>
+        <w:rPr>
+          <w:rFonts w:ascii="Arial" w:eastAsia="Times New Roman" w:hAnsi="Arial" w:cs="Arial"/>
+          <w:sz w:val="24"/>
+          <w:szCs w:val="24"/>
+          <w:lang w:val="es-ES"/>
+        </w:rPr>
+      </w:pPr>
+      <w:r>
+        <w:rPr>
+          <w:rFonts w:ascii="Arial" w:eastAsia="Times New Roman" w:hAnsi="Arial" w:cs="Arial"/>
+          <w:i/>
+          <w:iCs/>
+          <w:sz w:val="24"/>
+          <w:szCs w:val="24"/>
+          <w:lang w:val="es-ES"/>
+        </w:rPr>
+        <w:t xml:space="preserve">Gestión → cualquier destino (protocolo </w:t>
+      </w:r>
+      <w:proofErr w:type="spellStart"/>
+      <w:r>
+        <w:rPr>
+          <w:rFonts w:ascii="Arial" w:eastAsia="Times New Roman" w:hAnsi="Arial" w:cs="Arial"/>
+          <w:i/>
+          <w:iCs/>
+          <w:sz w:val="24"/>
+          <w:szCs w:val="24"/>
+          <w:lang w:val="es-ES"/>
+        </w:rPr>
+        <w:t>Any</w:t>
+      </w:r>
+      <w:proofErr w:type="spellEnd"/>
+      <w:r>
+        <w:rPr>
+          <w:rFonts w:ascii="Arial" w:eastAsia="Times New Roman" w:hAnsi="Arial" w:cs="Arial"/>
+          <w:i/>
+          <w:iCs/>
+          <w:sz w:val="24"/>
+          <w:szCs w:val="24"/>
+          <w:lang w:val="es-ES"/>
+        </w:rPr>
+        <w:t>)</w:t>
+      </w:r>
+      <w:r>
+        <w:rPr>
+          <w:rFonts w:ascii="Arial" w:eastAsia="Times New Roman" w:hAnsi="Arial" w:cs="Arial"/>
+          <w:sz w:val="24"/>
+          <w:szCs w:val="24"/>
+          <w:lang w:val="es-ES"/>
+        </w:rPr>
+        <w:t>: zona de administración, con acceso a todas las zonas y al cortafuegos.</w:t>
+      </w:r>
+    </w:p>
+    <w:p>
+      <w:pPr>
+        <w:spacing w:before="100" w:beforeAutospacing="1" w:after="100" w:afterAutospacing="1" w:line="240" w:lineRule="auto"/>
+        <w:jc w:val="center"/>
+        <w:rPr>
+          <w:rFonts w:ascii="Arial" w:eastAsia="Times New Roman" w:hAnsi="Arial" w:cs="Arial"/>
+          <w:sz w:val="24"/>
+          <w:szCs w:val="24"/>
+          <w:lang w:val="es-ES"/>
+        </w:rPr>
+      </w:pPr>
+      <w:r>
+        <w:rPr>
+          <w:rFonts w:ascii="Arial" w:eastAsia="Times New Roman" w:hAnsi="Arial" w:cs="Arial"/>
+          <w:noProof/>
+          <w:sz w:val="24"/>
+          <w:szCs w:val="24"/>
+          <w:lang w:val="es-ES"/>
+        </w:rPr>
+        <w:drawing>
+          <wp:inline distT="0" distB="0" distL="0" distR="0">
+            <wp:extent cx="2743200" cy="2095238"/>
+            <wp:effectExtent l="0" t="0" r="0" b="635"/>
+            <wp:docPr id="20" name="Imagen 20"/>
+            <wp:cNvGraphicFramePr>
+              <a:graphicFrameLocks xmlns:a="http://schemas.openxmlformats.org/drawingml/2006/main" noChangeAspect="1"/>
+            </wp:cNvGraphicFramePr>
+            <a:graphic xmlns:a="http://schemas.openxmlformats.org/drawingml/2006/main">
+              <a:graphicData uri="http://schemas.openxmlformats.org/drawingml/2006/picture">
+                <pic:pic xmlns:pic="http://schemas.openxmlformats.org/drawingml/2006/picture">
+                  <pic:nvPicPr>
+                    <pic:cNvPr id="20" name="Regla gestion en pfsense.JPG"/>
+                    <pic:cNvPicPr/>
+                  </pic:nvPicPr>
+                  <pic:blipFill>
+                    <a:blip r:embed="rId25" cstate="print">
+                      <a:extLst>
+                        <a:ext uri="{28A0092B-C50C-407E-A947-70E740481C1C}">
+                          <a14:useLocalDpi xmlns:a14="http://schemas.microsoft.com/office/drawing/2010/main" val="0"/>
+                        </a:ext>
+                      </a:extLst>
+                    </a:blip>
+                    <a:stretch>
+                      <a:fillRect/>
+                    </a:stretch>
+                  </pic:blipFill>
+                  <pic:spPr>
+                    <a:xfrm>
+                      <a:off x="0" y="0"/>
+                      <a:ext cx="2751816" cy="2101819"/>
+                    </a:xfrm>
+                    <a:prstGeom prst="rect">
+                      <a:avLst/>
+                    </a:prstGeom>
+                  </pic:spPr>
+                </pic:pic>
+              </a:graphicData>
+            </a:graphic>
+          </wp:inline>
+        </w:drawing>
+      </w:r>
+    </w:p>
+    <w:p>
+      <w:pPr>
+        <w:spacing w:line="360" w:lineRule="auto"/>
+        <w:jc w:val="center"/>
+        <w:rPr>
+          <w:rFonts w:ascii="Arial" w:hAnsi="Arial" w:cs="Arial"/>
+          <w:color w:val="000000"/>
+          <w:sz w:val="24"/>
+          <w:szCs w:val="24"/>
+        </w:rPr>
+      </w:pPr>
+      <w:r>
+        <w:rPr>
+          <w:rFonts w:ascii="Arial" w:hAnsi="Arial" w:cs="Arial"/>
+          <w:color w:val="000000"/>
+          <w:sz w:val="24"/>
+          <w:szCs w:val="24"/>
+        </w:rPr>
+        <w:t>Ilustración 1</w:t>
+      </w:r>
+      <w:r>
+        <w:rPr>
+          <w:rFonts w:ascii="Arial" w:hAnsi="Arial" w:cs="Arial"/>
+          <w:color w:val="000000"/>
+          <w:sz w:val="24"/>
+          <w:szCs w:val="24"/>
+        </w:rPr>
+        <w:t>7</w:t>
+      </w:r>
+      <w:r>
+        <w:rPr>
+          <w:rFonts w:ascii="Arial" w:hAnsi="Arial" w:cs="Arial"/>
+          <w:color w:val="000000"/>
+          <w:sz w:val="24"/>
+          <w:szCs w:val="24"/>
+        </w:rPr>
+        <w:t xml:space="preserve">: </w:t>
+      </w:r>
+      <w:r>
+        <w:rPr>
+          <w:rFonts w:ascii="Arial" w:hAnsi="Arial" w:cs="Arial"/>
+          <w:color w:val="000000"/>
+          <w:sz w:val="24"/>
+          <w:szCs w:val="24"/>
+        </w:rPr>
+        <w:t>Regla</w:t>
+      </w:r>
+      <w:r>
+        <w:rPr>
+          <w:rFonts w:ascii="Arial" w:hAnsi="Arial" w:cs="Arial"/>
+          <w:color w:val="000000"/>
+          <w:sz w:val="24"/>
+          <w:szCs w:val="24"/>
+        </w:rPr>
+        <w:t xml:space="preserve"> Gestión</w:t>
+      </w:r>
+    </w:p>
+    <w:p>
+      <w:pPr>
+        <w:spacing w:before="100" w:beforeAutospacing="1" w:after="100" w:afterAutospacing="1" w:line="240" w:lineRule="auto"/>
+        <w:jc w:val="center"/>
+        <w:rPr>
+          <w:rFonts w:ascii="Arial" w:eastAsia="Times New Roman" w:hAnsi="Arial" w:cs="Arial"/>
+          <w:sz w:val="24"/>
+          <w:szCs w:val="24"/>
+          <w:lang w:val="es-ES"/>
+        </w:rPr>
+      </w:pPr>
+    </w:p>
+    <w:p>
+      <w:pPr>
+        <w:numPr>
+          <w:ilvl w:val="1"/>
+          <w:numId w:val="5"/>
+        </w:numPr>
+        <w:spacing w:before="100" w:beforeAutospacing="1" w:after="100" w:afterAutospacing="1" w:line="240" w:lineRule="auto"/>
+        <w:rPr>
+          <w:rFonts w:ascii="Arial" w:eastAsia="Times New Roman" w:hAnsi="Arial" w:cs="Arial"/>
+          <w:sz w:val="24"/>
+          <w:szCs w:val="24"/>
+          <w:lang w:val="es-ES"/>
+        </w:rPr>
+      </w:pPr>
+      <w:r>
+        <w:rPr>
+          <w:rFonts w:ascii="Arial" w:eastAsia="Times New Roman" w:hAnsi="Arial" w:cs="Arial"/>
+          <w:i/>
+          <w:iCs/>
+          <w:sz w:val="24"/>
+          <w:szCs w:val="24"/>
+          <w:lang w:val="es-ES"/>
+        </w:rPr>
+        <w:lastRenderedPageBreak/>
+        <w:t>Usuarios</w:t>
+      </w:r>
+      <w:r>
+        <w:rPr>
+          <w:rFonts w:ascii="Arial" w:eastAsia="Times New Roman" w:hAnsi="Arial" w:cs="Arial"/>
+          <w:i/>
+          <w:iCs/>
+          <w:sz w:val="18"/>
+          <w:szCs w:val="24"/>
+          <w:lang w:val="es-ES"/>
+        </w:rPr>
+        <w:t xml:space="preserve"> </w:t>
+      </w:r>
+      <w:r>
+        <w:rPr>
+          <w:rFonts w:ascii="Arial" w:eastAsia="Times New Roman" w:hAnsi="Arial" w:cs="Arial"/>
+          <w:i/>
+          <w:iCs/>
+          <w:sz w:val="16"/>
+          <w:szCs w:val="24"/>
+          <w:lang w:val="es-ES"/>
+        </w:rPr>
+        <w:t xml:space="preserve">&gt; </w:t>
+      </w:r>
+      <w:r>
+        <w:rPr>
+          <w:rFonts w:ascii="Arial" w:eastAsia="Times New Roman" w:hAnsi="Arial" w:cs="Arial"/>
+          <w:i/>
+          <w:iCs/>
+          <w:sz w:val="24"/>
+          <w:szCs w:val="24"/>
+          <w:lang w:val="es-ES"/>
+        </w:rPr>
+        <w:t>DMZ (TCP 443)</w:t>
+      </w:r>
+      <w:r>
+        <w:rPr>
+          <w:rFonts w:ascii="Arial" w:eastAsia="Times New Roman" w:hAnsi="Arial" w:cs="Arial"/>
+          <w:sz w:val="24"/>
+          <w:szCs w:val="24"/>
+          <w:lang w:val="es-ES"/>
+        </w:rPr>
+        <w:t>: los usuarios solo alcanzan el servicio web publicado.</w:t>
+      </w:r>
+    </w:p>
+    <w:p>
+      <w:pPr>
+        <w:spacing w:before="100" w:beforeAutospacing="1" w:after="100" w:afterAutospacing="1" w:line="240" w:lineRule="auto"/>
+        <w:jc w:val="center"/>
+        <w:rPr>
+          <w:rFonts w:ascii="Arial" w:eastAsia="Times New Roman" w:hAnsi="Arial" w:cs="Arial"/>
+          <w:sz w:val="24"/>
+          <w:szCs w:val="24"/>
+          <w:lang w:val="es-ES"/>
+        </w:rPr>
+      </w:pPr>
+      <w:r>
+        <w:rPr>
+          <w:rFonts w:ascii="Arial" w:eastAsia="Times New Roman" w:hAnsi="Arial" w:cs="Arial"/>
+          <w:noProof/>
+          <w:sz w:val="24"/>
+          <w:szCs w:val="24"/>
+          <w:lang w:val="es-ES"/>
+        </w:rPr>
+        <w:drawing>
+          <wp:inline distT="0" distB="0" distL="0" distR="0">
+            <wp:extent cx="4171016" cy="2780523"/>
+            <wp:effectExtent l="0" t="0" r="1270" b="1270"/>
+            <wp:docPr id="21" name="Imagen 21"/>
+            <wp:cNvGraphicFramePr>
+              <a:graphicFrameLocks xmlns:a="http://schemas.openxmlformats.org/drawingml/2006/main" noChangeAspect="1"/>
+            </wp:cNvGraphicFramePr>
+            <a:graphic xmlns:a="http://schemas.openxmlformats.org/drawingml/2006/main">
+              <a:graphicData uri="http://schemas.openxmlformats.org/drawingml/2006/picture">
+                <pic:pic xmlns:pic="http://schemas.openxmlformats.org/drawingml/2006/picture">
+                  <pic:nvPicPr>
+                    <pic:cNvPr id="21" name="nueva regla dmz en 40.1.JPG"/>
+                    <pic:cNvPicPr/>
+                  </pic:nvPicPr>
+                  <pic:blipFill>
+                    <a:blip r:embed="rId26" cstate="print">
+                      <a:extLst>
+                        <a:ext uri="{28A0092B-C50C-407E-A947-70E740481C1C}">
+                          <a14:useLocalDpi xmlns:a14="http://schemas.microsoft.com/office/drawing/2010/main" val="0"/>
+                        </a:ext>
+                      </a:extLst>
+                    </a:blip>
+                    <a:stretch>
+                      <a:fillRect/>
+                    </a:stretch>
+                  </pic:blipFill>
+                  <pic:spPr>
+                    <a:xfrm>
+                      <a:off x="0" y="0"/>
+                      <a:ext cx="4178264" cy="2785355"/>
+                    </a:xfrm>
+                    <a:prstGeom prst="rect">
+                      <a:avLst/>
+                    </a:prstGeom>
+                  </pic:spPr>
+                </pic:pic>
+              </a:graphicData>
+            </a:graphic>
+          </wp:inline>
+        </w:drawing>
+      </w:r>
+    </w:p>
+    <w:p>
+      <w:pPr>
+        <w:spacing w:line="360" w:lineRule="auto"/>
+        <w:jc w:val="center"/>
+        <w:rPr>
+          <w:rFonts w:ascii="Arial" w:hAnsi="Arial" w:cs="Arial"/>
+          <w:color w:val="000000"/>
+          <w:sz w:val="24"/>
+          <w:szCs w:val="24"/>
+        </w:rPr>
+      </w:pPr>
+      <w:r>
+        <w:rPr>
+          <w:rFonts w:ascii="Arial" w:hAnsi="Arial" w:cs="Arial"/>
+          <w:color w:val="000000"/>
+          <w:sz w:val="24"/>
+          <w:szCs w:val="24"/>
+        </w:rPr>
+        <w:t>Ilustración 1</w:t>
+      </w:r>
+      <w:r>
+        <w:rPr>
+          <w:rFonts w:ascii="Arial" w:hAnsi="Arial" w:cs="Arial"/>
+          <w:color w:val="000000"/>
+          <w:sz w:val="24"/>
+          <w:szCs w:val="24"/>
+        </w:rPr>
+        <w:t>8</w:t>
+      </w:r>
+      <w:r>
+        <w:rPr>
+          <w:rFonts w:ascii="Arial" w:hAnsi="Arial" w:cs="Arial"/>
+          <w:color w:val="000000"/>
+          <w:sz w:val="24"/>
+          <w:szCs w:val="24"/>
+        </w:rPr>
+        <w:t xml:space="preserve">: </w:t>
+      </w:r>
+      <w:r>
+        <w:rPr>
+          <w:rFonts w:ascii="Arial" w:hAnsi="Arial" w:cs="Arial"/>
+          <w:color w:val="000000"/>
+          <w:sz w:val="24"/>
+          <w:szCs w:val="24"/>
+        </w:rPr>
+        <w:t xml:space="preserve">Regla </w:t>
+      </w:r>
+      <w:r>
+        <w:rPr>
+          <w:rFonts w:ascii="Arial" w:hAnsi="Arial" w:cs="Arial"/>
+          <w:color w:val="000000"/>
+          <w:sz w:val="24"/>
+          <w:szCs w:val="24"/>
+        </w:rPr>
+        <w:t>nueva DMZ</w:t>
+      </w:r>
+    </w:p>
+    <w:p>
+      <w:pPr>
+        <w:numPr>
+          <w:ilvl w:val="1"/>
+          <w:numId w:val="5"/>
+        </w:numPr>
+        <w:spacing w:before="100" w:beforeAutospacing="1" w:after="100" w:afterAutospacing="1" w:line="240" w:lineRule="auto"/>
+        <w:rPr>
+          <w:rFonts w:ascii="Arial" w:eastAsia="Times New Roman" w:hAnsi="Arial" w:cs="Arial"/>
+          <w:sz w:val="24"/>
+          <w:szCs w:val="24"/>
+          <w:lang w:val="es-ES"/>
+        </w:rPr>
+      </w:pPr>
+      <w:r>
+        <w:rPr>
+          <w:rFonts w:ascii="Arial" w:eastAsia="Times New Roman" w:hAnsi="Arial" w:cs="Arial"/>
+          <w:sz w:val="24"/>
+          <w:szCs w:val="24"/>
+          <w:lang w:val="es-ES"/>
+        </w:rPr>
+        <w:t>Se eliminaron las reglas por defecto "</w:t>
+      </w:r>
+      <w:proofErr w:type="spellStart"/>
+      <w:r>
+        <w:rPr>
+          <w:rFonts w:ascii="Arial" w:eastAsia="Times New Roman" w:hAnsi="Arial" w:cs="Arial"/>
+          <w:i/>
+          <w:iCs/>
+          <w:sz w:val="24"/>
+          <w:szCs w:val="24"/>
+          <w:lang w:val="es-ES"/>
+        </w:rPr>
+        <w:t>allow</w:t>
+      </w:r>
+      <w:proofErr w:type="spellEnd"/>
+      <w:r>
+        <w:rPr>
+          <w:rFonts w:ascii="Arial" w:eastAsia="Times New Roman" w:hAnsi="Arial" w:cs="Arial"/>
+          <w:i/>
+          <w:iCs/>
+          <w:sz w:val="24"/>
+          <w:szCs w:val="24"/>
+          <w:lang w:val="es-ES"/>
+        </w:rPr>
+        <w:t xml:space="preserve"> LAN </w:t>
+      </w:r>
+      <w:proofErr w:type="spellStart"/>
+      <w:r>
+        <w:rPr>
+          <w:rFonts w:ascii="Arial" w:eastAsia="Times New Roman" w:hAnsi="Arial" w:cs="Arial"/>
+          <w:i/>
+          <w:iCs/>
+          <w:sz w:val="24"/>
+          <w:szCs w:val="24"/>
+          <w:lang w:val="es-ES"/>
+        </w:rPr>
+        <w:t>to</w:t>
+      </w:r>
+      <w:proofErr w:type="spellEnd"/>
+      <w:r>
+        <w:rPr>
+          <w:rFonts w:ascii="Arial" w:eastAsia="Times New Roman" w:hAnsi="Arial" w:cs="Arial"/>
+          <w:i/>
+          <w:iCs/>
+          <w:sz w:val="24"/>
+          <w:szCs w:val="24"/>
+          <w:lang w:val="es-ES"/>
+        </w:rPr>
+        <w:t xml:space="preserve"> </w:t>
+      </w:r>
+      <w:proofErr w:type="spellStart"/>
+      <w:r>
+        <w:rPr>
+          <w:rFonts w:ascii="Arial" w:eastAsia="Times New Roman" w:hAnsi="Arial" w:cs="Arial"/>
+          <w:i/>
+          <w:iCs/>
+          <w:sz w:val="24"/>
+          <w:szCs w:val="24"/>
+          <w:lang w:val="es-ES"/>
+        </w:rPr>
+        <w:t>any</w:t>
+      </w:r>
+      <w:proofErr w:type="spellEnd"/>
+      <w:r>
+        <w:rPr>
+          <w:rFonts w:ascii="Arial" w:eastAsia="Times New Roman" w:hAnsi="Arial" w:cs="Arial"/>
+          <w:sz w:val="24"/>
+          <w:szCs w:val="24"/>
+          <w:lang w:val="es-ES"/>
+        </w:rPr>
+        <w:t xml:space="preserve">" y se desactivó el </w:t>
+      </w:r>
+      <w:proofErr w:type="spellStart"/>
+      <w:r>
+        <w:rPr>
+          <w:rFonts w:ascii="Arial" w:eastAsia="Times New Roman" w:hAnsi="Arial" w:cs="Arial"/>
+          <w:i/>
+          <w:iCs/>
+          <w:sz w:val="24"/>
+          <w:szCs w:val="24"/>
+          <w:lang w:val="es-ES"/>
+        </w:rPr>
+        <w:t>anti-lockout</w:t>
+      </w:r>
+      <w:proofErr w:type="spellEnd"/>
+      <w:r>
+        <w:rPr>
+          <w:rFonts w:ascii="Arial" w:eastAsia="Times New Roman" w:hAnsi="Arial" w:cs="Arial"/>
+          <w:sz w:val="24"/>
+          <w:szCs w:val="24"/>
+          <w:lang w:val="es-ES"/>
+        </w:rPr>
+        <w:t xml:space="preserve"> de la LAN, de modo que rige la denegación por defecto.</w:t>
+      </w:r>
+    </w:p>
+    <w:p>
+      <w:pPr>
+        <w:spacing w:before="100" w:beforeAutospacing="1" w:after="100" w:afterAutospacing="1" w:line="240" w:lineRule="auto"/>
+        <w:rPr>
+          <w:rFonts w:ascii="Arial" w:eastAsia="Times New Roman" w:hAnsi="Arial" w:cs="Arial"/>
+          <w:sz w:val="24"/>
+          <w:szCs w:val="24"/>
+          <w:lang w:val="es-ES"/>
+        </w:rPr>
+      </w:pPr>
+    </w:p>
+    <w:p>
+      <w:pPr>
+        <w:numPr>
+          <w:ilvl w:val="0"/>
+          <w:numId w:val="5"/>
+        </w:numPr>
+        <w:spacing w:before="100" w:beforeAutospacing="1" w:after="100" w:afterAutospacing="1" w:line="240" w:lineRule="auto"/>
+        <w:rPr>
+          <w:rFonts w:ascii="Arial" w:eastAsia="Times New Roman" w:hAnsi="Arial" w:cs="Arial"/>
+          <w:sz w:val="24"/>
+          <w:szCs w:val="24"/>
+          <w:lang w:val="es-ES"/>
+        </w:rPr>
+      </w:pPr>
+      <w:r>
+        <w:rPr>
+          <w:rFonts w:ascii="Arial" w:eastAsia="Times New Roman" w:hAnsi="Arial" w:cs="Arial"/>
+          <w:b/>
+          <w:bCs/>
+          <w:sz w:val="24"/>
+          <w:szCs w:val="24"/>
+          <w:lang w:val="es-ES"/>
+        </w:rPr>
+        <w:t>Segregación de la gestión:</w:t>
+      </w:r>
+      <w:r>
+        <w:rPr>
+          <w:rFonts w:ascii="Arial" w:eastAsia="Times New Roman" w:hAnsi="Arial" w:cs="Arial"/>
+          <w:sz w:val="24"/>
+          <w:szCs w:val="24"/>
+          <w:lang w:val="es-ES"/>
+        </w:rPr>
+        <w:t xml:space="preserve"> la estación de administración se trasladó de la </w:t>
+      </w:r>
+    </w:p>
+    <w:p>
+      <w:pPr>
+        <w:numPr>
+          <w:ilvl w:val="0"/>
+          <w:numId w:val="5"/>
+        </w:numPr>
+        <w:spacing w:before="100" w:beforeAutospacing="1" w:after="100" w:afterAutospacing="1" w:line="240" w:lineRule="auto"/>
+        <w:rPr>
+          <w:rFonts w:ascii="Arial" w:eastAsia="Times New Roman" w:hAnsi="Arial" w:cs="Arial"/>
+          <w:sz w:val="24"/>
+          <w:szCs w:val="24"/>
+          <w:lang w:val="es-ES"/>
+        </w:rPr>
+      </w:pPr>
+      <w:r>
+        <w:rPr>
+          <w:rFonts w:ascii="Arial" w:eastAsia="Times New Roman" w:hAnsi="Arial" w:cs="Arial"/>
+          <w:sz w:val="24"/>
+          <w:szCs w:val="24"/>
+          <w:lang w:val="es-ES"/>
+        </w:rPr>
+        <w:t>VLAN 10 a la VLAN 40 (Gestión): se cambió el puerto del conmutador a la VLAN 40, se asignó al equipo la IP 10.10.40.2 y se añadió una ruta estática (10.10.0.0/16 vía 10.10.40.1). La administración pasa a https://10.10.40.1.</w:t>
+      </w:r>
+    </w:p>
+    <w:p>
+      <w:pPr>
+        <w:numPr>
+          <w:ilvl w:val="0"/>
+          <w:numId w:val="5"/>
+        </w:numPr>
+        <w:spacing w:before="100" w:beforeAutospacing="1" w:after="100" w:afterAutospacing="1" w:line="240" w:lineRule="auto"/>
+        <w:rPr>
+          <w:rFonts w:ascii="Arial" w:eastAsia="Times New Roman" w:hAnsi="Arial" w:cs="Arial"/>
+          <w:sz w:val="24"/>
+          <w:szCs w:val="24"/>
+          <w:lang w:val="es-ES"/>
+        </w:rPr>
+      </w:pPr>
+      <w:r>
+        <w:rPr>
+          <w:rFonts w:ascii="Arial" w:eastAsia="Times New Roman" w:hAnsi="Arial" w:cs="Arial"/>
+          <w:b/>
+          <w:bCs/>
+          <w:sz w:val="24"/>
+          <w:szCs w:val="24"/>
+          <w:lang w:val="es-ES"/>
+        </w:rPr>
+        <w:t>Incidencias (controladas):</w:t>
+      </w:r>
+      <w:r>
+        <w:rPr>
+          <w:rFonts w:ascii="Arial" w:eastAsia="Times New Roman" w:hAnsi="Arial" w:cs="Arial"/>
+          <w:sz w:val="24"/>
+          <w:szCs w:val="24"/>
+          <w:lang w:val="es-ES"/>
+        </w:rPr>
+        <w:t xml:space="preserve"> (1) una regla se creó por error en la interfaz WAN y con el puerto 433, corregida a LAN y 443; (2) la regla de usuarios quedaba por debajo de la regla "</w:t>
+      </w:r>
+      <w:proofErr w:type="spellStart"/>
+      <w:r>
+        <w:rPr>
+          <w:rFonts w:ascii="Arial" w:eastAsia="Times New Roman" w:hAnsi="Arial" w:cs="Arial"/>
+          <w:i/>
+          <w:iCs/>
+          <w:sz w:val="24"/>
+          <w:szCs w:val="24"/>
+          <w:lang w:val="es-ES"/>
+        </w:rPr>
+        <w:t>allow</w:t>
+      </w:r>
+      <w:proofErr w:type="spellEnd"/>
+      <w:r>
+        <w:rPr>
+          <w:rFonts w:ascii="Arial" w:eastAsia="Times New Roman" w:hAnsi="Arial" w:cs="Arial"/>
+          <w:i/>
+          <w:iCs/>
+          <w:sz w:val="24"/>
+          <w:szCs w:val="24"/>
+          <w:lang w:val="es-ES"/>
+        </w:rPr>
+        <w:t xml:space="preserve"> </w:t>
+      </w:r>
+      <w:proofErr w:type="spellStart"/>
+      <w:r>
+        <w:rPr>
+          <w:rFonts w:ascii="Arial" w:eastAsia="Times New Roman" w:hAnsi="Arial" w:cs="Arial"/>
+          <w:i/>
+          <w:iCs/>
+          <w:sz w:val="24"/>
+          <w:szCs w:val="24"/>
+          <w:lang w:val="es-ES"/>
+        </w:rPr>
+        <w:t>all</w:t>
+      </w:r>
+      <w:proofErr w:type="spellEnd"/>
+      <w:r>
+        <w:rPr>
+          <w:rFonts w:ascii="Arial" w:eastAsia="Times New Roman" w:hAnsi="Arial" w:cs="Arial"/>
+          <w:sz w:val="24"/>
+          <w:szCs w:val="24"/>
+          <w:lang w:val="es-ES"/>
+        </w:rPr>
+        <w:t xml:space="preserve">", que se eliminó para respetar el orden de evaluación; (3) el acceso de gestión exigía que la regla estuviera en protocolo </w:t>
+      </w:r>
+      <w:proofErr w:type="spellStart"/>
+      <w:r>
+        <w:rPr>
+          <w:rFonts w:ascii="Arial" w:eastAsia="Times New Roman" w:hAnsi="Arial" w:cs="Arial"/>
+          <w:b/>
+          <w:bCs/>
+          <w:sz w:val="24"/>
+          <w:szCs w:val="24"/>
+          <w:lang w:val="es-ES"/>
+        </w:rPr>
+        <w:t>Any</w:t>
+      </w:r>
+      <w:proofErr w:type="spellEnd"/>
+      <w:r>
+        <w:rPr>
+          <w:rFonts w:ascii="Arial" w:eastAsia="Times New Roman" w:hAnsi="Arial" w:cs="Arial"/>
+          <w:sz w:val="24"/>
+          <w:szCs w:val="24"/>
+          <w:lang w:val="es-ES"/>
+        </w:rPr>
+        <w:t xml:space="preserve"> (no solo TCP) y que el equipo de gestión tuviera </w:t>
+      </w:r>
+      <w:r>
+        <w:rPr>
+          <w:rFonts w:ascii="Arial" w:eastAsia="Times New Roman" w:hAnsi="Arial" w:cs="Arial"/>
+          <w:b/>
+          <w:bCs/>
+          <w:sz w:val="24"/>
+          <w:szCs w:val="24"/>
+          <w:lang w:val="es-ES"/>
+        </w:rPr>
+        <w:t>ruta</w:t>
+      </w:r>
+      <w:r>
+        <w:rPr>
+          <w:rFonts w:ascii="Arial" w:eastAsia="Times New Roman" w:hAnsi="Arial" w:cs="Arial"/>
+          <w:sz w:val="24"/>
+          <w:szCs w:val="24"/>
+          <w:lang w:val="es-ES"/>
+        </w:rPr>
+        <w:t xml:space="preserve"> hacia las demás subredes.</w:t>
+      </w:r>
+    </w:p>
+    <w:p>
+      <w:pPr>
+        <w:spacing w:before="100" w:beforeAutospacing="1" w:after="100" w:afterAutospacing="1" w:line="360" w:lineRule="auto"/>
+        <w:rPr>
+          <w:rFonts w:ascii="Arial" w:eastAsia="Times New Roman" w:hAnsi="Arial" w:cs="Arial"/>
+          <w:sz w:val="24"/>
+          <w:szCs w:val="24"/>
+          <w:lang w:val="es-ES"/>
+        </w:rPr>
+      </w:pPr>
+    </w:p>
+    <w:p>
+      <w:pPr>
+        <w:spacing w:before="100" w:beforeAutospacing="1" w:after="100" w:afterAutospacing="1" w:line="240" w:lineRule="auto"/>
+        <w:rPr>
+          <w:rFonts w:ascii="Arial" w:eastAsia="Times New Roman" w:hAnsi="Arial" w:cs="Arial"/>
+          <w:sz w:val="24"/>
+          <w:szCs w:val="24"/>
+          <w:lang w:val="es-ES"/>
+        </w:rPr>
+      </w:pPr>
+      <w:r>
+        <w:rPr>
+          <w:rFonts w:ascii="Arial" w:eastAsia="Times New Roman" w:hAnsi="Arial" w:cs="Arial"/>
+          <w:b/>
+          <w:bCs/>
+          <w:sz w:val="24"/>
+          <w:szCs w:val="24"/>
+          <w:lang w:val="es-ES"/>
+        </w:rPr>
+        <w:t>R05 — Contención de la zona crítica (prueba de aislamiento)</w:t>
+      </w:r>
+    </w:p>
+    <w:p>
+      <w:pPr>
+        <w:numPr>
+          <w:ilvl w:val="0"/>
+          <w:numId w:val="6"/>
+        </w:numPr>
+        <w:spacing w:before="100" w:beforeAutospacing="1" w:after="100" w:afterAutospacing="1" w:line="240" w:lineRule="auto"/>
+        <w:rPr>
+          <w:rFonts w:ascii="Arial" w:eastAsia="Times New Roman" w:hAnsi="Arial" w:cs="Arial"/>
+          <w:sz w:val="24"/>
+          <w:szCs w:val="24"/>
+          <w:lang w:val="es-ES"/>
+        </w:rPr>
+      </w:pPr>
+      <w:r>
+        <w:rPr>
+          <w:rFonts w:ascii="Arial" w:eastAsia="Times New Roman" w:hAnsi="Arial" w:cs="Arial"/>
+          <w:b/>
+          <w:bCs/>
+          <w:sz w:val="24"/>
+          <w:szCs w:val="24"/>
+          <w:lang w:val="es-ES"/>
+        </w:rPr>
+        <w:t>Objetivo:</w:t>
+      </w:r>
+      <w:r>
+        <w:rPr>
+          <w:rFonts w:ascii="Arial" w:eastAsia="Times New Roman" w:hAnsi="Arial" w:cs="Arial"/>
+          <w:sz w:val="24"/>
+          <w:szCs w:val="24"/>
+          <w:lang w:val="es-ES"/>
+        </w:rPr>
+        <w:t xml:space="preserve"> comprobar que un host de otra zona no puede alcanzar la zona crítica y que solo la zona de Gestión puede hacerlo.</w:t>
+      </w:r>
+    </w:p>
+    <w:p>
+      <w:pPr>
+        <w:numPr>
+          <w:ilvl w:val="0"/>
+          <w:numId w:val="6"/>
+        </w:numPr>
+        <w:spacing w:before="100" w:beforeAutospacing="1" w:after="100" w:afterAutospacing="1" w:line="240" w:lineRule="auto"/>
+        <w:rPr>
+          <w:rFonts w:ascii="Arial" w:eastAsia="Times New Roman" w:hAnsi="Arial" w:cs="Arial"/>
+          <w:sz w:val="24"/>
+          <w:szCs w:val="24"/>
+          <w:lang w:val="es-ES"/>
+        </w:rPr>
+      </w:pPr>
+      <w:r>
+        <w:rPr>
+          <w:rFonts w:ascii="Arial" w:eastAsia="Times New Roman" w:hAnsi="Arial" w:cs="Arial"/>
+          <w:b/>
+          <w:bCs/>
+          <w:sz w:val="24"/>
+          <w:szCs w:val="24"/>
+          <w:lang w:val="es-ES"/>
+        </w:rPr>
+        <w:t>Prueba realizada:</w:t>
+      </w:r>
+    </w:p>
+    <w:p>
+      <w:pPr>
+        <w:numPr>
+          <w:ilvl w:val="1"/>
+          <w:numId w:val="6"/>
+        </w:numPr>
+        <w:spacing w:before="100" w:beforeAutospacing="1" w:after="100" w:afterAutospacing="1" w:line="240" w:lineRule="auto"/>
+        <w:rPr>
+          <w:rFonts w:ascii="Arial" w:eastAsia="Times New Roman" w:hAnsi="Arial" w:cs="Arial"/>
+          <w:sz w:val="24"/>
+          <w:szCs w:val="24"/>
+          <w:lang w:val="es-ES"/>
+        </w:rPr>
+      </w:pPr>
+      <w:r>
+        <w:rPr>
+          <w:rFonts w:ascii="Arial" w:eastAsia="Times New Roman" w:hAnsi="Arial" w:cs="Arial"/>
+          <w:sz w:val="24"/>
+          <w:szCs w:val="24"/>
+          <w:lang w:val="es-ES"/>
+        </w:rPr>
+        <w:lastRenderedPageBreak/>
+        <w:t xml:space="preserve">Desde un equipo de </w:t>
+      </w:r>
+      <w:r>
+        <w:rPr>
+          <w:rFonts w:ascii="Arial" w:eastAsia="Times New Roman" w:hAnsi="Arial" w:cs="Arial"/>
+          <w:b/>
+          <w:bCs/>
+          <w:sz w:val="24"/>
+          <w:szCs w:val="24"/>
+          <w:lang w:val="es-ES"/>
+        </w:rPr>
+        <w:t>Usuarios</w:t>
+      </w:r>
+      <w:r>
+        <w:rPr>
+          <w:rFonts w:ascii="Arial" w:eastAsia="Times New Roman" w:hAnsi="Arial" w:cs="Arial"/>
+          <w:sz w:val="24"/>
+          <w:szCs w:val="24"/>
+          <w:lang w:val="es-ES"/>
+        </w:rPr>
+        <w:t xml:space="preserve"> (10.10.10.100): ping a </w:t>
+      </w:r>
+      <w:r>
+        <w:rPr>
+          <w:rFonts w:ascii="Arial" w:eastAsia="Times New Roman" w:hAnsi="Arial" w:cs="Arial"/>
+          <w:b/>
+          <w:bCs/>
+          <w:sz w:val="24"/>
+          <w:szCs w:val="24"/>
+          <w:lang w:val="es-ES"/>
+        </w:rPr>
+        <w:t>Crítica</w:t>
+      </w:r>
+      <w:r>
+        <w:rPr>
+          <w:rFonts w:ascii="Arial" w:eastAsia="Times New Roman" w:hAnsi="Arial" w:cs="Arial"/>
+          <w:sz w:val="24"/>
+          <w:szCs w:val="24"/>
+          <w:lang w:val="es-ES"/>
+        </w:rPr>
+        <w:t xml:space="preserve"> (10.10.50.1) y a </w:t>
+      </w:r>
+      <w:r>
+        <w:rPr>
+          <w:rFonts w:ascii="Arial" w:eastAsia="Times New Roman" w:hAnsi="Arial" w:cs="Arial"/>
+          <w:b/>
+          <w:bCs/>
+          <w:sz w:val="24"/>
+          <w:szCs w:val="24"/>
+          <w:lang w:val="es-ES"/>
+        </w:rPr>
+        <w:t>Servidores</w:t>
+      </w:r>
+      <w:r>
+        <w:rPr>
+          <w:rFonts w:ascii="Arial" w:eastAsia="Times New Roman" w:hAnsi="Arial" w:cs="Arial"/>
+          <w:sz w:val="24"/>
+          <w:szCs w:val="24"/>
+          <w:lang w:val="es-ES"/>
+        </w:rPr>
+        <w:t xml:space="preserve"> (10.10.20.1) → </w:t>
+      </w:r>
+      <w:r>
+        <w:rPr>
+          <w:rFonts w:ascii="Arial" w:eastAsia="Times New Roman" w:hAnsi="Arial" w:cs="Arial"/>
+          <w:i/>
+          <w:iCs/>
+          <w:sz w:val="24"/>
+          <w:szCs w:val="24"/>
+          <w:lang w:val="es-ES"/>
+        </w:rPr>
+        <w:t>tiempo de espera agotado</w:t>
+      </w:r>
+      <w:r>
+        <w:rPr>
+          <w:rFonts w:ascii="Arial" w:eastAsia="Times New Roman" w:hAnsi="Arial" w:cs="Arial"/>
+          <w:sz w:val="24"/>
+          <w:szCs w:val="24"/>
+          <w:lang w:val="es-ES"/>
+        </w:rPr>
+        <w:t xml:space="preserve"> (bloqueado).</w:t>
+      </w:r>
+    </w:p>
+    <w:p>
+      <w:pPr>
+        <w:numPr>
+          <w:ilvl w:val="1"/>
+          <w:numId w:val="6"/>
+        </w:numPr>
+        <w:spacing w:before="100" w:beforeAutospacing="1" w:after="100" w:afterAutospacing="1" w:line="240" w:lineRule="auto"/>
+        <w:rPr>
+          <w:rFonts w:ascii="Arial" w:eastAsia="Times New Roman" w:hAnsi="Arial" w:cs="Arial"/>
+          <w:sz w:val="24"/>
+          <w:szCs w:val="24"/>
+          <w:lang w:val="es-ES"/>
+        </w:rPr>
+      </w:pPr>
+      <w:r>
+        <w:rPr>
+          <w:rFonts w:ascii="Arial" w:eastAsia="Times New Roman" w:hAnsi="Arial" w:cs="Arial"/>
+          <w:sz w:val="24"/>
+          <w:szCs w:val="24"/>
+          <w:lang w:val="es-ES"/>
+        </w:rPr>
+        <w:t xml:space="preserve">Desde el equipo de </w:t>
+      </w:r>
+      <w:r>
+        <w:rPr>
+          <w:rFonts w:ascii="Arial" w:eastAsia="Times New Roman" w:hAnsi="Arial" w:cs="Arial"/>
+          <w:b/>
+          <w:bCs/>
+          <w:sz w:val="24"/>
+          <w:szCs w:val="24"/>
+          <w:lang w:val="es-ES"/>
+        </w:rPr>
+        <w:t>Gestión</w:t>
+      </w:r>
+      <w:r>
+        <w:rPr>
+          <w:rFonts w:ascii="Arial" w:eastAsia="Times New Roman" w:hAnsi="Arial" w:cs="Arial"/>
+          <w:sz w:val="24"/>
+          <w:szCs w:val="24"/>
+          <w:lang w:val="es-ES"/>
+        </w:rPr>
+        <w:t xml:space="preserve"> (10.10.40.2): ping a </w:t>
+      </w:r>
+      <w:r>
+        <w:rPr>
+          <w:rFonts w:ascii="Arial" w:eastAsia="Times New Roman" w:hAnsi="Arial" w:cs="Arial"/>
+          <w:b/>
+          <w:bCs/>
+          <w:sz w:val="24"/>
+          <w:szCs w:val="24"/>
+          <w:lang w:val="es-ES"/>
+        </w:rPr>
+        <w:t>Crítica</w:t>
+      </w:r>
+      <w:r>
+        <w:rPr>
+          <w:rFonts w:ascii="Arial" w:eastAsia="Times New Roman" w:hAnsi="Arial" w:cs="Arial"/>
+          <w:sz w:val="24"/>
+          <w:szCs w:val="24"/>
+          <w:lang w:val="es-ES"/>
+        </w:rPr>
+        <w:t xml:space="preserve"> (10.10.50.1) → </w:t>
+      </w:r>
+      <w:r>
+        <w:rPr>
+          <w:rFonts w:ascii="Arial" w:eastAsia="Times New Roman" w:hAnsi="Arial" w:cs="Arial"/>
+          <w:i/>
+          <w:iCs/>
+          <w:sz w:val="24"/>
+          <w:szCs w:val="24"/>
+          <w:lang w:val="es-ES"/>
+        </w:rPr>
+        <w:t>respuesta correcta</w:t>
+      </w:r>
+      <w:r>
+        <w:rPr>
+          <w:rFonts w:ascii="Arial" w:eastAsia="Times New Roman" w:hAnsi="Arial" w:cs="Arial"/>
+          <w:sz w:val="24"/>
+          <w:szCs w:val="24"/>
+          <w:lang w:val="es-ES"/>
+        </w:rPr>
+        <w:t xml:space="preserve"> (permitido).</w:t>
+      </w:r>
+    </w:p>
+    <w:p>
+      <w:pPr>
+        <w:numPr>
+          <w:ilvl w:val="0"/>
+          <w:numId w:val="6"/>
+        </w:numPr>
+        <w:spacing w:before="100" w:beforeAutospacing="1" w:after="100" w:afterAutospacing="1" w:line="240" w:lineRule="auto"/>
+        <w:rPr>
+          <w:rFonts w:ascii="Arial" w:eastAsia="Times New Roman" w:hAnsi="Arial" w:cs="Arial"/>
+          <w:sz w:val="24"/>
+          <w:szCs w:val="24"/>
+          <w:lang w:val="es-ES"/>
+        </w:rPr>
+      </w:pPr>
+      <w:r>
+        <w:rPr>
+          <w:rFonts w:ascii="Arial" w:eastAsia="Times New Roman" w:hAnsi="Arial" w:cs="Arial"/>
+          <w:b/>
+          <w:bCs/>
+          <w:sz w:val="24"/>
+          <w:szCs w:val="24"/>
+          <w:lang w:val="es-ES"/>
+        </w:rPr>
+        <w:t>Resultado:</w:t>
+      </w:r>
+      <w:r>
+        <w:rPr>
+          <w:rFonts w:ascii="Arial" w:eastAsia="Times New Roman" w:hAnsi="Arial" w:cs="Arial"/>
+          <w:sz w:val="24"/>
+          <w:szCs w:val="24"/>
+          <w:lang w:val="es-ES"/>
+        </w:rPr>
+        <w:t xml:space="preserve"> el mismo destino (10.10.50.1) es </w:t>
+      </w:r>
+      <w:r>
+        <w:rPr>
+          <w:rFonts w:ascii="Arial" w:eastAsia="Times New Roman" w:hAnsi="Arial" w:cs="Arial"/>
+          <w:b/>
+          <w:bCs/>
+          <w:sz w:val="24"/>
+          <w:szCs w:val="24"/>
+          <w:lang w:val="es-ES"/>
+        </w:rPr>
+        <w:t>inaccesible desde Usuarios</w:t>
+      </w:r>
+      <w:r>
+        <w:rPr>
+          <w:rFonts w:ascii="Arial" w:eastAsia="Times New Roman" w:hAnsi="Arial" w:cs="Arial"/>
+          <w:sz w:val="24"/>
+          <w:szCs w:val="24"/>
+          <w:lang w:val="es-ES"/>
+        </w:rPr>
+        <w:t xml:space="preserve"> y </w:t>
+      </w:r>
+      <w:r>
+        <w:rPr>
+          <w:rFonts w:ascii="Arial" w:eastAsia="Times New Roman" w:hAnsi="Arial" w:cs="Arial"/>
+          <w:b/>
+          <w:bCs/>
+          <w:sz w:val="24"/>
+          <w:szCs w:val="24"/>
+          <w:lang w:val="es-ES"/>
+        </w:rPr>
+        <w:t>accesible desde Gestión</w:t>
+      </w:r>
+      <w:r>
+        <w:rPr>
+          <w:rFonts w:ascii="Arial" w:eastAsia="Times New Roman" w:hAnsi="Arial" w:cs="Arial"/>
+          <w:sz w:val="24"/>
+          <w:szCs w:val="24"/>
+          <w:lang w:val="es-ES"/>
+        </w:rPr>
+        <w:t xml:space="preserve">, lo que demuestra la </w:t>
+      </w:r>
+      <w:r>
+        <w:rPr>
+          <w:rFonts w:ascii="Arial" w:eastAsia="Times New Roman" w:hAnsi="Arial" w:cs="Arial"/>
+          <w:b/>
+          <w:bCs/>
+          <w:sz w:val="24"/>
+          <w:szCs w:val="24"/>
+          <w:lang w:val="es-ES"/>
+        </w:rPr>
+        <w:t>contención del movimiento lateral</w:t>
+      </w:r>
+      <w:r>
+        <w:rPr>
+          <w:rFonts w:ascii="Arial" w:eastAsia="Times New Roman" w:hAnsi="Arial" w:cs="Arial"/>
+          <w:sz w:val="24"/>
+          <w:szCs w:val="24"/>
+          <w:lang w:val="es-ES"/>
+        </w:rPr>
+        <w:t xml:space="preserve"> hacia la zona crítica y la </w:t>
+      </w:r>
+      <w:r>
+        <w:rPr>
+          <w:rFonts w:ascii="Arial" w:eastAsia="Times New Roman" w:hAnsi="Arial" w:cs="Arial"/>
+          <w:b/>
+          <w:bCs/>
+          <w:sz w:val="24"/>
+          <w:szCs w:val="24"/>
+          <w:lang w:val="es-ES"/>
+        </w:rPr>
+        <w:t>segregación del acceso de administración</w:t>
+      </w:r>
+      <w:r>
+        <w:rPr>
+          <w:rFonts w:ascii="Arial" w:eastAsia="Times New Roman" w:hAnsi="Arial" w:cs="Arial"/>
+          <w:sz w:val="24"/>
+          <w:szCs w:val="24"/>
+          <w:lang w:val="es-ES"/>
+        </w:rPr>
+        <w:t>, principios centrales del modelo Zero Trust.</w:t>
+      </w:r>
+    </w:p>
+    <w:p>
+      <w:pPr>
+        <w:spacing w:before="100" w:beforeAutospacing="1" w:after="100" w:afterAutospacing="1" w:line="240" w:lineRule="auto"/>
+        <w:jc w:val="center"/>
+        <w:rPr>
+          <w:rFonts w:ascii="Arial" w:eastAsia="Times New Roman" w:hAnsi="Arial" w:cs="Arial"/>
+          <w:sz w:val="24"/>
+          <w:szCs w:val="24"/>
+          <w:lang w:val="es-ES"/>
+        </w:rPr>
+      </w:pPr>
+      <w:r>
+        <w:rPr>
+          <w:rFonts w:ascii="Arial" w:eastAsia="Times New Roman" w:hAnsi="Arial" w:cs="Arial"/>
+          <w:noProof/>
+          <w:sz w:val="24"/>
+          <w:szCs w:val="24"/>
+          <w:lang w:val="es-ES"/>
+        </w:rPr>
+        <w:drawing>
+          <wp:inline distT="0" distB="0" distL="0" distR="0">
+            <wp:extent cx="2780523" cy="2872986"/>
+            <wp:effectExtent l="0" t="0" r="1270" b="3810"/>
+            <wp:docPr id="22" name="Imagen 22"/>
+            <wp:cNvGraphicFramePr>
+              <a:graphicFrameLocks xmlns:a="http://schemas.openxmlformats.org/drawingml/2006/main" noChangeAspect="1"/>
+            </wp:cNvGraphicFramePr>
+            <a:graphic xmlns:a="http://schemas.openxmlformats.org/drawingml/2006/main">
+              <a:graphicData uri="http://schemas.openxmlformats.org/drawingml/2006/picture">
+                <pic:pic xmlns:pic="http://schemas.openxmlformats.org/drawingml/2006/picture">
+                  <pic:nvPicPr>
+                    <pic:cNvPr id="22" name="Comprobaciones regla dmz en pc1.JPG"/>
+                    <pic:cNvPicPr/>
+                  </pic:nvPicPr>
+                  <pic:blipFill>
+                    <a:blip r:embed="rId27">
+                      <a:extLst>
+                        <a:ext uri="{28A0092B-C50C-407E-A947-70E740481C1C}">
+                          <a14:useLocalDpi xmlns:a14="http://schemas.microsoft.com/office/drawing/2010/main" val="0"/>
+                        </a:ext>
+                      </a:extLst>
+                    </a:blip>
+                    <a:stretch>
+                      <a:fillRect/>
+                    </a:stretch>
+                  </pic:blipFill>
+                  <pic:spPr>
+                    <a:xfrm>
+                      <a:off x="0" y="0"/>
+                      <a:ext cx="2792764" cy="2885634"/>
+                    </a:xfrm>
+                    <a:prstGeom prst="rect">
+                      <a:avLst/>
+                    </a:prstGeom>
+                  </pic:spPr>
+                </pic:pic>
+              </a:graphicData>
+            </a:graphic>
+          </wp:inline>
+        </w:drawing>
+      </w:r>
+    </w:p>
+    <w:p>
+      <w:pPr>
+        <w:spacing w:line="360" w:lineRule="auto"/>
+        <w:jc w:val="center"/>
+        <w:rPr>
+          <w:rFonts w:ascii="Arial" w:hAnsi="Arial" w:cs="Arial"/>
+          <w:color w:val="000000"/>
+          <w:sz w:val="24"/>
+          <w:szCs w:val="24"/>
+        </w:rPr>
+      </w:pPr>
+      <w:r>
+        <w:rPr>
+          <w:rFonts w:ascii="Arial" w:hAnsi="Arial" w:cs="Arial"/>
+          <w:color w:val="000000"/>
+          <w:sz w:val="24"/>
+          <w:szCs w:val="24"/>
+        </w:rPr>
+        <w:t>Ilustración 1</w:t>
+      </w:r>
+      <w:r>
+        <w:rPr>
+          <w:rFonts w:ascii="Arial" w:hAnsi="Arial" w:cs="Arial"/>
+          <w:color w:val="000000"/>
+          <w:sz w:val="24"/>
+          <w:szCs w:val="24"/>
+        </w:rPr>
+        <w:t>9</w:t>
+      </w:r>
+      <w:r>
+        <w:rPr>
+          <w:rFonts w:ascii="Arial" w:hAnsi="Arial" w:cs="Arial"/>
+          <w:color w:val="000000"/>
+          <w:sz w:val="24"/>
+          <w:szCs w:val="24"/>
+        </w:rPr>
+        <w:t xml:space="preserve">: </w:t>
+      </w:r>
+      <w:r>
+        <w:rPr>
+          <w:rFonts w:ascii="Arial" w:hAnsi="Arial" w:cs="Arial"/>
+          <w:color w:val="000000"/>
+          <w:sz w:val="24"/>
+          <w:szCs w:val="24"/>
+        </w:rPr>
+        <w:t>Comprobaciones pc1</w:t>
+      </w:r>
+    </w:p>
+    <w:p>
+      <w:pPr>
+        <w:spacing w:line="360" w:lineRule="auto"/>
+        <w:jc w:val="center"/>
+        <w:rPr>
+          <w:rFonts w:ascii="Arial" w:hAnsi="Arial" w:cs="Arial"/>
+          <w:color w:val="000000"/>
+          <w:sz w:val="24"/>
+          <w:szCs w:val="24"/>
+        </w:rPr>
+      </w:pPr>
+      <w:r>
+        <w:rPr>
+          <w:rFonts w:ascii="Arial" w:hAnsi="Arial" w:cs="Arial"/>
+          <w:noProof/>
+          <w:color w:val="000000"/>
+          <w:sz w:val="24"/>
+          <w:szCs w:val="24"/>
+        </w:rPr>
+        <w:drawing>
+          <wp:inline distT="0" distB="0" distL="0" distR="0">
+            <wp:extent cx="3722914" cy="2860449"/>
+            <wp:effectExtent l="0" t="0" r="0" b="0"/>
+            <wp:docPr id="23" name="Imagen 23"/>
+            <wp:cNvGraphicFramePr>
+              <a:graphicFrameLocks xmlns:a="http://schemas.openxmlformats.org/drawingml/2006/main" noChangeAspect="1"/>
+            </wp:cNvGraphicFramePr>
+            <a:graphic xmlns:a="http://schemas.openxmlformats.org/drawingml/2006/main">
+              <a:graphicData uri="http://schemas.openxmlformats.org/drawingml/2006/picture">
+                <pic:pic xmlns:pic="http://schemas.openxmlformats.org/drawingml/2006/picture">
+                  <pic:nvPicPr>
+                    <pic:cNvPr id="23" name="ping 2.JPG"/>
+                    <pic:cNvPicPr/>
+                  </pic:nvPicPr>
+                  <pic:blipFill>
+                    <a:blip r:embed="rId28">
+                      <a:extLst>
+                        <a:ext uri="{28A0092B-C50C-407E-A947-70E740481C1C}">
+                          <a14:useLocalDpi xmlns:a14="http://schemas.microsoft.com/office/drawing/2010/main" val="0"/>
+                        </a:ext>
+                      </a:extLst>
+                    </a:blip>
+                    <a:stretch>
+                      <a:fillRect/>
+                    </a:stretch>
+                  </pic:blipFill>
+                  <pic:spPr>
+                    <a:xfrm>
+                      <a:off x="0" y="0"/>
+                      <a:ext cx="3737073" cy="2871328"/>
+                    </a:xfrm>
+                    <a:prstGeom prst="rect">
+                      <a:avLst/>
+                    </a:prstGeom>
+                  </pic:spPr>
+                </pic:pic>
+              </a:graphicData>
+            </a:graphic>
+          </wp:inline>
+        </w:drawing>
+      </w:r>
+    </w:p>
+    <w:p>
+      <w:pPr>
+        <w:spacing w:line="360" w:lineRule="auto"/>
+        <w:jc w:val="center"/>
+        <w:rPr>
+          <w:rFonts w:ascii="Arial" w:hAnsi="Arial" w:cs="Arial"/>
+          <w:color w:val="000000"/>
+          <w:sz w:val="24"/>
+          <w:szCs w:val="24"/>
+        </w:rPr>
+      </w:pPr>
+      <w:r>
+        <w:rPr>
+          <w:rFonts w:ascii="Arial" w:hAnsi="Arial" w:cs="Arial"/>
+          <w:color w:val="000000"/>
+          <w:sz w:val="24"/>
+          <w:szCs w:val="24"/>
+        </w:rPr>
+        <w:t xml:space="preserve">Ilustración </w:t>
+      </w:r>
+      <w:r>
+        <w:rPr>
+          <w:rFonts w:ascii="Arial" w:hAnsi="Arial" w:cs="Arial"/>
+          <w:color w:val="000000"/>
+          <w:sz w:val="24"/>
+          <w:szCs w:val="24"/>
+        </w:rPr>
+        <w:t>20</w:t>
+      </w:r>
+      <w:r>
+        <w:rPr>
+          <w:rFonts w:ascii="Arial" w:hAnsi="Arial" w:cs="Arial"/>
+          <w:color w:val="000000"/>
+          <w:sz w:val="24"/>
+          <w:szCs w:val="24"/>
+        </w:rPr>
+        <w:t xml:space="preserve">: </w:t>
+      </w:r>
+      <w:r>
+        <w:rPr>
+          <w:rFonts w:ascii="Arial" w:hAnsi="Arial" w:cs="Arial"/>
+          <w:color w:val="000000"/>
+          <w:sz w:val="24"/>
+          <w:szCs w:val="24"/>
+        </w:rPr>
+        <w:t>Comprobaciones</w:t>
+      </w:r>
+      <w:r>
+        <w:rPr>
+          <w:rFonts w:ascii="Arial" w:hAnsi="Arial" w:cs="Arial"/>
+          <w:color w:val="000000"/>
+          <w:sz w:val="24"/>
+          <w:szCs w:val="24"/>
+        </w:rPr>
+        <w:t xml:space="preserve"> 2</w:t>
+      </w:r>
+    </w:p>
+    <w:p>
+      <w:pPr>
+        <w:spacing w:line="360" w:lineRule="auto"/>
+        <w:jc w:val="center"/>
+        <w:rPr>
+          <w:rFonts w:ascii="Arial" w:hAnsi="Arial" w:cs="Arial"/>
           <w:color w:val="000000"/>
           <w:sz w:val="24"/>
           <w:szCs w:val="24"/>
@@ -24503,6 +26070,263 @@
           <w:szCs w:val="24"/>
         </w:rPr>
       </w:pPr>
+    </w:p>
+    <w:p>
+      <w:pPr>
+        <w:spacing w:line="360" w:lineRule="auto"/>
+        <w:jc w:val="both"/>
+        <w:rPr>
+          <w:rFonts w:ascii="Arial" w:eastAsia="Arial" w:hAnsi="Arial" w:cs="Arial"/>
+          <w:color w:val="000000"/>
+          <w:sz w:val="24"/>
+          <w:szCs w:val="24"/>
+        </w:rPr>
+      </w:pPr>
+      <w:r>
+        <w:rPr>
+          <w:rFonts w:ascii="Arial" w:eastAsia="Arial" w:hAnsi="Arial" w:cs="Arial"/>
+          <w:color w:val="000000"/>
+          <w:sz w:val="24"/>
+          <w:szCs w:val="24"/>
+        </w:rPr>
+        <w:t>DESPLIEGUE E INSTALACIÓN</w:t>
+      </w:r>
+    </w:p>
+    <w:p>
+      <w:pPr>
+        <w:spacing w:line="360" w:lineRule="auto"/>
+        <w:jc w:val="both"/>
+        <w:rPr>
+          <w:rFonts w:ascii="Arial" w:eastAsia="Arial" w:hAnsi="Arial" w:cs="Arial"/>
+          <w:color w:val="000000"/>
+          <w:sz w:val="24"/>
+          <w:szCs w:val="24"/>
+        </w:rPr>
+      </w:pPr>
+      <w:r>
+        <w:rPr>
+          <w:rFonts w:ascii="Arial" w:eastAsia="Arial" w:hAnsi="Arial" w:cs="Arial"/>
+          <w:b/>
+          <w:bCs/>
+          <w:color w:val="000000"/>
+          <w:sz w:val="24"/>
+          <w:szCs w:val="24"/>
+        </w:rPr>
+        <w:t>Metodología usada</w:t>
+      </w:r>
+    </w:p>
+    <w:p>
+      <w:pPr>
+        <w:spacing w:line="360" w:lineRule="auto"/>
+        <w:jc w:val="both"/>
+        <w:rPr>
+          <w:rFonts w:ascii="Arial" w:eastAsia="Arial" w:hAnsi="Arial" w:cs="Arial"/>
+          <w:color w:val="000000"/>
+          <w:sz w:val="24"/>
+          <w:szCs w:val="24"/>
+        </w:rPr>
+      </w:pPr>
+      <w:r>
+        <w:rPr>
+          <w:rFonts w:ascii="Arial" w:eastAsia="Arial" w:hAnsi="Arial" w:cs="Arial"/>
+          <w:color w:val="000000"/>
+          <w:sz w:val="24"/>
+          <w:szCs w:val="24"/>
+        </w:rPr>
+        <w:t>La metodología seguida es iterativa</w:t>
+      </w:r>
+    </w:p>
+    <w:p>
+      <w:pPr>
+        <w:spacing w:line="360" w:lineRule="auto"/>
+        <w:jc w:val="both"/>
+        <w:rPr>
+          <w:rFonts w:ascii="Arial" w:eastAsia="Arial" w:hAnsi="Arial" w:cs="Arial"/>
+          <w:color w:val="000000"/>
+          <w:sz w:val="24"/>
+          <w:szCs w:val="24"/>
+        </w:rPr>
+      </w:pPr>
+    </w:p>
+    <w:p>
+      <w:pPr>
+        <w:spacing w:line="360" w:lineRule="auto"/>
+        <w:jc w:val="both"/>
+        <w:rPr>
+          <w:rFonts w:ascii="Arial" w:eastAsia="Arial" w:hAnsi="Arial" w:cs="Arial"/>
+          <w:color w:val="000000"/>
+          <w:sz w:val="24"/>
+          <w:szCs w:val="24"/>
+        </w:rPr>
+      </w:pPr>
+    </w:p>
+    <w:p>
+      <w:pPr>
+        <w:spacing w:line="360" w:lineRule="auto"/>
+        <w:jc w:val="both"/>
+        <w:rPr>
+          <w:rFonts w:ascii="Arial" w:eastAsia="Arial" w:hAnsi="Arial" w:cs="Arial"/>
+          <w:color w:val="000000"/>
+          <w:sz w:val="24"/>
+          <w:szCs w:val="24"/>
+        </w:rPr>
+      </w:pPr>
+    </w:p>
+    <w:p>
+      <w:pPr>
+        <w:spacing w:line="360" w:lineRule="auto"/>
+        <w:jc w:val="both"/>
+        <w:rPr>
+          <w:rFonts w:ascii="Arial" w:eastAsia="Arial" w:hAnsi="Arial" w:cs="Arial"/>
+          <w:color w:val="000000"/>
+          <w:sz w:val="24"/>
+          <w:szCs w:val="24"/>
+        </w:rPr>
+      </w:pPr>
+    </w:p>
+    <w:p>
+      <w:pPr>
+        <w:spacing w:line="360" w:lineRule="auto"/>
+        <w:jc w:val="both"/>
+        <w:rPr>
+          <w:rFonts w:ascii="Arial" w:eastAsia="Arial" w:hAnsi="Arial" w:cs="Arial"/>
+          <w:color w:val="000000"/>
+          <w:sz w:val="24"/>
+          <w:szCs w:val="24"/>
+        </w:rPr>
+      </w:pPr>
+    </w:p>
+    <w:p>
+      <w:pPr>
+        <w:spacing w:line="360" w:lineRule="auto"/>
+        <w:jc w:val="both"/>
+        <w:rPr>
+          <w:rFonts w:ascii="Arial" w:eastAsia="Arial" w:hAnsi="Arial" w:cs="Arial"/>
+          <w:color w:val="000000"/>
+          <w:sz w:val="24"/>
+          <w:szCs w:val="24"/>
+        </w:rPr>
+      </w:pPr>
+    </w:p>
+    <w:p>
+      <w:pPr>
+        <w:spacing w:line="360" w:lineRule="auto"/>
+        <w:jc w:val="both"/>
+        <w:rPr>
+          <w:rFonts w:ascii="Arial" w:eastAsia="Arial" w:hAnsi="Arial" w:cs="Arial"/>
+          <w:color w:val="000000"/>
+          <w:sz w:val="24"/>
+          <w:szCs w:val="24"/>
+        </w:rPr>
+      </w:pPr>
+    </w:p>
+    <w:p>
+      <w:pPr>
+        <w:spacing w:line="360" w:lineRule="auto"/>
+        <w:jc w:val="both"/>
+        <w:rPr>
+          <w:rFonts w:ascii="Arial" w:eastAsia="Arial" w:hAnsi="Arial" w:cs="Arial"/>
+          <w:color w:val="000000"/>
+          <w:sz w:val="24"/>
+          <w:szCs w:val="24"/>
+        </w:rPr>
+      </w:pPr>
+    </w:p>
+    <w:p>
+      <w:pPr>
+        <w:spacing w:line="360" w:lineRule="auto"/>
+        <w:jc w:val="both"/>
+        <w:rPr>
+          <w:rFonts w:ascii="Arial" w:eastAsia="Arial" w:hAnsi="Arial" w:cs="Arial"/>
+          <w:color w:val="000000"/>
+          <w:sz w:val="24"/>
+          <w:szCs w:val="24"/>
+        </w:rPr>
+      </w:pPr>
+    </w:p>
+    <w:p>
+      <w:pPr>
+        <w:spacing w:line="360" w:lineRule="auto"/>
+        <w:jc w:val="both"/>
+        <w:rPr>
+          <w:rFonts w:ascii="Arial" w:eastAsia="Arial" w:hAnsi="Arial" w:cs="Arial"/>
+          <w:color w:val="000000"/>
+          <w:sz w:val="24"/>
+          <w:szCs w:val="24"/>
+        </w:rPr>
+      </w:pPr>
+    </w:p>
+    <w:p>
+      <w:pPr>
+        <w:spacing w:line="360" w:lineRule="auto"/>
+        <w:jc w:val="both"/>
+        <w:rPr>
+          <w:rFonts w:ascii="Arial" w:eastAsia="Arial" w:hAnsi="Arial" w:cs="Arial"/>
+          <w:color w:val="000000"/>
+          <w:sz w:val="24"/>
+          <w:szCs w:val="24"/>
+        </w:rPr>
+      </w:pPr>
+    </w:p>
+    <w:p>
+      <w:pPr>
+        <w:spacing w:line="360" w:lineRule="auto"/>
+        <w:jc w:val="both"/>
+        <w:rPr>
+          <w:rFonts w:ascii="Arial" w:eastAsia="Arial" w:hAnsi="Arial" w:cs="Arial"/>
+          <w:color w:val="000000"/>
+          <w:sz w:val="24"/>
+          <w:szCs w:val="24"/>
+        </w:rPr>
+      </w:pPr>
+    </w:p>
+    <w:p>
+      <w:pPr>
+        <w:spacing w:line="360" w:lineRule="auto"/>
+        <w:jc w:val="both"/>
+        <w:rPr>
+          <w:rFonts w:ascii="Arial" w:eastAsia="Arial" w:hAnsi="Arial" w:cs="Arial"/>
+          <w:color w:val="000000"/>
+          <w:sz w:val="24"/>
+          <w:szCs w:val="24"/>
+        </w:rPr>
+      </w:pPr>
+    </w:p>
+    <w:p>
+      <w:pPr>
+        <w:spacing w:line="360" w:lineRule="auto"/>
+        <w:jc w:val="both"/>
+        <w:rPr>
+          <w:rFonts w:ascii="Arial" w:eastAsia="Arial" w:hAnsi="Arial" w:cs="Arial"/>
+          <w:color w:val="000000"/>
+          <w:sz w:val="24"/>
+          <w:szCs w:val="24"/>
+        </w:rPr>
+      </w:pPr>
+    </w:p>
+    <w:p>
+      <w:pPr>
+        <w:spacing w:line="360" w:lineRule="auto"/>
+        <w:jc w:val="both"/>
+        <w:rPr>
+          <w:rFonts w:ascii="Arial" w:eastAsia="Arial" w:hAnsi="Arial" w:cs="Arial"/>
+          <w:color w:val="000000"/>
+          <w:sz w:val="24"/>
+          <w:szCs w:val="24"/>
+        </w:rPr>
+      </w:pPr>
+    </w:p>
+    <w:p>
+      <w:pPr>
+        <w:spacing w:line="360" w:lineRule="auto"/>
+        <w:jc w:val="both"/>
+        <w:rPr>
+          <w:rFonts w:ascii="Arial" w:eastAsia="Arial" w:hAnsi="Arial" w:cs="Arial"/>
+          <w:color w:val="000000"/>
+          <w:sz w:val="24"/>
+          <w:szCs w:val="24"/>
+        </w:rPr>
+      </w:pPr>
       <w:r>
         <w:rPr>
           <w:rFonts w:ascii="Arial" w:eastAsia="Arial" w:hAnsi="Arial" w:cs="Arial"/>
@@ -25584,8 +27408,8 @@
       </w:r>
     </w:p>
     <w:sectPr>
-      <w:headerReference w:type="default" r:id="rId21"/>
-      <w:footerReference w:type="default" r:id="rId22"/>
+      <w:headerReference w:type="default" r:id="rId29"/>
+      <w:footerReference w:type="default" r:id="rId30"/>
       <w:pgSz w:w="11906" w:h="16838"/>
       <w:pgMar w:top="1440" w:right="1440" w:bottom="1440" w:left="1440" w:header="426" w:footer="720" w:gutter="0"/>
       <w:pgNumType w:start="1"/>
@@ -26197,9 +28021,9 @@
     </w:lvl>
   </w:abstractNum>
   <w:abstractNum w:abstractNumId="2" w15:restartNumberingAfterBreak="0">
-    <w:nsid w:val="48FA72A2"/>
+    <w:nsid w:val="46671B06"/>
     <w:multiLevelType w:val="multilevel"/>
-    <w:tmpl w:val="E2EABFDE"/>
+    <w:tmpl w:val="F30CB10E"/>
     <w:lvl w:ilvl="0">
       <w:start w:val="1"/>
       <w:numFmt w:val="bullet"/>
@@ -26346,6 +28170,304 @@
     </w:lvl>
   </w:abstractNum>
   <w:abstractNum w:abstractNumId="3" w15:restartNumberingAfterBreak="0">
+    <w:nsid w:val="48FA72A2"/>
+    <w:multiLevelType w:val="multilevel"/>
+    <w:tmpl w:val="E2EABFDE"/>
+    <w:lvl w:ilvl="0">
+      <w:start w:val="1"/>
+      <w:numFmt w:val="bullet"/>
+      <w:lvlText w:val=""/>
+      <w:lvlJc w:val="left"/>
+      <w:pPr>
+        <w:tabs>
+          <w:tab w:val="num" w:pos="720"/>
+        </w:tabs>
+        <w:ind w:left="720" w:hanging="360"/>
+      </w:pPr>
+      <w:rPr>
+        <w:rFonts w:ascii="Symbol" w:hAnsi="Symbol" w:hint="default"/>
+        <w:sz w:val="20"/>
+      </w:rPr>
+    </w:lvl>
+    <w:lvl w:ilvl="1">
+      <w:start w:val="1"/>
+      <w:numFmt w:val="bullet"/>
+      <w:lvlText w:val="o"/>
+      <w:lvlJc w:val="left"/>
+      <w:pPr>
+        <w:tabs>
+          <w:tab w:val="num" w:pos="1440"/>
+        </w:tabs>
+        <w:ind w:left="1440" w:hanging="360"/>
+      </w:pPr>
+      <w:rPr>
+        <w:rFonts w:ascii="Courier New" w:hAnsi="Courier New" w:hint="default"/>
+        <w:sz w:val="20"/>
+      </w:rPr>
+    </w:lvl>
+    <w:lvl w:ilvl="2" w:tentative="1">
+      <w:start w:val="1"/>
+      <w:numFmt w:val="bullet"/>
+      <w:lvlText w:val=""/>
+      <w:lvlJc w:val="left"/>
+      <w:pPr>
+        <w:tabs>
+          <w:tab w:val="num" w:pos="2160"/>
+        </w:tabs>
+        <w:ind w:left="2160" w:hanging="360"/>
+      </w:pPr>
+      <w:rPr>
+        <w:rFonts w:ascii="Wingdings" w:hAnsi="Wingdings" w:hint="default"/>
+        <w:sz w:val="20"/>
+      </w:rPr>
+    </w:lvl>
+    <w:lvl w:ilvl="3" w:tentative="1">
+      <w:start w:val="1"/>
+      <w:numFmt w:val="bullet"/>
+      <w:lvlText w:val=""/>
+      <w:lvlJc w:val="left"/>
+      <w:pPr>
+        <w:tabs>
+          <w:tab w:val="num" w:pos="2880"/>
+        </w:tabs>
+        <w:ind w:left="2880" w:hanging="360"/>
+      </w:pPr>
+      <w:rPr>
+        <w:rFonts w:ascii="Wingdings" w:hAnsi="Wingdings" w:hint="default"/>
+        <w:sz w:val="20"/>
+      </w:rPr>
+    </w:lvl>
+    <w:lvl w:ilvl="4" w:tentative="1">
+      <w:start w:val="1"/>
+      <w:numFmt w:val="bullet"/>
+      <w:lvlText w:val=""/>
+      <w:lvlJc w:val="left"/>
+      <w:pPr>
+        <w:tabs>
+          <w:tab w:val="num" w:pos="3600"/>
+        </w:tabs>
+        <w:ind w:left="3600" w:hanging="360"/>
+      </w:pPr>
+      <w:rPr>
+        <w:rFonts w:ascii="Wingdings" w:hAnsi="Wingdings" w:hint="default"/>
+        <w:sz w:val="20"/>
+      </w:rPr>
+    </w:lvl>
+    <w:lvl w:ilvl="5" w:tentative="1">
+      <w:start w:val="1"/>
+      <w:numFmt w:val="bullet"/>
+      <w:lvlText w:val=""/>
+      <w:lvlJc w:val="left"/>
+      <w:pPr>
+        <w:tabs>
+          <w:tab w:val="num" w:pos="4320"/>
+        </w:tabs>
+        <w:ind w:left="4320" w:hanging="360"/>
+      </w:pPr>
+      <w:rPr>
+        <w:rFonts w:ascii="Wingdings" w:hAnsi="Wingdings" w:hint="default"/>
+        <w:sz w:val="20"/>
+      </w:rPr>
+    </w:lvl>
+    <w:lvl w:ilvl="6" w:tentative="1">
+      <w:start w:val="1"/>
+      <w:numFmt w:val="bullet"/>
+      <w:lvlText w:val=""/>
+      <w:lvlJc w:val="left"/>
+      <w:pPr>
+        <w:tabs>
+          <w:tab w:val="num" w:pos="5040"/>
+        </w:tabs>
+        <w:ind w:left="5040" w:hanging="360"/>
+      </w:pPr>
+      <w:rPr>
+        <w:rFonts w:ascii="Wingdings" w:hAnsi="Wingdings" w:hint="default"/>
+        <w:sz w:val="20"/>
+      </w:rPr>
+    </w:lvl>
+    <w:lvl w:ilvl="7" w:tentative="1">
+      <w:start w:val="1"/>
+      <w:numFmt w:val="bullet"/>
+      <w:lvlText w:val=""/>
+      <w:lvlJc w:val="left"/>
+      <w:pPr>
+        <w:tabs>
+          <w:tab w:val="num" w:pos="5760"/>
+        </w:tabs>
+        <w:ind w:left="5760" w:hanging="360"/>
+      </w:pPr>
+      <w:rPr>
+        <w:rFonts w:ascii="Wingdings" w:hAnsi="Wingdings" w:hint="default"/>
+        <w:sz w:val="20"/>
+      </w:rPr>
+    </w:lvl>
+    <w:lvl w:ilvl="8" w:tentative="1">
+      <w:start w:val="1"/>
+      <w:numFmt w:val="bullet"/>
+      <w:lvlText w:val=""/>
+      <w:lvlJc w:val="left"/>
+      <w:pPr>
+        <w:tabs>
+          <w:tab w:val="num" w:pos="6480"/>
+        </w:tabs>
+        <w:ind w:left="6480" w:hanging="360"/>
+      </w:pPr>
+      <w:rPr>
+        <w:rFonts w:ascii="Wingdings" w:hAnsi="Wingdings" w:hint="default"/>
+        <w:sz w:val="20"/>
+      </w:rPr>
+    </w:lvl>
+  </w:abstractNum>
+  <w:abstractNum w:abstractNumId="4" w15:restartNumberingAfterBreak="0">
+    <w:nsid w:val="5CCB2240"/>
+    <w:multiLevelType w:val="multilevel"/>
+    <w:tmpl w:val="406E0B0E"/>
+    <w:lvl w:ilvl="0">
+      <w:start w:val="1"/>
+      <w:numFmt w:val="bullet"/>
+      <w:lvlText w:val=""/>
+      <w:lvlJc w:val="left"/>
+      <w:pPr>
+        <w:tabs>
+          <w:tab w:val="num" w:pos="720"/>
+        </w:tabs>
+        <w:ind w:left="720" w:hanging="360"/>
+      </w:pPr>
+      <w:rPr>
+        <w:rFonts w:ascii="Symbol" w:hAnsi="Symbol" w:hint="default"/>
+        <w:sz w:val="20"/>
+      </w:rPr>
+    </w:lvl>
+    <w:lvl w:ilvl="1">
+      <w:start w:val="1"/>
+      <w:numFmt w:val="bullet"/>
+      <w:lvlText w:val="o"/>
+      <w:lvlJc w:val="left"/>
+      <w:pPr>
+        <w:tabs>
+          <w:tab w:val="num" w:pos="1440"/>
+        </w:tabs>
+        <w:ind w:left="1440" w:hanging="360"/>
+      </w:pPr>
+      <w:rPr>
+        <w:rFonts w:ascii="Courier New" w:hAnsi="Courier New" w:hint="default"/>
+        <w:sz w:val="20"/>
+      </w:rPr>
+    </w:lvl>
+    <w:lvl w:ilvl="2" w:tentative="1">
+      <w:start w:val="1"/>
+      <w:numFmt w:val="bullet"/>
+      <w:lvlText w:val=""/>
+      <w:lvlJc w:val="left"/>
+      <w:pPr>
+        <w:tabs>
+          <w:tab w:val="num" w:pos="2160"/>
+        </w:tabs>
+        <w:ind w:left="2160" w:hanging="360"/>
+      </w:pPr>
+      <w:rPr>
+        <w:rFonts w:ascii="Wingdings" w:hAnsi="Wingdings" w:hint="default"/>
+        <w:sz w:val="20"/>
+      </w:rPr>
+    </w:lvl>
+    <w:lvl w:ilvl="3" w:tentative="1">
+      <w:start w:val="1"/>
+      <w:numFmt w:val="bullet"/>
+      <w:lvlText w:val=""/>
+      <w:lvlJc w:val="left"/>
+      <w:pPr>
+        <w:tabs>
+          <w:tab w:val="num" w:pos="2880"/>
+        </w:tabs>
+        <w:ind w:left="2880" w:hanging="360"/>
+      </w:pPr>
+      <w:rPr>
+        <w:rFonts w:ascii="Wingdings" w:hAnsi="Wingdings" w:hint="default"/>
+        <w:sz w:val="20"/>
+      </w:rPr>
+    </w:lvl>
+    <w:lvl w:ilvl="4" w:tentative="1">
+      <w:start w:val="1"/>
+      <w:numFmt w:val="bullet"/>
+      <w:lvlText w:val=""/>
+      <w:lvlJc w:val="left"/>
+      <w:pPr>
+        <w:tabs>
+          <w:tab w:val="num" w:pos="3600"/>
+        </w:tabs>
+        <w:ind w:left="3600" w:hanging="360"/>
+      </w:pPr>
+      <w:rPr>
+        <w:rFonts w:ascii="Wingdings" w:hAnsi="Wingdings" w:hint="default"/>
+        <w:sz w:val="20"/>
+      </w:rPr>
+    </w:lvl>
+    <w:lvl w:ilvl="5" w:tentative="1">
+      <w:start w:val="1"/>
+      <w:numFmt w:val="bullet"/>
+      <w:lvlText w:val=""/>
+      <w:lvlJc w:val="left"/>
+      <w:pPr>
+        <w:tabs>
+          <w:tab w:val="num" w:pos="4320"/>
+        </w:tabs>
+        <w:ind w:left="4320" w:hanging="360"/>
+      </w:pPr>
+      <w:rPr>
+        <w:rFonts w:ascii="Wingdings" w:hAnsi="Wingdings" w:hint="default"/>
+        <w:sz w:val="20"/>
+      </w:rPr>
+    </w:lvl>
+    <w:lvl w:ilvl="6" w:tentative="1">
+      <w:start w:val="1"/>
+      <w:numFmt w:val="bullet"/>
+      <w:lvlText w:val=""/>
+      <w:lvlJc w:val="left"/>
+      <w:pPr>
+        <w:tabs>
+          <w:tab w:val="num" w:pos="5040"/>
+        </w:tabs>
+        <w:ind w:left="5040" w:hanging="360"/>
+      </w:pPr>
+      <w:rPr>
+        <w:rFonts w:ascii="Wingdings" w:hAnsi="Wingdings" w:hint="default"/>
+        <w:sz w:val="20"/>
+      </w:rPr>
+    </w:lvl>
+    <w:lvl w:ilvl="7" w:tentative="1">
+      <w:start w:val="1"/>
+      <w:numFmt w:val="bullet"/>
+      <w:lvlText w:val=""/>
+      <w:lvlJc w:val="left"/>
+      <w:pPr>
+        <w:tabs>
+          <w:tab w:val="num" w:pos="5760"/>
+        </w:tabs>
+        <w:ind w:left="5760" w:hanging="360"/>
+      </w:pPr>
+      <w:rPr>
+        <w:rFonts w:ascii="Wingdings" w:hAnsi="Wingdings" w:hint="default"/>
+        <w:sz w:val="20"/>
+      </w:rPr>
+    </w:lvl>
+    <w:lvl w:ilvl="8" w:tentative="1">
+      <w:start w:val="1"/>
+      <w:numFmt w:val="bullet"/>
+      <w:lvlText w:val=""/>
+      <w:lvlJc w:val="left"/>
+      <w:pPr>
+        <w:tabs>
+          <w:tab w:val="num" w:pos="6480"/>
+        </w:tabs>
+        <w:ind w:left="6480" w:hanging="360"/>
+      </w:pPr>
+      <w:rPr>
+        <w:rFonts w:ascii="Wingdings" w:hAnsi="Wingdings" w:hint="default"/>
+        <w:sz w:val="20"/>
+      </w:rPr>
+    </w:lvl>
+  </w:abstractNum>
+  <w:abstractNum w:abstractNumId="5" w15:restartNumberingAfterBreak="0">
     <w:nsid w:val="619321DB"/>
     <w:multiLevelType w:val="hybridMultilevel"/>
     <w:tmpl w:val="F72CDAE4"/>
@@ -26441,10 +28563,16 @@
     <w:abstractNumId w:val="0"/>
   </w:num>
   <w:num w:numId="3">
+    <w:abstractNumId w:val="5"/>
+  </w:num>
+  <w:num w:numId="4">
     <w:abstractNumId w:val="3"/>
   </w:num>
-  <w:num w:numId="4">
+  <w:num w:numId="5">
     <w:abstractNumId w:val="2"/>
+  </w:num>
+  <w:num w:numId="6">
+    <w:abstractNumId w:val="4"/>
   </w:num>
 </w:numbering>
 </file>
@@ -27172,6 +29300,63 @@
       <w:iCs/>
     </w:rPr>
   </w:style>
+  <w:style w:type="paragraph" w:styleId="Encabezado">
+    <w:name w:val="header"/>
+    <w:basedOn w:val="Normal"/>
+    <w:link w:val="EncabezadoCar"/>
+    <w:uiPriority w:val="99"/>
+    <w:unhideWhenUsed/>
+    <w:rsid w:val="00F32A89"/>
+    <w:pPr>
+      <w:tabs>
+        <w:tab w:val="center" w:pos="4252"/>
+        <w:tab w:val="right" w:pos="8504"/>
+      </w:tabs>
+      <w:spacing w:after="0" w:line="240" w:lineRule="auto"/>
+    </w:pPr>
+  </w:style>
+  <w:style w:type="character" w:customStyle="1" w:styleId="EncabezadoCar">
+    <w:name w:val="Encabezado Car"/>
+    <w:basedOn w:val="Fuentedeprrafopredeter"/>
+    <w:link w:val="Encabezado"/>
+    <w:uiPriority w:val="99"/>
+    <w:rsid w:val="00F32A89"/>
+  </w:style>
+  <w:style w:type="paragraph" w:styleId="Piedepgina">
+    <w:name w:val="footer"/>
+    <w:basedOn w:val="Normal"/>
+    <w:link w:val="PiedepginaCar"/>
+    <w:uiPriority w:val="99"/>
+    <w:unhideWhenUsed/>
+    <w:rsid w:val="00F32A89"/>
+    <w:pPr>
+      <w:tabs>
+        <w:tab w:val="center" w:pos="4252"/>
+        <w:tab w:val="right" w:pos="8504"/>
+      </w:tabs>
+      <w:spacing w:after="0" w:line="240" w:lineRule="auto"/>
+    </w:pPr>
+  </w:style>
+  <w:style w:type="character" w:customStyle="1" w:styleId="PiedepginaCar">
+    <w:name w:val="Pie de página Car"/>
+    <w:basedOn w:val="Fuentedeprrafopredeter"/>
+    <w:link w:val="Piedepgina"/>
+    <w:uiPriority w:val="99"/>
+    <w:rsid w:val="00F32A89"/>
+  </w:style>
+  <w:style w:type="character" w:styleId="CdigoHTML">
+    <w:name w:val="HTML Code"/>
+    <w:basedOn w:val="Fuentedeprrafopredeter"/>
+    <w:uiPriority w:val="99"/>
+    <w:semiHidden/>
+    <w:unhideWhenUsed/>
+    <w:rsid w:val="00996014"/>
+    <w:rPr>
+      <w:rFonts w:ascii="Courier New" w:eastAsia="Times New Roman" w:hAnsi="Courier New" w:cs="Courier New"/>
+      <w:sz w:val="20"/>
+      <w:szCs w:val="20"/>
+    </w:rPr>
+  </w:style>
 </w:styles>
 </file>
 

--- a/Prememorias/Pre_2.docx
+++ b/Prememorias/Pre_2.docx
@@ -5,6 +5,7 @@
     <w:p>
       <w:pPr>
         <w:spacing w:line="360" w:lineRule="auto"/>
+        <w:ind w:left="720" w:hanging="720"/>
         <w:jc w:val="both"/>
         <w:rPr>
           <w:color w:val="000000"/>
@@ -8056,6 +8057,7 @@
           <w:szCs w:val="24"/>
         </w:rPr>
       </w:pPr>
+      <w:bookmarkStart w:id="0" w:name="_GoBack"/>
       <w:r>
         <w:rPr>
           <w:rFonts w:ascii="Arial" w:eastAsia="Arial" w:hAnsi="Arial" w:cs="Arial"/>
@@ -8067,6 +8069,7 @@
         <w:lastRenderedPageBreak/>
         <w:t>R03</w:t>
       </w:r>
+      <w:bookmarkEnd w:id="0"/>
       <w:r>
         <w:rPr>
           <w:rFonts w:ascii="Arial" w:eastAsia="Arial" w:hAnsi="Arial" w:cs="Arial"/>
@@ -24885,16 +24888,7 @@
           <w:sz w:val="24"/>
           <w:szCs w:val="24"/>
         </w:rPr>
-        <w:t>Regla</w:t>
-      </w:r>
-      <w:r>
-        <w:rPr>
-          <w:rFonts w:ascii="Arial" w:hAnsi="Arial" w:cs="Arial"/>
-          <w:color w:val="000000"/>
-          <w:sz w:val="24"/>
-          <w:szCs w:val="24"/>
-        </w:rPr>
-        <w:t xml:space="preserve"> Gestión</w:t>
+        <w:t>Regla Gestión</w:t>
       </w:r>
     </w:p>
     <w:p>
@@ -25085,16 +25079,7 @@
           <w:sz w:val="24"/>
           <w:szCs w:val="24"/>
         </w:rPr>
-        <w:t xml:space="preserve">Regla </w:t>
-      </w:r>
-      <w:r>
-        <w:rPr>
-          <w:rFonts w:ascii="Arial" w:hAnsi="Arial" w:cs="Arial"/>
-          <w:color w:val="000000"/>
-          <w:sz w:val="24"/>
-          <w:szCs w:val="24"/>
-        </w:rPr>
-        <w:t>nueva DMZ</w:t>
+        <w:t>Regla nueva DMZ</w:t>
       </w:r>
     </w:p>
     <w:p>
@@ -26021,28 +26006,19 @@
           <w:sz w:val="24"/>
           <w:szCs w:val="24"/>
         </w:rPr>
-        <w:t>Comprobaciones</w:t>
-      </w:r>
-      <w:r>
+        <w:t>Comprobaciones 2</w:t>
+      </w:r>
+    </w:p>
+    <w:p>
+      <w:pPr>
+        <w:spacing w:line="360" w:lineRule="auto"/>
+        <w:jc w:val="center"/>
         <w:rPr>
           <w:rFonts w:ascii="Arial" w:hAnsi="Arial" w:cs="Arial"/>
           <w:color w:val="000000"/>
           <w:sz w:val="24"/>
           <w:szCs w:val="24"/>
         </w:rPr>
-        <w:t xml:space="preserve"> 2</w:t>
-      </w:r>
-    </w:p>
-    <w:p>
-      <w:pPr>
-        <w:spacing w:line="360" w:lineRule="auto"/>
-        <w:jc w:val="center"/>
-        <w:rPr>
-          <w:rFonts w:ascii="Arial" w:hAnsi="Arial" w:cs="Arial"/>
-          <w:color w:val="000000"/>
-          <w:sz w:val="24"/>
-          <w:szCs w:val="24"/>
-        </w:rPr>
       </w:pPr>
     </w:p>
     <w:p>
@@ -26056,8 +26032,6 @@
           <w:szCs w:val="24"/>
         </w:rPr>
       </w:pPr>
-      <w:bookmarkStart w:id="0" w:name="_GoBack"/>
-      <w:bookmarkEnd w:id="0"/>
     </w:p>
     <w:p>
       <w:pPr>
